--- a/course/docs/bash_report.docx
+++ b/course/docs/bash_report.docx
@@ -114,7 +114,7 @@
           <w:bCs w:val="1"/>
           <w:rtl w:val="0"/>
         </w:rPr>
-        <w:t xml:space="preserve">«Разработка парсера языка Bash</w:t>
+        <w:t xml:space="preserve">«Разработка синтаксического анализатора языка Bash</w:t>
       </w:r>
       <w:r>
         <w:rPr>
@@ -383,7 +383,7 @@
     </w:p>
     <w:sdt>
       <w:sdtPr>
-        <w:id w:val="323723485"/>
+        <w:id w:val="1792319589"/>
         <w:docPartObj>
           <w:docPartGallery w:val="Table of Contents"/>
           <w:docPartUnique w:val="1"/>
@@ -3002,12 +3002,12 @@
           <wp:inline distB="114300" distT="114300" distL="114300" distR="114300">
             <wp:extent cx="5940115" cy="5803900"/>
             <wp:effectExtent b="0" l="0" r="0" t="0"/>
-            <wp:docPr id="7" name="image12.png"/>
+            <wp:docPr id="7" name="image6.png"/>
             <a:graphic>
               <a:graphicData uri="http://schemas.openxmlformats.org/drawingml/2006/picture">
                 <pic:pic>
                   <pic:nvPicPr>
-                    <pic:cNvPr id="0" name="image12.png"/>
+                    <pic:cNvPr id="0" name="image6.png"/>
                     <pic:cNvPicPr preferRelativeResize="0"/>
                   </pic:nvPicPr>
                   <pic:blipFill>
@@ -3133,12 +3133,12 @@
           <wp:inline distB="114300" distT="114300" distL="114300" distR="114300">
             <wp:extent cx="5940115" cy="5575300"/>
             <wp:effectExtent b="0" l="0" r="0" t="0"/>
-            <wp:docPr id="13" name="image16.png"/>
+            <wp:docPr id="13" name="image13.png"/>
             <a:graphic>
               <a:graphicData uri="http://schemas.openxmlformats.org/drawingml/2006/picture">
                 <pic:pic>
                   <pic:nvPicPr>
-                    <pic:cNvPr id="0" name="image16.png"/>
+                    <pic:cNvPr id="0" name="image13.png"/>
                     <pic:cNvPicPr preferRelativeResize="0"/>
                   </pic:nvPicPr>
                   <pic:blipFill>
@@ -3222,12 +3222,12 @@
           <wp:inline distB="114300" distT="114300" distL="114300" distR="114300">
             <wp:extent cx="5940115" cy="6286500"/>
             <wp:effectExtent b="0" l="0" r="0" t="0"/>
-            <wp:docPr id="2" name="image13.png"/>
+            <wp:docPr id="2" name="image2.png"/>
             <a:graphic>
               <a:graphicData uri="http://schemas.openxmlformats.org/drawingml/2006/picture">
                 <pic:pic>
                   <pic:nvPicPr>
-                    <pic:cNvPr id="0" name="image13.png"/>
+                    <pic:cNvPr id="0" name="image2.png"/>
                     <pic:cNvPicPr preferRelativeResize="0"/>
                   </pic:nvPicPr>
                   <pic:blipFill>
@@ -3298,12 +3298,12 @@
           <wp:inline distB="114300" distT="114300" distL="114300" distR="114300">
             <wp:extent cx="5940115" cy="5524500"/>
             <wp:effectExtent b="0" l="0" r="0" t="0"/>
-            <wp:docPr id="16" name="image1.png"/>
+            <wp:docPr id="16" name="image16.png"/>
             <a:graphic>
               <a:graphicData uri="http://schemas.openxmlformats.org/drawingml/2006/picture">
                 <pic:pic>
                   <pic:nvPicPr>
-                    <pic:cNvPr id="0" name="image1.png"/>
+                    <pic:cNvPr id="0" name="image16.png"/>
                     <pic:cNvPicPr preferRelativeResize="0"/>
                   </pic:nvPicPr>
                   <pic:blipFill>
@@ -3385,12 +3385,12 @@
           <wp:inline distB="114300" distT="114300" distL="114300" distR="114300">
             <wp:extent cx="5940115" cy="3835400"/>
             <wp:effectExtent b="0" l="0" r="0" t="0"/>
-            <wp:docPr id="6" name="image2.png"/>
+            <wp:docPr id="6" name="image7.png"/>
             <a:graphic>
               <a:graphicData uri="http://schemas.openxmlformats.org/drawingml/2006/picture">
                 <pic:pic>
                   <pic:nvPicPr>
-                    <pic:cNvPr id="0" name="image2.png"/>
+                    <pic:cNvPr id="0" name="image7.png"/>
                     <pic:cNvPicPr preferRelativeResize="0"/>
                   </pic:nvPicPr>
                   <pic:blipFill>
@@ -3471,12 +3471,12 @@
           <wp:inline distB="114300" distT="114300" distL="114300" distR="114300">
             <wp:extent cx="5940115" cy="6464300"/>
             <wp:effectExtent b="0" l="0" r="0" t="0"/>
-            <wp:docPr id="3" name="image7.png"/>
+            <wp:docPr id="3" name="image4.png"/>
             <a:graphic>
               <a:graphicData uri="http://schemas.openxmlformats.org/drawingml/2006/picture">
                 <pic:pic>
                   <pic:nvPicPr>
-                    <pic:cNvPr id="0" name="image7.png"/>
+                    <pic:cNvPr id="0" name="image4.png"/>
                     <pic:cNvPicPr preferRelativeResize="0"/>
                   </pic:nvPicPr>
                   <pic:blipFill>
@@ -3568,12 +3568,12 @@
           <wp:inline distB="114300" distT="114300" distL="114300" distR="114300">
             <wp:extent cx="5940115" cy="4368800"/>
             <wp:effectExtent b="0" l="0" r="0" t="0"/>
-            <wp:docPr id="1" name="image9.png"/>
+            <wp:docPr id="1" name="image1.png"/>
             <a:graphic>
               <a:graphicData uri="http://schemas.openxmlformats.org/drawingml/2006/picture">
                 <pic:pic>
                   <pic:nvPicPr>
-                    <pic:cNvPr id="0" name="image9.png"/>
+                    <pic:cNvPr id="0" name="image1.png"/>
                     <pic:cNvPicPr preferRelativeResize="0"/>
                   </pic:nvPicPr>
                   <pic:blipFill>
@@ -3666,12 +3666,12 @@
           <wp:inline distB="114300" distT="114300" distL="114300" distR="114300">
             <wp:extent cx="5940115" cy="3987800"/>
             <wp:effectExtent b="0" l="0" r="0" t="0"/>
-            <wp:docPr id="11" name="image4.png"/>
+            <wp:docPr id="11" name="image12.png"/>
             <a:graphic>
               <a:graphicData uri="http://schemas.openxmlformats.org/drawingml/2006/picture">
                 <pic:pic>
                   <pic:nvPicPr>
-                    <pic:cNvPr id="0" name="image4.png"/>
+                    <pic:cNvPr id="0" name="image12.png"/>
                     <pic:cNvPicPr preferRelativeResize="0"/>
                   </pic:nvPicPr>
                   <pic:blipFill>
@@ -3804,28 +3804,7 @@
         <w:rPr>
           <w:rtl w:val="0"/>
         </w:rPr>
-        <w:t xml:space="preserve">Спорные места сняты правилами, без %left и %right. Перевод строки заканчивает команду через separator, а лишние переводы после &amp;&amp;, || и | забирает nl_opt. FOO=1 — это assignment, echo FOO=1 — команда с аргументом. Подстановка начинается с $( и со скобкой функции не пересекается.</w:t>
-      </w:r>
-    </w:p>
-    <w:p>
-      <w:pPr>
-        <w:rPr/>
-      </w:pPr>
-      <w:r>
-        <w:rPr>
-          <w:rtl w:val="0"/>
-        </w:rPr>
-      </w:r>
-    </w:p>
-    <w:p>
-      <w:pPr>
-        <w:rPr/>
-      </w:pPr>
-      <w:r>
-        <w:rPr>
-          <w:rtl w:val="0"/>
-        </w:rPr>
-        <w:t xml:space="preserve">Один конфликт оставлен в local. Аргументы показаны на рисунке 8: имя, a= или a= со значением. Спорный текст — на рисунке 9: между a= и b стоит пробел.</w:t>
+        <w:t xml:space="preserve">Один конфликт в local. Аргументы показаны на рисунке 8: имя, a= или a= со значением. Спорный текст — на рисунке 9: между a= и b стоит пробел.</w:t>
       </w:r>
       <w:r>
         <w:rPr>
@@ -3915,7 +3894,7 @@
         <w:rPr>
           <w:rtl w:val="0"/>
         </w:rPr>
-        <w:t xml:space="preserve">Сканер его выбрасывает, и парсер видит ASSIGN (a=) и следом ID (b). Сдвиг читает b как значение: один аргумент. Свёртка заканчивает пустое a= и берёт b как следующее имя: два аргумента. Оба варианта этот текст принимают, bison выбирает сдвиг, и ответ программы не меняется. Без пробела, в local a=b, сканер возвращает одну лексему ASSIGN.</w:t>
+        <w:t xml:space="preserve">Сканер пробел выбрасывает, и парсер видит ASSIGN (a=) и следом ID (b). Дальше два хода.</w:t>
       </w:r>
     </w:p>
     <w:p>
@@ -3927,6 +3906,7 @@
         <w:rPr>
           <w:rtl w:val="0"/>
         </w:rPr>
+        <w:t xml:space="preserve">Сдвиг читает b как значение по правилу ASSIGN word: один аргумент.</w:t>
       </w:r>
     </w:p>
     <w:p>
@@ -3938,7 +3918,53 @@
         <w:rPr>
           <w:rtl w:val="0"/>
         </w:rPr>
-        <w:t xml:space="preserve">На рисунке 10 сверху сборка без -Wcounterexamples, снизу тот же конфликт с этим ключом.</w:t>
+        <w:t xml:space="preserve">Свёртка закрывает пустое a= по правилу ASSIGN и берёт b как следующее имя: два аргумента.</w:t>
+      </w:r>
+    </w:p>
+    <w:p>
+      <w:pPr>
+        <w:ind w:firstLine="720"/>
+        <w:rPr/>
+      </w:pPr>
+      <w:r>
+        <w:rPr>
+          <w:rtl w:val="0"/>
+        </w:rPr>
+      </w:r>
+    </w:p>
+    <w:p>
+      <w:pPr>
+        <w:ind w:firstLine="720"/>
+        <w:rPr/>
+      </w:pPr>
+      <w:r>
+        <w:rPr>
+          <w:rtl w:val="0"/>
+        </w:rPr>
+        <w:t xml:space="preserve">Оба хода этот текст принимают. Bison в таком споре всегда выбирает сдвиг, поэтому программа отвечает одинаково и править грамматику незачем. Без пробела, в local a=b, сканер отдаёт одну лексему ASSIGN, и спора нет.</w:t>
+      </w:r>
+    </w:p>
+    <w:p>
+      <w:pPr>
+        <w:ind w:firstLine="720"/>
+        <w:rPr/>
+      </w:pPr>
+      <w:r>
+        <w:rPr>
+          <w:rtl w:val="0"/>
+        </w:rPr>
+      </w:r>
+    </w:p>
+    <w:p>
+      <w:pPr>
+        <w:ind w:firstLine="720"/>
+        <w:rPr/>
+      </w:pPr>
+      <w:r>
+        <w:rPr>
+          <w:rtl w:val="0"/>
+        </w:rPr>
+        <w:t xml:space="preserve">На рисунке 10 сверху сборка без -Wcounterexamples, снизу тот же конфликт с этим флагом.</w:t>
       </w:r>
     </w:p>
     <w:p>
@@ -3952,12 +3978,12 @@
           <wp:inline distB="114300" distT="114300" distL="114300" distR="114300">
             <wp:extent cx="5940115" cy="3098800"/>
             <wp:effectExtent b="0" l="0" r="0" t="0"/>
-            <wp:docPr id="10" name="image3.png"/>
+            <wp:docPr id="10" name="image10.png"/>
             <a:graphic>
               <a:graphicData uri="http://schemas.openxmlformats.org/drawingml/2006/picture">
                 <pic:pic>
                   <pic:nvPicPr>
-                    <pic:cNvPr id="0" name="image3.png"/>
+                    <pic:cNvPr id="0" name="image10.png"/>
                     <pic:cNvPicPr preferRelativeResize="0"/>
                   </pic:nvPicPr>
                   <pic:blipFill>
@@ -4042,7 +4068,6 @@
         <w:rPr>
           <w:rtl w:val="0"/>
         </w:rPr>
-        <w:t xml:space="preserve">Директива %prec могла бы выбрать одну из веток и убрать предупреждение, но не используется: оба разбора принимают один и тот же текст, а пробел между a= и b теряется ещё в сканере. Директива %expect не используется: в POSIX Yacc её нет, а сборка идёт с ключом -y.</w:t>
       </w:r>
     </w:p>
     <w:p>
@@ -4176,12 +4201,12 @@
           <wp:inline distB="114300" distT="114300" distL="114300" distR="114300">
             <wp:extent cx="5940115" cy="2298700"/>
             <wp:effectExtent b="0" l="0" r="0" t="0"/>
-            <wp:docPr id="4" name="image6.png"/>
+            <wp:docPr id="4" name="image3.png"/>
             <a:graphic>
               <a:graphicData uri="http://schemas.openxmlformats.org/drawingml/2006/picture">
                 <pic:pic>
                   <pic:nvPicPr>
-                    <pic:cNvPr id="0" name="image6.png"/>
+                    <pic:cNvPr id="0" name="image3.png"/>
                     <pic:cNvPicPr preferRelativeResize="0"/>
                   </pic:nvPicPr>
                   <pic:blipFill>
@@ -4224,12 +4249,12 @@
           <wp:inline distB="114300" distT="114300" distL="114300" distR="114300">
             <wp:extent cx="5940115" cy="1981200"/>
             <wp:effectExtent b="0" l="0" r="0" t="0"/>
-            <wp:docPr id="5" name="image15.png"/>
+            <wp:docPr id="5" name="image5.png"/>
             <a:graphic>
               <a:graphicData uri="http://schemas.openxmlformats.org/drawingml/2006/picture">
                 <pic:pic>
                   <pic:nvPicPr>
-                    <pic:cNvPr id="0" name="image15.png"/>
+                    <pic:cNvPr id="0" name="image5.png"/>
                     <pic:cNvPicPr preferRelativeResize="0"/>
                   </pic:nvPicPr>
                   <pic:blipFill>
@@ -4323,12 +4348,12 @@
           <wp:inline distB="114300" distT="114300" distL="114300" distR="114300">
             <wp:extent cx="5940115" cy="1346200"/>
             <wp:effectExtent b="0" l="0" r="0" t="0"/>
-            <wp:docPr id="15" name="image11.png"/>
+            <wp:docPr id="15" name="image15.png"/>
             <a:graphic>
               <a:graphicData uri="http://schemas.openxmlformats.org/drawingml/2006/picture">
                 <pic:pic>
                   <pic:nvPicPr>
-                    <pic:cNvPr id="0" name="image11.png"/>
+                    <pic:cNvPr id="0" name="image15.png"/>
                     <pic:cNvPicPr preferRelativeResize="0"/>
                   </pic:nvPicPr>
                   <pic:blipFill>
@@ -4603,12 +4628,12 @@
           <wp:inline distB="114300" distT="114300" distL="114300" distR="114300">
             <wp:extent cx="5940115" cy="1536700"/>
             <wp:effectExtent b="0" l="0" r="0" t="0"/>
-            <wp:docPr id="12" name="image10.png"/>
+            <wp:docPr id="12" name="image11.png"/>
             <a:graphic>
               <a:graphicData uri="http://schemas.openxmlformats.org/drawingml/2006/picture">
                 <pic:pic>
                   <pic:nvPicPr>
-                    <pic:cNvPr id="0" name="image10.png"/>
+                    <pic:cNvPr id="0" name="image11.png"/>
                     <pic:cNvPicPr preferRelativeResize="0"/>
                   </pic:nvPicPr>
                   <pic:blipFill>
@@ -4671,12 +4696,12 @@
           <wp:inline distB="114300" distT="114300" distL="114300" distR="114300">
             <wp:extent cx="5940115" cy="3390900"/>
             <wp:effectExtent b="0" l="0" r="0" t="0"/>
-            <wp:docPr id="8" name="image5.png"/>
+            <wp:docPr id="8" name="image9.png"/>
             <a:graphic>
               <a:graphicData uri="http://schemas.openxmlformats.org/drawingml/2006/picture">
                 <pic:pic>
                   <pic:nvPicPr>
-                    <pic:cNvPr id="0" name="image5.png"/>
+                    <pic:cNvPr id="0" name="image9.png"/>
                     <pic:cNvPicPr preferRelativeResize="0"/>
                   </pic:nvPicPr>
                   <pic:blipFill>

--- a/course/docs/bash_report.docx
+++ b/course/docs/bash_report.docx
@@ -383,7 +383,7 @@
     </w:p>
     <w:sdt>
       <w:sdtPr>
-        <w:id w:val="1792319589"/>
+        <w:id w:val="2066935328"/>
         <w:docPartObj>
           <w:docPartGallery w:val="Table of Contents"/>
           <w:docPartUnique w:val="1"/>
@@ -554,9 +554,14 @@
               <w:tab/>
               <w:t xml:space="preserve">Лексический анализатор языка</w:t>
               <w:tab/>
-              <w:t xml:space="preserve">5</w:t>
             </w:r>
           </w:hyperlink>
+          <w:r>
+            <w:rPr>
+              <w:rtl w:val="0"/>
+            </w:rPr>
+            <w:t xml:space="preserve">6</w:t>
+          </w:r>
           <w:r>
             <w:fldChar w:fldCharType="begin"/>
             <w:instrText xml:space="preserve"> HYPERLINK \l "_oy5pgn9mp78b" </w:instrText>
@@ -601,6 +606,31 @@
             </w:r>
           </w:hyperlink>
           <w:r>
+            <w:rPr>
+              <w:rtl w:val="0"/>
+            </w:rPr>
+          </w:r>
+        </w:p>
+        <w:p>
+          <w:pPr>
+            <w:tabs>
+              <w:tab w:val="left" w:leader="none" w:pos="993"/>
+              <w:tab w:val="right" w:leader="none" w:pos="9912"/>
+              <w:tab w:val="left" w:leader="none" w:pos="840"/>
+              <w:tab w:val="right" w:leader="none" w:pos="9345"/>
+            </w:tabs>
+            <w:spacing w:after="100" w:line="240" w:lineRule="auto"/>
+            <w:ind w:left="851" w:hanging="567"/>
+            <w:jc w:val="both"/>
+            <w:rPr/>
+          </w:pPr>
+          <w:r>
+            <w:rPr>
+              <w:rtl w:val="0"/>
+            </w:rPr>
+            <w:t xml:space="preserve">2.4   Диагностические правила                                                                         18</w:t>
+          </w:r>
+          <w:r>
             <w:fldChar w:fldCharType="begin"/>
             <w:instrText xml:space="preserve"> HYPERLINK \l "_oy5pgn9mp78b" </w:instrText>
             <w:fldChar w:fldCharType="separate"/>
@@ -636,13 +666,38 @@
                 <w:szCs w:val="28"/>
                 <w:rtl w:val="0"/>
               </w:rPr>
-              <w:t xml:space="preserve">2.4</w:t>
+              <w:t xml:space="preserve">2.</w:t>
+            </w:r>
+          </w:hyperlink>
+          <w:hyperlink w:anchor="_f6w8g7e0z6ds">
+            <w:r>
+              <w:rPr>
+                <w:rtl w:val="0"/>
+              </w:rPr>
+              <w:t xml:space="preserve">5</w:t>
+            </w:r>
+          </w:hyperlink>
+          <w:hyperlink w:anchor="_f6w8g7e0z6ds">
+            <w:r>
+              <w:rPr>
+                <w:rFonts w:ascii="Times New Roman" w:cs="Times New Roman" w:eastAsia="Times New Roman" w:hAnsi="Times New Roman"/>
+                <w:color w:val="000000"/>
+                <w:sz w:val="28"/>
+                <w:szCs w:val="28"/>
+                <w:rtl w:val="0"/>
+              </w:rPr>
               <w:tab/>
               <w:t xml:space="preserve">Возникшие конфликты и их исправление</w:t>
               <w:tab/>
-              <w:t xml:space="preserve">13</w:t>
+              <w:t xml:space="preserve">1</w:t>
             </w:r>
           </w:hyperlink>
+          <w:r>
+            <w:rPr>
+              <w:rtl w:val="0"/>
+            </w:rPr>
+            <w:t xml:space="preserve">9</w:t>
+          </w:r>
           <w:r>
             <w:fldChar w:fldCharType="begin"/>
             <w:instrText xml:space="preserve"> HYPERLINK \l "_oy5pgn9mp78b" </w:instrText>
@@ -679,13 +734,37 @@
                 <w:szCs w:val="28"/>
                 <w:rtl w:val="0"/>
               </w:rPr>
-              <w:t xml:space="preserve">2.5</w:t>
+              <w:t xml:space="preserve">2.</w:t>
+            </w:r>
+          </w:hyperlink>
+          <w:hyperlink w:anchor="_lkb0dmbgj066">
+            <w:r>
+              <w:rPr>
+                <w:rtl w:val="0"/>
+              </w:rPr>
+              <w:t xml:space="preserve">6</w:t>
+            </w:r>
+          </w:hyperlink>
+          <w:hyperlink w:anchor="_lkb0dmbgj066">
+            <w:r>
+              <w:rPr>
+                <w:rFonts w:ascii="Times New Roman" w:cs="Times New Roman" w:eastAsia="Times New Roman" w:hAnsi="Times New Roman"/>
+                <w:color w:val="000000"/>
+                <w:sz w:val="28"/>
+                <w:szCs w:val="28"/>
+                <w:rtl w:val="0"/>
+              </w:rPr>
               <w:tab/>
               <w:t xml:space="preserve">Работоспособность парсера</w:t>
               <w:tab/>
-              <w:t xml:space="preserve">15</w:t>
             </w:r>
           </w:hyperlink>
+          <w:r>
+            <w:rPr>
+              <w:rtl w:val="0"/>
+            </w:rPr>
+            <w:t xml:space="preserve">21</w:t>
+          </w:r>
           <w:r>
             <w:fldChar w:fldCharType="begin"/>
             <w:instrText xml:space="preserve"> HYPERLINK \l "_oy5pgn9mp78b" </w:instrText>
@@ -724,7 +803,15 @@
             </w:rPr>
             <w:t xml:space="preserve">3 РЕЗУЛЬТАТЫ</w:t>
             <w:tab/>
-            <w:t xml:space="preserve">21</w:t>
+            <w:t xml:space="preserve">2</w:t>
+          </w:r>
+          <w:r>
+            <w:rPr>
+              <w:b w:val="1"/>
+              <w:bCs w:val="1"/>
+              <w:rtl w:val="0"/>
+            </w:rPr>
+            <w:t xml:space="preserve">5</w:t>
           </w:r>
           <w:r>
             <w:fldChar w:fldCharType="begin"/>
@@ -765,7 +852,7 @@
               </w:rPr>
               <w:t xml:space="preserve">4 ВЫВОД</w:t>
               <w:tab/>
-              <w:t xml:space="preserve">22</w:t>
+              <w:t xml:space="preserve">26</w:t>
             </w:r>
           </w:hyperlink>
           <w:r>
@@ -807,7 +894,7 @@
               </w:rPr>
               <w:t xml:space="preserve">ПРИЛОЖЕНИЕ 1</w:t>
               <w:tab/>
-              <w:t xml:space="preserve">23</w:t>
+              <w:t xml:space="preserve">27</w:t>
             </w:r>
           </w:hyperlink>
           <w:r>
@@ -875,7 +962,7 @@
               </w:rPr>
               <w:t xml:space="preserve">ПРИЛОЖЕНИЕ 2</w:t>
               <w:tab/>
-              <w:t xml:space="preserve">26</w:t>
+              <w:t xml:space="preserve">29</w:t>
             </w:r>
           </w:hyperlink>
           <w:r>
@@ -1036,6 +1123,7 @@
     <w:p>
       <w:pPr>
         <w:keepLines w:val="1"/>
+        <w:spacing w:line="360" w:lineRule="auto"/>
         <w:ind w:firstLine="720"/>
         <w:rPr/>
       </w:pPr>
@@ -1043,12 +1131,13 @@
         <w:rPr>
           <w:rtl w:val="0"/>
         </w:rPr>
-        <w:t xml:space="preserve">Bash — командный интерпретатор GNU и язык сценариев UNIX. По синтаксису он продолжает Bourne shell и раздел Shell Command Language стандарта POSIX. Свои расширения у Bash есть поверх этой основы. Сценарий — это последовательность команд.</w:t>
+        <w:t xml:space="preserve">Bash — командный интерпретатор GNU и язык сценариев UNIX. По синтаксису он продолжает Bourne shell и раздел Shell Command Language стандарта POSIX.</w:t>
       </w:r>
     </w:p>
     <w:p>
       <w:pPr>
         <w:keepLines w:val="1"/>
+        <w:spacing w:line="360" w:lineRule="auto"/>
         <w:ind w:firstLine="720"/>
         <w:rPr/>
       </w:pPr>
@@ -1056,11 +1145,13 @@
         <w:rPr>
           <w:rtl w:val="0"/>
         </w:rPr>
+        <w:t xml:space="preserve">Весь Bash в одну контекстно-свободную грамматику не помещается. Знаки #, $, скобки и перевод строки в кавычках, в here-документе и в арифметике читаются по-разному. Алиасы, тильда и раскрытие {a,b} меняют текст ещё до разбора, поэтому в грамматику они не входят.</w:t>
       </w:r>
     </w:p>
     <w:p>
       <w:pPr>
         <w:keepLines w:val="1"/>
+        <w:spacing w:line="360" w:lineRule="auto"/>
         <w:ind w:firstLine="720"/>
         <w:rPr/>
       </w:pPr>
@@ -1068,12 +1159,13 @@
         <w:rPr>
           <w:rtl w:val="0"/>
         </w:rPr>
-        <w:t xml:space="preserve">Весь Bash в одну контекстно-свободную грамматику не помещается. Знаки #, $, скобки и перевод строки в кавычках, в here-документе и в арифметике читаются по-разному. Алиасы, тильда и раскрытие {a,b} меняют текст ещё до разбора, поэтому в грамматику они не входят.</w:t>
+        <w:t xml:space="preserve">В работе взято подмножество языка. Файл начинается со строки #!/bin/bash. После пути можно оставить только пробелы и табы. Файл, состоящий только из шебанга, принимается. Пустой файл не принимается. Дальше идут обычные команды с аргументами и перенаправлениями &gt;, &gt;&gt;, &lt;, 2&gt;, 2&gt;&amp;1 в конце. Присваивание NAME=value считается отдельной командой. Команды соединяются конвейером, &amp;&amp;, ||, ;, &amp; и переводом строки. Составная команда — это if, while, until, for, select, case, группа { ...; } и подшелл ( ... ).</w:t>
       </w:r>
     </w:p>
     <w:p>
       <w:pPr>
         <w:keepLines w:val="1"/>
+        <w:spacing w:line="360" w:lineRule="auto"/>
         <w:ind w:firstLine="720"/>
         <w:rPr/>
       </w:pPr>
@@ -1081,11 +1173,13 @@
         <w:rPr>
           <w:rtl w:val="0"/>
         </w:rPr>
+        <w:t xml:space="preserve">Проверка пишется как [ ... ]. Знаки вроде -lt остаются обычными словами. Есть if с elif и else, циклы while, until, for и select, и case. У for и select есть форма со списком in и форма без in. Каждая ветка case заканчивается ;;. Условие if, elif, while и until — одна команда, конвейер или цепочка &amp;&amp; и ||, а не только проверка [ ... ]. Запись if true; then языку принадлежит. Функция записывается как name() { ...; }, function name { ...; } или function name() { ...; }. Те же фигурные скобки могут быть отдельной командой. Перед } в непустой группе нужны ; или перевод строки. У local указываются имя, a= или a=1. Вне кавычек допускаются $имя, $1, $#, $@, $*, $$, $?, ${имя} и $(...). Внутри $(...) тот же список команд, но без шебанга. В кавычках $ не разбирается.</w:t>
       </w:r>
     </w:p>
     <w:p>
       <w:pPr>
         <w:keepLines w:val="1"/>
+        <w:spacing w:line="360" w:lineRule="auto"/>
         <w:ind w:firstLine="720"/>
         <w:rPr/>
       </w:pPr>
@@ -1093,12 +1187,12 @@
         <w:rPr>
           <w:rtl w:val="0"/>
         </w:rPr>
-        <w:t xml:space="preserve">В работе взято подмножество языка. Файл начинается со строки #!/bin/bash. После пути можно оставить только пробелы и табы. Файл, состоящий только из шебанга, принимается. Пустой файл не принимается. Дальше идут обычные команды с аргументами и перенаправлениями &gt;, &gt;&gt;, &lt;, 2&gt;, 2&gt;&amp;1 в конце. Присваивание NAME=value считается отдельной командой. Команды соединяются конвейером, &amp;&amp;, ||, ;, &amp; и переводом строки.</w:t>
       </w:r>
     </w:p>
     <w:p>
       <w:pPr>
         <w:keepLines w:val="1"/>
+        <w:spacing w:line="360" w:lineRule="auto"/>
         <w:ind w:firstLine="720"/>
         <w:rPr/>
       </w:pPr>
@@ -1106,11 +1200,13 @@
         <w:rPr>
           <w:rtl w:val="0"/>
         </w:rPr>
+        <w:t xml:space="preserve">Не вошло то, чему нужен отдельный режим сканера или своя грамматика. Here-документ читает текст до слова-ограничителя, поэтому &lt;&lt; отвергается с пояснением. Проверка [[ ... ]] тоже отвергается с пояснением. Запись (( ... )) без пробела — это вложенный подшелл, а не арифметика. $(( ... )) читается как подстановка команды. В ${...} можно написать лишь имя: без ${var:-default} и массивов. Обратные кавычки `cmd` не поддерживаются, вместо них используется $(...). Подстановка процесса &lt;(...) не входит. Запись VAR=value command не входит. FOO=1 — присваивание, echo FOO=1 — команда с аргументом. Не принимаются шебанг через /usr/bin/env и лишний текст после пути. Перевод строки внутри одинарных кавычек не допускается. В двойных кавычках он допустим только после \. Вне кавычек \ не поддерживается, в том числе как перенос строки.</w:t>
       </w:r>
     </w:p>
     <w:p>
       <w:pPr>
         <w:keepLines w:val="1"/>
+        <w:spacing w:line="360" w:lineRule="auto"/>
         <w:ind w:firstLine="720"/>
         <w:rPr/>
       </w:pPr>
@@ -1118,57 +1214,7 @@
         <w:rPr>
           <w:rtl w:val="0"/>
         </w:rPr>
-        <w:t xml:space="preserve">Проверка пишется как [ ... ]. Знаки вроде -lt остаются обычными словами. Есть if с elif и else, циклы while, until, for имя in список и case. Каждая ветка case заканчивается ;;. В условии if, while и until разрешена только проверка [ ... ]: любая команда на этом месте не даёт ясной границы между условием и телом. Функция записывается как name() { ...; }, function name { ...; } или function name() { ...; }. Фигурные скобки здесь только тело функции, перед } нужны ; или перевод строки. У local указываются имя, a= или a=1. Вне кавычек допускаются $имя, $1, $#, $@, $*, $$, $?, ${имя} и $(...). Внутри $(...) тот же список команд, но без шебанга. В кавычках $ не разбирается.</w:t>
-      </w:r>
-    </w:p>
-    <w:p>
-      <w:pPr>
-        <w:keepLines w:val="1"/>
-        <w:ind w:firstLine="720"/>
-        <w:rPr/>
-      </w:pPr>
-      <w:r>
-        <w:rPr>
-          <w:rtl w:val="0"/>
-        </w:rPr>
-      </w:r>
-    </w:p>
-    <w:p>
-      <w:pPr>
-        <w:keepLines w:val="1"/>
-        <w:ind w:firstLine="720"/>
-        <w:rPr/>
-      </w:pPr>
-      <w:r>
-        <w:rPr>
-          <w:rtl w:val="0"/>
-        </w:rPr>
-        <w:t xml:space="preserve">Не вошло то, чему нужен отдельный режим сканера или своя грамматика. Here-документ читает текст до слова-ограничителя, поэтому &lt;&lt; отвергается. [[ ... ]], (( ... )) и $(( ... )) — это отдельные выражения, и проверка оставлена только в виде [ ... ]. В ${...} можно написать лишь имя: без ${var:-default}, массивов и обратных кавычек. Группа { ...; }, подшелл ( ... ) и &lt;(...) занимают те же скобки, что функция и $(...), и в язык не входят. Запись VAR=value command тоже не входит. FOO=1 — присваивание, echo FOO=1 — команда с аргументом. Не принимаются шебанг через /usr/bin/env, аргументы после пути.</w:t>
-      </w:r>
-    </w:p>
-    <w:p>
-      <w:pPr>
-        <w:keepLines w:val="1"/>
-        <w:ind w:firstLine="720"/>
-        <w:rPr/>
-      </w:pPr>
-      <w:r>
-        <w:rPr>
-          <w:rtl w:val="0"/>
-        </w:rPr>
-      </w:r>
-    </w:p>
-    <w:p>
-      <w:pPr>
-        <w:keepLines w:val="1"/>
-        <w:ind w:firstLine="720"/>
-        <w:rPr/>
-      </w:pPr>
-      <w:r>
-        <w:rPr>
-          <w:rtl w:val="0"/>
-        </w:rPr>
-        <w:t xml:space="preserve">Часть отказов идёт от самих лексем. Слова done и in везде ключевые, поэтому echo done — ошибка. Вне кавычек нельзя поставить \. Скобки [ ] { } в слово не входят, так что ls [abc]* и echo {a,b} не принимаются. Не принимаются также if ! [ ... ] и перенаправление после done.</w:t>
+        <w:t xml:space="preserve">Часть отказов идёт от самих лексем. Слова done, in и select везде ключевые, поэтому echo done — ошибка. Вне кавычек нельзя поставить \. Скобки [ ] { } в слово не входят, так что ls [abc]* и echo {a,b} не принимаются. Одиночный ! остаётся обычным словом, а [ не может быть аргументом, поэтому if ! [ ... ] отвергается как синтаксическая ошибка.</w:t>
       </w:r>
     </w:p>
     <w:p>
@@ -1500,17 +1546,7 @@
         <w:rPr>
           <w:rtl w:val="0"/>
         </w:rPr>
-        <w:t xml:space="preserve">Лексический анализатор разбивает входной текст сценария на последовательность лексем. Сканер начинает в состоянии INITIAL и переходит в состояние BODY только после шебанга #!/bin/bash. Любой другой первый символ, лишний текст в строке шебанга и пустой файл дают ошибку на строке 1. Комментарии #.* обрабатываются только внутри состояния BODY.</w:t>
-      </w:r>
-    </w:p>
-    <w:p>
-      <w:pPr>
-        <w:rPr/>
-      </w:pPr>
-      <w:r>
-        <w:rPr>
-          <w:rtl w:val="0"/>
-        </w:rPr>
+        <w:t xml:space="preserve">Лексический   анализатор   разбивает   входной   текст   сценария   на последовательность лексем. Сканер начинает в состоянии INITIAL и переходит в состояние BODY только после шебанга #!/bin/bash. Любой другой первый символ, лишний текст в строке шебанга и пустой файл дают ошибку на строке 1. Комментарии #.* обрабатываются только внутри состояния BODY.</w:t>
       </w:r>
     </w:p>
     <w:p>
@@ -1664,8 +1700,6 @@
             </w:pPr>
             <w:r>
               <w:rPr>
-                <w:rFonts w:ascii="Times New Roman" w:cs="Times New Roman" w:eastAsia="Times New Roman" w:hAnsi="Times New Roman"/>
-                <w:color w:val="000000"/>
                 <w:sz w:val="24"/>
                 <w:szCs w:val="24"/>
                 <w:rtl w:val="0"/>
@@ -1722,13 +1756,11 @@
             </w:pPr>
             <w:r>
               <w:rPr>
-                <w:rFonts w:ascii="Times New Roman" w:cs="Times New Roman" w:eastAsia="Times New Roman" w:hAnsi="Times New Roman"/>
-                <w:color w:val="000000"/>
                 <w:sz w:val="24"/>
                 <w:szCs w:val="24"/>
                 <w:rtl w:val="0"/>
               </w:rPr>
-              <w:t xml:space="preserve">if, then, elif, else, fi, while, until, do, done, for, in, case, esac, function, local</w:t>
+              <w:t xml:space="preserve">if, then, elif, else, fi, while, until, do, done, for, select, in, case, esac, function, local</w:t>
             </w:r>
             <w:r>
               <w:rPr>
@@ -1954,13 +1986,21 @@
             </w:pPr>
             <w:r>
               <w:rPr>
+                <w:sz w:val="24"/>
+                <w:szCs w:val="24"/>
+                <w:rtl w:val="0"/>
+              </w:rPr>
+              <w:t xml:space="preserve">&amp;&amp;, ||, ;;, ;, &amp;, |, &lt;, &gt;, &gt;&gt;, 2&gt;, 2&gt;&amp;1, (, ), {, }, [, ],</w:t>
+            </w:r>
+            <w:r>
+              <w:rPr>
                 <w:rFonts w:ascii="Times New Roman" w:cs="Times New Roman" w:eastAsia="Times New Roman" w:hAnsi="Times New Roman"/>
                 <w:color w:val="000000"/>
                 <w:sz w:val="24"/>
                 <w:szCs w:val="24"/>
                 <w:rtl w:val="0"/>
               </w:rPr>
-              <w:t xml:space="preserve">&amp;&amp;, ||, ;;, ;, &amp;, |, &lt;, &gt;, &gt;&gt;, 2&gt;, 2&gt;&amp;1, (, ), {, }, [, ], перевод строки (NL)</w:t>
+              <w:t xml:space="preserve"> перевод строки (NL)</w:t>
             </w:r>
             <w:r>
               <w:rPr>
@@ -2003,7 +2043,7 @@
         <w:rPr>
           <w:rtl w:val="0"/>
         </w:rPr>
-        <w:t xml:space="preserve">Длинные операторы стоят в сканере раньше коротких, поэтому &gt;&gt; не распадается на два &gt;, а 2&gt;&amp;1 — на 2&gt; и отдельный фрагмент. Пробел и таб токенов не порождают. Перевод строки в теле программы — токен NL. При включённом %option yylineno flex увеличивает номер строки в момент чтения этого символа.</w:t>
+        <w:t xml:space="preserve">Flex выбирает самое длинное совпадение, поэтому &gt;&gt; не распадается на два &gt;, а 2&gt;&amp;1 — на 2&gt; и отдельный фрагмент. Порядок правил решает только спор одинаковой длины, например ключевое слово и имя. Пробел и таб токенов не порождают. Перевод строки в теле программы — токен NL. При включённом %option yylineno flex увеличивает номер строки в момент чтения этого символа.</w:t>
       </w:r>
     </w:p>
     <w:p>
@@ -2082,11 +2122,6 @@
         </w:rPr>
         <w:t xml:space="preserve">Синтаксический анализатор языка</w:t>
       </w:r>
-    </w:p>
-    <w:p>
-      <w:pPr>
-        <w:rPr/>
-      </w:pPr>
       <w:r>
         <w:rPr>
           <w:rtl w:val="0"/>
@@ -2578,7 +2613,7 @@
                 <w:szCs w:val="24"/>
                 <w:rtl w:val="0"/>
               </w:rPr>
-              <w:t xml:space="preserve">Простая команда, присваивание, [ ... ] или составная конструкция</w:t>
+              <w:t xml:space="preserve">Простая команда, присваивание, [ ... ], составная команда, функция или local</w:t>
             </w:r>
             <w:r>
               <w:rPr>
@@ -2763,7 +2798,7 @@
                 <w:szCs w:val="24"/>
                 <w:rtl w:val="0"/>
               </w:rPr>
-              <w:t xml:space="preserve">if_clause, while_clause, until_clause, for_clause, case_clause</w:t>
+              <w:t xml:space="preserve">if_clause, while_clause, until_clause, for_clause, select_clause, case_clause</w:t>
             </w:r>
             <w:r>
               <w:rPr>
@@ -2838,7 +2873,7 @@
                 <w:szCs w:val="24"/>
                 <w:rtl w:val="0"/>
               </w:rPr>
-              <w:t xml:space="preserve">Функция, её тело и local</w:t>
+              <w:t xml:space="preserve">Функция, группа команд и local</w:t>
             </w:r>
             <w:r>
               <w:rPr>
@@ -2979,6 +3014,7 @@
     </w:p>
     <w:p>
       <w:pPr>
+        <w:jc w:val="left"/>
         <w:rPr>
           <w:rFonts w:ascii="Georgia" w:cs="Georgia" w:eastAsia="Georgia" w:hAnsi="Georgia"/>
         </w:rPr>
@@ -2988,9 +3024,7 @@
           <w:rFonts w:ascii="Gungsuh" w:cs="Gungsuh" w:eastAsia="Gungsuh" w:hAnsi="Gungsuh"/>
           <w:rtl w:val="0"/>
         </w:rPr>
-        <w:t xml:space="preserve">Стартовый символ — program. Иерархия правил сверху вниз: </w:t>
-        <w:br w:type="textWrapping"/>
-        <w:t xml:space="preserve">program → list → stmt_seq → and_or → pipeline → command. В правилах, которые описывают допустимый язык, семантических действий нет: анализатор не вычисляет значения команд. </w:t>
+        <w:t xml:space="preserve">Стартовый   символ   —   program.   Иерархия   правил   сверху   вниз: program → list → stmt_seq → and_or → pipeline → command. В правилах, которые   описывают   допустимый   язык,   семантических   действий   нет: анализатор   не   вычисляет   значения   команд.</w:t>
         <w:br w:type="textWrapping"/>
         <w:br w:type="textWrapping"/>
       </w:r>
@@ -3000,14 +3034,14 @@
         </w:rPr>
         <w:drawing>
           <wp:inline distB="114300" distT="114300" distL="114300" distR="114300">
-            <wp:extent cx="5940115" cy="5803900"/>
+            <wp:extent cx="4176762" cy="5326123"/>
             <wp:effectExtent b="0" l="0" r="0" t="0"/>
-            <wp:docPr id="7" name="image6.png"/>
+            <wp:docPr id="18" name="image17.png"/>
             <a:graphic>
               <a:graphicData uri="http://schemas.openxmlformats.org/drawingml/2006/picture">
                 <pic:pic>
                   <pic:nvPicPr>
-                    <pic:cNvPr id="0" name="image6.png"/>
+                    <pic:cNvPr id="0" name="image17.png"/>
                     <pic:cNvPicPr preferRelativeResize="0"/>
                   </pic:nvPicPr>
                   <pic:blipFill>
@@ -3020,7 +3054,7 @@
                   <pic:spPr>
                     <a:xfrm>
                       <a:off x="0" y="0"/>
-                      <a:ext cx="5940115" cy="5803900"/>
+                      <a:ext cx="4176762" cy="5326123"/>
                     </a:xfrm>
                     <a:prstGeom prst="rect"/>
                     <a:ln/>
@@ -3131,14 +3165,14 @@
         <w:rPr/>
         <w:drawing>
           <wp:inline distB="114300" distT="114300" distL="114300" distR="114300">
-            <wp:extent cx="5940115" cy="5575300"/>
+            <wp:extent cx="3500929" cy="5556602"/>
             <wp:effectExtent b="0" l="0" r="0" t="0"/>
-            <wp:docPr id="13" name="image13.png"/>
+            <wp:docPr id="19" name="image20.png"/>
             <a:graphic>
               <a:graphicData uri="http://schemas.openxmlformats.org/drawingml/2006/picture">
                 <pic:pic>
                   <pic:nvPicPr>
-                    <pic:cNvPr id="0" name="image13.png"/>
+                    <pic:cNvPr id="0" name="image20.png"/>
                     <pic:cNvPicPr preferRelativeResize="0"/>
                   </pic:nvPicPr>
                   <pic:blipFill>
@@ -3151,7 +3185,7 @@
                   <pic:spPr>
                     <a:xfrm>
                       <a:off x="0" y="0"/>
-                      <a:ext cx="5940115" cy="5575300"/>
+                      <a:ext cx="3500929" cy="5556602"/>
                     </a:xfrm>
                     <a:prstGeom prst="rect"/>
                     <a:ln/>
@@ -3178,7 +3212,7 @@
         <w:rPr>
           <w:rtl w:val="0"/>
         </w:rPr>
-        <w:t xml:space="preserve">Рисунок 2 – Фрагмент грамматики: списки &amp;&amp; и ||, конвейер и команда</w:t>
+        <w:t xml:space="preserve">Рисунок 2 – Списки &amp;&amp; и ||, конвейер и составная команда</w:t>
       </w:r>
     </w:p>
     <w:p>
@@ -3203,7 +3237,7 @@
         <w:rPr>
           <w:rtl w:val="0"/>
         </w:rPr>
-        <w:t xml:space="preserve">and_or — это цепочка конвейеров через &amp;&amp; и ||. pipeline — цепочка команд через |. После &amp;&amp;, || и | может быть пустая строка: её забирает nl_opt. Конвейер стоит ниже списка, поэтому в записи a &amp;&amp; b | c сначала связывается b | c, и только потом результат соединяется с a через &amp;&amp;. Одно звено такой цепочки — command: простая команда, присваивание, проверка [ ... ], if, while, until, for, case, функция или local.</w:t>
+        <w:t xml:space="preserve">and_or — это цепочка конвейеров через &amp;&amp; и ||. pipeline — цепочка команд через |. После &amp;&amp;, || и | может быть пустая строка: её забирает nl_opt. Конвейер стоит ниже списка, поэтому в записи a &amp;&amp; b | c сначала связывается b | c, и только потом результат соединяется с a через &amp;&amp;. Одно звено такой цепочки — command: простая команда, присваивание, проверка [ ... ], составная команда, функция или local. Составная команда — это if, while, until, for,   select,   case,   группа   или   подшелл,   и   после   неё   может   стоять перенаправление. Правило stray_keyword ловит then и do не на своём месте.</w:t>
       </w:r>
       <w:r>
         <w:rPr>
@@ -3220,14 +3254,14 @@
         <w:rPr/>
         <w:drawing>
           <wp:inline distB="114300" distT="114300" distL="114300" distR="114300">
-            <wp:extent cx="5940115" cy="6286500"/>
+            <wp:extent cx="4811078" cy="5212001"/>
             <wp:effectExtent b="0" l="0" r="0" t="0"/>
-            <wp:docPr id="2" name="image2.png"/>
+            <wp:docPr id="17" name="image3.png"/>
             <a:graphic>
               <a:graphicData uri="http://schemas.openxmlformats.org/drawingml/2006/picture">
                 <pic:pic>
                   <pic:nvPicPr>
-                    <pic:cNvPr id="0" name="image2.png"/>
+                    <pic:cNvPr id="0" name="image3.png"/>
                     <pic:cNvPicPr preferRelativeResize="0"/>
                   </pic:nvPicPr>
                   <pic:blipFill>
@@ -3240,7 +3274,7 @@
                   <pic:spPr>
                     <a:xfrm>
                       <a:off x="0" y="0"/>
-                      <a:ext cx="5940115" cy="6286500"/>
+                      <a:ext cx="4811078" cy="5212001"/>
                     </a:xfrm>
                     <a:prstGeom prst="rect"/>
                     <a:ln/>
@@ -3284,7 +3318,7 @@
         <w:rPr>
           <w:rtl w:val="0"/>
         </w:rPr>
-        <w:t xml:space="preserve">Присваивание — это NAME= или NAME= и следующее слово, например FOO= и FOO=1. Простая команда состоит из имени, аргументов и перенаправлений в конце. Аргументом может быть и присваивание, поэтому echo FOO=1 остаётся обычной командой. Запись FOO=1 echo x сюда не входит.</w:t>
+        <w:t xml:space="preserve">Присваивание — это NAME= или NAME= и следующее слово, например FOO= и FOO=1. Простая команда состоит из имени, аргументов и перенаправлений в конце. Имя команды — то же слово, что и аргумент: echo, строка в кавычках или подстановка. Аргументом может быть и присваивание, поэтому echo FOO=1 остаётся обычной командой. Запись FOO=1 echo x сюда не входит.</w:t>
       </w:r>
     </w:p>
     <w:p>
@@ -3296,14 +3330,14 @@
         <w:rPr/>
         <w:drawing>
           <wp:inline distB="114300" distT="114300" distL="114300" distR="114300">
-            <wp:extent cx="5940115" cy="5524500"/>
+            <wp:extent cx="3722208" cy="3859432"/>
             <wp:effectExtent b="0" l="0" r="0" t="0"/>
-            <wp:docPr id="16" name="image16.png"/>
+            <wp:docPr id="1" name="image10.png"/>
             <a:graphic>
               <a:graphicData uri="http://schemas.openxmlformats.org/drawingml/2006/picture">
                 <pic:pic>
                   <pic:nvPicPr>
-                    <pic:cNvPr id="0" name="image16.png"/>
+                    <pic:cNvPr id="0" name="image10.png"/>
                     <pic:cNvPicPr preferRelativeResize="0"/>
                   </pic:nvPicPr>
                   <pic:blipFill>
@@ -3316,7 +3350,7 @@
                   <pic:spPr>
                     <a:xfrm>
                       <a:off x="0" y="0"/>
-                      <a:ext cx="5940115" cy="5524500"/>
+                      <a:ext cx="3722208" cy="3859432"/>
                     </a:xfrm>
                     <a:prstGeom prst="rect"/>
                     <a:ln/>
@@ -3383,14 +3417,14 @@
         <w:rPr/>
         <w:drawing>
           <wp:inline distB="114300" distT="114300" distL="114300" distR="114300">
-            <wp:extent cx="5940115" cy="3835400"/>
+            <wp:extent cx="4611053" cy="2756286"/>
             <wp:effectExtent b="0" l="0" r="0" t="0"/>
-            <wp:docPr id="6" name="image7.png"/>
+            <wp:docPr id="6" name="image11.png"/>
             <a:graphic>
               <a:graphicData uri="http://schemas.openxmlformats.org/drawingml/2006/picture">
                 <pic:pic>
                   <pic:nvPicPr>
-                    <pic:cNvPr id="0" name="image7.png"/>
+                    <pic:cNvPr id="0" name="image11.png"/>
                     <pic:cNvPicPr preferRelativeResize="0"/>
                   </pic:nvPicPr>
                   <pic:blipFill>
@@ -3403,7 +3437,7 @@
                   <pic:spPr>
                     <a:xfrm>
                       <a:off x="0" y="0"/>
-                      <a:ext cx="5940115" cy="3835400"/>
+                      <a:ext cx="4611053" cy="2756286"/>
                     </a:xfrm>
                     <a:prstGeom prst="rect"/>
                     <a:ln/>
@@ -3440,25 +3474,22 @@
         <w:rPr>
           <w:rtl w:val="0"/>
         </w:rPr>
-        <w:t xml:space="preserve">Перенаправлений в конце команды может не быть. Допустимы &gt;, &gt;&gt;, &lt;, 2&gt; и 2&gt;&amp;1. Цель &gt;, &gt;&gt;, &lt; и 2&gt; — имя или обычное слово. Два знака &lt; подряд — это here-документ. Такое правило отвергает его и печатает here-document is not supported.</w:t>
-      </w:r>
-    </w:p>
-    <w:p>
-      <w:pPr>
-        <w:rPr/>
-      </w:pPr>
-      <w:r>
-        <w:br w:type="page"/>
-      </w:r>
-      <w:r>
-        <w:rPr>
-          <w:rtl w:val="0"/>
-        </w:rPr>
-      </w:r>
-    </w:p>
-    <w:p>
-      <w:pPr>
-        <w:spacing w:line="285" w:lineRule="auto"/>
+        <w:t xml:space="preserve">Перенаправлений может не быть. Допустимы &gt;, &gt;&gt;, &lt;, 2&gt; и 2&gt;&amp;1. Они стоят в конце простой команды, проверки [ ... ], составной команды и объявления функции. Цель &gt;, &gt;&gt;, &lt; и 2&gt; — слово: имя, обычное слово, строка или подстановка. Два знака &lt; подряд — это here-документ. Такое правило отвергает его и печатает here-document is not supported.</w:t>
+      </w:r>
+    </w:p>
+    <w:p>
+      <w:pPr>
+        <w:rPr/>
+      </w:pPr>
+      <w:r>
+        <w:rPr>
+          <w:rtl w:val="0"/>
+        </w:rPr>
+      </w:r>
+    </w:p>
+    <w:p>
+      <w:pPr>
+        <w:ind w:left="0" w:firstLine="0"/>
         <w:rPr>
           <w:rFonts w:ascii="Consolas" w:cs="Consolas" w:eastAsia="Consolas" w:hAnsi="Consolas"/>
           <w:sz w:val="21"/>
@@ -3469,14 +3500,14 @@
         <w:rPr/>
         <w:drawing>
           <wp:inline distB="114300" distT="114300" distL="114300" distR="114300">
-            <wp:extent cx="5940115" cy="6464300"/>
+            <wp:extent cx="5926346" cy="1592453"/>
             <wp:effectExtent b="0" l="0" r="0" t="0"/>
-            <wp:docPr id="3" name="image4.png"/>
+            <wp:docPr id="7" name="image5.png"/>
             <a:graphic>
               <a:graphicData uri="http://schemas.openxmlformats.org/drawingml/2006/picture">
                 <pic:pic>
                   <pic:nvPicPr>
-                    <pic:cNvPr id="0" name="image4.png"/>
+                    <pic:cNvPr id="0" name="image5.png"/>
                     <pic:cNvPicPr preferRelativeResize="0"/>
                   </pic:nvPicPr>
                   <pic:blipFill>
@@ -3489,7 +3520,7 @@
                   <pic:spPr>
                     <a:xfrm>
                       <a:off x="0" y="0"/>
-                      <a:ext cx="5940115" cy="6464300"/>
+                      <a:ext cx="5926346" cy="1592453"/>
                     </a:xfrm>
                     <a:prstGeom prst="rect"/>
                     <a:ln/>
@@ -3523,7 +3554,7 @@
         <w:rPr>
           <w:rtl w:val="0"/>
         </w:rPr>
-        <w:t xml:space="preserve">Рисунок 6 – Условие if, while и until</w:t>
+        <w:t xml:space="preserve">Рисунок 6 – Проверка в квадратных скобках</w:t>
       </w:r>
       <w:r>
         <w:rPr>
@@ -3554,7 +3585,7 @@
         <w:rPr>
           <w:rtl w:val="0"/>
         </w:rPr>
-        <w:t xml:space="preserve">Проверка [ ... ] — это слова в квадратных скобках. В if после неё идут then и список команд, затем необязательные elif и else, и в конце fi. Перед then и do нужны ; или перевод строки. Циклы while и until устроены так же, только тело стоит между do и done. Если вместо [ ... ] написано одно слово, как в if true;, срабатывает bad_condition и печатается сообщение, что условие должно быть [ ... ].</w:t>
+        <w:t xml:space="preserve">Проверка [ ... ] — это слова в квадратных скобках, и у неё самой может быть перенаправление. Пример: [ -f "$1" ] &gt; /tmp/f. Между скобками может не быть слов, как в [ ], или несколько слов, как в [ -f file ]. Знаки -f, = и -lt остаются обычными словами. Две скобки подряд, [[, не принимаются: печатается пояснение [[ is not supported.</w:t>
       </w:r>
     </w:p>
     <w:p>
@@ -3566,14 +3597,14 @@
         <w:rPr/>
         <w:drawing>
           <wp:inline distB="114300" distT="114300" distL="114300" distR="114300">
-            <wp:extent cx="5940115" cy="4368800"/>
+            <wp:extent cx="5058728" cy="2854754"/>
             <wp:effectExtent b="0" l="0" r="0" t="0"/>
-            <wp:docPr id="1" name="image1.png"/>
+            <wp:docPr id="20" name="image8.png"/>
             <a:graphic>
               <a:graphicData uri="http://schemas.openxmlformats.org/drawingml/2006/picture">
                 <pic:pic>
                   <pic:nvPicPr>
-                    <pic:cNvPr id="0" name="image1.png"/>
+                    <pic:cNvPr id="0" name="image8.png"/>
                     <pic:cNvPicPr preferRelativeResize="0"/>
                   </pic:nvPicPr>
                   <pic:blipFill>
@@ -3586,7 +3617,7 @@
                   <pic:spPr>
                     <a:xfrm>
                       <a:off x="0" y="0"/>
-                      <a:ext cx="5940115" cy="4368800"/>
+                      <a:ext cx="5058728" cy="2854754"/>
                     </a:xfrm>
                     <a:prstGeom prst="rect"/>
                     <a:ln/>
@@ -3612,7 +3643,7 @@
         <w:rPr>
           <w:rtl w:val="0"/>
         </w:rPr>
-        <w:t xml:space="preserve">Рисунок 7 – Образцы case, функция и её тело</w:t>
+        <w:t xml:space="preserve">Рисунок 7 – Условие if и elif</w:t>
       </w:r>
     </w:p>
     <w:p>
@@ -3628,50 +3659,45 @@
     </w:p>
     <w:p>
       <w:pPr>
-        <w:jc w:val="center"/>
-        <w:rPr/>
-      </w:pPr>
-      <w:r>
-        <w:rPr>
-          <w:rtl w:val="0"/>
-        </w:rPr>
-        <w:t xml:space="preserve">Образец в case — это имя, слово или строка. Несколько образцов в одной ветке пишутся через |, как в a|b). Функция задаётся тремя способами: name() { ...; }, function name { ...; } и function name() { ...; }. Тело в фигурных скобках может быть пустым. Если внутри есть команды, перед } нужны ; или перевод строки. Запись name() { echo x } без разделителя не принимается.</w:t>
-      </w:r>
-    </w:p>
-    <w:p>
-      <w:pPr>
-        <w:jc w:val="center"/>
-        <w:rPr/>
-      </w:pPr>
-      <w:r>
-        <w:rPr>
-          <w:rtl w:val="0"/>
-        </w:rPr>
-      </w:r>
-    </w:p>
-    <w:p>
-      <w:pPr>
-        <w:jc w:val="center"/>
-        <w:rPr/>
-      </w:pPr>
-      <w:r>
-        <w:rPr>
-          <w:rtl w:val="0"/>
-        </w:rPr>
-        <w:t xml:space="preserve"> </w:t>
-      </w:r>
+        <w:jc w:val="left"/>
+        <w:rPr/>
+      </w:pPr>
+      <w:r>
+        <w:rPr>
+          <w:rtl w:val="0"/>
+        </w:rPr>
+        <w:t xml:space="preserve">Условие if и elif — одна команда, конвейер или цепочка &amp;&amp; и ||, а не только [ ... ]. Запись if true; then языку принадлежит. Две команды через ; одним условием не считаются. Перед then нужны ; или перевод строки. Без них, как в if true then, печатается пояснение. После then идёт список команд. Веток elif может быть несколько, и перед then в каждой из них снова нужны ; или перевод строки. Ветка else необязательна. Конструкцию закрывает fi.</w:t>
+      </w:r>
+    </w:p>
+    <w:p>
+      <w:pPr>
+        <w:jc w:val="left"/>
+        <w:rPr/>
+      </w:pPr>
+      <w:r>
+        <w:rPr>
+          <w:rtl w:val="0"/>
+        </w:rPr>
+      </w:r>
+    </w:p>
+    <w:p>
+      <w:pPr>
+        <w:ind w:left="0" w:firstLine="0"/>
+        <w:jc w:val="left"/>
+        <w:rPr/>
+      </w:pPr>
       <w:r>
         <w:rPr/>
         <w:drawing>
           <wp:inline distB="114300" distT="114300" distL="114300" distR="114300">
-            <wp:extent cx="5940115" cy="3987800"/>
+            <wp:extent cx="5940115" cy="2806700"/>
             <wp:effectExtent b="0" l="0" r="0" t="0"/>
-            <wp:docPr id="11" name="image12.png"/>
+            <wp:docPr id="5" name="image19.png"/>
             <a:graphic>
               <a:graphicData uri="http://schemas.openxmlformats.org/drawingml/2006/picture">
                 <pic:pic>
                   <pic:nvPicPr>
-                    <pic:cNvPr id="0" name="image12.png"/>
+                    <pic:cNvPr id="0" name="image19.png"/>
                     <pic:cNvPicPr preferRelativeResize="0"/>
                   </pic:nvPicPr>
                   <pic:blipFill>
@@ -3684,7 +3710,7 @@
                   <pic:spPr>
                     <a:xfrm>
                       <a:off x="0" y="0"/>
-                      <a:ext cx="5940115" cy="3987800"/>
+                      <a:ext cx="5940115" cy="2806700"/>
                     </a:xfrm>
                     <a:prstGeom prst="rect"/>
                     <a:ln/>
@@ -3710,7 +3736,7 @@
         <w:rPr>
           <w:rtl w:val="0"/>
         </w:rPr>
-        <w:t xml:space="preserve">Рисунок 8 – Объявление local</w:t>
+        <w:t xml:space="preserve">Рисунок 8 – Циклы while и until</w:t>
       </w:r>
     </w:p>
     <w:p>
@@ -3732,21 +3758,411 @@
         <w:rPr>
           <w:rtl w:val="0"/>
         </w:rPr>
+        <w:t xml:space="preserve">Условие while и until — одна команда, конвейер или цепочка &amp;&amp; и ||. Тело стоит между do и done. Перед do нужны ; или перевод строки. Без них, как в while true do, печатается пояснение.</w:t>
+      </w:r>
+    </w:p>
+    <w:p>
+      <w:pPr>
+        <w:spacing w:line="240" w:lineRule="auto"/>
+        <w:rPr/>
+      </w:pPr>
+      <w:r>
+        <w:br w:type="page"/>
+      </w:r>
+      <w:r>
+        <w:rPr/>
+        <w:drawing>
+          <wp:inline distB="114300" distT="114300" distL="114300" distR="114300">
+            <wp:extent cx="5390433" cy="4699352"/>
+            <wp:effectExtent b="0" l="0" r="0" t="0"/>
+            <wp:docPr id="2" name="image7.png"/>
+            <a:graphic>
+              <a:graphicData uri="http://schemas.openxmlformats.org/drawingml/2006/picture">
+                <pic:pic>
+                  <pic:nvPicPr>
+                    <pic:cNvPr id="0" name="image7.png"/>
+                    <pic:cNvPicPr preferRelativeResize="0"/>
+                  </pic:nvPicPr>
+                  <pic:blipFill>
+                    <a:blip r:embed="rId16"/>
+                    <a:srcRect b="0" l="0" r="0" t="0"/>
+                    <a:stretch>
+                      <a:fillRect/>
+                    </a:stretch>
+                  </pic:blipFill>
+                  <pic:spPr>
+                    <a:xfrm>
+                      <a:off x="0" y="0"/>
+                      <a:ext cx="5390433" cy="4699352"/>
+                    </a:xfrm>
+                    <a:prstGeom prst="rect"/>
+                    <a:ln/>
+                  </pic:spPr>
+                </pic:pic>
+              </a:graphicData>
+            </a:graphic>
+          </wp:inline>
+        </w:drawing>
+      </w:r>
+      <w:r>
+        <w:rPr>
+          <w:rtl w:val="0"/>
+        </w:rPr>
+      </w:r>
+    </w:p>
+    <w:p>
+      <w:pPr>
+        <w:jc w:val="center"/>
+        <w:rPr/>
+      </w:pPr>
+      <w:r>
+        <w:rPr>
+          <w:rtl w:val="0"/>
+        </w:rPr>
+        <w:t xml:space="preserve">Рисунок 9 – Циклы for и select</w:t>
+      </w:r>
+    </w:p>
+    <w:p>
+      <w:pPr>
+        <w:spacing w:line="360" w:lineRule="auto"/>
+        <w:ind w:left="0" w:firstLine="720"/>
+        <w:jc w:val="left"/>
+        <w:rPr/>
+      </w:pPr>
+      <w:r>
+        <w:rPr>
+          <w:rtl w:val="0"/>
+        </w:rPr>
+        <w:t xml:space="preserve">У for и select есть форма со списком in и форма без in. Со списком пишут for name in a b; do ... done, без списка — for name; do ... done. У select те же две формы. Тело стоит между do и done. Перед do нужны ; или перевод строки. Это правило sep: ; или перевод строки, и после них могут идти пустые строки. Тем же разделителем условие отделяется от then. Без разделителя, как в for name do, печатается пояснение.</w:t>
+      </w:r>
+    </w:p>
+    <w:p>
+      <w:pPr>
+        <w:spacing w:line="360" w:lineRule="auto"/>
+        <w:ind w:left="0" w:firstLine="720"/>
+        <w:jc w:val="left"/>
+        <w:rPr/>
+      </w:pPr>
+      <w:r>
+        <w:rPr/>
+        <w:drawing>
+          <wp:inline distB="114300" distT="114300" distL="114300" distR="114300">
+            <wp:extent cx="4301688" cy="5023202"/>
+            <wp:effectExtent b="0" l="0" r="0" t="0"/>
+            <wp:docPr id="12" name="image13.png"/>
+            <a:graphic>
+              <a:graphicData uri="http://schemas.openxmlformats.org/drawingml/2006/picture">
+                <pic:pic>
+                  <pic:nvPicPr>
+                    <pic:cNvPr id="0" name="image13.png"/>
+                    <pic:cNvPicPr preferRelativeResize="0"/>
+                  </pic:nvPicPr>
+                  <pic:blipFill>
+                    <a:blip r:embed="rId17"/>
+                    <a:srcRect b="0" l="0" r="0" t="0"/>
+                    <a:stretch>
+                      <a:fillRect/>
+                    </a:stretch>
+                  </pic:blipFill>
+                  <pic:spPr>
+                    <a:xfrm>
+                      <a:off x="0" y="0"/>
+                      <a:ext cx="4301688" cy="5023202"/>
+                    </a:xfrm>
+                    <a:prstGeom prst="rect"/>
+                    <a:ln/>
+                  </pic:spPr>
+                </pic:pic>
+              </a:graphicData>
+            </a:graphic>
+          </wp:inline>
+        </w:drawing>
+      </w:r>
+      <w:r>
+        <w:rPr>
+          <w:rtl w:val="0"/>
+        </w:rPr>
+      </w:r>
+    </w:p>
+    <w:p>
+      <w:pPr>
+        <w:jc w:val="center"/>
+        <w:rPr/>
+      </w:pPr>
+      <w:r>
+        <w:rPr>
+          <w:rtl w:val="0"/>
+        </w:rPr>
+        <w:t xml:space="preserve">Рисунок 10 – Образцы case</w:t>
+      </w:r>
+    </w:p>
+    <w:p>
+      <w:pPr>
+        <w:ind w:left="0" w:firstLine="720"/>
+        <w:jc w:val="left"/>
+        <w:rPr/>
+      </w:pPr>
+      <w:r>
+        <w:rPr>
+          <w:rtl w:val="0"/>
+        </w:rPr>
+        <w:t xml:space="preserve">Образец в case — это имя, слово или строка. Несколько образцов в одной ветке пишутся через |, как в a|b). Если нет in или ветка доходит до esac без ;;, печатается пояснение.</w:t>
+      </w:r>
+    </w:p>
+    <w:p>
+      <w:pPr>
+        <w:ind w:left="0" w:firstLine="720"/>
+        <w:jc w:val="left"/>
+        <w:rPr/>
+      </w:pPr>
+      <w:r>
+        <w:rPr/>
+        <w:drawing>
+          <wp:inline distB="114300" distT="114300" distL="114300" distR="114300">
+            <wp:extent cx="4344353" cy="1910794"/>
+            <wp:effectExtent b="0" l="0" r="0" t="0"/>
+            <wp:docPr id="3" name="image1.png"/>
+            <a:graphic>
+              <a:graphicData uri="http://schemas.openxmlformats.org/drawingml/2006/picture">
+                <pic:pic>
+                  <pic:nvPicPr>
+                    <pic:cNvPr id="0" name="image1.png"/>
+                    <pic:cNvPicPr preferRelativeResize="0"/>
+                  </pic:nvPicPr>
+                  <pic:blipFill>
+                    <a:blip r:embed="rId18"/>
+                    <a:srcRect b="0" l="0" r="0" t="0"/>
+                    <a:stretch>
+                      <a:fillRect/>
+                    </a:stretch>
+                  </pic:blipFill>
+                  <pic:spPr>
+                    <a:xfrm>
+                      <a:off x="0" y="0"/>
+                      <a:ext cx="4344353" cy="1910794"/>
+                    </a:xfrm>
+                    <a:prstGeom prst="rect"/>
+                    <a:ln/>
+                  </pic:spPr>
+                </pic:pic>
+              </a:graphicData>
+            </a:graphic>
+          </wp:inline>
+        </w:drawing>
+      </w:r>
+      <w:r>
+        <w:rPr>
+          <w:rtl w:val="0"/>
+        </w:rPr>
+      </w:r>
+    </w:p>
+    <w:p>
+      <w:pPr>
+        <w:jc w:val="center"/>
+        <w:rPr/>
+      </w:pPr>
+      <w:r>
+        <w:rPr>
+          <w:rtl w:val="0"/>
+        </w:rPr>
+        <w:t xml:space="preserve">Рисунок 11 – Функция и её тело</w:t>
+      </w:r>
+    </w:p>
+    <w:p>
+      <w:pPr>
+        <w:jc w:val="center"/>
+        <w:rPr/>
+      </w:pPr>
+      <w:r>
+        <w:rPr>
+          <w:rtl w:val="0"/>
+        </w:rPr>
+      </w:r>
+    </w:p>
+    <w:p>
+      <w:pPr>
+        <w:ind w:left="0" w:firstLine="720"/>
+        <w:jc w:val="left"/>
+        <w:rPr/>
+      </w:pPr>
+      <w:r>
+        <w:rPr>
+          <w:rtl w:val="0"/>
+        </w:rPr>
+        <w:t xml:space="preserve">Функция задаётся тремя способами: name() { ...; }, function name { ...; } и function name() { ...; }. Тело может быть пустым. Если внутри есть команды, перед } нужны ; или перевод строки, иначе печатается пояснение. Та же группа в фигурных скобках может быть отдельной командой. После объявления функции может стоять перенаправление.</w:t>
+      </w:r>
+    </w:p>
+    <w:p>
+      <w:pPr>
+        <w:ind w:left="0" w:firstLine="720"/>
+        <w:jc w:val="left"/>
+        <w:rPr/>
+      </w:pPr>
+      <w:r>
+        <w:rPr>
+          <w:rtl w:val="0"/>
+        </w:rPr>
+      </w:r>
+    </w:p>
+    <w:p>
+      <w:pPr>
+        <w:ind w:left="0" w:firstLine="0"/>
+        <w:jc w:val="center"/>
+        <w:rPr/>
+      </w:pPr>
+      <w:r>
+        <w:rPr/>
+        <w:drawing>
+          <wp:inline distB="114300" distT="114300" distL="114300" distR="114300">
+            <wp:extent cx="4211003" cy="3192655"/>
+            <wp:effectExtent b="0" l="0" r="0" t="0"/>
+            <wp:docPr id="14" name="image2.png"/>
+            <a:graphic>
+              <a:graphicData uri="http://schemas.openxmlformats.org/drawingml/2006/picture">
+                <pic:pic>
+                  <pic:nvPicPr>
+                    <pic:cNvPr id="0" name="image2.png"/>
+                    <pic:cNvPicPr preferRelativeResize="0"/>
+                  </pic:nvPicPr>
+                  <pic:blipFill>
+                    <a:blip r:embed="rId19"/>
+                    <a:srcRect b="0" l="0" r="0" t="0"/>
+                    <a:stretch>
+                      <a:fillRect/>
+                    </a:stretch>
+                  </pic:blipFill>
+                  <pic:spPr>
+                    <a:xfrm>
+                      <a:off x="0" y="0"/>
+                      <a:ext cx="4211003" cy="3192655"/>
+                    </a:xfrm>
+                    <a:prstGeom prst="rect"/>
+                    <a:ln/>
+                  </pic:spPr>
+                </pic:pic>
+              </a:graphicData>
+            </a:graphic>
+          </wp:inline>
+        </w:drawing>
+      </w:r>
+      <w:r>
+        <w:rPr>
+          <w:rtl w:val="0"/>
+        </w:rPr>
+      </w:r>
+    </w:p>
+    <w:p>
+      <w:pPr>
+        <w:jc w:val="center"/>
+        <w:rPr/>
+      </w:pPr>
+      <w:r>
+        <w:rPr>
+          <w:rtl w:val="0"/>
+        </w:rPr>
+        <w:t xml:space="preserve">Рисунок 12 – Объявление local</w:t>
+      </w:r>
+    </w:p>
+    <w:p>
+      <w:pPr>
+        <w:ind w:left="0" w:firstLine="0"/>
+        <w:jc w:val="left"/>
+        <w:rPr/>
+      </w:pPr>
+      <w:r>
+        <w:rPr>
+          <w:rtl w:val="0"/>
+        </w:rPr>
+      </w:r>
+    </w:p>
+    <w:p>
+      <w:pPr>
+        <w:ind w:left="0" w:firstLine="720"/>
+        <w:jc w:val="left"/>
+        <w:rPr/>
+      </w:pPr>
+      <w:r>
+        <w:rPr>
+          <w:rtl w:val="0"/>
+        </w:rPr>
         <w:t xml:space="preserve">У local должен быть хотя бы один аргумент. Это имя (a), присваивание без значения (a=) или со значением (a=1). Несколько аргументов пишутся подряд: local a b=1. Внутри функции стоит объявление или нет, грамматика не проверяет.</w:t>
       </w:r>
     </w:p>
     <w:p>
       <w:pPr>
+        <w:spacing w:line="360" w:lineRule="auto"/>
+        <w:ind w:left="0" w:firstLine="0"/>
+        <w:jc w:val="left"/>
+        <w:rPr/>
+      </w:pPr>
+      <w:r>
+        <w:rPr>
+          <w:rtl w:val="0"/>
+        </w:rPr>
+      </w:r>
+    </w:p>
+    <w:p>
+      <w:pPr>
+        <w:spacing w:line="360" w:lineRule="auto"/>
+        <w:ind w:left="0" w:firstLine="0"/>
+        <w:jc w:val="left"/>
+        <w:rPr/>
+      </w:pPr>
+      <w:r>
+        <w:rPr>
+          <w:rtl w:val="0"/>
+        </w:rPr>
+      </w:r>
+    </w:p>
+    <w:p>
+      <w:pPr>
         <w:spacing w:line="240" w:lineRule="auto"/>
-        <w:rPr>
-          <w:color w:val="0070c0"/>
-          <w:sz w:val="24"/>
-          <w:szCs w:val="24"/>
-        </w:rPr>
-      </w:pPr>
-      <w:r>
-        <w:br w:type="page"/>
-      </w:r>
+        <w:rPr/>
+      </w:pPr>
+      <w:r>
+        <w:rPr>
+          <w:rtl w:val="0"/>
+        </w:rPr>
+      </w:r>
+    </w:p>
+    <w:p>
+      <w:pPr>
+        <w:spacing w:line="240" w:lineRule="auto"/>
+        <w:rPr/>
+      </w:pPr>
+      <w:r>
+        <w:rPr>
+          <w:rtl w:val="0"/>
+        </w:rPr>
+      </w:r>
+    </w:p>
+    <w:p>
+      <w:pPr>
+        <w:spacing w:line="240" w:lineRule="auto"/>
+        <w:rPr/>
+      </w:pPr>
+      <w:r>
+        <w:rPr>
+          <w:rtl w:val="0"/>
+        </w:rPr>
+      </w:r>
+    </w:p>
+    <w:p>
+      <w:pPr>
+        <w:spacing w:line="240" w:lineRule="auto"/>
+        <w:rPr/>
+      </w:pPr>
+      <w:r>
+        <w:rPr>
+          <w:rtl w:val="0"/>
+        </w:rPr>
+      </w:r>
+    </w:p>
+    <w:p>
+      <w:pPr>
+        <w:spacing w:line="240" w:lineRule="auto"/>
+        <w:rPr/>
+      </w:pPr>
       <w:r>
         <w:rPr>
           <w:rtl w:val="0"/>
@@ -3772,39 +4188,1208 @@
         <w:rPr>
           <w:rtl w:val="0"/>
         </w:rPr>
+        <w:t xml:space="preserve">Диагностические правила</w:t>
+      </w:r>
+    </w:p>
+    <w:p>
+      <w:pPr>
+        <w:tabs>
+          <w:tab w:val="left" w:leader="none" w:pos="810"/>
+        </w:tabs>
+        <w:ind w:firstLine="0"/>
+        <w:rPr/>
+      </w:pPr>
+      <w:r>
+        <w:rPr>
+          <w:rtl w:val="0"/>
+        </w:rPr>
+        <w:tab/>
+        <w:t xml:space="preserve">Обычная синтаксическая ошибка даёт только номер строки (Error: line N), потому что bison не знает, что именно пошло не так. Чтобы для типичных ошибок выдавать пояснение, в грамматику добавлены диагностические правила (далее «псевдоправила»). Такое правило описывает не допустимую конструкцию, а типичную ошибочную запись. </w:t>
+        <w:br w:type="textWrapping"/>
+        <w:tab/>
+        <w:t xml:space="preserve">Например, правило IF and_or THEN срабатывает, когда после условия if сразу идёт then, без ; или перевода строки. Остальные псевдоправила приведены в таблице 3.</w:t>
+      </w:r>
+    </w:p>
+    <w:tbl>
+      <w:tblPr>
+        <w:tblStyle w:val="Table3"/>
+        <w:tblW w:w="9315.0" w:type="dxa"/>
+        <w:jc w:val="left"/>
+        <w:tblBorders>
+          <w:top w:color="000000" w:space="0" w:sz="8" w:val="single"/>
+          <w:left w:color="000000" w:space="0" w:sz="8" w:val="single"/>
+          <w:bottom w:color="000000" w:space="0" w:sz="8" w:val="single"/>
+          <w:right w:color="000000" w:space="0" w:sz="8" w:val="single"/>
+          <w:insideH w:color="000000" w:space="0" w:sz="8" w:val="single"/>
+          <w:insideV w:color="000000" w:space="0" w:sz="8" w:val="single"/>
+        </w:tblBorders>
+        <w:tblLayout w:type="fixed"/>
+        <w:tblLook w:val="0600"/>
+      </w:tblPr>
+      <w:tblGrid>
+        <w:gridCol w:w="3390"/>
+        <w:gridCol w:w="2820"/>
+        <w:gridCol w:w="3105"/>
+        <w:tblGridChange w:id="0">
+          <w:tblGrid>
+            <w:gridCol w:w="3390"/>
+            <w:gridCol w:w="2820"/>
+            <w:gridCol w:w="3105"/>
+          </w:tblGrid>
+        </w:tblGridChange>
+      </w:tblGrid>
+      <w:tr>
+        <w:trPr>
+          <w:cantSplit w:val="0"/>
+          <w:tblHeader w:val="0"/>
+        </w:trPr>
+        <w:tc>
+          <w:tcPr>
+            <w:shd w:fill="auto" w:val="clear"/>
+            <w:tcMar>
+              <w:top w:w="100.0" w:type="dxa"/>
+              <w:left w:w="100.0" w:type="dxa"/>
+              <w:bottom w:w="100.0" w:type="dxa"/>
+              <w:right w:w="100.0" w:type="dxa"/>
+            </w:tcMar>
+            <w:vAlign w:val="top"/>
+          </w:tcPr>
+          <w:p>
+            <w:pPr>
+              <w:keepNext w:val="0"/>
+              <w:keepLines w:val="0"/>
+              <w:pageBreakBefore w:val="0"/>
+              <w:widowControl w:val="0"/>
+              <w:pBdr>
+                <w:top w:space="0" w:sz="0" w:val="nil"/>
+                <w:left w:space="0" w:sz="0" w:val="nil"/>
+                <w:bottom w:space="0" w:sz="0" w:val="nil"/>
+                <w:right w:space="0" w:sz="0" w:val="nil"/>
+                <w:between w:space="0" w:sz="0" w:val="nil"/>
+              </w:pBdr>
+              <w:shd w:fill="auto" w:val="clear"/>
+              <w:spacing w:after="0" w:before="0" w:line="240" w:lineRule="auto"/>
+              <w:ind w:left="0" w:right="0" w:firstLine="0"/>
+              <w:jc w:val="left"/>
+              <w:rPr/>
+            </w:pPr>
+            <w:r>
+              <w:rPr>
+                <w:rtl w:val="0"/>
+              </w:rPr>
+              <w:t xml:space="preserve">Правило</w:t>
+            </w:r>
+          </w:p>
+        </w:tc>
+        <w:tc>
+          <w:tcPr>
+            <w:shd w:fill="auto" w:val="clear"/>
+            <w:tcMar>
+              <w:top w:w="100.0" w:type="dxa"/>
+              <w:left w:w="100.0" w:type="dxa"/>
+              <w:bottom w:w="100.0" w:type="dxa"/>
+              <w:right w:w="100.0" w:type="dxa"/>
+            </w:tcMar>
+            <w:vAlign w:val="top"/>
+          </w:tcPr>
+          <w:p>
+            <w:pPr>
+              <w:keepNext w:val="0"/>
+              <w:keepLines w:val="0"/>
+              <w:pageBreakBefore w:val="0"/>
+              <w:widowControl w:val="0"/>
+              <w:pBdr>
+                <w:top w:space="0" w:sz="0" w:val="nil"/>
+                <w:left w:space="0" w:sz="0" w:val="nil"/>
+                <w:bottom w:space="0" w:sz="0" w:val="nil"/>
+                <w:right w:space="0" w:sz="0" w:val="nil"/>
+                <w:between w:space="0" w:sz="0" w:val="nil"/>
+              </w:pBdr>
+              <w:shd w:fill="auto" w:val="clear"/>
+              <w:spacing w:after="0" w:before="0" w:line="240" w:lineRule="auto"/>
+              <w:ind w:left="0" w:right="0" w:firstLine="0"/>
+              <w:jc w:val="left"/>
+              <w:rPr/>
+            </w:pPr>
+            <w:r>
+              <w:rPr>
+                <w:rtl w:val="0"/>
+              </w:rPr>
+              <w:t xml:space="preserve">Ошибочная запись</w:t>
+            </w:r>
+          </w:p>
+        </w:tc>
+        <w:tc>
+          <w:tcPr>
+            <w:shd w:fill="auto" w:val="clear"/>
+            <w:tcMar>
+              <w:top w:w="100.0" w:type="dxa"/>
+              <w:left w:w="100.0" w:type="dxa"/>
+              <w:bottom w:w="100.0" w:type="dxa"/>
+              <w:right w:w="100.0" w:type="dxa"/>
+            </w:tcMar>
+            <w:vAlign w:val="top"/>
+          </w:tcPr>
+          <w:p>
+            <w:pPr>
+              <w:keepNext w:val="0"/>
+              <w:keepLines w:val="0"/>
+              <w:pageBreakBefore w:val="0"/>
+              <w:widowControl w:val="0"/>
+              <w:pBdr>
+                <w:top w:space="0" w:sz="0" w:val="nil"/>
+                <w:left w:space="0" w:sz="0" w:val="nil"/>
+                <w:bottom w:space="0" w:sz="0" w:val="nil"/>
+                <w:right w:space="0" w:sz="0" w:val="nil"/>
+                <w:between w:space="0" w:sz="0" w:val="nil"/>
+              </w:pBdr>
+              <w:shd w:fill="auto" w:val="clear"/>
+              <w:spacing w:after="0" w:before="0" w:line="240" w:lineRule="auto"/>
+              <w:ind w:left="0" w:right="0" w:firstLine="0"/>
+              <w:jc w:val="left"/>
+              <w:rPr/>
+            </w:pPr>
+            <w:r>
+              <w:rPr>
+                <w:rtl w:val="0"/>
+              </w:rPr>
+              <w:t xml:space="preserve">Сообщение</w:t>
+            </w:r>
+          </w:p>
+        </w:tc>
+      </w:tr>
+      <w:tr>
+        <w:trPr>
+          <w:cantSplit w:val="0"/>
+          <w:tblHeader w:val="0"/>
+        </w:trPr>
+        <w:tc>
+          <w:tcPr>
+            <w:shd w:fill="auto" w:val="clear"/>
+            <w:tcMar>
+              <w:top w:w="100.0" w:type="dxa"/>
+              <w:left w:w="100.0" w:type="dxa"/>
+              <w:bottom w:w="100.0" w:type="dxa"/>
+              <w:right w:w="100.0" w:type="dxa"/>
+            </w:tcMar>
+            <w:vAlign w:val="top"/>
+          </w:tcPr>
+          <w:p>
+            <w:pPr>
+              <w:keepNext w:val="0"/>
+              <w:keepLines w:val="0"/>
+              <w:pageBreakBefore w:val="0"/>
+              <w:widowControl w:val="0"/>
+              <w:pBdr>
+                <w:top w:space="0" w:sz="0" w:val="nil"/>
+                <w:left w:space="0" w:sz="0" w:val="nil"/>
+                <w:bottom w:space="0" w:sz="0" w:val="nil"/>
+                <w:right w:space="0" w:sz="0" w:val="nil"/>
+                <w:between w:space="0" w:sz="0" w:val="nil"/>
+              </w:pBdr>
+              <w:shd w:fill="auto" w:val="clear"/>
+              <w:spacing w:after="0" w:before="0" w:line="240" w:lineRule="auto"/>
+              <w:ind w:left="0" w:right="0" w:firstLine="0"/>
+              <w:jc w:val="left"/>
+              <w:rPr/>
+            </w:pPr>
+            <w:r>
+              <w:rPr>
+                <w:rtl w:val="0"/>
+              </w:rPr>
+              <w:t xml:space="preserve">redir: LT LT</w:t>
+            </w:r>
+          </w:p>
+        </w:tc>
+        <w:tc>
+          <w:tcPr>
+            <w:shd w:fill="auto" w:val="clear"/>
+            <w:tcMar>
+              <w:top w:w="100.0" w:type="dxa"/>
+              <w:left w:w="100.0" w:type="dxa"/>
+              <w:bottom w:w="100.0" w:type="dxa"/>
+              <w:right w:w="100.0" w:type="dxa"/>
+            </w:tcMar>
+            <w:vAlign w:val="top"/>
+          </w:tcPr>
+          <w:p>
+            <w:pPr>
+              <w:keepNext w:val="0"/>
+              <w:keepLines w:val="0"/>
+              <w:pageBreakBefore w:val="0"/>
+              <w:widowControl w:val="0"/>
+              <w:pBdr>
+                <w:top w:space="0" w:sz="0" w:val="nil"/>
+                <w:left w:space="0" w:sz="0" w:val="nil"/>
+                <w:bottom w:space="0" w:sz="0" w:val="nil"/>
+                <w:right w:space="0" w:sz="0" w:val="nil"/>
+                <w:between w:space="0" w:sz="0" w:val="nil"/>
+              </w:pBdr>
+              <w:shd w:fill="auto" w:val="clear"/>
+              <w:spacing w:after="0" w:before="0" w:line="240" w:lineRule="auto"/>
+              <w:ind w:left="0" w:right="0" w:firstLine="0"/>
+              <w:jc w:val="left"/>
+              <w:rPr/>
+            </w:pPr>
+            <w:r>
+              <w:rPr>
+                <w:rtl w:val="0"/>
+              </w:rPr>
+              <w:t xml:space="preserve">cat &lt;&lt;EOF</w:t>
+            </w:r>
+          </w:p>
+        </w:tc>
+        <w:tc>
+          <w:tcPr>
+            <w:shd w:fill="auto" w:val="clear"/>
+            <w:tcMar>
+              <w:top w:w="100.0" w:type="dxa"/>
+              <w:left w:w="100.0" w:type="dxa"/>
+              <w:bottom w:w="100.0" w:type="dxa"/>
+              <w:right w:w="100.0" w:type="dxa"/>
+            </w:tcMar>
+            <w:vAlign w:val="top"/>
+          </w:tcPr>
+          <w:p>
+            <w:pPr>
+              <w:keepNext w:val="0"/>
+              <w:keepLines w:val="0"/>
+              <w:pageBreakBefore w:val="0"/>
+              <w:widowControl w:val="0"/>
+              <w:pBdr>
+                <w:top w:space="0" w:sz="0" w:val="nil"/>
+                <w:left w:space="0" w:sz="0" w:val="nil"/>
+                <w:bottom w:space="0" w:sz="0" w:val="nil"/>
+                <w:right w:space="0" w:sz="0" w:val="nil"/>
+                <w:between w:space="0" w:sz="0" w:val="nil"/>
+              </w:pBdr>
+              <w:shd w:fill="auto" w:val="clear"/>
+              <w:spacing w:after="0" w:before="0" w:line="240" w:lineRule="auto"/>
+              <w:ind w:left="0" w:right="0" w:firstLine="0"/>
+              <w:jc w:val="left"/>
+              <w:rPr/>
+            </w:pPr>
+            <w:r>
+              <w:rPr>
+                <w:rtl w:val="0"/>
+              </w:rPr>
+              <w:t xml:space="preserve">here-document is not supported</w:t>
+            </w:r>
+          </w:p>
+        </w:tc>
+      </w:tr>
+      <w:tr>
+        <w:trPr>
+          <w:cantSplit w:val="0"/>
+          <w:tblHeader w:val="0"/>
+        </w:trPr>
+        <w:tc>
+          <w:tcPr>
+            <w:shd w:fill="auto" w:val="clear"/>
+            <w:tcMar>
+              <w:top w:w="100.0" w:type="dxa"/>
+              <w:left w:w="100.0" w:type="dxa"/>
+              <w:bottom w:w="100.0" w:type="dxa"/>
+              <w:right w:w="100.0" w:type="dxa"/>
+            </w:tcMar>
+            <w:vAlign w:val="top"/>
+          </w:tcPr>
+          <w:p>
+            <w:pPr>
+              <w:keepNext w:val="0"/>
+              <w:keepLines w:val="0"/>
+              <w:pageBreakBefore w:val="0"/>
+              <w:widowControl w:val="0"/>
+              <w:pBdr>
+                <w:top w:space="0" w:sz="0" w:val="nil"/>
+                <w:left w:space="0" w:sz="0" w:val="nil"/>
+                <w:bottom w:space="0" w:sz="0" w:val="nil"/>
+                <w:right w:space="0" w:sz="0" w:val="nil"/>
+                <w:between w:space="0" w:sz="0" w:val="nil"/>
+              </w:pBdr>
+              <w:shd w:fill="auto" w:val="clear"/>
+              <w:spacing w:after="0" w:before="0" w:line="240" w:lineRule="auto"/>
+              <w:ind w:left="0" w:right="0" w:firstLine="0"/>
+              <w:jc w:val="left"/>
+              <w:rPr/>
+            </w:pPr>
+            <w:r>
+              <w:rPr>
+                <w:rtl w:val="0"/>
+              </w:rPr>
+              <w:t xml:space="preserve">test_command: LBRACK LBRACK</w:t>
+            </w:r>
+          </w:p>
+        </w:tc>
+        <w:tc>
+          <w:tcPr>
+            <w:shd w:fill="auto" w:val="clear"/>
+            <w:tcMar>
+              <w:top w:w="100.0" w:type="dxa"/>
+              <w:left w:w="100.0" w:type="dxa"/>
+              <w:bottom w:w="100.0" w:type="dxa"/>
+              <w:right w:w="100.0" w:type="dxa"/>
+            </w:tcMar>
+            <w:vAlign w:val="top"/>
+          </w:tcPr>
+          <w:p>
+            <w:pPr>
+              <w:keepNext w:val="0"/>
+              <w:keepLines w:val="0"/>
+              <w:pageBreakBefore w:val="0"/>
+              <w:widowControl w:val="0"/>
+              <w:pBdr>
+                <w:top w:space="0" w:sz="0" w:val="nil"/>
+                <w:left w:space="0" w:sz="0" w:val="nil"/>
+                <w:bottom w:space="0" w:sz="0" w:val="nil"/>
+                <w:right w:space="0" w:sz="0" w:val="nil"/>
+                <w:between w:space="0" w:sz="0" w:val="nil"/>
+              </w:pBdr>
+              <w:shd w:fill="auto" w:val="clear"/>
+              <w:spacing w:after="0" w:before="0" w:line="240" w:lineRule="auto"/>
+              <w:ind w:left="0" w:right="0" w:firstLine="0"/>
+              <w:jc w:val="left"/>
+              <w:rPr/>
+            </w:pPr>
+            <w:r>
+              <w:rPr>
+                <w:rtl w:val="0"/>
+              </w:rPr>
+              <w:t xml:space="preserve">[[ -f x ]]</w:t>
+            </w:r>
+          </w:p>
+        </w:tc>
+        <w:tc>
+          <w:tcPr>
+            <w:shd w:fill="auto" w:val="clear"/>
+            <w:tcMar>
+              <w:top w:w="100.0" w:type="dxa"/>
+              <w:left w:w="100.0" w:type="dxa"/>
+              <w:bottom w:w="100.0" w:type="dxa"/>
+              <w:right w:w="100.0" w:type="dxa"/>
+            </w:tcMar>
+            <w:vAlign w:val="top"/>
+          </w:tcPr>
+          <w:p>
+            <w:pPr>
+              <w:keepNext w:val="0"/>
+              <w:keepLines w:val="0"/>
+              <w:pageBreakBefore w:val="0"/>
+              <w:widowControl w:val="0"/>
+              <w:pBdr>
+                <w:top w:space="0" w:sz="0" w:val="nil"/>
+                <w:left w:space="0" w:sz="0" w:val="nil"/>
+                <w:bottom w:space="0" w:sz="0" w:val="nil"/>
+                <w:right w:space="0" w:sz="0" w:val="nil"/>
+                <w:between w:space="0" w:sz="0" w:val="nil"/>
+              </w:pBdr>
+              <w:shd w:fill="auto" w:val="clear"/>
+              <w:spacing w:after="0" w:before="0" w:line="240" w:lineRule="auto"/>
+              <w:ind w:left="0" w:right="0" w:firstLine="0"/>
+              <w:jc w:val="left"/>
+              <w:rPr/>
+            </w:pPr>
+            <w:r>
+              <w:rPr>
+                <w:rtl w:val="0"/>
+              </w:rPr>
+              <w:t xml:space="preserve">[[ is not supported</w:t>
+            </w:r>
+          </w:p>
+        </w:tc>
+      </w:tr>
+      <w:tr>
+        <w:trPr>
+          <w:cantSplit w:val="0"/>
+          <w:tblHeader w:val="0"/>
+        </w:trPr>
+        <w:tc>
+          <w:tcPr>
+            <w:shd w:fill="auto" w:val="clear"/>
+            <w:tcMar>
+              <w:top w:w="100.0" w:type="dxa"/>
+              <w:left w:w="100.0" w:type="dxa"/>
+              <w:bottom w:w="100.0" w:type="dxa"/>
+              <w:right w:w="100.0" w:type="dxa"/>
+            </w:tcMar>
+            <w:vAlign w:val="top"/>
+          </w:tcPr>
+          <w:p>
+            <w:pPr>
+              <w:keepNext w:val="0"/>
+              <w:keepLines w:val="0"/>
+              <w:pageBreakBefore w:val="0"/>
+              <w:widowControl w:val="0"/>
+              <w:pBdr>
+                <w:top w:space="0" w:sz="0" w:val="nil"/>
+                <w:left w:space="0" w:sz="0" w:val="nil"/>
+                <w:bottom w:space="0" w:sz="0" w:val="nil"/>
+                <w:right w:space="0" w:sz="0" w:val="nil"/>
+                <w:between w:space="0" w:sz="0" w:val="nil"/>
+              </w:pBdr>
+              <w:shd w:fill="auto" w:val="clear"/>
+              <w:spacing w:after="0" w:before="0" w:line="240" w:lineRule="auto"/>
+              <w:ind w:left="0" w:right="0" w:firstLine="0"/>
+              <w:jc w:val="left"/>
+              <w:rPr/>
+            </w:pPr>
+            <w:r>
+              <w:rPr>
+                <w:rtl w:val="0"/>
+              </w:rPr>
+              <w:t xml:space="preserve">if_clause: IF and_or THEN, elif_parts: ELIF and_or THEN</w:t>
+            </w:r>
+          </w:p>
+        </w:tc>
+        <w:tc>
+          <w:tcPr>
+            <w:shd w:fill="auto" w:val="clear"/>
+            <w:tcMar>
+              <w:top w:w="100.0" w:type="dxa"/>
+              <w:left w:w="100.0" w:type="dxa"/>
+              <w:bottom w:w="100.0" w:type="dxa"/>
+              <w:right w:w="100.0" w:type="dxa"/>
+            </w:tcMar>
+            <w:vAlign w:val="top"/>
+          </w:tcPr>
+          <w:p>
+            <w:pPr>
+              <w:keepNext w:val="0"/>
+              <w:keepLines w:val="0"/>
+              <w:pageBreakBefore w:val="0"/>
+              <w:widowControl w:val="0"/>
+              <w:pBdr>
+                <w:top w:space="0" w:sz="0" w:val="nil"/>
+                <w:left w:space="0" w:sz="0" w:val="nil"/>
+                <w:bottom w:space="0" w:sz="0" w:val="nil"/>
+                <w:right w:space="0" w:sz="0" w:val="nil"/>
+                <w:between w:space="0" w:sz="0" w:val="nil"/>
+              </w:pBdr>
+              <w:shd w:fill="auto" w:val="clear"/>
+              <w:spacing w:after="0" w:before="0" w:line="240" w:lineRule="auto"/>
+              <w:ind w:left="0" w:right="0" w:firstLine="0"/>
+              <w:jc w:val="left"/>
+              <w:rPr/>
+            </w:pPr>
+            <w:r>
+              <w:rPr>
+                <w:rtl w:val="0"/>
+              </w:rPr>
+              <w:t xml:space="preserve">if true then</w:t>
+            </w:r>
+          </w:p>
+        </w:tc>
+        <w:tc>
+          <w:tcPr>
+            <w:shd w:fill="auto" w:val="clear"/>
+            <w:tcMar>
+              <w:top w:w="100.0" w:type="dxa"/>
+              <w:left w:w="100.0" w:type="dxa"/>
+              <w:bottom w:w="100.0" w:type="dxa"/>
+              <w:right w:w="100.0" w:type="dxa"/>
+            </w:tcMar>
+            <w:vAlign w:val="top"/>
+          </w:tcPr>
+          <w:p>
+            <w:pPr>
+              <w:keepNext w:val="0"/>
+              <w:keepLines w:val="0"/>
+              <w:pageBreakBefore w:val="0"/>
+              <w:widowControl w:val="0"/>
+              <w:pBdr>
+                <w:top w:space="0" w:sz="0" w:val="nil"/>
+                <w:left w:space="0" w:sz="0" w:val="nil"/>
+                <w:bottom w:space="0" w:sz="0" w:val="nil"/>
+                <w:right w:space="0" w:sz="0" w:val="nil"/>
+                <w:between w:space="0" w:sz="0" w:val="nil"/>
+              </w:pBdr>
+              <w:shd w:fill="auto" w:val="clear"/>
+              <w:spacing w:after="0" w:before="0" w:line="240" w:lineRule="auto"/>
+              <w:ind w:left="0" w:right="0" w:firstLine="0"/>
+              <w:jc w:val="left"/>
+              <w:rPr/>
+            </w:pPr>
+            <w:r>
+              <w:rPr>
+                <w:rtl w:val="0"/>
+              </w:rPr>
+              <w:t xml:space="preserve">missing ‘;’ or newline before then</w:t>
+            </w:r>
+          </w:p>
+        </w:tc>
+      </w:tr>
+      <w:tr>
+        <w:trPr>
+          <w:cantSplit w:val="0"/>
+          <w:tblHeader w:val="0"/>
+        </w:trPr>
+        <w:tc>
+          <w:tcPr>
+            <w:shd w:fill="auto" w:val="clear"/>
+            <w:tcMar>
+              <w:top w:w="100.0" w:type="dxa"/>
+              <w:left w:w="100.0" w:type="dxa"/>
+              <w:bottom w:w="100.0" w:type="dxa"/>
+              <w:right w:w="100.0" w:type="dxa"/>
+            </w:tcMar>
+            <w:vAlign w:val="top"/>
+          </w:tcPr>
+          <w:p>
+            <w:pPr>
+              <w:keepNext w:val="0"/>
+              <w:keepLines w:val="0"/>
+              <w:pageBreakBefore w:val="0"/>
+              <w:widowControl w:val="0"/>
+              <w:pBdr>
+                <w:top w:space="0" w:sz="0" w:val="nil"/>
+                <w:left w:space="0" w:sz="0" w:val="nil"/>
+                <w:bottom w:space="0" w:sz="0" w:val="nil"/>
+                <w:right w:space="0" w:sz="0" w:val="nil"/>
+                <w:between w:space="0" w:sz="0" w:val="nil"/>
+              </w:pBdr>
+              <w:shd w:fill="auto" w:val="clear"/>
+              <w:spacing w:after="0" w:before="0" w:line="240" w:lineRule="auto"/>
+              <w:ind w:left="0" w:right="0" w:firstLine="0"/>
+              <w:jc w:val="left"/>
+              <w:rPr/>
+            </w:pPr>
+            <w:r>
+              <w:rPr>
+                <w:rtl w:val="0"/>
+              </w:rPr>
+              <w:t xml:space="preserve">while_clause, until_clause, for_clause, select_clause</w:t>
+            </w:r>
+          </w:p>
+        </w:tc>
+        <w:tc>
+          <w:tcPr>
+            <w:shd w:fill="auto" w:val="clear"/>
+            <w:tcMar>
+              <w:top w:w="100.0" w:type="dxa"/>
+              <w:left w:w="100.0" w:type="dxa"/>
+              <w:bottom w:w="100.0" w:type="dxa"/>
+              <w:right w:w="100.0" w:type="dxa"/>
+            </w:tcMar>
+            <w:vAlign w:val="top"/>
+          </w:tcPr>
+          <w:p>
+            <w:pPr>
+              <w:keepNext w:val="0"/>
+              <w:keepLines w:val="0"/>
+              <w:pageBreakBefore w:val="0"/>
+              <w:widowControl w:val="0"/>
+              <w:pBdr>
+                <w:top w:space="0" w:sz="0" w:val="nil"/>
+                <w:left w:space="0" w:sz="0" w:val="nil"/>
+                <w:bottom w:space="0" w:sz="0" w:val="nil"/>
+                <w:right w:space="0" w:sz="0" w:val="nil"/>
+                <w:between w:space="0" w:sz="0" w:val="nil"/>
+              </w:pBdr>
+              <w:shd w:fill="auto" w:val="clear"/>
+              <w:spacing w:after="0" w:before="0" w:line="240" w:lineRule="auto"/>
+              <w:ind w:left="0" w:right="0" w:firstLine="0"/>
+              <w:jc w:val="left"/>
+              <w:rPr/>
+            </w:pPr>
+            <w:r>
+              <w:rPr>
+                <w:rtl w:val="0"/>
+              </w:rPr>
+              <w:t xml:space="preserve">while true do, for i in a b do</w:t>
+            </w:r>
+          </w:p>
+        </w:tc>
+        <w:tc>
+          <w:tcPr>
+            <w:shd w:fill="auto" w:val="clear"/>
+            <w:tcMar>
+              <w:top w:w="100.0" w:type="dxa"/>
+              <w:left w:w="100.0" w:type="dxa"/>
+              <w:bottom w:w="100.0" w:type="dxa"/>
+              <w:right w:w="100.0" w:type="dxa"/>
+            </w:tcMar>
+            <w:vAlign w:val="top"/>
+          </w:tcPr>
+          <w:p>
+            <w:pPr>
+              <w:keepNext w:val="0"/>
+              <w:keepLines w:val="0"/>
+              <w:pageBreakBefore w:val="0"/>
+              <w:widowControl w:val="0"/>
+              <w:pBdr>
+                <w:top w:space="0" w:sz="0" w:val="nil"/>
+                <w:left w:space="0" w:sz="0" w:val="nil"/>
+                <w:bottom w:space="0" w:sz="0" w:val="nil"/>
+                <w:right w:space="0" w:sz="0" w:val="nil"/>
+                <w:between w:space="0" w:sz="0" w:val="nil"/>
+              </w:pBdr>
+              <w:shd w:fill="auto" w:val="clear"/>
+              <w:spacing w:after="0" w:before="0" w:line="240" w:lineRule="auto"/>
+              <w:ind w:left="0" w:right="0" w:firstLine="0"/>
+              <w:jc w:val="left"/>
+              <w:rPr/>
+            </w:pPr>
+            <w:r>
+              <w:rPr>
+                <w:rtl w:val="0"/>
+              </w:rPr>
+              <w:t xml:space="preserve">missing ‘;’ or newline before do</w:t>
+            </w:r>
+          </w:p>
+        </w:tc>
+      </w:tr>
+      <w:tr>
+        <w:trPr>
+          <w:cantSplit w:val="0"/>
+          <w:tblHeader w:val="0"/>
+        </w:trPr>
+        <w:tc>
+          <w:tcPr>
+            <w:shd w:fill="auto" w:val="clear"/>
+            <w:tcMar>
+              <w:top w:w="100.0" w:type="dxa"/>
+              <w:left w:w="100.0" w:type="dxa"/>
+              <w:bottom w:w="100.0" w:type="dxa"/>
+              <w:right w:w="100.0" w:type="dxa"/>
+            </w:tcMar>
+            <w:vAlign w:val="top"/>
+          </w:tcPr>
+          <w:p>
+            <w:pPr>
+              <w:keepNext w:val="0"/>
+              <w:keepLines w:val="0"/>
+              <w:pageBreakBefore w:val="0"/>
+              <w:widowControl w:val="0"/>
+              <w:pBdr>
+                <w:top w:space="0" w:sz="0" w:val="nil"/>
+                <w:left w:space="0" w:sz="0" w:val="nil"/>
+                <w:bottom w:space="0" w:sz="0" w:val="nil"/>
+                <w:right w:space="0" w:sz="0" w:val="nil"/>
+                <w:between w:space="0" w:sz="0" w:val="nil"/>
+              </w:pBdr>
+              <w:shd w:fill="auto" w:val="clear"/>
+              <w:spacing w:after="0" w:before="0" w:line="240" w:lineRule="auto"/>
+              <w:ind w:left="0" w:right="0" w:firstLine="0"/>
+              <w:jc w:val="left"/>
+              <w:rPr/>
+            </w:pPr>
+            <w:r>
+              <w:rPr>
+                <w:rtl w:val="0"/>
+              </w:rPr>
+              <w:t xml:space="preserve">case_clause: CASE arg ESAC / SEMI / NL</w:t>
+            </w:r>
+          </w:p>
+        </w:tc>
+        <w:tc>
+          <w:tcPr>
+            <w:shd w:fill="auto" w:val="clear"/>
+            <w:tcMar>
+              <w:top w:w="100.0" w:type="dxa"/>
+              <w:left w:w="100.0" w:type="dxa"/>
+              <w:bottom w:w="100.0" w:type="dxa"/>
+              <w:right w:w="100.0" w:type="dxa"/>
+            </w:tcMar>
+            <w:vAlign w:val="top"/>
+          </w:tcPr>
+          <w:p>
+            <w:pPr>
+              <w:keepNext w:val="0"/>
+              <w:keepLines w:val="0"/>
+              <w:pageBreakBefore w:val="0"/>
+              <w:widowControl w:val="0"/>
+              <w:pBdr>
+                <w:top w:space="0" w:sz="0" w:val="nil"/>
+                <w:left w:space="0" w:sz="0" w:val="nil"/>
+                <w:bottom w:space="0" w:sz="0" w:val="nil"/>
+                <w:right w:space="0" w:sz="0" w:val="nil"/>
+                <w:between w:space="0" w:sz="0" w:val="nil"/>
+              </w:pBdr>
+              <w:shd w:fill="auto" w:val="clear"/>
+              <w:spacing w:after="0" w:before="0" w:line="240" w:lineRule="auto"/>
+              <w:ind w:left="0" w:right="0" w:firstLine="0"/>
+              <w:jc w:val="left"/>
+              <w:rPr/>
+            </w:pPr>
+            <w:r>
+              <w:rPr>
+                <w:rtl w:val="0"/>
+              </w:rPr>
+              <w:t xml:space="preserve">case $x esac</w:t>
+            </w:r>
+          </w:p>
+        </w:tc>
+        <w:tc>
+          <w:tcPr>
+            <w:shd w:fill="auto" w:val="clear"/>
+            <w:tcMar>
+              <w:top w:w="100.0" w:type="dxa"/>
+              <w:left w:w="100.0" w:type="dxa"/>
+              <w:bottom w:w="100.0" w:type="dxa"/>
+              <w:right w:w="100.0" w:type="dxa"/>
+            </w:tcMar>
+            <w:vAlign w:val="top"/>
+          </w:tcPr>
+          <w:p>
+            <w:pPr>
+              <w:keepNext w:val="0"/>
+              <w:keepLines w:val="0"/>
+              <w:pageBreakBefore w:val="0"/>
+              <w:widowControl w:val="0"/>
+              <w:pBdr>
+                <w:top w:space="0" w:sz="0" w:val="nil"/>
+                <w:left w:space="0" w:sz="0" w:val="nil"/>
+                <w:bottom w:space="0" w:sz="0" w:val="nil"/>
+                <w:right w:space="0" w:sz="0" w:val="nil"/>
+                <w:between w:space="0" w:sz="0" w:val="nil"/>
+              </w:pBdr>
+              <w:shd w:fill="auto" w:val="clear"/>
+              <w:spacing w:after="0" w:before="0" w:line="240" w:lineRule="auto"/>
+              <w:ind w:left="0" w:right="0" w:firstLine="0"/>
+              <w:jc w:val="left"/>
+              <w:rPr/>
+            </w:pPr>
+            <w:r>
+              <w:rPr>
+                <w:rtl w:val="0"/>
+              </w:rPr>
+              <w:t xml:space="preserve">case requires in</w:t>
+            </w:r>
+          </w:p>
+        </w:tc>
+      </w:tr>
+      <w:tr>
+        <w:trPr>
+          <w:cantSplit w:val="0"/>
+          <w:tblHeader w:val="0"/>
+        </w:trPr>
+        <w:tc>
+          <w:tcPr>
+            <w:shd w:fill="auto" w:val="clear"/>
+            <w:tcMar>
+              <w:top w:w="100.0" w:type="dxa"/>
+              <w:left w:w="100.0" w:type="dxa"/>
+              <w:bottom w:w="100.0" w:type="dxa"/>
+              <w:right w:w="100.0" w:type="dxa"/>
+            </w:tcMar>
+            <w:vAlign w:val="top"/>
+          </w:tcPr>
+          <w:p>
+            <w:pPr>
+              <w:keepNext w:val="0"/>
+              <w:keepLines w:val="0"/>
+              <w:pageBreakBefore w:val="0"/>
+              <w:widowControl w:val="0"/>
+              <w:pBdr>
+                <w:top w:space="0" w:sz="0" w:val="nil"/>
+                <w:left w:space="0" w:sz="0" w:val="nil"/>
+                <w:bottom w:space="0" w:sz="0" w:val="nil"/>
+                <w:right w:space="0" w:sz="0" w:val="nil"/>
+                <w:between w:space="0" w:sz="0" w:val="nil"/>
+              </w:pBdr>
+              <w:shd w:fill="auto" w:val="clear"/>
+              <w:spacing w:after="0" w:before="0" w:line="240" w:lineRule="auto"/>
+              <w:ind w:left="0" w:right="0" w:firstLine="0"/>
+              <w:jc w:val="left"/>
+              <w:rPr/>
+            </w:pPr>
+            <w:r>
+              <w:rPr>
+                <w:rtl w:val="0"/>
+              </w:rPr>
+              <w:t xml:space="preserve">case_item: patterns RPAREN list ESAC</w:t>
+            </w:r>
+          </w:p>
+        </w:tc>
+        <w:tc>
+          <w:tcPr>
+            <w:shd w:fill="auto" w:val="clear"/>
+            <w:tcMar>
+              <w:top w:w="100.0" w:type="dxa"/>
+              <w:left w:w="100.0" w:type="dxa"/>
+              <w:bottom w:w="100.0" w:type="dxa"/>
+              <w:right w:w="100.0" w:type="dxa"/>
+            </w:tcMar>
+            <w:vAlign w:val="top"/>
+          </w:tcPr>
+          <w:p>
+            <w:pPr>
+              <w:keepNext w:val="0"/>
+              <w:keepLines w:val="0"/>
+              <w:pageBreakBefore w:val="0"/>
+              <w:widowControl w:val="0"/>
+              <w:pBdr>
+                <w:top w:space="0" w:sz="0" w:val="nil"/>
+                <w:left w:space="0" w:sz="0" w:val="nil"/>
+                <w:bottom w:space="0" w:sz="0" w:val="nil"/>
+                <w:right w:space="0" w:sz="0" w:val="nil"/>
+                <w:between w:space="0" w:sz="0" w:val="nil"/>
+              </w:pBdr>
+              <w:shd w:fill="auto" w:val="clear"/>
+              <w:spacing w:after="0" w:before="0" w:line="240" w:lineRule="auto"/>
+              <w:ind w:left="0" w:right="0" w:firstLine="0"/>
+              <w:jc w:val="left"/>
+              <w:rPr/>
+            </w:pPr>
+            <w:r>
+              <w:rPr>
+                <w:rtl w:val="0"/>
+              </w:rPr>
+              <w:t xml:space="preserve">a) echo ok esac</w:t>
+            </w:r>
+          </w:p>
+        </w:tc>
+        <w:tc>
+          <w:tcPr>
+            <w:shd w:fill="auto" w:val="clear"/>
+            <w:tcMar>
+              <w:top w:w="100.0" w:type="dxa"/>
+              <w:left w:w="100.0" w:type="dxa"/>
+              <w:bottom w:w="100.0" w:type="dxa"/>
+              <w:right w:w="100.0" w:type="dxa"/>
+            </w:tcMar>
+            <w:vAlign w:val="top"/>
+          </w:tcPr>
+          <w:p>
+            <w:pPr>
+              <w:keepNext w:val="0"/>
+              <w:keepLines w:val="0"/>
+              <w:pageBreakBefore w:val="0"/>
+              <w:widowControl w:val="0"/>
+              <w:pBdr>
+                <w:top w:space="0" w:sz="0" w:val="nil"/>
+                <w:left w:space="0" w:sz="0" w:val="nil"/>
+                <w:bottom w:space="0" w:sz="0" w:val="nil"/>
+                <w:right w:space="0" w:sz="0" w:val="nil"/>
+                <w:between w:space="0" w:sz="0" w:val="nil"/>
+              </w:pBdr>
+              <w:shd w:fill="auto" w:val="clear"/>
+              <w:spacing w:after="0" w:before="0" w:line="240" w:lineRule="auto"/>
+              <w:ind w:left="0" w:right="0" w:firstLine="0"/>
+              <w:jc w:val="left"/>
+              <w:rPr/>
+            </w:pPr>
+            <w:r>
+              <w:rPr>
+                <w:rtl w:val="0"/>
+              </w:rPr>
+              <w:t xml:space="preserve">case item must end with ;;</w:t>
+            </w:r>
+          </w:p>
+        </w:tc>
+      </w:tr>
+      <w:tr>
+        <w:trPr>
+          <w:cantSplit w:val="0"/>
+          <w:tblHeader w:val="0"/>
+        </w:trPr>
+        <w:tc>
+          <w:tcPr>
+            <w:shd w:fill="auto" w:val="clear"/>
+            <w:tcMar>
+              <w:top w:w="100.0" w:type="dxa"/>
+              <w:left w:w="100.0" w:type="dxa"/>
+              <w:bottom w:w="100.0" w:type="dxa"/>
+              <w:right w:w="100.0" w:type="dxa"/>
+            </w:tcMar>
+            <w:vAlign w:val="top"/>
+          </w:tcPr>
+          <w:p>
+            <w:pPr>
+              <w:keepNext w:val="0"/>
+              <w:keepLines w:val="0"/>
+              <w:pageBreakBefore w:val="0"/>
+              <w:widowControl w:val="0"/>
+              <w:pBdr>
+                <w:top w:space="0" w:sz="0" w:val="nil"/>
+                <w:left w:space="0" w:sz="0" w:val="nil"/>
+                <w:bottom w:space="0" w:sz="0" w:val="nil"/>
+                <w:right w:space="0" w:sz="0" w:val="nil"/>
+                <w:between w:space="0" w:sz="0" w:val="nil"/>
+              </w:pBdr>
+              <w:shd w:fill="auto" w:val="clear"/>
+              <w:spacing w:after="0" w:before="0" w:line="240" w:lineRule="auto"/>
+              <w:ind w:left="0" w:right="0" w:firstLine="0"/>
+              <w:jc w:val="left"/>
+              <w:rPr/>
+            </w:pPr>
+            <w:r>
+              <w:rPr>
+                <w:rtl w:val="0"/>
+              </w:rPr>
+              <w:t xml:space="preserve">brace_group: LBRACE nl_opt stmt_seq RBRACE</w:t>
+            </w:r>
+          </w:p>
+        </w:tc>
+        <w:tc>
+          <w:tcPr>
+            <w:shd w:fill="auto" w:val="clear"/>
+            <w:tcMar>
+              <w:top w:w="100.0" w:type="dxa"/>
+              <w:left w:w="100.0" w:type="dxa"/>
+              <w:bottom w:w="100.0" w:type="dxa"/>
+              <w:right w:w="100.0" w:type="dxa"/>
+            </w:tcMar>
+            <w:vAlign w:val="top"/>
+          </w:tcPr>
+          <w:p>
+            <w:pPr>
+              <w:keepNext w:val="0"/>
+              <w:keepLines w:val="0"/>
+              <w:pageBreakBefore w:val="0"/>
+              <w:widowControl w:val="0"/>
+              <w:pBdr>
+                <w:top w:space="0" w:sz="0" w:val="nil"/>
+                <w:left w:space="0" w:sz="0" w:val="nil"/>
+                <w:bottom w:space="0" w:sz="0" w:val="nil"/>
+                <w:right w:space="0" w:sz="0" w:val="nil"/>
+                <w:between w:space="0" w:sz="0" w:val="nil"/>
+              </w:pBdr>
+              <w:shd w:fill="auto" w:val="clear"/>
+              <w:spacing w:after="0" w:before="0" w:line="240" w:lineRule="auto"/>
+              <w:ind w:left="0" w:right="0" w:firstLine="0"/>
+              <w:jc w:val="left"/>
+              <w:rPr/>
+            </w:pPr>
+            <w:r>
+              <w:rPr>
+                <w:rtl w:val="0"/>
+              </w:rPr>
+              <w:t xml:space="preserve">f() { echo a }</w:t>
+            </w:r>
+          </w:p>
+        </w:tc>
+        <w:tc>
+          <w:tcPr>
+            <w:shd w:fill="auto" w:val="clear"/>
+            <w:tcMar>
+              <w:top w:w="100.0" w:type="dxa"/>
+              <w:left w:w="100.0" w:type="dxa"/>
+              <w:bottom w:w="100.0" w:type="dxa"/>
+              <w:right w:w="100.0" w:type="dxa"/>
+            </w:tcMar>
+            <w:vAlign w:val="top"/>
+          </w:tcPr>
+          <w:p>
+            <w:pPr>
+              <w:keepNext w:val="0"/>
+              <w:keepLines w:val="0"/>
+              <w:pageBreakBefore w:val="0"/>
+              <w:widowControl w:val="0"/>
+              <w:pBdr>
+                <w:top w:space="0" w:sz="0" w:val="nil"/>
+                <w:left w:space="0" w:sz="0" w:val="nil"/>
+                <w:bottom w:space="0" w:sz="0" w:val="nil"/>
+                <w:right w:space="0" w:sz="0" w:val="nil"/>
+                <w:between w:space="0" w:sz="0" w:val="nil"/>
+              </w:pBdr>
+              <w:shd w:fill="auto" w:val="clear"/>
+              <w:spacing w:after="0" w:before="0" w:line="240" w:lineRule="auto"/>
+              <w:ind w:left="0" w:right="0" w:firstLine="0"/>
+              <w:jc w:val="left"/>
+              <w:rPr/>
+            </w:pPr>
+            <w:r>
+              <w:rPr>
+                <w:rtl w:val="0"/>
+              </w:rPr>
+              <w:t xml:space="preserve">missing ‘;’ or newline before ‘}’</w:t>
+            </w:r>
+          </w:p>
+        </w:tc>
+      </w:tr>
+      <w:tr>
+        <w:trPr>
+          <w:cantSplit w:val="0"/>
+          <w:tblHeader w:val="0"/>
+        </w:trPr>
+        <w:tc>
+          <w:tcPr>
+            <w:shd w:fill="auto" w:val="clear"/>
+            <w:tcMar>
+              <w:top w:w="100.0" w:type="dxa"/>
+              <w:left w:w="100.0" w:type="dxa"/>
+              <w:bottom w:w="100.0" w:type="dxa"/>
+              <w:right w:w="100.0" w:type="dxa"/>
+            </w:tcMar>
+            <w:vAlign w:val="top"/>
+          </w:tcPr>
+          <w:p>
+            <w:pPr>
+              <w:keepNext w:val="0"/>
+              <w:keepLines w:val="0"/>
+              <w:pageBreakBefore w:val="0"/>
+              <w:widowControl w:val="0"/>
+              <w:pBdr>
+                <w:top w:space="0" w:sz="0" w:val="nil"/>
+                <w:left w:space="0" w:sz="0" w:val="nil"/>
+                <w:bottom w:space="0" w:sz="0" w:val="nil"/>
+                <w:right w:space="0" w:sz="0" w:val="nil"/>
+                <w:between w:space="0" w:sz="0" w:val="nil"/>
+              </w:pBdr>
+              <w:shd w:fill="auto" w:val="clear"/>
+              <w:spacing w:after="0" w:before="0" w:line="240" w:lineRule="auto"/>
+              <w:ind w:left="0" w:right="0" w:firstLine="0"/>
+              <w:jc w:val="left"/>
+              <w:rPr/>
+            </w:pPr>
+            <w:r>
+              <w:rPr>
+                <w:rtl w:val="0"/>
+              </w:rPr>
+              <w:t xml:space="preserve">stray_keyword: THEN, DO</w:t>
+            </w:r>
+          </w:p>
+        </w:tc>
+        <w:tc>
+          <w:tcPr>
+            <w:shd w:fill="auto" w:val="clear"/>
+            <w:tcMar>
+              <w:top w:w="100.0" w:type="dxa"/>
+              <w:left w:w="100.0" w:type="dxa"/>
+              <w:bottom w:w="100.0" w:type="dxa"/>
+              <w:right w:w="100.0" w:type="dxa"/>
+            </w:tcMar>
+            <w:vAlign w:val="top"/>
+          </w:tcPr>
+          <w:p>
+            <w:pPr>
+              <w:keepNext w:val="0"/>
+              <w:keepLines w:val="0"/>
+              <w:pageBreakBefore w:val="0"/>
+              <w:widowControl w:val="0"/>
+              <w:pBdr>
+                <w:top w:space="0" w:sz="0" w:val="nil"/>
+                <w:left w:space="0" w:sz="0" w:val="nil"/>
+                <w:bottom w:space="0" w:sz="0" w:val="nil"/>
+                <w:right w:space="0" w:sz="0" w:val="nil"/>
+                <w:between w:space="0" w:sz="0" w:val="nil"/>
+              </w:pBdr>
+              <w:shd w:fill="auto" w:val="clear"/>
+              <w:spacing w:after="0" w:before="0" w:line="240" w:lineRule="auto"/>
+              <w:ind w:left="0" w:right="0" w:firstLine="0"/>
+              <w:jc w:val="left"/>
+              <w:rPr/>
+            </w:pPr>
+            <w:r>
+              <w:rPr>
+                <w:rtl w:val="0"/>
+              </w:rPr>
+              <w:t xml:space="preserve">then или do не на месте</w:t>
+            </w:r>
+          </w:p>
+        </w:tc>
+        <w:tc>
+          <w:tcPr>
+            <w:shd w:fill="auto" w:val="clear"/>
+            <w:tcMar>
+              <w:top w:w="100.0" w:type="dxa"/>
+              <w:left w:w="100.0" w:type="dxa"/>
+              <w:bottom w:w="100.0" w:type="dxa"/>
+              <w:right w:w="100.0" w:type="dxa"/>
+            </w:tcMar>
+            <w:vAlign w:val="top"/>
+          </w:tcPr>
+          <w:p>
+            <w:pPr>
+              <w:keepNext w:val="0"/>
+              <w:keepLines w:val="0"/>
+              <w:pageBreakBefore w:val="0"/>
+              <w:widowControl w:val="0"/>
+              <w:pBdr>
+                <w:top w:space="0" w:sz="0" w:val="nil"/>
+                <w:left w:space="0" w:sz="0" w:val="nil"/>
+                <w:bottom w:space="0" w:sz="0" w:val="nil"/>
+                <w:right w:space="0" w:sz="0" w:val="nil"/>
+                <w:between w:space="0" w:sz="0" w:val="nil"/>
+              </w:pBdr>
+              <w:shd w:fill="auto" w:val="clear"/>
+              <w:spacing w:after="0" w:before="0" w:line="240" w:lineRule="auto"/>
+              <w:ind w:left="0" w:right="0" w:firstLine="0"/>
+              <w:jc w:val="left"/>
+              <w:rPr/>
+            </w:pPr>
+            <w:r>
+              <w:rPr>
+                <w:rtl w:val="0"/>
+              </w:rPr>
+              <w:t xml:space="preserve">unexpected then, unexpected do</w:t>
+            </w:r>
+          </w:p>
+        </w:tc>
+      </w:tr>
+    </w:tbl>
+    <w:p>
+      <w:pPr>
+        <w:ind w:firstLine="0"/>
+        <w:jc w:val="center"/>
+        <w:rPr/>
+      </w:pPr>
+      <w:r>
+        <w:rPr>
+          <w:rtl w:val="0"/>
+        </w:rPr>
+        <w:t xml:space="preserve">Таблица 2 – Основные синтаксические элементы</w:t>
+      </w:r>
+    </w:p>
+    <w:p>
+      <w:pPr>
+        <w:ind w:firstLine="0"/>
+        <w:jc w:val="center"/>
+        <w:rPr/>
+      </w:pPr>
+      <w:r>
+        <w:rPr>
+          <w:rtl w:val="0"/>
+        </w:rPr>
+      </w:r>
+    </w:p>
+    <w:p>
+      <w:pPr>
+        <w:pStyle w:val="Heading2"/>
+        <w:numPr>
+          <w:ilvl w:val="1"/>
+          <w:numId w:val="1"/>
+        </w:numPr>
+        <w:tabs>
+          <w:tab w:val="left" w:leader="none" w:pos="810"/>
+        </w:tabs>
+        <w:ind w:left="1389" w:hanging="680"/>
+      </w:pPr>
+      <w:bookmarkStart w:colFirst="0" w:colLast="0" w:name="_hwlkighod8m5" w:id="6"/>
+      <w:bookmarkEnd w:id="6"/>
+      <w:r>
+        <w:rPr>
+          <w:rtl w:val="0"/>
+        </w:rPr>
         <w:t xml:space="preserve">Возникшие конфликты и их исправление</w:t>
       </w:r>
-    </w:p>
-    <w:p>
-      <w:pPr>
-        <w:rPr/>
-      </w:pPr>
-      <w:r>
-        <w:rPr>
-          <w:rtl w:val="0"/>
-        </w:rPr>
-        <w:t xml:space="preserve">Команда bison -d -y -v pars_bash.y сообщает один конфликт сдвига и свёртки: для одной лексемы можно и прочитать её дальше, и закончить уже начатое правило. Конфликтов двух свёрток нет.</w:t>
-      </w:r>
-    </w:p>
-    <w:p>
-      <w:pPr>
-        <w:rPr/>
-      </w:pPr>
-      <w:r>
-        <w:rPr>
-          <w:rtl w:val="0"/>
-        </w:rPr>
-      </w:r>
-    </w:p>
-    <w:p>
-      <w:pPr>
-        <w:rPr/>
-      </w:pPr>
-      <w:r>
-        <w:rPr>
-          <w:rtl w:val="0"/>
-        </w:rPr>
-        <w:t xml:space="preserve">Один конфликт в local. Аргументы показаны на рисунке 8: имя, a= или a= со значением. Спорный текст — на рисунке 9: между a= и b стоит пробел.</w:t>
+      <w:r>
+        <w:rPr>
+          <w:rtl w:val="0"/>
+        </w:rPr>
+      </w:r>
+    </w:p>
+    <w:p>
+      <w:pPr>
+        <w:rPr/>
+      </w:pPr>
+      <w:r>
+        <w:rPr>
+          <w:rtl w:val="0"/>
+        </w:rPr>
+        <w:t xml:space="preserve">Команда bison -d -y -v pars_bash.y сообщает один конфликт сдвига и свёртки. Это значит, что в некотором состоянии автомата при одной и той же следующей лексеме возможны два действия: сдвинуть лексему и продолжить начатое правило или выполнить свёртку и считать это правило законченным. Конфликтов двух свёрток нет.</w:t>
+      </w:r>
+    </w:p>
+    <w:p>
+      <w:pPr>
+        <w:rPr/>
+      </w:pPr>
+      <w:r>
+        <w:rPr>
+          <w:rtl w:val="0"/>
+        </w:rPr>
+        <w:t xml:space="preserve">Конфликт возникает в правиле local на лексеме ID, которая идёт сразу после ASSIGN. Аргументом local может быть имя, присваивание без значения (a=) или присваивание со значением (a=1), см. рисунок 12. Спорный текст показан на рисунке 13: между a= и b стоит пробел.</w:t>
       </w:r>
       <w:r>
         <w:rPr>
@@ -3826,16 +5411,16 @@
           <wp:inline distB="114300" distT="114300" distL="114300" distR="114300">
             <wp:extent cx="2324100" cy="1314450"/>
             <wp:effectExtent b="0" l="0" r="0" t="0"/>
-            <wp:docPr id="14" name="image14.png"/>
+            <wp:docPr id="15" name="image12.png"/>
             <a:graphic>
               <a:graphicData uri="http://schemas.openxmlformats.org/drawingml/2006/picture">
                 <pic:pic>
                   <pic:nvPicPr>
-                    <pic:cNvPr id="0" name="image14.png"/>
+                    <pic:cNvPr id="0" name="image12.png"/>
                     <pic:cNvPicPr preferRelativeResize="0"/>
                   </pic:nvPicPr>
                   <pic:blipFill>
-                    <a:blip r:embed="rId16"/>
+                    <a:blip r:embed="rId20"/>
                     <a:srcRect b="0" l="0" r="0" t="0"/>
                     <a:stretch>
                       <a:fillRect/>
@@ -3870,13 +5455,62 @@
         <w:rPr>
           <w:rtl w:val="0"/>
         </w:rPr>
-        <w:t xml:space="preserve">Рисунок 9 – Код, на котором виден конфликт в local</w:t>
+        <w:t xml:space="preserve">Рисунок 13 – Код, на котором виден конфликт в local</w:t>
+      </w:r>
+    </w:p>
+    <w:p>
+      <w:pPr>
+        <w:ind w:firstLine="720"/>
+        <w:rPr/>
+      </w:pPr>
+      <w:r>
+        <w:rPr>
+          <w:rtl w:val="0"/>
+        </w:rPr>
+        <w:t xml:space="preserve">Сканер пробелы отбрасывает, поэтому парсер видит ASSIGN (a=), а следом ID (b). Из-за этого он не может определить, относится ли b к a=. Возможны два хода:</w:t>
+      </w:r>
+    </w:p>
+    <w:p>
+      <w:pPr>
+        <w:numPr>
+          <w:ilvl w:val="0"/>
+          <w:numId w:val="2"/>
+        </w:numPr>
+        <w:ind w:left="720" w:hanging="360"/>
+        <w:rPr>
+          <w:u w:val="none"/>
+        </w:rPr>
+      </w:pPr>
+      <w:r>
+        <w:rPr>
+          <w:rFonts w:ascii="Gungsuh" w:cs="Gungsuh" w:eastAsia="Gungsuh" w:hAnsi="Gungsuh"/>
+          <w:rtl w:val="0"/>
+        </w:rPr>
+        <w:t xml:space="preserve">Сдвиг. Лексема b читается как значение по правилу local_item → ASSIGN word. Получается один аргумент a= b.</w:t>
+      </w:r>
+    </w:p>
+    <w:p>
+      <w:pPr>
+        <w:numPr>
+          <w:ilvl w:val="0"/>
+          <w:numId w:val="2"/>
+        </w:numPr>
+        <w:ind w:left="720" w:hanging="360"/>
+        <w:rPr>
+          <w:u w:val="none"/>
+        </w:rPr>
+      </w:pPr>
+      <w:r>
+        <w:rPr>
+          <w:rFonts w:ascii="Gungsuh" w:cs="Gungsuh" w:eastAsia="Gungsuh" w:hAnsi="Gungsuh"/>
+          <w:rtl w:val="0"/>
+        </w:rPr>
+        <w:t xml:space="preserve">Свёртка. Пустое a= закрывается по правилу local_item → ASSIGN, а b становится следующим именем по правилу local_item → ID. Получается два аргумента.</w:t>
       </w:r>
     </w:p>
     <w:p>
       <w:pPr>
         <w:ind w:firstLine="0"/>
-        <w:jc w:val="center"/>
         <w:rPr/>
       </w:pPr>
       <w:r>
@@ -3894,7 +5528,7 @@
         <w:rPr>
           <w:rtl w:val="0"/>
         </w:rPr>
-        <w:t xml:space="preserve">Сканер пробел выбрасывает, и парсер видит ASSIGN (a=) и следом ID (b). Дальше два хода.</w:t>
+        <w:t xml:space="preserve">Оба хода приводят к успешному разбору, поэтому текст принимается при любом выборе. Различается только дерево разбора: для этого текста грамматика неоднозначна. Распознаватель решает лишь вопрос принадлежности текста языку и значений не вычисляет, поэтому ответ программы от выбора не зависит. В таком споре bison по умолчанию выбирает сдвиг, и local a= b разбирается как один аргумент. В настоящем Bash это два аргумента, но для распознавателя разница не видна, поэтому грамматика не менялась. Без пробела, в local a=b, сканер отдаёт одну лексему ASSIGN, и спора нет.</w:t>
       </w:r>
     </w:p>
     <w:p>
@@ -3906,7 +5540,6 @@
         <w:rPr>
           <w:rtl w:val="0"/>
         </w:rPr>
-        <w:t xml:space="preserve">Сдвиг читает b как значение по правилу ASSIGN word: один аргумент.</w:t>
       </w:r>
     </w:p>
     <w:p>
@@ -3918,53 +5551,7 @@
         <w:rPr>
           <w:rtl w:val="0"/>
         </w:rPr>
-        <w:t xml:space="preserve">Свёртка закрывает пустое a= по правилу ASSIGN и берёт b как следующее имя: два аргумента.</w:t>
-      </w:r>
-    </w:p>
-    <w:p>
-      <w:pPr>
-        <w:ind w:firstLine="720"/>
-        <w:rPr/>
-      </w:pPr>
-      <w:r>
-        <w:rPr>
-          <w:rtl w:val="0"/>
-        </w:rPr>
-      </w:r>
-    </w:p>
-    <w:p>
-      <w:pPr>
-        <w:ind w:firstLine="720"/>
-        <w:rPr/>
-      </w:pPr>
-      <w:r>
-        <w:rPr>
-          <w:rtl w:val="0"/>
-        </w:rPr>
-        <w:t xml:space="preserve">Оба хода этот текст принимают. Bison в таком споре всегда выбирает сдвиг, поэтому программа отвечает одинаково и править грамматику незачем. Без пробела, в local a=b, сканер отдаёт одну лексему ASSIGN, и спора нет.</w:t>
-      </w:r>
-    </w:p>
-    <w:p>
-      <w:pPr>
-        <w:ind w:firstLine="720"/>
-        <w:rPr/>
-      </w:pPr>
-      <w:r>
-        <w:rPr>
-          <w:rtl w:val="0"/>
-        </w:rPr>
-      </w:r>
-    </w:p>
-    <w:p>
-      <w:pPr>
-        <w:ind w:firstLine="720"/>
-        <w:rPr/>
-      </w:pPr>
-      <w:r>
-        <w:rPr>
-          <w:rtl w:val="0"/>
-        </w:rPr>
-        <w:t xml:space="preserve">На рисунке 10 сверху сборка без -Wcounterexamples, снизу тот же конфликт с этим флагом.</w:t>
+        <w:t xml:space="preserve">На рисунке 14 сверху показана сборка с предупреждением о конфликте, снизу тот же конфликт с флагом -Wcounterexamples. Bison приводит пример ASSIGN • ID и две ветви разбора: сдвиг идёт по правилу ASSIGN word, свёртка — по правилу ASSIGN.</w:t>
       </w:r>
     </w:p>
     <w:p>
@@ -3976,18 +5563,18 @@
         <w:rPr/>
         <w:drawing>
           <wp:inline distB="114300" distT="114300" distL="114300" distR="114300">
-            <wp:extent cx="5940115" cy="3098800"/>
+            <wp:extent cx="5049203" cy="2629793"/>
             <wp:effectExtent b="0" l="0" r="0" t="0"/>
-            <wp:docPr id="10" name="image10.png"/>
+            <wp:docPr id="11" name="image9.png"/>
             <a:graphic>
               <a:graphicData uri="http://schemas.openxmlformats.org/drawingml/2006/picture">
                 <pic:pic>
                   <pic:nvPicPr>
-                    <pic:cNvPr id="0" name="image10.png"/>
+                    <pic:cNvPr id="0" name="image9.png"/>
                     <pic:cNvPicPr preferRelativeResize="0"/>
                   </pic:nvPicPr>
                   <pic:blipFill>
-                    <a:blip r:embed="rId17"/>
+                    <a:blip r:embed="rId21"/>
                     <a:srcRect b="0" l="0" r="0" t="0"/>
                     <a:stretch>
                       <a:fillRect/>
@@ -3996,7 +5583,7 @@
                   <pic:spPr>
                     <a:xfrm>
                       <a:off x="0" y="0"/>
-                      <a:ext cx="5940115" cy="3098800"/>
+                      <a:ext cx="5049203" cy="2629793"/>
                     </a:xfrm>
                     <a:prstGeom prst="rect"/>
                     <a:ln/>
@@ -4022,41 +5609,7 @@
         <w:rPr>
           <w:rtl w:val="0"/>
         </w:rPr>
-        <w:t xml:space="preserve">Рисунок 10 – Конфликт сдвига и свёртки в local на токене ID</w:t>
-      </w:r>
-    </w:p>
-    <w:p>
-      <w:pPr>
-        <w:jc w:val="center"/>
-        <w:rPr/>
-      </w:pPr>
-      <w:r>
-        <w:rPr>
-          <w:rtl w:val="0"/>
-        </w:rPr>
-      </w:r>
-    </w:p>
-    <w:p>
-      <w:pPr>
-        <w:jc w:val="left"/>
-        <w:rPr/>
-      </w:pPr>
-      <w:r>
-        <w:rPr>
-          <w:rtl w:val="0"/>
-        </w:rPr>
-        <w:t xml:space="preserve">Сдвиг идёт по правилу ASSIGN word, свёртка — по правилу ASSIGN.</w:t>
-      </w:r>
-    </w:p>
-    <w:p>
-      <w:pPr>
-        <w:jc w:val="left"/>
-        <w:rPr/>
-      </w:pPr>
-      <w:r>
-        <w:rPr>
-          <w:rtl w:val="0"/>
-        </w:rPr>
+        <w:t xml:space="preserve">Рисунок 14 – Конфликт сдвига и свёртки в local на токене ID</w:t>
       </w:r>
     </w:p>
     <w:p>
@@ -4117,8 +5670,8 @@
         <w:ind w:left="1389" w:hanging="680"/>
         <w:rPr/>
       </w:pPr>
-      <w:bookmarkStart w:colFirst="0" w:colLast="0" w:name="_lkb0dmbgj066" w:id="6"/>
-      <w:bookmarkEnd w:id="6"/>
+      <w:bookmarkStart w:colFirst="0" w:colLast="0" w:name="_lkb0dmbgj066" w:id="7"/>
+      <w:bookmarkEnd w:id="7"/>
       <w:r>
         <w:rPr>
           <w:rtl w:val="0"/>
@@ -4155,28 +5708,28 @@
         <w:rPr>
           <w:rtl w:val="0"/>
         </w:rPr>
-        <w:t xml:space="preserve">Для нескольких типичных случаев к номеру добавляется короткое пояснение: Error: line N: text. Остальные ошибки сообщаются только номером строки. На рисунке 15 ветка if закрыта словом done, поэтому в сообщении один номер строки.</w:t>
-      </w:r>
-    </w:p>
-    <w:p>
-      <w:pPr>
-        <w:rPr/>
-      </w:pPr>
-      <w:r>
-        <w:rPr>
-          <w:rtl w:val="0"/>
-        </w:rPr>
-      </w:r>
-    </w:p>
-    <w:p>
-      <w:pPr>
-        <w:rPr/>
-      </w:pPr>
-      <w:r>
-        <w:rPr>
-          <w:rtl w:val="0"/>
-        </w:rPr>
-        <w:t xml:space="preserve">На рисунках 11 и 12 два положительных теста. Сообщений нет, код возврата равен 0.</w:t>
+        <w:t xml:space="preserve">Для нескольких типичных случаев к номеру добавляется короткое пояснение: Error: line N: text. Такие пояснения есть у шебанга, here-документа, [[, пропущенного разделителя перед then, do и }, неожиданных then и do, case без in и ветки case без ;;. Остальные ошибки сообщаются только номером строки. На рисунке 19 ветка if закрыта словом done, поэтому в сообщении один номер строки.</w:t>
+      </w:r>
+    </w:p>
+    <w:p>
+      <w:pPr>
+        <w:rPr/>
+      </w:pPr>
+      <w:r>
+        <w:rPr>
+          <w:rtl w:val="0"/>
+        </w:rPr>
+      </w:r>
+    </w:p>
+    <w:p>
+      <w:pPr>
+        <w:rPr/>
+      </w:pPr>
+      <w:r>
+        <w:rPr>
+          <w:rtl w:val="0"/>
+        </w:rPr>
+        <w:t xml:space="preserve">На рисунках 15 и 16 два принимаемых сценария. Сообщений нет, код возврата равен 0.</w:t>
       </w:r>
     </w:p>
     <w:p>
@@ -4201,16 +5754,16 @@
           <wp:inline distB="114300" distT="114300" distL="114300" distR="114300">
             <wp:extent cx="5940115" cy="2298700"/>
             <wp:effectExtent b="0" l="0" r="0" t="0"/>
-            <wp:docPr id="4" name="image3.png"/>
+            <wp:docPr id="4" name="image14.png"/>
             <a:graphic>
               <a:graphicData uri="http://schemas.openxmlformats.org/drawingml/2006/picture">
                 <pic:pic>
                   <pic:nvPicPr>
-                    <pic:cNvPr id="0" name="image3.png"/>
+                    <pic:cNvPr id="0" name="image14.png"/>
                     <pic:cNvPicPr preferRelativeResize="0"/>
                   </pic:nvPicPr>
                   <pic:blipFill>
-                    <a:blip r:embed="rId18"/>
+                    <a:blip r:embed="rId22"/>
                     <a:srcRect b="0" l="0" r="0" t="0"/>
                     <a:stretch>
                       <a:fillRect/>
@@ -4235,7 +5788,7 @@
           <w:rtl w:val="0"/>
         </w:rPr>
         <w:br w:type="textWrapping"/>
-        <w:t xml:space="preserve">Рисунок 11 – Принимаемый сценарий: if, elif и else</w:t>
+        <w:t xml:space="preserve">Рисунок 15 – Принимаемый сценарий: if, elif и else</w:t>
       </w:r>
     </w:p>
     <w:p>
@@ -4249,16 +5802,16 @@
           <wp:inline distB="114300" distT="114300" distL="114300" distR="114300">
             <wp:extent cx="5940115" cy="1981200"/>
             <wp:effectExtent b="0" l="0" r="0" t="0"/>
-            <wp:docPr id="5" name="image5.png"/>
+            <wp:docPr id="8" name="image6.png"/>
             <a:graphic>
               <a:graphicData uri="http://schemas.openxmlformats.org/drawingml/2006/picture">
                 <pic:pic>
                   <pic:nvPicPr>
-                    <pic:cNvPr id="0" name="image5.png"/>
+                    <pic:cNvPr id="0" name="image6.png"/>
                     <pic:cNvPicPr preferRelativeResize="0"/>
                   </pic:nvPicPr>
                   <pic:blipFill>
-                    <a:blip r:embed="rId19"/>
+                    <a:blip r:embed="rId23"/>
                     <a:srcRect b="0" l="0" r="0" t="0"/>
                     <a:stretch>
                       <a:fillRect/>
@@ -4282,7 +5835,7 @@
         <w:rPr>
           <w:rtl w:val="0"/>
         </w:rPr>
-        <w:t xml:space="preserve">Рисунок 12 – Принимаемый сценарий: функция и local</w:t>
+        <w:t xml:space="preserve">Рисунок 16 – Принимаемый сценарий: функция и local</w:t>
       </w:r>
     </w:p>
     <w:p>
@@ -4306,7 +5859,7 @@
         <w:rPr>
           <w:rtl w:val="0"/>
         </w:rPr>
-        <w:t xml:space="preserve">На рисунке 13 файл без шебанга: Error: line 1: missing shebang, код возврата равен 1. На рисунке 14 here-документ: Error: line 2: here-document is not supported, код возврата равен 1.</w:t>
+        <w:t xml:space="preserve">На рисунке 17 файл без шебанга: Error: line 1: missing shebang, код возврата равен 1. На рисунке 18 here-документ: Error: line 2: here-document is not supported, код возврата равен 1.</w:t>
       </w:r>
     </w:p>
     <w:p>
@@ -4348,16 +5901,16 @@
           <wp:inline distB="114300" distT="114300" distL="114300" distR="114300">
             <wp:extent cx="5940115" cy="1346200"/>
             <wp:effectExtent b="0" l="0" r="0" t="0"/>
-            <wp:docPr id="15" name="image15.png"/>
+            <wp:docPr id="16" name="image18.png"/>
             <a:graphic>
               <a:graphicData uri="http://schemas.openxmlformats.org/drawingml/2006/picture">
                 <pic:pic>
                   <pic:nvPicPr>
-                    <pic:cNvPr id="0" name="image15.png"/>
+                    <pic:cNvPr id="0" name="image18.png"/>
                     <pic:cNvPicPr preferRelativeResize="0"/>
                   </pic:nvPicPr>
                   <pic:blipFill>
-                    <a:blip r:embed="rId20"/>
+                    <a:blip r:embed="rId24"/>
                     <a:srcRect b="0" l="0" r="0" t="0"/>
                     <a:stretch>
                       <a:fillRect/>
@@ -4439,7 +5992,7 @@
         <w:rPr>
           <w:rtl w:val="0"/>
         </w:rPr>
-        <w:t xml:space="preserve">3</w:t>
+        <w:t xml:space="preserve">7</w:t>
       </w:r>
       <w:r>
         <w:rPr>
@@ -4497,16 +6050,16 @@
           <wp:inline distB="114300" distT="114300" distL="114300" distR="114300">
             <wp:extent cx="5940115" cy="1892300"/>
             <wp:effectExtent b="0" l="0" r="0" t="0"/>
-            <wp:docPr id="9" name="image8.png"/>
+            <wp:docPr id="10" name="image16.png"/>
             <a:graphic>
               <a:graphicData uri="http://schemas.openxmlformats.org/drawingml/2006/picture">
                 <pic:pic>
                   <pic:nvPicPr>
-                    <pic:cNvPr id="0" name="image8.png"/>
+                    <pic:cNvPr id="0" name="image16.png"/>
                     <pic:cNvPicPr preferRelativeResize="0"/>
                   </pic:nvPicPr>
                   <pic:blipFill>
-                    <a:blip r:embed="rId21"/>
+                    <a:blip r:embed="rId25"/>
                     <a:srcRect b="0" l="0" r="0" t="0"/>
                     <a:stretch>
                       <a:fillRect/>
@@ -4549,7 +6102,7 @@
         <w:rPr>
           <w:rtl w:val="0"/>
         </w:rPr>
-        <w:t xml:space="preserve">4</w:t>
+        <w:t xml:space="preserve">8</w:t>
       </w:r>
       <w:r>
         <w:rPr>
@@ -4600,7 +6153,7 @@
         <w:rPr>
           <w:rtl w:val="0"/>
         </w:rPr>
-        <w:t xml:space="preserve">На рисунке 15 обычная синтаксическая ошибка: Error: line 4, код возврата равен 1.</w:t>
+        <w:t xml:space="preserve">На рисунке 19 обычная синтаксическая ошибка: Error: line 4, код возврата равен 1.</w:t>
       </w:r>
     </w:p>
     <w:p>
@@ -4626,18 +6179,18 @@
         <w:rPr/>
         <w:drawing>
           <wp:inline distB="114300" distT="114300" distL="114300" distR="114300">
-            <wp:extent cx="5940115" cy="1536700"/>
+            <wp:extent cx="5230178" cy="1349453"/>
             <wp:effectExtent b="0" l="0" r="0" t="0"/>
-            <wp:docPr id="12" name="image11.png"/>
+            <wp:docPr id="13" name="image15.png"/>
             <a:graphic>
               <a:graphicData uri="http://schemas.openxmlformats.org/drawingml/2006/picture">
                 <pic:pic>
                   <pic:nvPicPr>
-                    <pic:cNvPr id="0" name="image11.png"/>
+                    <pic:cNvPr id="0" name="image15.png"/>
                     <pic:cNvPicPr preferRelativeResize="0"/>
                   </pic:nvPicPr>
                   <pic:blipFill>
-                    <a:blip r:embed="rId22"/>
+                    <a:blip r:embed="rId26"/>
                     <a:srcRect b="0" l="0" r="0" t="0"/>
                     <a:stretch>
                       <a:fillRect/>
@@ -4646,7 +6199,7 @@
                   <pic:spPr>
                     <a:xfrm>
                       <a:off x="0" y="0"/>
-                      <a:ext cx="5940115" cy="1536700"/>
+                      <a:ext cx="5230178" cy="1349453"/>
                     </a:xfrm>
                     <a:prstGeom prst="rect"/>
                     <a:ln/>
@@ -4674,7 +6227,7 @@
         <w:rPr>
           <w:rtl w:val="0"/>
         </w:rPr>
-        <w:t xml:space="preserve">Рисунок 15 – Отказ: ошибка на строке 4</w:t>
+        <w:t xml:space="preserve">Рисунок 19 – Отказ: ошибка на строке 4</w:t>
       </w:r>
     </w:p>
     <w:p>
@@ -4696,16 +6249,16 @@
           <wp:inline distB="114300" distT="114300" distL="114300" distR="114300">
             <wp:extent cx="5940115" cy="3390900"/>
             <wp:effectExtent b="0" l="0" r="0" t="0"/>
-            <wp:docPr id="8" name="image9.png"/>
+            <wp:docPr id="9" name="image4.png"/>
             <a:graphic>
               <a:graphicData uri="http://schemas.openxmlformats.org/drawingml/2006/picture">
                 <pic:pic>
                   <pic:nvPicPr>
-                    <pic:cNvPr id="0" name="image9.png"/>
+                    <pic:cNvPr id="0" name="image4.png"/>
                     <pic:cNvPicPr preferRelativeResize="0"/>
                   </pic:nvPicPr>
                   <pic:blipFill>
-                    <a:blip r:embed="rId23"/>
+                    <a:blip r:embed="rId27"/>
                     <a:srcRect b="0" l="0" r="0" t="0"/>
                     <a:stretch>
                       <a:fillRect/>
@@ -4729,16 +6282,84 @@
         <w:rPr>
           <w:rtl w:val="0"/>
         </w:rPr>
-        <w:t xml:space="preserve">Рисунок 16 – Принимаемый сценарий: большой файл</w:t>
-      </w:r>
-    </w:p>
-    <w:p>
-      <w:pPr>
-        <w:rPr/>
-      </w:pPr>
-      <w:r>
-        <w:br w:type="page"/>
-      </w:r>
+        <w:t xml:space="preserve">Рисунок 20 – Принимаемый сценарий: большой файл</w:t>
+      </w:r>
+    </w:p>
+    <w:p>
+      <w:pPr>
+        <w:rPr/>
+      </w:pPr>
+      <w:r>
+        <w:rPr>
+          <w:rtl w:val="0"/>
+        </w:rPr>
+      </w:r>
+    </w:p>
+    <w:p>
+      <w:pPr>
+        <w:rPr/>
+      </w:pPr>
+      <w:r>
+        <w:rPr>
+          <w:rtl w:val="0"/>
+        </w:rPr>
+        <w:t xml:space="preserve">На рисунке 20 показан большой принимаемый сценарий: присваивания, if, конвейер с перенаправлением, функция с local, for и case. Сообщений нет, код возврата равен 0.</w:t>
+      </w:r>
+    </w:p>
+    <w:p>
+      <w:pPr>
+        <w:rPr/>
+      </w:pPr>
+      <w:r>
+        <w:rPr>
+          <w:rtl w:val="0"/>
+        </w:rPr>
+      </w:r>
+    </w:p>
+    <w:p>
+      <w:pPr>
+        <w:rPr/>
+      </w:pPr>
+      <w:r>
+        <w:rPr>
+          <w:rtl w:val="0"/>
+        </w:rPr>
+      </w:r>
+    </w:p>
+    <w:p>
+      <w:pPr>
+        <w:rPr/>
+      </w:pPr>
+      <w:r>
+        <w:rPr>
+          <w:rtl w:val="0"/>
+        </w:rPr>
+      </w:r>
+    </w:p>
+    <w:p>
+      <w:pPr>
+        <w:rPr/>
+      </w:pPr>
+      <w:r>
+        <w:rPr>
+          <w:rtl w:val="0"/>
+        </w:rPr>
+      </w:r>
+    </w:p>
+    <w:p>
+      <w:pPr>
+        <w:rPr/>
+      </w:pPr>
+      <w:r>
+        <w:rPr>
+          <w:rtl w:val="0"/>
+        </w:rPr>
+      </w:r>
+    </w:p>
+    <w:p>
+      <w:pPr>
+        <w:rPr/>
+      </w:pPr>
       <w:r>
         <w:rPr>
           <w:rtl w:val="0"/>
@@ -4809,7 +6430,7 @@
     <w:p>
       <w:pPr>
         <w:keepLines w:val="1"/>
-        <w:ind w:firstLine="720"/>
+        <w:ind w:left="0" w:firstLine="0"/>
         <w:jc w:val="left"/>
         <w:rPr/>
       </w:pPr>
@@ -4879,7 +6500,7 @@
     <w:p>
       <w:pPr>
         <w:keepLines w:val="1"/>
-        <w:ind w:firstLine="0"/>
+        <w:ind w:firstLine="720"/>
         <w:jc w:val="left"/>
         <w:rPr/>
       </w:pPr>
@@ -4900,7 +6521,7 @@
         <w:rPr>
           <w:rtl w:val="0"/>
         </w:rPr>
-        <w:t xml:space="preserve">Полный Bash в это подмножество не входит. За его границей остались here-документ, проверка [[ ... ]], арифметика, сложные подстановки, группы команд и запись VAR=value command.</w:t>
+        <w:t xml:space="preserve">Для типичных ошибок (шебанг, here-документ, [[, пропущенный разделитель перед then, do и }, лишние then и do, case без in, ветка case без ;;) к номеру строки добавляется короткое пояснение.</w:t>
       </w:r>
     </w:p>
     <w:p>
@@ -4973,8 +6594,8 @@
         <w:jc w:val="center"/>
         <w:rPr/>
       </w:pPr>
-      <w:bookmarkStart w:colFirst="0" w:colLast="0" w:name="_wwsf0icmcsac" w:id="7"/>
-      <w:bookmarkEnd w:id="7"/>
+      <w:bookmarkStart w:colFirst="0" w:colLast="0" w:name="_wwsf0icmcsac" w:id="8"/>
+      <w:bookmarkEnd w:id="8"/>
       <w:r>
         <w:rPr>
           <w:rtl w:val="0"/>
@@ -5063,8 +6684,8 @@
           <w:vertAlign w:val="baseline"/>
         </w:rPr>
       </w:pPr>
-      <w:bookmarkStart w:colFirst="0" w:colLast="0" w:name="_sxhvfjcsymqu" w:id="8"/>
-      <w:bookmarkEnd w:id="8"/>
+      <w:bookmarkStart w:colFirst="0" w:colLast="0" w:name="_sxhvfjcsymqu" w:id="9"/>
+      <w:bookmarkEnd w:id="9"/>
       <w:r>
         <w:rPr>
           <w:rFonts w:ascii="Times New Roman" w:cs="Times New Roman" w:eastAsia="Times New Roman" w:hAnsi="Times New Roman"/>
@@ -5810,6 +7431,25 @@
           <w:szCs w:val="18"/>
           <w:rtl w:val="0"/>
         </w:rPr>
+        <w:t xml:space="preserve">&lt;BODY&gt;"select"                  { return SELECT; }</w:t>
+      </w:r>
+    </w:p>
+    <w:p>
+      <w:pPr>
+        <w:spacing w:line="285" w:lineRule="auto"/>
+        <w:rPr>
+          <w:rFonts w:ascii="Consolas" w:cs="Consolas" w:eastAsia="Consolas" w:hAnsi="Consolas"/>
+          <w:sz w:val="18"/>
+          <w:szCs w:val="18"/>
+        </w:rPr>
+      </w:pPr>
+      <w:r>
+        <w:rPr>
+          <w:rFonts w:ascii="Consolas" w:cs="Consolas" w:eastAsia="Consolas" w:hAnsi="Consolas"/>
+          <w:sz w:val="18"/>
+          <w:szCs w:val="18"/>
+          <w:rtl w:val="0"/>
+        </w:rPr>
         <w:t xml:space="preserve">&lt;BODY&gt;"in"                      { return IN; }</w:t>
       </w:r>
     </w:p>
@@ -6330,7 +7970,55 @@
           <w:szCs w:val="18"/>
           <w:rtl w:val="0"/>
         </w:rPr>
-        <w:t xml:space="preserve">&lt;BODY&gt;"$#"|"$@"|"$*"|"$$"|"$?"  { return DOLLAR_SPECIAL; }</w:t>
+        <w:t xml:space="preserve">&lt;BODY&gt;"</w:t>
+      </w:r>
+      <m:oMath>
+        <m:r>
+          <w:rPr>
+            <w:rFonts w:ascii="Consolas" w:cs="Consolas" w:eastAsia="Consolas" w:hAnsi="Consolas"/>
+            <w:sz w:val="18"/>
+            <w:szCs w:val="18"/>
+          </w:rPr>
+          <m:t xml:space="preserve">#"|"</m:t>
+        </m:r>
+      </m:oMath>
+      <w:r>
+        <w:rPr>
+          <w:rFonts w:ascii="Consolas" w:cs="Consolas" w:eastAsia="Consolas" w:hAnsi="Consolas"/>
+          <w:sz w:val="18"/>
+          <w:szCs w:val="18"/>
+          <w:rtl w:val="0"/>
+        </w:rPr>
+        <w:t xml:space="preserve">@"|"</w:t>
+      </w:r>
+      <m:oMath>
+        <m:r>
+          <w:rPr>
+            <w:rFonts w:ascii="Consolas" w:cs="Consolas" w:eastAsia="Consolas" w:hAnsi="Consolas"/>
+            <w:sz w:val="18"/>
+            <w:szCs w:val="18"/>
+          </w:rPr>
+          <m:t xml:space="preserve">*"|"</m:t>
+        </m:r>
+      </m:oMath>
+      <m:oMath>
+        <m:r>
+          <w:rPr>
+            <w:rFonts w:ascii="Consolas" w:cs="Consolas" w:eastAsia="Consolas" w:hAnsi="Consolas"/>
+            <w:sz w:val="18"/>
+            <w:szCs w:val="18"/>
+          </w:rPr>
+          <m:t xml:space="preserve">"|"</m:t>
+        </m:r>
+      </m:oMath>
+      <w:r>
+        <w:rPr>
+          <w:rFonts w:ascii="Consolas" w:cs="Consolas" w:eastAsia="Consolas" w:hAnsi="Consolas"/>
+          <w:sz w:val="18"/>
+          <w:szCs w:val="18"/>
+          <w:rtl w:val="0"/>
+        </w:rPr>
+        <w:t xml:space="preserve">?"  { return DOLLAR_SPECIAL; }</w:t>
       </w:r>
     </w:p>
     <w:p>
@@ -7530,6 +9218,36 @@
           <w:rtl w:val="0"/>
         </w:rPr>
         <w:t xml:space="preserve">}</w:t>
+      </w:r>
+    </w:p>
+    <w:p>
+      <w:pPr>
+        <w:spacing w:line="285" w:lineRule="auto"/>
+        <w:rPr>
+          <w:rFonts w:ascii="Consolas" w:cs="Consolas" w:eastAsia="Consolas" w:hAnsi="Consolas"/>
+          <w:sz w:val="18"/>
+          <w:szCs w:val="18"/>
+        </w:rPr>
+      </w:pPr>
+      <w:r>
+        <w:rPr>
+          <w:rtl w:val="0"/>
+        </w:rPr>
+      </w:r>
+    </w:p>
+    <w:p>
+      <w:pPr>
+        <w:spacing w:line="285" w:lineRule="auto"/>
+        <w:rPr>
+          <w:rFonts w:ascii="Consolas" w:cs="Consolas" w:eastAsia="Consolas" w:hAnsi="Consolas"/>
+          <w:sz w:val="18"/>
+          <w:szCs w:val="18"/>
+        </w:rPr>
+      </w:pPr>
+      <w:r>
+        <w:rPr>
+          <w:rtl w:val="0"/>
+        </w:rPr>
       </w:r>
     </w:p>
     <w:p>
@@ -7609,8 +9327,8 @@
         <w:jc w:val="center"/>
         <w:rPr/>
       </w:pPr>
-      <w:bookmarkStart w:colFirst="0" w:colLast="0" w:name="_oy5pgn9mp78b" w:id="9"/>
-      <w:bookmarkEnd w:id="9"/>
+      <w:bookmarkStart w:colFirst="0" w:colLast="0" w:name="_oy5pgn9mp78b" w:id="10"/>
+      <w:bookmarkEnd w:id="10"/>
       <w:r>
         <w:rPr>
           <w:rtl w:val="0"/>
@@ -8112,7 +9830,7 @@
           <w:szCs w:val="18"/>
           <w:rtl w:val="0"/>
         </w:rPr>
-        <w:t xml:space="preserve">%token FOR IN CASE ESAC FUNCTION LOCAL</w:t>
+        <w:t xml:space="preserve">%token FOR SELECT IN CASE ESAC FUNCTION LOCAL</w:t>
       </w:r>
     </w:p>
     <w:p>
@@ -8289,8 +10007,12 @@
       </w:pPr>
       <w:r>
         <w:rPr>
-          <w:rtl w:val="0"/>
-        </w:rPr>
+          <w:rFonts w:ascii="Consolas" w:cs="Consolas" w:eastAsia="Consolas" w:hAnsi="Consolas"/>
+          <w:sz w:val="18"/>
+          <w:szCs w:val="18"/>
+          <w:rtl w:val="0"/>
+        </w:rPr>
+        <w:t xml:space="preserve">/* шебанг и команды */</w:t>
       </w:r>
     </w:p>
     <w:p>
@@ -8381,6 +10103,25 @@
           <w:szCs w:val="18"/>
           <w:rtl w:val="0"/>
         </w:rPr>
+        <w:t xml:space="preserve">/* тело: файл, then, do; можно пустое */</w:t>
+      </w:r>
+    </w:p>
+    <w:p>
+      <w:pPr>
+        <w:spacing w:line="285" w:lineRule="auto"/>
+        <w:rPr>
+          <w:rFonts w:ascii="Consolas" w:cs="Consolas" w:eastAsia="Consolas" w:hAnsi="Consolas"/>
+          <w:sz w:val="18"/>
+          <w:szCs w:val="18"/>
+        </w:rPr>
+      </w:pPr>
+      <w:r>
+        <w:rPr>
+          <w:rFonts w:ascii="Consolas" w:cs="Consolas" w:eastAsia="Consolas" w:hAnsi="Consolas"/>
+          <w:sz w:val="18"/>
+          <w:szCs w:val="18"/>
+          <w:rtl w:val="0"/>
+        </w:rPr>
         <w:t xml:space="preserve">list:</w:t>
       </w:r>
     </w:p>
@@ -8491,6 +10232,25 @@
           <w:szCs w:val="18"/>
           <w:rtl w:val="0"/>
         </w:rPr>
+        <w:t xml:space="preserve">/* команды через separator */</w:t>
+      </w:r>
+    </w:p>
+    <w:p>
+      <w:pPr>
+        <w:spacing w:line="285" w:lineRule="auto"/>
+        <w:rPr>
+          <w:rFonts w:ascii="Consolas" w:cs="Consolas" w:eastAsia="Consolas" w:hAnsi="Consolas"/>
+          <w:sz w:val="18"/>
+          <w:szCs w:val="18"/>
+        </w:rPr>
+      </w:pPr>
+      <w:r>
+        <w:rPr>
+          <w:rFonts w:ascii="Consolas" w:cs="Consolas" w:eastAsia="Consolas" w:hAnsi="Consolas"/>
+          <w:sz w:val="18"/>
+          <w:szCs w:val="18"/>
+          <w:rtl w:val="0"/>
+        </w:rPr>
         <w:t xml:space="preserve">stmt_seq:</w:t>
       </w:r>
     </w:p>
@@ -8582,6 +10342,25 @@
           <w:szCs w:val="18"/>
           <w:rtl w:val="0"/>
         </w:rPr>
+        <w:t xml:space="preserve">/* ;, &amp; или перевод строки */</w:t>
+      </w:r>
+    </w:p>
+    <w:p>
+      <w:pPr>
+        <w:spacing w:line="285" w:lineRule="auto"/>
+        <w:rPr>
+          <w:rFonts w:ascii="Consolas" w:cs="Consolas" w:eastAsia="Consolas" w:hAnsi="Consolas"/>
+          <w:sz w:val="18"/>
+          <w:szCs w:val="18"/>
+        </w:rPr>
+      </w:pPr>
+      <w:r>
+        <w:rPr>
+          <w:rFonts w:ascii="Consolas" w:cs="Consolas" w:eastAsia="Consolas" w:hAnsi="Consolas"/>
+          <w:sz w:val="18"/>
+          <w:szCs w:val="18"/>
+          <w:rtl w:val="0"/>
+        </w:rPr>
         <w:t xml:space="preserve">separator:</w:t>
       </w:r>
     </w:p>
@@ -8692,6 +10471,25 @@
           <w:szCs w:val="18"/>
           <w:rtl w:val="0"/>
         </w:rPr>
+        <w:t xml:space="preserve">/* лишние переводы строки */</w:t>
+      </w:r>
+    </w:p>
+    <w:p>
+      <w:pPr>
+        <w:spacing w:line="285" w:lineRule="auto"/>
+        <w:rPr>
+          <w:rFonts w:ascii="Consolas" w:cs="Consolas" w:eastAsia="Consolas" w:hAnsi="Consolas"/>
+          <w:sz w:val="18"/>
+          <w:szCs w:val="18"/>
+        </w:rPr>
+      </w:pPr>
+      <w:r>
+        <w:rPr>
+          <w:rFonts w:ascii="Consolas" w:cs="Consolas" w:eastAsia="Consolas" w:hAnsi="Consolas"/>
+          <w:sz w:val="18"/>
+          <w:szCs w:val="18"/>
+          <w:rtl w:val="0"/>
+        </w:rPr>
         <w:t xml:space="preserve">nl_opt:</w:t>
       </w:r>
     </w:p>
@@ -8711,25 +10509,6 @@
           <w:szCs w:val="18"/>
           <w:rtl w:val="0"/>
         </w:rPr>
-        <w:t xml:space="preserve">    /* empty */</w:t>
-      </w:r>
-    </w:p>
-    <w:p>
-      <w:pPr>
-        <w:spacing w:line="285" w:lineRule="auto"/>
-        <w:rPr>
-          <w:rFonts w:ascii="Consolas" w:cs="Consolas" w:eastAsia="Consolas" w:hAnsi="Consolas"/>
-          <w:sz w:val="18"/>
-          <w:szCs w:val="18"/>
-        </w:rPr>
-      </w:pPr>
-      <w:r>
-        <w:rPr>
-          <w:rFonts w:ascii="Consolas" w:cs="Consolas" w:eastAsia="Consolas" w:hAnsi="Consolas"/>
-          <w:sz w:val="18"/>
-          <w:szCs w:val="18"/>
-          <w:rtl w:val="0"/>
-        </w:rPr>
         <w:t xml:space="preserve">    | nl_opt NL</w:t>
       </w:r>
     </w:p>
@@ -8783,6 +10562,25 @@
           <w:szCs w:val="18"/>
           <w:rtl w:val="0"/>
         </w:rPr>
+        <w:t xml:space="preserve">/* &amp;&amp; и ||; ещё условие if, while, until */</w:t>
+      </w:r>
+    </w:p>
+    <w:p>
+      <w:pPr>
+        <w:spacing w:line="285" w:lineRule="auto"/>
+        <w:rPr>
+          <w:rFonts w:ascii="Consolas" w:cs="Consolas" w:eastAsia="Consolas" w:hAnsi="Consolas"/>
+          <w:sz w:val="18"/>
+          <w:szCs w:val="18"/>
+        </w:rPr>
+      </w:pPr>
+      <w:r>
+        <w:rPr>
+          <w:rFonts w:ascii="Consolas" w:cs="Consolas" w:eastAsia="Consolas" w:hAnsi="Consolas"/>
+          <w:sz w:val="18"/>
+          <w:szCs w:val="18"/>
+          <w:rtl w:val="0"/>
+        </w:rPr>
         <w:t xml:space="preserve">and_or:</w:t>
       </w:r>
     </w:p>
@@ -8893,6 +10691,25 @@
           <w:szCs w:val="18"/>
           <w:rtl w:val="0"/>
         </w:rPr>
+        <w:t xml:space="preserve">/* конвейер | */</w:t>
+      </w:r>
+    </w:p>
+    <w:p>
+      <w:pPr>
+        <w:spacing w:line="285" w:lineRule="auto"/>
+        <w:rPr>
+          <w:rFonts w:ascii="Consolas" w:cs="Consolas" w:eastAsia="Consolas" w:hAnsi="Consolas"/>
+          <w:sz w:val="18"/>
+          <w:szCs w:val="18"/>
+        </w:rPr>
+      </w:pPr>
+      <w:r>
+        <w:rPr>
+          <w:rFonts w:ascii="Consolas" w:cs="Consolas" w:eastAsia="Consolas" w:hAnsi="Consolas"/>
+          <w:sz w:val="18"/>
+          <w:szCs w:val="18"/>
+          <w:rtl w:val="0"/>
+        </w:rPr>
         <w:t xml:space="preserve">pipeline:</w:t>
       </w:r>
     </w:p>
@@ -8984,6 +10801,25 @@
           <w:szCs w:val="18"/>
           <w:rtl w:val="0"/>
         </w:rPr>
+        <w:t xml:space="preserve">/* одна команда */</w:t>
+      </w:r>
+    </w:p>
+    <w:p>
+      <w:pPr>
+        <w:spacing w:line="285" w:lineRule="auto"/>
+        <w:rPr>
+          <w:rFonts w:ascii="Consolas" w:cs="Consolas" w:eastAsia="Consolas" w:hAnsi="Consolas"/>
+          <w:sz w:val="18"/>
+          <w:szCs w:val="18"/>
+        </w:rPr>
+      </w:pPr>
+      <w:r>
+        <w:rPr>
+          <w:rFonts w:ascii="Consolas" w:cs="Consolas" w:eastAsia="Consolas" w:hAnsi="Consolas"/>
+          <w:sz w:val="18"/>
+          <w:szCs w:val="18"/>
+          <w:rtl w:val="0"/>
+        </w:rPr>
         <w:t xml:space="preserve">command:</w:t>
       </w:r>
     </w:p>
@@ -9060,7 +10896,246 @@
           <w:szCs w:val="18"/>
           <w:rtl w:val="0"/>
         </w:rPr>
-        <w:t xml:space="preserve">    | if_clause</w:t>
+        <w:t xml:space="preserve">    | compound_command</w:t>
+      </w:r>
+    </w:p>
+    <w:p>
+      <w:pPr>
+        <w:spacing w:line="285" w:lineRule="auto"/>
+        <w:rPr>
+          <w:rFonts w:ascii="Consolas" w:cs="Consolas" w:eastAsia="Consolas" w:hAnsi="Consolas"/>
+          <w:sz w:val="18"/>
+          <w:szCs w:val="18"/>
+        </w:rPr>
+      </w:pPr>
+      <w:r>
+        <w:rPr>
+          <w:rFonts w:ascii="Consolas" w:cs="Consolas" w:eastAsia="Consolas" w:hAnsi="Consolas"/>
+          <w:sz w:val="18"/>
+          <w:szCs w:val="18"/>
+          <w:rtl w:val="0"/>
+        </w:rPr>
+        <w:t xml:space="preserve">    | function_def redir_list</w:t>
+      </w:r>
+    </w:p>
+    <w:p>
+      <w:pPr>
+        <w:spacing w:line="285" w:lineRule="auto"/>
+        <w:rPr>
+          <w:rFonts w:ascii="Consolas" w:cs="Consolas" w:eastAsia="Consolas" w:hAnsi="Consolas"/>
+          <w:sz w:val="18"/>
+          <w:szCs w:val="18"/>
+        </w:rPr>
+      </w:pPr>
+      <w:r>
+        <w:rPr>
+          <w:rFonts w:ascii="Consolas" w:cs="Consolas" w:eastAsia="Consolas" w:hAnsi="Consolas"/>
+          <w:sz w:val="18"/>
+          <w:szCs w:val="18"/>
+          <w:rtl w:val="0"/>
+        </w:rPr>
+        <w:t xml:space="preserve">    | local_stmt</w:t>
+      </w:r>
+    </w:p>
+    <w:p>
+      <w:pPr>
+        <w:spacing w:line="285" w:lineRule="auto"/>
+        <w:rPr>
+          <w:rFonts w:ascii="Consolas" w:cs="Consolas" w:eastAsia="Consolas" w:hAnsi="Consolas"/>
+          <w:sz w:val="18"/>
+          <w:szCs w:val="18"/>
+        </w:rPr>
+      </w:pPr>
+      <w:r>
+        <w:rPr>
+          <w:rFonts w:ascii="Consolas" w:cs="Consolas" w:eastAsia="Consolas" w:hAnsi="Consolas"/>
+          <w:sz w:val="18"/>
+          <w:szCs w:val="18"/>
+          <w:rtl w:val="0"/>
+        </w:rPr>
+        <w:t xml:space="preserve">    | stray_keyword</w:t>
+      </w:r>
+    </w:p>
+    <w:p>
+      <w:pPr>
+        <w:spacing w:line="285" w:lineRule="auto"/>
+        <w:rPr>
+          <w:rFonts w:ascii="Consolas" w:cs="Consolas" w:eastAsia="Consolas" w:hAnsi="Consolas"/>
+          <w:sz w:val="18"/>
+          <w:szCs w:val="18"/>
+        </w:rPr>
+      </w:pPr>
+      <w:r>
+        <w:rPr>
+          <w:rFonts w:ascii="Consolas" w:cs="Consolas" w:eastAsia="Consolas" w:hAnsi="Consolas"/>
+          <w:sz w:val="18"/>
+          <w:szCs w:val="18"/>
+          <w:rtl w:val="0"/>
+        </w:rPr>
+        <w:t xml:space="preserve">    ;</w:t>
+      </w:r>
+    </w:p>
+    <w:p>
+      <w:pPr>
+        <w:spacing w:line="285" w:lineRule="auto"/>
+        <w:rPr>
+          <w:rFonts w:ascii="Consolas" w:cs="Consolas" w:eastAsia="Consolas" w:hAnsi="Consolas"/>
+          <w:sz w:val="18"/>
+          <w:szCs w:val="18"/>
+        </w:rPr>
+      </w:pPr>
+      <w:r>
+        <w:rPr>
+          <w:rtl w:val="0"/>
+        </w:rPr>
+      </w:r>
+    </w:p>
+    <w:p>
+      <w:pPr>
+        <w:spacing w:line="285" w:lineRule="auto"/>
+        <w:rPr>
+          <w:rFonts w:ascii="Consolas" w:cs="Consolas" w:eastAsia="Consolas" w:hAnsi="Consolas"/>
+          <w:sz w:val="18"/>
+          <w:szCs w:val="18"/>
+        </w:rPr>
+      </w:pPr>
+      <w:r>
+        <w:rPr>
+          <w:rFonts w:ascii="Consolas" w:cs="Consolas" w:eastAsia="Consolas" w:hAnsi="Consolas"/>
+          <w:sz w:val="18"/>
+          <w:szCs w:val="18"/>
+          <w:rtl w:val="0"/>
+        </w:rPr>
+        <w:t xml:space="preserve">/* составная команда и редиректы */</w:t>
+      </w:r>
+    </w:p>
+    <w:p>
+      <w:pPr>
+        <w:spacing w:line="285" w:lineRule="auto"/>
+        <w:rPr>
+          <w:rFonts w:ascii="Consolas" w:cs="Consolas" w:eastAsia="Consolas" w:hAnsi="Consolas"/>
+          <w:sz w:val="18"/>
+          <w:szCs w:val="18"/>
+        </w:rPr>
+      </w:pPr>
+      <w:r>
+        <w:rPr>
+          <w:rFonts w:ascii="Consolas" w:cs="Consolas" w:eastAsia="Consolas" w:hAnsi="Consolas"/>
+          <w:sz w:val="18"/>
+          <w:szCs w:val="18"/>
+          <w:rtl w:val="0"/>
+        </w:rPr>
+        <w:t xml:space="preserve">compound_command:</w:t>
+      </w:r>
+    </w:p>
+    <w:p>
+      <w:pPr>
+        <w:spacing w:line="285" w:lineRule="auto"/>
+        <w:rPr>
+          <w:rFonts w:ascii="Consolas" w:cs="Consolas" w:eastAsia="Consolas" w:hAnsi="Consolas"/>
+          <w:sz w:val="18"/>
+          <w:szCs w:val="18"/>
+        </w:rPr>
+      </w:pPr>
+      <w:r>
+        <w:rPr>
+          <w:rFonts w:ascii="Consolas" w:cs="Consolas" w:eastAsia="Consolas" w:hAnsi="Consolas"/>
+          <w:sz w:val="18"/>
+          <w:szCs w:val="18"/>
+          <w:rtl w:val="0"/>
+        </w:rPr>
+        <w:t xml:space="preserve">    compound_head redir_list</w:t>
+      </w:r>
+    </w:p>
+    <w:p>
+      <w:pPr>
+        <w:spacing w:line="285" w:lineRule="auto"/>
+        <w:rPr>
+          <w:rFonts w:ascii="Consolas" w:cs="Consolas" w:eastAsia="Consolas" w:hAnsi="Consolas"/>
+          <w:sz w:val="18"/>
+          <w:szCs w:val="18"/>
+        </w:rPr>
+      </w:pPr>
+      <w:r>
+        <w:rPr>
+          <w:rFonts w:ascii="Consolas" w:cs="Consolas" w:eastAsia="Consolas" w:hAnsi="Consolas"/>
+          <w:sz w:val="18"/>
+          <w:szCs w:val="18"/>
+          <w:rtl w:val="0"/>
+        </w:rPr>
+        <w:t xml:space="preserve">    ;</w:t>
+      </w:r>
+    </w:p>
+    <w:p>
+      <w:pPr>
+        <w:spacing w:line="285" w:lineRule="auto"/>
+        <w:rPr>
+          <w:rFonts w:ascii="Consolas" w:cs="Consolas" w:eastAsia="Consolas" w:hAnsi="Consolas"/>
+          <w:sz w:val="18"/>
+          <w:szCs w:val="18"/>
+        </w:rPr>
+      </w:pPr>
+      <w:r>
+        <w:rPr>
+          <w:rtl w:val="0"/>
+        </w:rPr>
+      </w:r>
+    </w:p>
+    <w:p>
+      <w:pPr>
+        <w:spacing w:line="285" w:lineRule="auto"/>
+        <w:rPr>
+          <w:rFonts w:ascii="Consolas" w:cs="Consolas" w:eastAsia="Consolas" w:hAnsi="Consolas"/>
+          <w:sz w:val="18"/>
+          <w:szCs w:val="18"/>
+        </w:rPr>
+      </w:pPr>
+      <w:r>
+        <w:rPr>
+          <w:rFonts w:ascii="Consolas" w:cs="Consolas" w:eastAsia="Consolas" w:hAnsi="Consolas"/>
+          <w:sz w:val="18"/>
+          <w:szCs w:val="18"/>
+          <w:rtl w:val="0"/>
+        </w:rPr>
+        <w:t xml:space="preserve">/* if, циклы, case, группа, подшелл */</w:t>
+      </w:r>
+    </w:p>
+    <w:p>
+      <w:pPr>
+        <w:spacing w:line="285" w:lineRule="auto"/>
+        <w:rPr>
+          <w:rFonts w:ascii="Consolas" w:cs="Consolas" w:eastAsia="Consolas" w:hAnsi="Consolas"/>
+          <w:sz w:val="18"/>
+          <w:szCs w:val="18"/>
+        </w:rPr>
+      </w:pPr>
+      <w:r>
+        <w:rPr>
+          <w:rFonts w:ascii="Consolas" w:cs="Consolas" w:eastAsia="Consolas" w:hAnsi="Consolas"/>
+          <w:sz w:val="18"/>
+          <w:szCs w:val="18"/>
+          <w:rtl w:val="0"/>
+        </w:rPr>
+        <w:t xml:space="preserve">compound_head:</w:t>
+      </w:r>
+    </w:p>
+    <w:p>
+      <w:pPr>
+        <w:spacing w:line="285" w:lineRule="auto"/>
+        <w:rPr>
+          <w:rFonts w:ascii="Consolas" w:cs="Consolas" w:eastAsia="Consolas" w:hAnsi="Consolas"/>
+          <w:sz w:val="18"/>
+          <w:szCs w:val="18"/>
+        </w:rPr>
+      </w:pPr>
+      <w:r>
+        <w:rPr>
+          <w:rFonts w:ascii="Consolas" w:cs="Consolas" w:eastAsia="Consolas" w:hAnsi="Consolas"/>
+          <w:sz w:val="18"/>
+          <w:szCs w:val="18"/>
+          <w:rtl w:val="0"/>
+        </w:rPr>
+        <w:t xml:space="preserve">    if_clause</w:t>
       </w:r>
     </w:p>
     <w:p>
@@ -9136,6 +11211,25 @@
           <w:szCs w:val="18"/>
           <w:rtl w:val="0"/>
         </w:rPr>
+        <w:t xml:space="preserve">    | select_clause</w:t>
+      </w:r>
+    </w:p>
+    <w:p>
+      <w:pPr>
+        <w:spacing w:line="285" w:lineRule="auto"/>
+        <w:rPr>
+          <w:rFonts w:ascii="Consolas" w:cs="Consolas" w:eastAsia="Consolas" w:hAnsi="Consolas"/>
+          <w:sz w:val="18"/>
+          <w:szCs w:val="18"/>
+        </w:rPr>
+      </w:pPr>
+      <w:r>
+        <w:rPr>
+          <w:rFonts w:ascii="Consolas" w:cs="Consolas" w:eastAsia="Consolas" w:hAnsi="Consolas"/>
+          <w:sz w:val="18"/>
+          <w:szCs w:val="18"/>
+          <w:rtl w:val="0"/>
+        </w:rPr>
         <w:t xml:space="preserve">    | case_clause</w:t>
       </w:r>
     </w:p>
@@ -9155,26 +11249,26 @@
           <w:szCs w:val="18"/>
           <w:rtl w:val="0"/>
         </w:rPr>
-        <w:t xml:space="preserve">    | function_def</w:t>
-      </w:r>
-    </w:p>
-    <w:p>
-      <w:pPr>
-        <w:spacing w:line="285" w:lineRule="auto"/>
-        <w:rPr>
-          <w:rFonts w:ascii="Consolas" w:cs="Consolas" w:eastAsia="Consolas" w:hAnsi="Consolas"/>
-          <w:sz w:val="18"/>
-          <w:szCs w:val="18"/>
-        </w:rPr>
-      </w:pPr>
-      <w:r>
-        <w:rPr>
-          <w:rFonts w:ascii="Consolas" w:cs="Consolas" w:eastAsia="Consolas" w:hAnsi="Consolas"/>
-          <w:sz w:val="18"/>
-          <w:szCs w:val="18"/>
-          <w:rtl w:val="0"/>
-        </w:rPr>
-        <w:t xml:space="preserve">    | local_stmt</w:t>
+        <w:t xml:space="preserve">    | brace_group</w:t>
+      </w:r>
+    </w:p>
+    <w:p>
+      <w:pPr>
+        <w:spacing w:line="285" w:lineRule="auto"/>
+        <w:rPr>
+          <w:rFonts w:ascii="Consolas" w:cs="Consolas" w:eastAsia="Consolas" w:hAnsi="Consolas"/>
+          <w:sz w:val="18"/>
+          <w:szCs w:val="18"/>
+        </w:rPr>
+      </w:pPr>
+      <w:r>
+        <w:rPr>
+          <w:rFonts w:ascii="Consolas" w:cs="Consolas" w:eastAsia="Consolas" w:hAnsi="Consolas"/>
+          <w:sz w:val="18"/>
+          <w:szCs w:val="18"/>
+          <w:rtl w:val="0"/>
+        </w:rPr>
+        <w:t xml:space="preserve">    | subshell</w:t>
       </w:r>
     </w:p>
     <w:p>
@@ -9227,6 +11321,116 @@
           <w:szCs w:val="18"/>
           <w:rtl w:val="0"/>
         </w:rPr>
+        <w:t xml:space="preserve">/* ( команды ) */</w:t>
+      </w:r>
+    </w:p>
+    <w:p>
+      <w:pPr>
+        <w:spacing w:line="285" w:lineRule="auto"/>
+        <w:rPr>
+          <w:rFonts w:ascii="Consolas" w:cs="Consolas" w:eastAsia="Consolas" w:hAnsi="Consolas"/>
+          <w:sz w:val="18"/>
+          <w:szCs w:val="18"/>
+        </w:rPr>
+      </w:pPr>
+      <w:r>
+        <w:rPr>
+          <w:rFonts w:ascii="Consolas" w:cs="Consolas" w:eastAsia="Consolas" w:hAnsi="Consolas"/>
+          <w:sz w:val="18"/>
+          <w:szCs w:val="18"/>
+          <w:rtl w:val="0"/>
+        </w:rPr>
+        <w:t xml:space="preserve">subshell:</w:t>
+      </w:r>
+    </w:p>
+    <w:p>
+      <w:pPr>
+        <w:spacing w:line="285" w:lineRule="auto"/>
+        <w:rPr>
+          <w:rFonts w:ascii="Consolas" w:cs="Consolas" w:eastAsia="Consolas" w:hAnsi="Consolas"/>
+          <w:sz w:val="18"/>
+          <w:szCs w:val="18"/>
+        </w:rPr>
+      </w:pPr>
+      <w:r>
+        <w:rPr>
+          <w:rFonts w:ascii="Consolas" w:cs="Consolas" w:eastAsia="Consolas" w:hAnsi="Consolas"/>
+          <w:sz w:val="18"/>
+          <w:szCs w:val="18"/>
+          <w:rtl w:val="0"/>
+        </w:rPr>
+        <w:t xml:space="preserve">    LPAREN list RPAREN</w:t>
+      </w:r>
+    </w:p>
+    <w:p>
+      <w:pPr>
+        <w:spacing w:line="285" w:lineRule="auto"/>
+        <w:rPr>
+          <w:rFonts w:ascii="Consolas" w:cs="Consolas" w:eastAsia="Consolas" w:hAnsi="Consolas"/>
+          <w:sz w:val="18"/>
+          <w:szCs w:val="18"/>
+        </w:rPr>
+      </w:pPr>
+      <w:r>
+        <w:rPr>
+          <w:rFonts w:ascii="Consolas" w:cs="Consolas" w:eastAsia="Consolas" w:hAnsi="Consolas"/>
+          <w:sz w:val="18"/>
+          <w:szCs w:val="18"/>
+          <w:rtl w:val="0"/>
+        </w:rPr>
+        <w:t xml:space="preserve">    ;</w:t>
+      </w:r>
+    </w:p>
+    <w:p>
+      <w:pPr>
+        <w:spacing w:line="285" w:lineRule="auto"/>
+        <w:rPr>
+          <w:rFonts w:ascii="Consolas" w:cs="Consolas" w:eastAsia="Consolas" w:hAnsi="Consolas"/>
+          <w:sz w:val="18"/>
+          <w:szCs w:val="18"/>
+        </w:rPr>
+      </w:pPr>
+      <w:r>
+        <w:rPr>
+          <w:rtl w:val="0"/>
+        </w:rPr>
+      </w:r>
+    </w:p>
+    <w:p>
+      <w:pPr>
+        <w:spacing w:line="285" w:lineRule="auto"/>
+        <w:rPr>
+          <w:rFonts w:ascii="Consolas" w:cs="Consolas" w:eastAsia="Consolas" w:hAnsi="Consolas"/>
+          <w:sz w:val="18"/>
+          <w:szCs w:val="18"/>
+        </w:rPr>
+      </w:pPr>
+      <w:r>
+        <w:rPr>
+          <w:rFonts w:ascii="Consolas" w:cs="Consolas" w:eastAsia="Consolas" w:hAnsi="Consolas"/>
+          <w:sz w:val="18"/>
+          <w:szCs w:val="18"/>
+          <w:rtl w:val="0"/>
+        </w:rPr>
+        <w:t xml:space="preserve">/* NAME= или NAME=слово */</w:t>
+      </w:r>
+    </w:p>
+    <w:p>
+      <w:pPr>
+        <w:spacing w:line="285" w:lineRule="auto"/>
+        <w:rPr>
+          <w:rFonts w:ascii="Consolas" w:cs="Consolas" w:eastAsia="Consolas" w:hAnsi="Consolas"/>
+          <w:sz w:val="18"/>
+          <w:szCs w:val="18"/>
+        </w:rPr>
+      </w:pPr>
+      <w:r>
+        <w:rPr>
+          <w:rFonts w:ascii="Consolas" w:cs="Consolas" w:eastAsia="Consolas" w:hAnsi="Consolas"/>
+          <w:sz w:val="18"/>
+          <w:szCs w:val="18"/>
+          <w:rtl w:val="0"/>
+        </w:rPr>
         <w:t xml:space="preserve">assignment:</w:t>
       </w:r>
     </w:p>
@@ -9318,6 +11522,25 @@
           <w:szCs w:val="18"/>
           <w:rtl w:val="0"/>
         </w:rPr>
+        <w:t xml:space="preserve">/* имя, аргументы, редиректы */</w:t>
+      </w:r>
+    </w:p>
+    <w:p>
+      <w:pPr>
+        <w:spacing w:line="285" w:lineRule="auto"/>
+        <w:rPr>
+          <w:rFonts w:ascii="Consolas" w:cs="Consolas" w:eastAsia="Consolas" w:hAnsi="Consolas"/>
+          <w:sz w:val="18"/>
+          <w:szCs w:val="18"/>
+        </w:rPr>
+      </w:pPr>
+      <w:r>
+        <w:rPr>
+          <w:rFonts w:ascii="Consolas" w:cs="Consolas" w:eastAsia="Consolas" w:hAnsi="Consolas"/>
+          <w:sz w:val="18"/>
+          <w:szCs w:val="18"/>
+          <w:rtl w:val="0"/>
+        </w:rPr>
         <w:t xml:space="preserve">simple_command:</w:t>
       </w:r>
     </w:p>
@@ -9390,6 +11613,25 @@
           <w:szCs w:val="18"/>
           <w:rtl w:val="0"/>
         </w:rPr>
+        <w:t xml:space="preserve">/* имя команды */</w:t>
+      </w:r>
+    </w:p>
+    <w:p>
+      <w:pPr>
+        <w:spacing w:line="285" w:lineRule="auto"/>
+        <w:rPr>
+          <w:rFonts w:ascii="Consolas" w:cs="Consolas" w:eastAsia="Consolas" w:hAnsi="Consolas"/>
+          <w:sz w:val="18"/>
+          <w:szCs w:val="18"/>
+        </w:rPr>
+      </w:pPr>
+      <w:r>
+        <w:rPr>
+          <w:rFonts w:ascii="Consolas" w:cs="Consolas" w:eastAsia="Consolas" w:hAnsi="Consolas"/>
+          <w:sz w:val="18"/>
+          <w:szCs w:val="18"/>
+          <w:rtl w:val="0"/>
+        </w:rPr>
         <w:t xml:space="preserve">cmd_name:</w:t>
       </w:r>
     </w:p>
@@ -9409,6 +11651,298 @@
           <w:szCs w:val="18"/>
           <w:rtl w:val="0"/>
         </w:rPr>
+        <w:t xml:space="preserve">    word</w:t>
+      </w:r>
+    </w:p>
+    <w:p>
+      <w:pPr>
+        <w:spacing w:line="285" w:lineRule="auto"/>
+        <w:rPr>
+          <w:rFonts w:ascii="Consolas" w:cs="Consolas" w:eastAsia="Consolas" w:hAnsi="Consolas"/>
+          <w:sz w:val="18"/>
+          <w:szCs w:val="18"/>
+        </w:rPr>
+      </w:pPr>
+      <w:r>
+        <w:rPr>
+          <w:rFonts w:ascii="Consolas" w:cs="Consolas" w:eastAsia="Consolas" w:hAnsi="Consolas"/>
+          <w:sz w:val="18"/>
+          <w:szCs w:val="18"/>
+          <w:rtl w:val="0"/>
+        </w:rPr>
+        <w:t xml:space="preserve">    ;</w:t>
+      </w:r>
+    </w:p>
+    <w:p>
+      <w:pPr>
+        <w:spacing w:line="285" w:lineRule="auto"/>
+        <w:rPr>
+          <w:rFonts w:ascii="Consolas" w:cs="Consolas" w:eastAsia="Consolas" w:hAnsi="Consolas"/>
+          <w:sz w:val="18"/>
+          <w:szCs w:val="18"/>
+        </w:rPr>
+      </w:pPr>
+      <w:r>
+        <w:rPr>
+          <w:rtl w:val="0"/>
+        </w:rPr>
+      </w:r>
+    </w:p>
+    <w:p>
+      <w:pPr>
+        <w:spacing w:line="285" w:lineRule="auto"/>
+        <w:rPr>
+          <w:rFonts w:ascii="Consolas" w:cs="Consolas" w:eastAsia="Consolas" w:hAnsi="Consolas"/>
+          <w:sz w:val="18"/>
+          <w:szCs w:val="18"/>
+        </w:rPr>
+      </w:pPr>
+      <w:r>
+        <w:rPr>
+          <w:rFonts w:ascii="Consolas" w:cs="Consolas" w:eastAsia="Consolas" w:hAnsi="Consolas"/>
+          <w:sz w:val="18"/>
+          <w:szCs w:val="18"/>
+          <w:rtl w:val="0"/>
+        </w:rPr>
+        <w:t xml:space="preserve">/* аргументы, можно пусто */</w:t>
+      </w:r>
+    </w:p>
+    <w:p>
+      <w:pPr>
+        <w:spacing w:line="285" w:lineRule="auto"/>
+        <w:rPr>
+          <w:rFonts w:ascii="Consolas" w:cs="Consolas" w:eastAsia="Consolas" w:hAnsi="Consolas"/>
+          <w:sz w:val="18"/>
+          <w:szCs w:val="18"/>
+        </w:rPr>
+      </w:pPr>
+      <w:r>
+        <w:rPr>
+          <w:rFonts w:ascii="Consolas" w:cs="Consolas" w:eastAsia="Consolas" w:hAnsi="Consolas"/>
+          <w:sz w:val="18"/>
+          <w:szCs w:val="18"/>
+          <w:rtl w:val="0"/>
+        </w:rPr>
+        <w:t xml:space="preserve">arg_list:</w:t>
+      </w:r>
+    </w:p>
+    <w:p>
+      <w:pPr>
+        <w:spacing w:line="285" w:lineRule="auto"/>
+        <w:rPr>
+          <w:rFonts w:ascii="Consolas" w:cs="Consolas" w:eastAsia="Consolas" w:hAnsi="Consolas"/>
+          <w:sz w:val="18"/>
+          <w:szCs w:val="18"/>
+        </w:rPr>
+      </w:pPr>
+      <w:r>
+        <w:rPr>
+          <w:rFonts w:ascii="Consolas" w:cs="Consolas" w:eastAsia="Consolas" w:hAnsi="Consolas"/>
+          <w:sz w:val="18"/>
+          <w:szCs w:val="18"/>
+          <w:rtl w:val="0"/>
+        </w:rPr>
+        <w:t xml:space="preserve">    | arg_list arg</w:t>
+      </w:r>
+    </w:p>
+    <w:p>
+      <w:pPr>
+        <w:spacing w:line="285" w:lineRule="auto"/>
+        <w:rPr>
+          <w:rFonts w:ascii="Consolas" w:cs="Consolas" w:eastAsia="Consolas" w:hAnsi="Consolas"/>
+          <w:sz w:val="18"/>
+          <w:szCs w:val="18"/>
+        </w:rPr>
+      </w:pPr>
+      <w:r>
+        <w:rPr>
+          <w:rFonts w:ascii="Consolas" w:cs="Consolas" w:eastAsia="Consolas" w:hAnsi="Consolas"/>
+          <w:sz w:val="18"/>
+          <w:szCs w:val="18"/>
+          <w:rtl w:val="0"/>
+        </w:rPr>
+        <w:t xml:space="preserve">    ;</w:t>
+      </w:r>
+    </w:p>
+    <w:p>
+      <w:pPr>
+        <w:spacing w:line="285" w:lineRule="auto"/>
+        <w:rPr>
+          <w:rFonts w:ascii="Consolas" w:cs="Consolas" w:eastAsia="Consolas" w:hAnsi="Consolas"/>
+          <w:sz w:val="18"/>
+          <w:szCs w:val="18"/>
+        </w:rPr>
+      </w:pPr>
+      <w:r>
+        <w:rPr>
+          <w:rtl w:val="0"/>
+        </w:rPr>
+      </w:r>
+    </w:p>
+    <w:p>
+      <w:pPr>
+        <w:spacing w:line="285" w:lineRule="auto"/>
+        <w:rPr>
+          <w:rFonts w:ascii="Consolas" w:cs="Consolas" w:eastAsia="Consolas" w:hAnsi="Consolas"/>
+          <w:sz w:val="18"/>
+          <w:szCs w:val="18"/>
+        </w:rPr>
+      </w:pPr>
+      <w:r>
+        <w:rPr>
+          <w:rFonts w:ascii="Consolas" w:cs="Consolas" w:eastAsia="Consolas" w:hAnsi="Consolas"/>
+          <w:sz w:val="18"/>
+          <w:szCs w:val="18"/>
+          <w:rtl w:val="0"/>
+        </w:rPr>
+        <w:t xml:space="preserve">/* слово или NAME=value */</w:t>
+      </w:r>
+    </w:p>
+    <w:p>
+      <w:pPr>
+        <w:spacing w:line="285" w:lineRule="auto"/>
+        <w:rPr>
+          <w:rFonts w:ascii="Consolas" w:cs="Consolas" w:eastAsia="Consolas" w:hAnsi="Consolas"/>
+          <w:sz w:val="18"/>
+          <w:szCs w:val="18"/>
+        </w:rPr>
+      </w:pPr>
+      <w:r>
+        <w:rPr>
+          <w:rFonts w:ascii="Consolas" w:cs="Consolas" w:eastAsia="Consolas" w:hAnsi="Consolas"/>
+          <w:sz w:val="18"/>
+          <w:szCs w:val="18"/>
+          <w:rtl w:val="0"/>
+        </w:rPr>
+        <w:t xml:space="preserve">arg:</w:t>
+      </w:r>
+    </w:p>
+    <w:p>
+      <w:pPr>
+        <w:spacing w:line="285" w:lineRule="auto"/>
+        <w:rPr>
+          <w:rFonts w:ascii="Consolas" w:cs="Consolas" w:eastAsia="Consolas" w:hAnsi="Consolas"/>
+          <w:sz w:val="18"/>
+          <w:szCs w:val="18"/>
+        </w:rPr>
+      </w:pPr>
+      <w:r>
+        <w:rPr>
+          <w:rFonts w:ascii="Consolas" w:cs="Consolas" w:eastAsia="Consolas" w:hAnsi="Consolas"/>
+          <w:sz w:val="18"/>
+          <w:szCs w:val="18"/>
+          <w:rtl w:val="0"/>
+        </w:rPr>
+        <w:t xml:space="preserve">    word</w:t>
+      </w:r>
+    </w:p>
+    <w:p>
+      <w:pPr>
+        <w:spacing w:line="285" w:lineRule="auto"/>
+        <w:rPr>
+          <w:rFonts w:ascii="Consolas" w:cs="Consolas" w:eastAsia="Consolas" w:hAnsi="Consolas"/>
+          <w:sz w:val="18"/>
+          <w:szCs w:val="18"/>
+        </w:rPr>
+      </w:pPr>
+      <w:r>
+        <w:rPr>
+          <w:rFonts w:ascii="Consolas" w:cs="Consolas" w:eastAsia="Consolas" w:hAnsi="Consolas"/>
+          <w:sz w:val="18"/>
+          <w:szCs w:val="18"/>
+          <w:rtl w:val="0"/>
+        </w:rPr>
+        <w:t xml:space="preserve">    | ASSIGN</w:t>
+      </w:r>
+    </w:p>
+    <w:p>
+      <w:pPr>
+        <w:spacing w:line="285" w:lineRule="auto"/>
+        <w:rPr>
+          <w:rFonts w:ascii="Consolas" w:cs="Consolas" w:eastAsia="Consolas" w:hAnsi="Consolas"/>
+          <w:sz w:val="18"/>
+          <w:szCs w:val="18"/>
+        </w:rPr>
+      </w:pPr>
+      <w:r>
+        <w:rPr>
+          <w:rFonts w:ascii="Consolas" w:cs="Consolas" w:eastAsia="Consolas" w:hAnsi="Consolas"/>
+          <w:sz w:val="18"/>
+          <w:szCs w:val="18"/>
+          <w:rtl w:val="0"/>
+        </w:rPr>
+        <w:t xml:space="preserve">    ;</w:t>
+      </w:r>
+    </w:p>
+    <w:p>
+      <w:pPr>
+        <w:spacing w:line="285" w:lineRule="auto"/>
+        <w:rPr>
+          <w:rFonts w:ascii="Consolas" w:cs="Consolas" w:eastAsia="Consolas" w:hAnsi="Consolas"/>
+          <w:sz w:val="18"/>
+          <w:szCs w:val="18"/>
+        </w:rPr>
+      </w:pPr>
+      <w:r>
+        <w:rPr>
+          <w:rtl w:val="0"/>
+        </w:rPr>
+      </w:r>
+    </w:p>
+    <w:p>
+      <w:pPr>
+        <w:spacing w:line="285" w:lineRule="auto"/>
+        <w:rPr>
+          <w:rFonts w:ascii="Consolas" w:cs="Consolas" w:eastAsia="Consolas" w:hAnsi="Consolas"/>
+          <w:sz w:val="18"/>
+          <w:szCs w:val="18"/>
+        </w:rPr>
+      </w:pPr>
+      <w:r>
+        <w:rPr>
+          <w:rFonts w:ascii="Consolas" w:cs="Consolas" w:eastAsia="Consolas" w:hAnsi="Consolas"/>
+          <w:sz w:val="18"/>
+          <w:szCs w:val="18"/>
+          <w:rtl w:val="0"/>
+        </w:rPr>
+        <w:t xml:space="preserve">/* имя, слово, строка, подстановка */</w:t>
+      </w:r>
+    </w:p>
+    <w:p>
+      <w:pPr>
+        <w:spacing w:line="285" w:lineRule="auto"/>
+        <w:rPr>
+          <w:rFonts w:ascii="Consolas" w:cs="Consolas" w:eastAsia="Consolas" w:hAnsi="Consolas"/>
+          <w:sz w:val="18"/>
+          <w:szCs w:val="18"/>
+        </w:rPr>
+      </w:pPr>
+      <w:r>
+        <w:rPr>
+          <w:rFonts w:ascii="Consolas" w:cs="Consolas" w:eastAsia="Consolas" w:hAnsi="Consolas"/>
+          <w:sz w:val="18"/>
+          <w:szCs w:val="18"/>
+          <w:rtl w:val="0"/>
+        </w:rPr>
+        <w:t xml:space="preserve">word:</w:t>
+      </w:r>
+    </w:p>
+    <w:p>
+      <w:pPr>
+        <w:spacing w:line="285" w:lineRule="auto"/>
+        <w:rPr>
+          <w:rFonts w:ascii="Consolas" w:cs="Consolas" w:eastAsia="Consolas" w:hAnsi="Consolas"/>
+          <w:sz w:val="18"/>
+          <w:szCs w:val="18"/>
+        </w:rPr>
+      </w:pPr>
+      <w:r>
+        <w:rPr>
+          <w:rFonts w:ascii="Consolas" w:cs="Consolas" w:eastAsia="Consolas" w:hAnsi="Consolas"/>
+          <w:sz w:val="18"/>
+          <w:szCs w:val="18"/>
+          <w:rtl w:val="0"/>
+        </w:rPr>
         <w:t xml:space="preserve">    ID</w:t>
       </w:r>
     </w:p>
@@ -9447,6 +11981,44 @@
           <w:szCs w:val="18"/>
           <w:rtl w:val="0"/>
         </w:rPr>
+        <w:t xml:space="preserve">    | STRING</w:t>
+      </w:r>
+    </w:p>
+    <w:p>
+      <w:pPr>
+        <w:spacing w:line="285" w:lineRule="auto"/>
+        <w:rPr>
+          <w:rFonts w:ascii="Consolas" w:cs="Consolas" w:eastAsia="Consolas" w:hAnsi="Consolas"/>
+          <w:sz w:val="18"/>
+          <w:szCs w:val="18"/>
+        </w:rPr>
+      </w:pPr>
+      <w:r>
+        <w:rPr>
+          <w:rFonts w:ascii="Consolas" w:cs="Consolas" w:eastAsia="Consolas" w:hAnsi="Consolas"/>
+          <w:sz w:val="18"/>
+          <w:szCs w:val="18"/>
+          <w:rtl w:val="0"/>
+        </w:rPr>
+        <w:t xml:space="preserve">    | expansion</w:t>
+      </w:r>
+    </w:p>
+    <w:p>
+      <w:pPr>
+        <w:spacing w:line="285" w:lineRule="auto"/>
+        <w:rPr>
+          <w:rFonts w:ascii="Consolas" w:cs="Consolas" w:eastAsia="Consolas" w:hAnsi="Consolas"/>
+          <w:sz w:val="18"/>
+          <w:szCs w:val="18"/>
+        </w:rPr>
+      </w:pPr>
+      <w:r>
+        <w:rPr>
+          <w:rFonts w:ascii="Consolas" w:cs="Consolas" w:eastAsia="Consolas" w:hAnsi="Consolas"/>
+          <w:sz w:val="18"/>
+          <w:szCs w:val="18"/>
+          <w:rtl w:val="0"/>
+        </w:rPr>
         <w:t xml:space="preserve">    ;</w:t>
       </w:r>
     </w:p>
@@ -9481,45 +12053,121 @@
           <w:szCs w:val="18"/>
           <w:rtl w:val="0"/>
         </w:rPr>
-        <w:t xml:space="preserve">arg_list:</w:t>
-      </w:r>
-    </w:p>
-    <w:p>
-      <w:pPr>
-        <w:spacing w:line="285" w:lineRule="auto"/>
-        <w:rPr>
-          <w:rFonts w:ascii="Consolas" w:cs="Consolas" w:eastAsia="Consolas" w:hAnsi="Consolas"/>
-          <w:sz w:val="18"/>
-          <w:szCs w:val="18"/>
-        </w:rPr>
-      </w:pPr>
-      <w:r>
-        <w:rPr>
-          <w:rFonts w:ascii="Consolas" w:cs="Consolas" w:eastAsia="Consolas" w:hAnsi="Consolas"/>
-          <w:sz w:val="18"/>
-          <w:szCs w:val="18"/>
-          <w:rtl w:val="0"/>
-        </w:rPr>
-        <w:t xml:space="preserve">    /* empty */</w:t>
-      </w:r>
-    </w:p>
-    <w:p>
-      <w:pPr>
-        <w:spacing w:line="285" w:lineRule="auto"/>
-        <w:rPr>
-          <w:rFonts w:ascii="Consolas" w:cs="Consolas" w:eastAsia="Consolas" w:hAnsi="Consolas"/>
-          <w:sz w:val="18"/>
-          <w:szCs w:val="18"/>
-        </w:rPr>
-      </w:pPr>
-      <w:r>
-        <w:rPr>
-          <w:rFonts w:ascii="Consolas" w:cs="Consolas" w:eastAsia="Consolas" w:hAnsi="Consolas"/>
-          <w:sz w:val="18"/>
-          <w:szCs w:val="18"/>
-          <w:rtl w:val="0"/>
-        </w:rPr>
-        <w:t xml:space="preserve">    | arg_list arg</w:t>
+        <w:t xml:space="preserve">/* $имя, $1, ${имя}, $# $@ $* $$ $? */</w:t>
+      </w:r>
+    </w:p>
+    <w:p>
+      <w:pPr>
+        <w:spacing w:line="285" w:lineRule="auto"/>
+        <w:rPr>
+          <w:rFonts w:ascii="Consolas" w:cs="Consolas" w:eastAsia="Consolas" w:hAnsi="Consolas"/>
+          <w:sz w:val="18"/>
+          <w:szCs w:val="18"/>
+        </w:rPr>
+      </w:pPr>
+      <w:r>
+        <w:rPr>
+          <w:rFonts w:ascii="Consolas" w:cs="Consolas" w:eastAsia="Consolas" w:hAnsi="Consolas"/>
+          <w:sz w:val="18"/>
+          <w:szCs w:val="18"/>
+          <w:rtl w:val="0"/>
+        </w:rPr>
+        <w:t xml:space="preserve">expansion:</w:t>
+      </w:r>
+    </w:p>
+    <w:p>
+      <w:pPr>
+        <w:spacing w:line="285" w:lineRule="auto"/>
+        <w:rPr>
+          <w:rFonts w:ascii="Consolas" w:cs="Consolas" w:eastAsia="Consolas" w:hAnsi="Consolas"/>
+          <w:sz w:val="18"/>
+          <w:szCs w:val="18"/>
+        </w:rPr>
+      </w:pPr>
+      <w:r>
+        <w:rPr>
+          <w:rFonts w:ascii="Consolas" w:cs="Consolas" w:eastAsia="Consolas" w:hAnsi="Consolas"/>
+          <w:sz w:val="18"/>
+          <w:szCs w:val="18"/>
+          <w:rtl w:val="0"/>
+        </w:rPr>
+        <w:t xml:space="preserve">    DOLLAR_ID</w:t>
+      </w:r>
+    </w:p>
+    <w:p>
+      <w:pPr>
+        <w:spacing w:line="285" w:lineRule="auto"/>
+        <w:rPr>
+          <w:rFonts w:ascii="Consolas" w:cs="Consolas" w:eastAsia="Consolas" w:hAnsi="Consolas"/>
+          <w:sz w:val="18"/>
+          <w:szCs w:val="18"/>
+        </w:rPr>
+      </w:pPr>
+      <w:r>
+        <w:rPr>
+          <w:rFonts w:ascii="Consolas" w:cs="Consolas" w:eastAsia="Consolas" w:hAnsi="Consolas"/>
+          <w:sz w:val="18"/>
+          <w:szCs w:val="18"/>
+          <w:rtl w:val="0"/>
+        </w:rPr>
+        <w:t xml:space="preserve">    | DOLLAR_NUM</w:t>
+      </w:r>
+    </w:p>
+    <w:p>
+      <w:pPr>
+        <w:spacing w:line="285" w:lineRule="auto"/>
+        <w:rPr>
+          <w:rFonts w:ascii="Consolas" w:cs="Consolas" w:eastAsia="Consolas" w:hAnsi="Consolas"/>
+          <w:sz w:val="18"/>
+          <w:szCs w:val="18"/>
+        </w:rPr>
+      </w:pPr>
+      <w:r>
+        <w:rPr>
+          <w:rFonts w:ascii="Consolas" w:cs="Consolas" w:eastAsia="Consolas" w:hAnsi="Consolas"/>
+          <w:sz w:val="18"/>
+          <w:szCs w:val="18"/>
+          <w:rtl w:val="0"/>
+        </w:rPr>
+        <w:t xml:space="preserve">    | DOLLAR_SPECIAL</w:t>
+      </w:r>
+    </w:p>
+    <w:p>
+      <w:pPr>
+        <w:spacing w:line="285" w:lineRule="auto"/>
+        <w:rPr>
+          <w:rFonts w:ascii="Consolas" w:cs="Consolas" w:eastAsia="Consolas" w:hAnsi="Consolas"/>
+          <w:sz w:val="18"/>
+          <w:szCs w:val="18"/>
+        </w:rPr>
+      </w:pPr>
+      <w:r>
+        <w:rPr>
+          <w:rFonts w:ascii="Consolas" w:cs="Consolas" w:eastAsia="Consolas" w:hAnsi="Consolas"/>
+          <w:sz w:val="18"/>
+          <w:szCs w:val="18"/>
+          <w:rtl w:val="0"/>
+        </w:rPr>
+        <w:t xml:space="preserve">    | DOLLAR_BRACE</w:t>
+      </w:r>
+    </w:p>
+    <w:p>
+      <w:pPr>
+        <w:spacing w:line="285" w:lineRule="auto"/>
+        <w:rPr>
+          <w:rFonts w:ascii="Consolas" w:cs="Consolas" w:eastAsia="Consolas" w:hAnsi="Consolas"/>
+          <w:sz w:val="18"/>
+          <w:szCs w:val="18"/>
+        </w:rPr>
+      </w:pPr>
+      <w:r>
+        <w:rPr>
+          <w:rFonts w:ascii="Consolas" w:cs="Consolas" w:eastAsia="Consolas" w:hAnsi="Consolas"/>
+          <w:sz w:val="18"/>
+          <w:szCs w:val="18"/>
+          <w:rtl w:val="0"/>
+        </w:rPr>
+        <w:t xml:space="preserve">    | cmdsubst</w:t>
       </w:r>
     </w:p>
     <w:p>
@@ -9572,7 +12220,432 @@
           <w:szCs w:val="18"/>
           <w:rtl w:val="0"/>
         </w:rPr>
-        <w:t xml:space="preserve">arg:</w:t>
+        <w:t xml:space="preserve">/* $(...) */</w:t>
+      </w:r>
+    </w:p>
+    <w:p>
+      <w:pPr>
+        <w:spacing w:line="285" w:lineRule="auto"/>
+        <w:rPr>
+          <w:rFonts w:ascii="Consolas" w:cs="Consolas" w:eastAsia="Consolas" w:hAnsi="Consolas"/>
+          <w:sz w:val="18"/>
+          <w:szCs w:val="18"/>
+        </w:rPr>
+      </w:pPr>
+      <w:r>
+        <w:rPr>
+          <w:rFonts w:ascii="Consolas" w:cs="Consolas" w:eastAsia="Consolas" w:hAnsi="Consolas"/>
+          <w:sz w:val="18"/>
+          <w:szCs w:val="18"/>
+          <w:rtl w:val="0"/>
+        </w:rPr>
+        <w:t xml:space="preserve">cmdsubst:</w:t>
+      </w:r>
+    </w:p>
+    <w:p>
+      <w:pPr>
+        <w:spacing w:line="285" w:lineRule="auto"/>
+        <w:rPr>
+          <w:rFonts w:ascii="Consolas" w:cs="Consolas" w:eastAsia="Consolas" w:hAnsi="Consolas"/>
+          <w:sz w:val="18"/>
+          <w:szCs w:val="18"/>
+        </w:rPr>
+      </w:pPr>
+      <w:r>
+        <w:rPr>
+          <w:rFonts w:ascii="Consolas" w:cs="Consolas" w:eastAsia="Consolas" w:hAnsi="Consolas"/>
+          <w:sz w:val="18"/>
+          <w:szCs w:val="18"/>
+          <w:rtl w:val="0"/>
+        </w:rPr>
+        <w:t xml:space="preserve">    DOLLAR_LPAREN list RPAREN</w:t>
+      </w:r>
+    </w:p>
+    <w:p>
+      <w:pPr>
+        <w:spacing w:line="285" w:lineRule="auto"/>
+        <w:rPr>
+          <w:rFonts w:ascii="Consolas" w:cs="Consolas" w:eastAsia="Consolas" w:hAnsi="Consolas"/>
+          <w:sz w:val="18"/>
+          <w:szCs w:val="18"/>
+        </w:rPr>
+      </w:pPr>
+      <w:r>
+        <w:rPr>
+          <w:rFonts w:ascii="Consolas" w:cs="Consolas" w:eastAsia="Consolas" w:hAnsi="Consolas"/>
+          <w:sz w:val="18"/>
+          <w:szCs w:val="18"/>
+          <w:rtl w:val="0"/>
+        </w:rPr>
+        <w:t xml:space="preserve">    ;</w:t>
+      </w:r>
+    </w:p>
+    <w:p>
+      <w:pPr>
+        <w:spacing w:line="285" w:lineRule="auto"/>
+        <w:rPr>
+          <w:rFonts w:ascii="Consolas" w:cs="Consolas" w:eastAsia="Consolas" w:hAnsi="Consolas"/>
+          <w:sz w:val="18"/>
+          <w:szCs w:val="18"/>
+        </w:rPr>
+      </w:pPr>
+      <w:r>
+        <w:rPr>
+          <w:rtl w:val="0"/>
+        </w:rPr>
+      </w:r>
+    </w:p>
+    <w:p>
+      <w:pPr>
+        <w:spacing w:line="285" w:lineRule="auto"/>
+        <w:rPr>
+          <w:rFonts w:ascii="Consolas" w:cs="Consolas" w:eastAsia="Consolas" w:hAnsi="Consolas"/>
+          <w:sz w:val="18"/>
+          <w:szCs w:val="18"/>
+        </w:rPr>
+      </w:pPr>
+      <w:r>
+        <w:rPr>
+          <w:rFonts w:ascii="Consolas" w:cs="Consolas" w:eastAsia="Consolas" w:hAnsi="Consolas"/>
+          <w:sz w:val="18"/>
+          <w:szCs w:val="18"/>
+          <w:rtl w:val="0"/>
+        </w:rPr>
+        <w:t xml:space="preserve">/* редиректы */</w:t>
+      </w:r>
+    </w:p>
+    <w:p>
+      <w:pPr>
+        <w:spacing w:line="285" w:lineRule="auto"/>
+        <w:rPr>
+          <w:rFonts w:ascii="Consolas" w:cs="Consolas" w:eastAsia="Consolas" w:hAnsi="Consolas"/>
+          <w:sz w:val="18"/>
+          <w:szCs w:val="18"/>
+        </w:rPr>
+      </w:pPr>
+      <w:r>
+        <w:rPr>
+          <w:rFonts w:ascii="Consolas" w:cs="Consolas" w:eastAsia="Consolas" w:hAnsi="Consolas"/>
+          <w:sz w:val="18"/>
+          <w:szCs w:val="18"/>
+          <w:rtl w:val="0"/>
+        </w:rPr>
+        <w:t xml:space="preserve">redir_list:</w:t>
+      </w:r>
+    </w:p>
+    <w:p>
+      <w:pPr>
+        <w:spacing w:line="285" w:lineRule="auto"/>
+        <w:rPr>
+          <w:rFonts w:ascii="Consolas" w:cs="Consolas" w:eastAsia="Consolas" w:hAnsi="Consolas"/>
+          <w:sz w:val="18"/>
+          <w:szCs w:val="18"/>
+        </w:rPr>
+      </w:pPr>
+      <w:r>
+        <w:rPr>
+          <w:rFonts w:ascii="Consolas" w:cs="Consolas" w:eastAsia="Consolas" w:hAnsi="Consolas"/>
+          <w:sz w:val="18"/>
+          <w:szCs w:val="18"/>
+          <w:rtl w:val="0"/>
+        </w:rPr>
+        <w:t xml:space="preserve">    | redir_list redir</w:t>
+      </w:r>
+    </w:p>
+    <w:p>
+      <w:pPr>
+        <w:spacing w:line="285" w:lineRule="auto"/>
+        <w:rPr>
+          <w:rFonts w:ascii="Consolas" w:cs="Consolas" w:eastAsia="Consolas" w:hAnsi="Consolas"/>
+          <w:sz w:val="18"/>
+          <w:szCs w:val="18"/>
+        </w:rPr>
+      </w:pPr>
+      <w:r>
+        <w:rPr>
+          <w:rFonts w:ascii="Consolas" w:cs="Consolas" w:eastAsia="Consolas" w:hAnsi="Consolas"/>
+          <w:sz w:val="18"/>
+          <w:szCs w:val="18"/>
+          <w:rtl w:val="0"/>
+        </w:rPr>
+        <w:t xml:space="preserve">    ;</w:t>
+      </w:r>
+    </w:p>
+    <w:p>
+      <w:pPr>
+        <w:spacing w:line="285" w:lineRule="auto"/>
+        <w:rPr>
+          <w:rFonts w:ascii="Consolas" w:cs="Consolas" w:eastAsia="Consolas" w:hAnsi="Consolas"/>
+          <w:sz w:val="18"/>
+          <w:szCs w:val="18"/>
+        </w:rPr>
+      </w:pPr>
+      <w:r>
+        <w:rPr>
+          <w:rtl w:val="0"/>
+        </w:rPr>
+      </w:r>
+    </w:p>
+    <w:p>
+      <w:pPr>
+        <w:spacing w:line="285" w:lineRule="auto"/>
+        <w:rPr>
+          <w:rFonts w:ascii="Consolas" w:cs="Consolas" w:eastAsia="Consolas" w:hAnsi="Consolas"/>
+          <w:sz w:val="18"/>
+          <w:szCs w:val="18"/>
+        </w:rPr>
+      </w:pPr>
+      <w:r>
+        <w:rPr>
+          <w:rFonts w:ascii="Consolas" w:cs="Consolas" w:eastAsia="Consolas" w:hAnsi="Consolas"/>
+          <w:sz w:val="18"/>
+          <w:szCs w:val="18"/>
+          <w:rtl w:val="0"/>
+        </w:rPr>
+        <w:t xml:space="preserve">/* &gt; &gt;&gt; &lt; 2&gt; 2&gt;&amp;1; &lt;&lt; нельзя */</w:t>
+      </w:r>
+    </w:p>
+    <w:p>
+      <w:pPr>
+        <w:spacing w:line="285" w:lineRule="auto"/>
+        <w:rPr>
+          <w:rFonts w:ascii="Consolas" w:cs="Consolas" w:eastAsia="Consolas" w:hAnsi="Consolas"/>
+          <w:sz w:val="18"/>
+          <w:szCs w:val="18"/>
+        </w:rPr>
+      </w:pPr>
+      <w:r>
+        <w:rPr>
+          <w:rFonts w:ascii="Consolas" w:cs="Consolas" w:eastAsia="Consolas" w:hAnsi="Consolas"/>
+          <w:sz w:val="18"/>
+          <w:szCs w:val="18"/>
+          <w:rtl w:val="0"/>
+        </w:rPr>
+        <w:t xml:space="preserve">redir:</w:t>
+      </w:r>
+    </w:p>
+    <w:p>
+      <w:pPr>
+        <w:spacing w:line="285" w:lineRule="auto"/>
+        <w:rPr>
+          <w:rFonts w:ascii="Consolas" w:cs="Consolas" w:eastAsia="Consolas" w:hAnsi="Consolas"/>
+          <w:sz w:val="18"/>
+          <w:szCs w:val="18"/>
+        </w:rPr>
+      </w:pPr>
+      <w:r>
+        <w:rPr>
+          <w:rFonts w:ascii="Consolas" w:cs="Consolas" w:eastAsia="Consolas" w:hAnsi="Consolas"/>
+          <w:sz w:val="18"/>
+          <w:szCs w:val="18"/>
+          <w:rtl w:val="0"/>
+        </w:rPr>
+        <w:t xml:space="preserve">    GT redir_target</w:t>
+      </w:r>
+    </w:p>
+    <w:p>
+      <w:pPr>
+        <w:spacing w:line="285" w:lineRule="auto"/>
+        <w:rPr>
+          <w:rFonts w:ascii="Consolas" w:cs="Consolas" w:eastAsia="Consolas" w:hAnsi="Consolas"/>
+          <w:sz w:val="18"/>
+          <w:szCs w:val="18"/>
+        </w:rPr>
+      </w:pPr>
+      <w:r>
+        <w:rPr>
+          <w:rFonts w:ascii="Consolas" w:cs="Consolas" w:eastAsia="Consolas" w:hAnsi="Consolas"/>
+          <w:sz w:val="18"/>
+          <w:szCs w:val="18"/>
+          <w:rtl w:val="0"/>
+        </w:rPr>
+        <w:t xml:space="preserve">    | DGREAT redir_target</w:t>
+      </w:r>
+    </w:p>
+    <w:p>
+      <w:pPr>
+        <w:spacing w:line="285" w:lineRule="auto"/>
+        <w:rPr>
+          <w:rFonts w:ascii="Consolas" w:cs="Consolas" w:eastAsia="Consolas" w:hAnsi="Consolas"/>
+          <w:sz w:val="18"/>
+          <w:szCs w:val="18"/>
+        </w:rPr>
+      </w:pPr>
+      <w:r>
+        <w:rPr>
+          <w:rFonts w:ascii="Consolas" w:cs="Consolas" w:eastAsia="Consolas" w:hAnsi="Consolas"/>
+          <w:sz w:val="18"/>
+          <w:szCs w:val="18"/>
+          <w:rtl w:val="0"/>
+        </w:rPr>
+        <w:t xml:space="preserve">    | LT redir_target</w:t>
+      </w:r>
+    </w:p>
+    <w:p>
+      <w:pPr>
+        <w:spacing w:line="285" w:lineRule="auto"/>
+        <w:rPr>
+          <w:rFonts w:ascii="Consolas" w:cs="Consolas" w:eastAsia="Consolas" w:hAnsi="Consolas"/>
+          <w:sz w:val="18"/>
+          <w:szCs w:val="18"/>
+        </w:rPr>
+      </w:pPr>
+      <w:r>
+        <w:rPr>
+          <w:rFonts w:ascii="Consolas" w:cs="Consolas" w:eastAsia="Consolas" w:hAnsi="Consolas"/>
+          <w:sz w:val="18"/>
+          <w:szCs w:val="18"/>
+          <w:rtl w:val="0"/>
+        </w:rPr>
+        <w:t xml:space="preserve">    | LT LT {</w:t>
+      </w:r>
+    </w:p>
+    <w:p>
+      <w:pPr>
+        <w:spacing w:line="285" w:lineRule="auto"/>
+        <w:rPr>
+          <w:rFonts w:ascii="Consolas" w:cs="Consolas" w:eastAsia="Consolas" w:hAnsi="Consolas"/>
+          <w:sz w:val="18"/>
+          <w:szCs w:val="18"/>
+        </w:rPr>
+      </w:pPr>
+      <w:r>
+        <w:rPr>
+          <w:rFonts w:ascii="Consolas" w:cs="Consolas" w:eastAsia="Consolas" w:hAnsi="Consolas"/>
+          <w:sz w:val="18"/>
+          <w:szCs w:val="18"/>
+          <w:rtl w:val="0"/>
+        </w:rPr>
+        <w:t xml:space="preserve">        error_line(yylineno, "here-document is not supported");</w:t>
+      </w:r>
+    </w:p>
+    <w:p>
+      <w:pPr>
+        <w:spacing w:line="285" w:lineRule="auto"/>
+        <w:rPr>
+          <w:rFonts w:ascii="Consolas" w:cs="Consolas" w:eastAsia="Consolas" w:hAnsi="Consolas"/>
+          <w:sz w:val="18"/>
+          <w:szCs w:val="18"/>
+        </w:rPr>
+      </w:pPr>
+      <w:r>
+        <w:rPr>
+          <w:rFonts w:ascii="Consolas" w:cs="Consolas" w:eastAsia="Consolas" w:hAnsi="Consolas"/>
+          <w:sz w:val="18"/>
+          <w:szCs w:val="18"/>
+          <w:rtl w:val="0"/>
+        </w:rPr>
+        <w:t xml:space="preserve">        exit(1);</w:t>
+      </w:r>
+    </w:p>
+    <w:p>
+      <w:pPr>
+        <w:spacing w:line="285" w:lineRule="auto"/>
+        <w:rPr>
+          <w:rFonts w:ascii="Consolas" w:cs="Consolas" w:eastAsia="Consolas" w:hAnsi="Consolas"/>
+          <w:sz w:val="18"/>
+          <w:szCs w:val="18"/>
+        </w:rPr>
+      </w:pPr>
+      <w:r>
+        <w:rPr>
+          <w:rFonts w:ascii="Consolas" w:cs="Consolas" w:eastAsia="Consolas" w:hAnsi="Consolas"/>
+          <w:sz w:val="18"/>
+          <w:szCs w:val="18"/>
+          <w:rtl w:val="0"/>
+        </w:rPr>
+        <w:t xml:space="preserve">    }</w:t>
+      </w:r>
+    </w:p>
+    <w:p>
+      <w:pPr>
+        <w:spacing w:line="285" w:lineRule="auto"/>
+        <w:rPr>
+          <w:rFonts w:ascii="Consolas" w:cs="Consolas" w:eastAsia="Consolas" w:hAnsi="Consolas"/>
+          <w:sz w:val="18"/>
+          <w:szCs w:val="18"/>
+        </w:rPr>
+      </w:pPr>
+      <w:r>
+        <w:rPr>
+          <w:rFonts w:ascii="Consolas" w:cs="Consolas" w:eastAsia="Consolas" w:hAnsi="Consolas"/>
+          <w:sz w:val="18"/>
+          <w:szCs w:val="18"/>
+          <w:rtl w:val="0"/>
+        </w:rPr>
+        <w:t xml:space="preserve">    | REDIR_ERR redir_target</w:t>
+      </w:r>
+    </w:p>
+    <w:p>
+      <w:pPr>
+        <w:spacing w:line="285" w:lineRule="auto"/>
+        <w:rPr>
+          <w:rFonts w:ascii="Consolas" w:cs="Consolas" w:eastAsia="Consolas" w:hAnsi="Consolas"/>
+          <w:sz w:val="18"/>
+          <w:szCs w:val="18"/>
+        </w:rPr>
+      </w:pPr>
+      <w:r>
+        <w:rPr>
+          <w:rFonts w:ascii="Consolas" w:cs="Consolas" w:eastAsia="Consolas" w:hAnsi="Consolas"/>
+          <w:sz w:val="18"/>
+          <w:szCs w:val="18"/>
+          <w:rtl w:val="0"/>
+        </w:rPr>
+        <w:t xml:space="preserve">    | REDIR_ERR_OUT</w:t>
+      </w:r>
+    </w:p>
+    <w:p>
+      <w:pPr>
+        <w:spacing w:line="285" w:lineRule="auto"/>
+        <w:rPr>
+          <w:rFonts w:ascii="Consolas" w:cs="Consolas" w:eastAsia="Consolas" w:hAnsi="Consolas"/>
+          <w:sz w:val="18"/>
+          <w:szCs w:val="18"/>
+        </w:rPr>
+      </w:pPr>
+      <w:r>
+        <w:rPr>
+          <w:rFonts w:ascii="Consolas" w:cs="Consolas" w:eastAsia="Consolas" w:hAnsi="Consolas"/>
+          <w:sz w:val="18"/>
+          <w:szCs w:val="18"/>
+          <w:rtl w:val="0"/>
+        </w:rPr>
+        <w:t xml:space="preserve">    ;</w:t>
+      </w:r>
+    </w:p>
+    <w:p>
+      <w:pPr>
+        <w:spacing w:line="285" w:lineRule="auto"/>
+        <w:rPr>
+          <w:rFonts w:ascii="Consolas" w:cs="Consolas" w:eastAsia="Consolas" w:hAnsi="Consolas"/>
+          <w:sz w:val="18"/>
+          <w:szCs w:val="18"/>
+        </w:rPr>
+      </w:pPr>
+      <w:r>
+        <w:rPr>
+          <w:rtl w:val="0"/>
+        </w:rPr>
+      </w:r>
+    </w:p>
+    <w:p>
+      <w:pPr>
+        <w:spacing w:line="285" w:lineRule="auto"/>
+        <w:rPr>
+          <w:rFonts w:ascii="Consolas" w:cs="Consolas" w:eastAsia="Consolas" w:hAnsi="Consolas"/>
+          <w:sz w:val="18"/>
+          <w:szCs w:val="18"/>
+        </w:rPr>
+      </w:pPr>
+      <w:r>
+        <w:rPr>
+          <w:rFonts w:ascii="Consolas" w:cs="Consolas" w:eastAsia="Consolas" w:hAnsi="Consolas"/>
+          <w:sz w:val="18"/>
+          <w:szCs w:val="18"/>
+          <w:rtl w:val="0"/>
+        </w:rPr>
+        <w:t xml:space="preserve">redir_target:</w:t>
       </w:r>
     </w:p>
     <w:p>
@@ -9610,25 +12683,6 @@
           <w:szCs w:val="18"/>
           <w:rtl w:val="0"/>
         </w:rPr>
-        <w:t xml:space="preserve">    | ASSIGN</w:t>
-      </w:r>
-    </w:p>
-    <w:p>
-      <w:pPr>
-        <w:spacing w:line="285" w:lineRule="auto"/>
-        <w:rPr>
-          <w:rFonts w:ascii="Consolas" w:cs="Consolas" w:eastAsia="Consolas" w:hAnsi="Consolas"/>
-          <w:sz w:val="18"/>
-          <w:szCs w:val="18"/>
-        </w:rPr>
-      </w:pPr>
-      <w:r>
-        <w:rPr>
-          <w:rFonts w:ascii="Consolas" w:cs="Consolas" w:eastAsia="Consolas" w:hAnsi="Consolas"/>
-          <w:sz w:val="18"/>
-          <w:szCs w:val="18"/>
-          <w:rtl w:val="0"/>
-        </w:rPr>
         <w:t xml:space="preserve">    ;</w:t>
       </w:r>
     </w:p>
@@ -9663,7 +12717,2220 @@
           <w:szCs w:val="18"/>
           <w:rtl w:val="0"/>
         </w:rPr>
-        <w:t xml:space="preserve">word:</w:t>
+        <w:t xml:space="preserve">/* [ слова ]; [[ нельзя */</w:t>
+      </w:r>
+    </w:p>
+    <w:p>
+      <w:pPr>
+        <w:spacing w:line="285" w:lineRule="auto"/>
+        <w:rPr>
+          <w:rFonts w:ascii="Consolas" w:cs="Consolas" w:eastAsia="Consolas" w:hAnsi="Consolas"/>
+          <w:sz w:val="18"/>
+          <w:szCs w:val="18"/>
+        </w:rPr>
+      </w:pPr>
+      <w:r>
+        <w:rPr>
+          <w:rFonts w:ascii="Consolas" w:cs="Consolas" w:eastAsia="Consolas" w:hAnsi="Consolas"/>
+          <w:sz w:val="18"/>
+          <w:szCs w:val="18"/>
+          <w:rtl w:val="0"/>
+        </w:rPr>
+        <w:t xml:space="preserve">test_command:</w:t>
+      </w:r>
+    </w:p>
+    <w:p>
+      <w:pPr>
+        <w:spacing w:line="285" w:lineRule="auto"/>
+        <w:rPr>
+          <w:rFonts w:ascii="Consolas" w:cs="Consolas" w:eastAsia="Consolas" w:hAnsi="Consolas"/>
+          <w:sz w:val="18"/>
+          <w:szCs w:val="18"/>
+        </w:rPr>
+      </w:pPr>
+      <w:r>
+        <w:rPr>
+          <w:rFonts w:ascii="Consolas" w:cs="Consolas" w:eastAsia="Consolas" w:hAnsi="Consolas"/>
+          <w:sz w:val="18"/>
+          <w:szCs w:val="18"/>
+          <w:rtl w:val="0"/>
+        </w:rPr>
+        <w:t xml:space="preserve">    LBRACK arg_list RBRACK redir_list</w:t>
+      </w:r>
+    </w:p>
+    <w:p>
+      <w:pPr>
+        <w:spacing w:line="285" w:lineRule="auto"/>
+        <w:rPr>
+          <w:rFonts w:ascii="Consolas" w:cs="Consolas" w:eastAsia="Consolas" w:hAnsi="Consolas"/>
+          <w:sz w:val="18"/>
+          <w:szCs w:val="18"/>
+        </w:rPr>
+      </w:pPr>
+      <w:r>
+        <w:rPr>
+          <w:rFonts w:ascii="Consolas" w:cs="Consolas" w:eastAsia="Consolas" w:hAnsi="Consolas"/>
+          <w:sz w:val="18"/>
+          <w:szCs w:val="18"/>
+          <w:rtl w:val="0"/>
+        </w:rPr>
+        <w:t xml:space="preserve">    | LBRACK LBRACK {</w:t>
+      </w:r>
+    </w:p>
+    <w:p>
+      <w:pPr>
+        <w:spacing w:line="285" w:lineRule="auto"/>
+        <w:rPr>
+          <w:rFonts w:ascii="Consolas" w:cs="Consolas" w:eastAsia="Consolas" w:hAnsi="Consolas"/>
+          <w:sz w:val="18"/>
+          <w:szCs w:val="18"/>
+        </w:rPr>
+      </w:pPr>
+      <w:r>
+        <w:rPr>
+          <w:rFonts w:ascii="Consolas" w:cs="Consolas" w:eastAsia="Consolas" w:hAnsi="Consolas"/>
+          <w:sz w:val="18"/>
+          <w:szCs w:val="18"/>
+          <w:rtl w:val="0"/>
+        </w:rPr>
+        <w:t xml:space="preserve">        error_line(yylineno, "[[ is not supported");</w:t>
+      </w:r>
+    </w:p>
+    <w:p>
+      <w:pPr>
+        <w:spacing w:line="285" w:lineRule="auto"/>
+        <w:rPr>
+          <w:rFonts w:ascii="Consolas" w:cs="Consolas" w:eastAsia="Consolas" w:hAnsi="Consolas"/>
+          <w:sz w:val="18"/>
+          <w:szCs w:val="18"/>
+        </w:rPr>
+      </w:pPr>
+      <w:r>
+        <w:rPr>
+          <w:rFonts w:ascii="Consolas" w:cs="Consolas" w:eastAsia="Consolas" w:hAnsi="Consolas"/>
+          <w:sz w:val="18"/>
+          <w:szCs w:val="18"/>
+          <w:rtl w:val="0"/>
+        </w:rPr>
+        <w:t xml:space="preserve">        exit(1);</w:t>
+      </w:r>
+    </w:p>
+    <w:p>
+      <w:pPr>
+        <w:spacing w:line="285" w:lineRule="auto"/>
+        <w:rPr>
+          <w:rFonts w:ascii="Consolas" w:cs="Consolas" w:eastAsia="Consolas" w:hAnsi="Consolas"/>
+          <w:sz w:val="18"/>
+          <w:szCs w:val="18"/>
+        </w:rPr>
+      </w:pPr>
+      <w:r>
+        <w:rPr>
+          <w:rFonts w:ascii="Consolas" w:cs="Consolas" w:eastAsia="Consolas" w:hAnsi="Consolas"/>
+          <w:sz w:val="18"/>
+          <w:szCs w:val="18"/>
+          <w:rtl w:val="0"/>
+        </w:rPr>
+        <w:t xml:space="preserve">    }</w:t>
+      </w:r>
+    </w:p>
+    <w:p>
+      <w:pPr>
+        <w:spacing w:line="285" w:lineRule="auto"/>
+        <w:rPr>
+          <w:rFonts w:ascii="Consolas" w:cs="Consolas" w:eastAsia="Consolas" w:hAnsi="Consolas"/>
+          <w:sz w:val="18"/>
+          <w:szCs w:val="18"/>
+        </w:rPr>
+      </w:pPr>
+      <w:r>
+        <w:rPr>
+          <w:rFonts w:ascii="Consolas" w:cs="Consolas" w:eastAsia="Consolas" w:hAnsi="Consolas"/>
+          <w:sz w:val="18"/>
+          <w:szCs w:val="18"/>
+          <w:rtl w:val="0"/>
+        </w:rPr>
+        <w:t xml:space="preserve">    ;</w:t>
+      </w:r>
+    </w:p>
+    <w:p>
+      <w:pPr>
+        <w:spacing w:line="285" w:lineRule="auto"/>
+        <w:rPr>
+          <w:rFonts w:ascii="Consolas" w:cs="Consolas" w:eastAsia="Consolas" w:hAnsi="Consolas"/>
+          <w:sz w:val="18"/>
+          <w:szCs w:val="18"/>
+        </w:rPr>
+      </w:pPr>
+      <w:r>
+        <w:rPr>
+          <w:rtl w:val="0"/>
+        </w:rPr>
+      </w:r>
+    </w:p>
+    <w:p>
+      <w:pPr>
+        <w:spacing w:line="285" w:lineRule="auto"/>
+        <w:rPr>
+          <w:rFonts w:ascii="Consolas" w:cs="Consolas" w:eastAsia="Consolas" w:hAnsi="Consolas"/>
+          <w:sz w:val="18"/>
+          <w:szCs w:val="18"/>
+        </w:rPr>
+      </w:pPr>
+      <w:r>
+        <w:rPr>
+          <w:rFonts w:ascii="Consolas" w:cs="Consolas" w:eastAsia="Consolas" w:hAnsi="Consolas"/>
+          <w:sz w:val="18"/>
+          <w:szCs w:val="18"/>
+          <w:rtl w:val="0"/>
+        </w:rPr>
+        <w:t xml:space="preserve">/* if; перед then — ; или перевод строки */</w:t>
+      </w:r>
+    </w:p>
+    <w:p>
+      <w:pPr>
+        <w:spacing w:line="285" w:lineRule="auto"/>
+        <w:rPr>
+          <w:rFonts w:ascii="Consolas" w:cs="Consolas" w:eastAsia="Consolas" w:hAnsi="Consolas"/>
+          <w:sz w:val="18"/>
+          <w:szCs w:val="18"/>
+        </w:rPr>
+      </w:pPr>
+      <w:r>
+        <w:rPr>
+          <w:rFonts w:ascii="Consolas" w:cs="Consolas" w:eastAsia="Consolas" w:hAnsi="Consolas"/>
+          <w:sz w:val="18"/>
+          <w:szCs w:val="18"/>
+          <w:rtl w:val="0"/>
+        </w:rPr>
+        <w:t xml:space="preserve">if_clause:</w:t>
+      </w:r>
+    </w:p>
+    <w:p>
+      <w:pPr>
+        <w:spacing w:line="285" w:lineRule="auto"/>
+        <w:rPr>
+          <w:rFonts w:ascii="Consolas" w:cs="Consolas" w:eastAsia="Consolas" w:hAnsi="Consolas"/>
+          <w:sz w:val="18"/>
+          <w:szCs w:val="18"/>
+        </w:rPr>
+      </w:pPr>
+      <w:r>
+        <w:rPr>
+          <w:rFonts w:ascii="Consolas" w:cs="Consolas" w:eastAsia="Consolas" w:hAnsi="Consolas"/>
+          <w:sz w:val="18"/>
+          <w:szCs w:val="18"/>
+          <w:rtl w:val="0"/>
+        </w:rPr>
+        <w:t xml:space="preserve">    IF and_or sep THEN list FI</w:t>
+      </w:r>
+    </w:p>
+    <w:p>
+      <w:pPr>
+        <w:spacing w:line="285" w:lineRule="auto"/>
+        <w:rPr>
+          <w:rFonts w:ascii="Consolas" w:cs="Consolas" w:eastAsia="Consolas" w:hAnsi="Consolas"/>
+          <w:sz w:val="18"/>
+          <w:szCs w:val="18"/>
+        </w:rPr>
+      </w:pPr>
+      <w:r>
+        <w:rPr>
+          <w:rFonts w:ascii="Consolas" w:cs="Consolas" w:eastAsia="Consolas" w:hAnsi="Consolas"/>
+          <w:sz w:val="18"/>
+          <w:szCs w:val="18"/>
+          <w:rtl w:val="0"/>
+        </w:rPr>
+        <w:t xml:space="preserve">    | IF and_or sep THEN list elif_parts FI</w:t>
+      </w:r>
+    </w:p>
+    <w:p>
+      <w:pPr>
+        <w:spacing w:line="285" w:lineRule="auto"/>
+        <w:rPr>
+          <w:rFonts w:ascii="Consolas" w:cs="Consolas" w:eastAsia="Consolas" w:hAnsi="Consolas"/>
+          <w:sz w:val="18"/>
+          <w:szCs w:val="18"/>
+        </w:rPr>
+      </w:pPr>
+      <w:r>
+        <w:rPr>
+          <w:rFonts w:ascii="Consolas" w:cs="Consolas" w:eastAsia="Consolas" w:hAnsi="Consolas"/>
+          <w:sz w:val="18"/>
+          <w:szCs w:val="18"/>
+          <w:rtl w:val="0"/>
+        </w:rPr>
+        <w:t xml:space="preserve">    | IF and_or sep THEN list ELSE list FI</w:t>
+      </w:r>
+    </w:p>
+    <w:p>
+      <w:pPr>
+        <w:spacing w:line="285" w:lineRule="auto"/>
+        <w:rPr>
+          <w:rFonts w:ascii="Consolas" w:cs="Consolas" w:eastAsia="Consolas" w:hAnsi="Consolas"/>
+          <w:sz w:val="18"/>
+          <w:szCs w:val="18"/>
+        </w:rPr>
+      </w:pPr>
+      <w:r>
+        <w:rPr>
+          <w:rFonts w:ascii="Consolas" w:cs="Consolas" w:eastAsia="Consolas" w:hAnsi="Consolas"/>
+          <w:sz w:val="18"/>
+          <w:szCs w:val="18"/>
+          <w:rtl w:val="0"/>
+        </w:rPr>
+        <w:t xml:space="preserve">    | IF and_or sep THEN list elif_parts ELSE list FI</w:t>
+      </w:r>
+    </w:p>
+    <w:p>
+      <w:pPr>
+        <w:spacing w:line="285" w:lineRule="auto"/>
+        <w:rPr>
+          <w:rFonts w:ascii="Consolas" w:cs="Consolas" w:eastAsia="Consolas" w:hAnsi="Consolas"/>
+          <w:sz w:val="18"/>
+          <w:szCs w:val="18"/>
+        </w:rPr>
+      </w:pPr>
+      <w:r>
+        <w:rPr>
+          <w:rFonts w:ascii="Consolas" w:cs="Consolas" w:eastAsia="Consolas" w:hAnsi="Consolas"/>
+          <w:sz w:val="18"/>
+          <w:szCs w:val="18"/>
+          <w:rtl w:val="0"/>
+        </w:rPr>
+        <w:t xml:space="preserve">    | IF and_or THEN {</w:t>
+      </w:r>
+    </w:p>
+    <w:p>
+      <w:pPr>
+        <w:spacing w:line="285" w:lineRule="auto"/>
+        <w:rPr>
+          <w:rFonts w:ascii="Consolas" w:cs="Consolas" w:eastAsia="Consolas" w:hAnsi="Consolas"/>
+          <w:sz w:val="18"/>
+          <w:szCs w:val="18"/>
+        </w:rPr>
+      </w:pPr>
+      <w:r>
+        <w:rPr>
+          <w:rFonts w:ascii="Consolas" w:cs="Consolas" w:eastAsia="Consolas" w:hAnsi="Consolas"/>
+          <w:sz w:val="18"/>
+          <w:szCs w:val="18"/>
+          <w:rtl w:val="0"/>
+        </w:rPr>
+        <w:t xml:space="preserve">        error_line(yylineno, "missing ';' or newline before then");</w:t>
+      </w:r>
+    </w:p>
+    <w:p>
+      <w:pPr>
+        <w:spacing w:line="285" w:lineRule="auto"/>
+        <w:rPr>
+          <w:rFonts w:ascii="Consolas" w:cs="Consolas" w:eastAsia="Consolas" w:hAnsi="Consolas"/>
+          <w:sz w:val="18"/>
+          <w:szCs w:val="18"/>
+        </w:rPr>
+      </w:pPr>
+      <w:r>
+        <w:rPr>
+          <w:rFonts w:ascii="Consolas" w:cs="Consolas" w:eastAsia="Consolas" w:hAnsi="Consolas"/>
+          <w:sz w:val="18"/>
+          <w:szCs w:val="18"/>
+          <w:rtl w:val="0"/>
+        </w:rPr>
+        <w:t xml:space="preserve">        exit(1);</w:t>
+      </w:r>
+    </w:p>
+    <w:p>
+      <w:pPr>
+        <w:spacing w:line="285" w:lineRule="auto"/>
+        <w:rPr>
+          <w:rFonts w:ascii="Consolas" w:cs="Consolas" w:eastAsia="Consolas" w:hAnsi="Consolas"/>
+          <w:sz w:val="18"/>
+          <w:szCs w:val="18"/>
+        </w:rPr>
+      </w:pPr>
+      <w:r>
+        <w:rPr>
+          <w:rFonts w:ascii="Consolas" w:cs="Consolas" w:eastAsia="Consolas" w:hAnsi="Consolas"/>
+          <w:sz w:val="18"/>
+          <w:szCs w:val="18"/>
+          <w:rtl w:val="0"/>
+        </w:rPr>
+        <w:t xml:space="preserve">    }</w:t>
+      </w:r>
+    </w:p>
+    <w:p>
+      <w:pPr>
+        <w:spacing w:line="285" w:lineRule="auto"/>
+        <w:rPr>
+          <w:rFonts w:ascii="Consolas" w:cs="Consolas" w:eastAsia="Consolas" w:hAnsi="Consolas"/>
+          <w:sz w:val="18"/>
+          <w:szCs w:val="18"/>
+        </w:rPr>
+      </w:pPr>
+      <w:r>
+        <w:rPr>
+          <w:rFonts w:ascii="Consolas" w:cs="Consolas" w:eastAsia="Consolas" w:hAnsi="Consolas"/>
+          <w:sz w:val="18"/>
+          <w:szCs w:val="18"/>
+          <w:rtl w:val="0"/>
+        </w:rPr>
+        <w:t xml:space="preserve">    ;</w:t>
+      </w:r>
+    </w:p>
+    <w:p>
+      <w:pPr>
+        <w:spacing w:line="285" w:lineRule="auto"/>
+        <w:rPr>
+          <w:rFonts w:ascii="Consolas" w:cs="Consolas" w:eastAsia="Consolas" w:hAnsi="Consolas"/>
+          <w:sz w:val="18"/>
+          <w:szCs w:val="18"/>
+        </w:rPr>
+      </w:pPr>
+      <w:r>
+        <w:rPr>
+          <w:rtl w:val="0"/>
+        </w:rPr>
+      </w:r>
+    </w:p>
+    <w:p>
+      <w:pPr>
+        <w:spacing w:line="285" w:lineRule="auto"/>
+        <w:rPr>
+          <w:rFonts w:ascii="Consolas" w:cs="Consolas" w:eastAsia="Consolas" w:hAnsi="Consolas"/>
+          <w:sz w:val="18"/>
+          <w:szCs w:val="18"/>
+        </w:rPr>
+      </w:pPr>
+      <w:r>
+        <w:rPr>
+          <w:rFonts w:ascii="Consolas" w:cs="Consolas" w:eastAsia="Consolas" w:hAnsi="Consolas"/>
+          <w:sz w:val="18"/>
+          <w:szCs w:val="18"/>
+          <w:rtl w:val="0"/>
+        </w:rPr>
+        <w:t xml:space="preserve">/* ветки elif */</w:t>
+      </w:r>
+    </w:p>
+    <w:p>
+      <w:pPr>
+        <w:spacing w:line="285" w:lineRule="auto"/>
+        <w:rPr>
+          <w:rFonts w:ascii="Consolas" w:cs="Consolas" w:eastAsia="Consolas" w:hAnsi="Consolas"/>
+          <w:sz w:val="18"/>
+          <w:szCs w:val="18"/>
+        </w:rPr>
+      </w:pPr>
+      <w:r>
+        <w:rPr>
+          <w:rFonts w:ascii="Consolas" w:cs="Consolas" w:eastAsia="Consolas" w:hAnsi="Consolas"/>
+          <w:sz w:val="18"/>
+          <w:szCs w:val="18"/>
+          <w:rtl w:val="0"/>
+        </w:rPr>
+        <w:t xml:space="preserve">elif_parts:</w:t>
+      </w:r>
+    </w:p>
+    <w:p>
+      <w:pPr>
+        <w:spacing w:line="285" w:lineRule="auto"/>
+        <w:rPr>
+          <w:rFonts w:ascii="Consolas" w:cs="Consolas" w:eastAsia="Consolas" w:hAnsi="Consolas"/>
+          <w:sz w:val="18"/>
+          <w:szCs w:val="18"/>
+        </w:rPr>
+      </w:pPr>
+      <w:r>
+        <w:rPr>
+          <w:rFonts w:ascii="Consolas" w:cs="Consolas" w:eastAsia="Consolas" w:hAnsi="Consolas"/>
+          <w:sz w:val="18"/>
+          <w:szCs w:val="18"/>
+          <w:rtl w:val="0"/>
+        </w:rPr>
+        <w:t xml:space="preserve">    ELIF and_or sep THEN list</w:t>
+      </w:r>
+    </w:p>
+    <w:p>
+      <w:pPr>
+        <w:spacing w:line="285" w:lineRule="auto"/>
+        <w:rPr>
+          <w:rFonts w:ascii="Consolas" w:cs="Consolas" w:eastAsia="Consolas" w:hAnsi="Consolas"/>
+          <w:sz w:val="18"/>
+          <w:szCs w:val="18"/>
+        </w:rPr>
+      </w:pPr>
+      <w:r>
+        <w:rPr>
+          <w:rFonts w:ascii="Consolas" w:cs="Consolas" w:eastAsia="Consolas" w:hAnsi="Consolas"/>
+          <w:sz w:val="18"/>
+          <w:szCs w:val="18"/>
+          <w:rtl w:val="0"/>
+        </w:rPr>
+        <w:t xml:space="preserve">    | elif_parts ELIF and_or sep THEN list</w:t>
+      </w:r>
+    </w:p>
+    <w:p>
+      <w:pPr>
+        <w:spacing w:line="285" w:lineRule="auto"/>
+        <w:rPr>
+          <w:rFonts w:ascii="Consolas" w:cs="Consolas" w:eastAsia="Consolas" w:hAnsi="Consolas"/>
+          <w:sz w:val="18"/>
+          <w:szCs w:val="18"/>
+        </w:rPr>
+      </w:pPr>
+      <w:r>
+        <w:rPr>
+          <w:rFonts w:ascii="Consolas" w:cs="Consolas" w:eastAsia="Consolas" w:hAnsi="Consolas"/>
+          <w:sz w:val="18"/>
+          <w:szCs w:val="18"/>
+          <w:rtl w:val="0"/>
+        </w:rPr>
+        <w:t xml:space="preserve">    | ELIF and_or THEN {</w:t>
+      </w:r>
+    </w:p>
+    <w:p>
+      <w:pPr>
+        <w:spacing w:line="285" w:lineRule="auto"/>
+        <w:rPr>
+          <w:rFonts w:ascii="Consolas" w:cs="Consolas" w:eastAsia="Consolas" w:hAnsi="Consolas"/>
+          <w:sz w:val="18"/>
+          <w:szCs w:val="18"/>
+        </w:rPr>
+      </w:pPr>
+      <w:r>
+        <w:rPr>
+          <w:rFonts w:ascii="Consolas" w:cs="Consolas" w:eastAsia="Consolas" w:hAnsi="Consolas"/>
+          <w:sz w:val="18"/>
+          <w:szCs w:val="18"/>
+          <w:rtl w:val="0"/>
+        </w:rPr>
+        <w:t xml:space="preserve">        error_line(yylineno, "missing ';' or newline before then");</w:t>
+      </w:r>
+    </w:p>
+    <w:p>
+      <w:pPr>
+        <w:spacing w:line="285" w:lineRule="auto"/>
+        <w:rPr>
+          <w:rFonts w:ascii="Consolas" w:cs="Consolas" w:eastAsia="Consolas" w:hAnsi="Consolas"/>
+          <w:sz w:val="18"/>
+          <w:szCs w:val="18"/>
+        </w:rPr>
+      </w:pPr>
+      <w:r>
+        <w:rPr>
+          <w:rFonts w:ascii="Consolas" w:cs="Consolas" w:eastAsia="Consolas" w:hAnsi="Consolas"/>
+          <w:sz w:val="18"/>
+          <w:szCs w:val="18"/>
+          <w:rtl w:val="0"/>
+        </w:rPr>
+        <w:t xml:space="preserve">        exit(1);</w:t>
+      </w:r>
+    </w:p>
+    <w:p>
+      <w:pPr>
+        <w:spacing w:line="285" w:lineRule="auto"/>
+        <w:rPr>
+          <w:rFonts w:ascii="Consolas" w:cs="Consolas" w:eastAsia="Consolas" w:hAnsi="Consolas"/>
+          <w:sz w:val="18"/>
+          <w:szCs w:val="18"/>
+        </w:rPr>
+      </w:pPr>
+      <w:r>
+        <w:rPr>
+          <w:rFonts w:ascii="Consolas" w:cs="Consolas" w:eastAsia="Consolas" w:hAnsi="Consolas"/>
+          <w:sz w:val="18"/>
+          <w:szCs w:val="18"/>
+          <w:rtl w:val="0"/>
+        </w:rPr>
+        <w:t xml:space="preserve">    }</w:t>
+      </w:r>
+    </w:p>
+    <w:p>
+      <w:pPr>
+        <w:spacing w:line="285" w:lineRule="auto"/>
+        <w:rPr>
+          <w:rFonts w:ascii="Consolas" w:cs="Consolas" w:eastAsia="Consolas" w:hAnsi="Consolas"/>
+          <w:sz w:val="18"/>
+          <w:szCs w:val="18"/>
+        </w:rPr>
+      </w:pPr>
+      <w:r>
+        <w:rPr>
+          <w:rFonts w:ascii="Consolas" w:cs="Consolas" w:eastAsia="Consolas" w:hAnsi="Consolas"/>
+          <w:sz w:val="18"/>
+          <w:szCs w:val="18"/>
+          <w:rtl w:val="0"/>
+        </w:rPr>
+        <w:t xml:space="preserve">    ;</w:t>
+      </w:r>
+    </w:p>
+    <w:p>
+      <w:pPr>
+        <w:spacing w:line="285" w:lineRule="auto"/>
+        <w:rPr>
+          <w:rFonts w:ascii="Consolas" w:cs="Consolas" w:eastAsia="Consolas" w:hAnsi="Consolas"/>
+          <w:sz w:val="18"/>
+          <w:szCs w:val="18"/>
+        </w:rPr>
+      </w:pPr>
+      <w:r>
+        <w:rPr>
+          <w:rtl w:val="0"/>
+        </w:rPr>
+      </w:r>
+    </w:p>
+    <w:p>
+      <w:pPr>
+        <w:spacing w:line="285" w:lineRule="auto"/>
+        <w:rPr>
+          <w:rFonts w:ascii="Consolas" w:cs="Consolas" w:eastAsia="Consolas" w:hAnsi="Consolas"/>
+          <w:sz w:val="18"/>
+          <w:szCs w:val="18"/>
+        </w:rPr>
+      </w:pPr>
+      <w:r>
+        <w:rPr>
+          <w:rFonts w:ascii="Consolas" w:cs="Consolas" w:eastAsia="Consolas" w:hAnsi="Consolas"/>
+          <w:sz w:val="18"/>
+          <w:szCs w:val="18"/>
+          <w:rtl w:val="0"/>
+        </w:rPr>
+        <w:t xml:space="preserve">/* while do ... done */</w:t>
+      </w:r>
+    </w:p>
+    <w:p>
+      <w:pPr>
+        <w:spacing w:line="285" w:lineRule="auto"/>
+        <w:rPr>
+          <w:rFonts w:ascii="Consolas" w:cs="Consolas" w:eastAsia="Consolas" w:hAnsi="Consolas"/>
+          <w:sz w:val="18"/>
+          <w:szCs w:val="18"/>
+        </w:rPr>
+      </w:pPr>
+      <w:r>
+        <w:rPr>
+          <w:rFonts w:ascii="Consolas" w:cs="Consolas" w:eastAsia="Consolas" w:hAnsi="Consolas"/>
+          <w:sz w:val="18"/>
+          <w:szCs w:val="18"/>
+          <w:rtl w:val="0"/>
+        </w:rPr>
+        <w:t xml:space="preserve">while_clause:</w:t>
+      </w:r>
+    </w:p>
+    <w:p>
+      <w:pPr>
+        <w:spacing w:line="285" w:lineRule="auto"/>
+        <w:rPr>
+          <w:rFonts w:ascii="Consolas" w:cs="Consolas" w:eastAsia="Consolas" w:hAnsi="Consolas"/>
+          <w:sz w:val="18"/>
+          <w:szCs w:val="18"/>
+        </w:rPr>
+      </w:pPr>
+      <w:r>
+        <w:rPr>
+          <w:rFonts w:ascii="Consolas" w:cs="Consolas" w:eastAsia="Consolas" w:hAnsi="Consolas"/>
+          <w:sz w:val="18"/>
+          <w:szCs w:val="18"/>
+          <w:rtl w:val="0"/>
+        </w:rPr>
+        <w:t xml:space="preserve">    WHILE and_or sep DO list DONE</w:t>
+      </w:r>
+    </w:p>
+    <w:p>
+      <w:pPr>
+        <w:spacing w:line="285" w:lineRule="auto"/>
+        <w:rPr>
+          <w:rFonts w:ascii="Consolas" w:cs="Consolas" w:eastAsia="Consolas" w:hAnsi="Consolas"/>
+          <w:sz w:val="18"/>
+          <w:szCs w:val="18"/>
+        </w:rPr>
+      </w:pPr>
+      <w:r>
+        <w:rPr>
+          <w:rFonts w:ascii="Consolas" w:cs="Consolas" w:eastAsia="Consolas" w:hAnsi="Consolas"/>
+          <w:sz w:val="18"/>
+          <w:szCs w:val="18"/>
+          <w:rtl w:val="0"/>
+        </w:rPr>
+        <w:t xml:space="preserve">    | WHILE and_or DO {</w:t>
+      </w:r>
+    </w:p>
+    <w:p>
+      <w:pPr>
+        <w:spacing w:line="285" w:lineRule="auto"/>
+        <w:rPr>
+          <w:rFonts w:ascii="Consolas" w:cs="Consolas" w:eastAsia="Consolas" w:hAnsi="Consolas"/>
+          <w:sz w:val="18"/>
+          <w:szCs w:val="18"/>
+        </w:rPr>
+      </w:pPr>
+      <w:r>
+        <w:rPr>
+          <w:rFonts w:ascii="Consolas" w:cs="Consolas" w:eastAsia="Consolas" w:hAnsi="Consolas"/>
+          <w:sz w:val="18"/>
+          <w:szCs w:val="18"/>
+          <w:rtl w:val="0"/>
+        </w:rPr>
+        <w:t xml:space="preserve">        error_line(yylineno, "missing ';' or newline before do");</w:t>
+      </w:r>
+    </w:p>
+    <w:p>
+      <w:pPr>
+        <w:spacing w:line="285" w:lineRule="auto"/>
+        <w:rPr>
+          <w:rFonts w:ascii="Consolas" w:cs="Consolas" w:eastAsia="Consolas" w:hAnsi="Consolas"/>
+          <w:sz w:val="18"/>
+          <w:szCs w:val="18"/>
+        </w:rPr>
+      </w:pPr>
+      <w:r>
+        <w:rPr>
+          <w:rFonts w:ascii="Consolas" w:cs="Consolas" w:eastAsia="Consolas" w:hAnsi="Consolas"/>
+          <w:sz w:val="18"/>
+          <w:szCs w:val="18"/>
+          <w:rtl w:val="0"/>
+        </w:rPr>
+        <w:t xml:space="preserve">        exit(1);</w:t>
+      </w:r>
+    </w:p>
+    <w:p>
+      <w:pPr>
+        <w:spacing w:line="285" w:lineRule="auto"/>
+        <w:rPr>
+          <w:rFonts w:ascii="Consolas" w:cs="Consolas" w:eastAsia="Consolas" w:hAnsi="Consolas"/>
+          <w:sz w:val="18"/>
+          <w:szCs w:val="18"/>
+        </w:rPr>
+      </w:pPr>
+      <w:r>
+        <w:rPr>
+          <w:rFonts w:ascii="Consolas" w:cs="Consolas" w:eastAsia="Consolas" w:hAnsi="Consolas"/>
+          <w:sz w:val="18"/>
+          <w:szCs w:val="18"/>
+          <w:rtl w:val="0"/>
+        </w:rPr>
+        <w:t xml:space="preserve">    }</w:t>
+      </w:r>
+    </w:p>
+    <w:p>
+      <w:pPr>
+        <w:spacing w:line="285" w:lineRule="auto"/>
+        <w:rPr>
+          <w:rFonts w:ascii="Consolas" w:cs="Consolas" w:eastAsia="Consolas" w:hAnsi="Consolas"/>
+          <w:sz w:val="18"/>
+          <w:szCs w:val="18"/>
+        </w:rPr>
+      </w:pPr>
+      <w:r>
+        <w:rPr>
+          <w:rFonts w:ascii="Consolas" w:cs="Consolas" w:eastAsia="Consolas" w:hAnsi="Consolas"/>
+          <w:sz w:val="18"/>
+          <w:szCs w:val="18"/>
+          <w:rtl w:val="0"/>
+        </w:rPr>
+        <w:t xml:space="preserve">    ;</w:t>
+      </w:r>
+    </w:p>
+    <w:p>
+      <w:pPr>
+        <w:spacing w:line="285" w:lineRule="auto"/>
+        <w:rPr>
+          <w:rFonts w:ascii="Consolas" w:cs="Consolas" w:eastAsia="Consolas" w:hAnsi="Consolas"/>
+          <w:sz w:val="18"/>
+          <w:szCs w:val="18"/>
+        </w:rPr>
+      </w:pPr>
+      <w:r>
+        <w:rPr>
+          <w:rtl w:val="0"/>
+        </w:rPr>
+      </w:r>
+    </w:p>
+    <w:p>
+      <w:pPr>
+        <w:spacing w:line="285" w:lineRule="auto"/>
+        <w:rPr>
+          <w:rFonts w:ascii="Consolas" w:cs="Consolas" w:eastAsia="Consolas" w:hAnsi="Consolas"/>
+          <w:sz w:val="18"/>
+          <w:szCs w:val="18"/>
+        </w:rPr>
+      </w:pPr>
+      <w:r>
+        <w:rPr>
+          <w:rFonts w:ascii="Consolas" w:cs="Consolas" w:eastAsia="Consolas" w:hAnsi="Consolas"/>
+          <w:sz w:val="18"/>
+          <w:szCs w:val="18"/>
+          <w:rtl w:val="0"/>
+        </w:rPr>
+        <w:t xml:space="preserve">/* until, как while */</w:t>
+      </w:r>
+    </w:p>
+    <w:p>
+      <w:pPr>
+        <w:spacing w:line="285" w:lineRule="auto"/>
+        <w:rPr>
+          <w:rFonts w:ascii="Consolas" w:cs="Consolas" w:eastAsia="Consolas" w:hAnsi="Consolas"/>
+          <w:sz w:val="18"/>
+          <w:szCs w:val="18"/>
+        </w:rPr>
+      </w:pPr>
+      <w:r>
+        <w:rPr>
+          <w:rFonts w:ascii="Consolas" w:cs="Consolas" w:eastAsia="Consolas" w:hAnsi="Consolas"/>
+          <w:sz w:val="18"/>
+          <w:szCs w:val="18"/>
+          <w:rtl w:val="0"/>
+        </w:rPr>
+        <w:t xml:space="preserve">until_clause:</w:t>
+      </w:r>
+    </w:p>
+    <w:p>
+      <w:pPr>
+        <w:spacing w:line="285" w:lineRule="auto"/>
+        <w:rPr>
+          <w:rFonts w:ascii="Consolas" w:cs="Consolas" w:eastAsia="Consolas" w:hAnsi="Consolas"/>
+          <w:sz w:val="18"/>
+          <w:szCs w:val="18"/>
+        </w:rPr>
+      </w:pPr>
+      <w:r>
+        <w:rPr>
+          <w:rFonts w:ascii="Consolas" w:cs="Consolas" w:eastAsia="Consolas" w:hAnsi="Consolas"/>
+          <w:sz w:val="18"/>
+          <w:szCs w:val="18"/>
+          <w:rtl w:val="0"/>
+        </w:rPr>
+        <w:t xml:space="preserve">    UNTIL and_or sep DO list DONE</w:t>
+      </w:r>
+    </w:p>
+    <w:p>
+      <w:pPr>
+        <w:spacing w:line="285" w:lineRule="auto"/>
+        <w:rPr>
+          <w:rFonts w:ascii="Consolas" w:cs="Consolas" w:eastAsia="Consolas" w:hAnsi="Consolas"/>
+          <w:sz w:val="18"/>
+          <w:szCs w:val="18"/>
+        </w:rPr>
+      </w:pPr>
+      <w:r>
+        <w:rPr>
+          <w:rFonts w:ascii="Consolas" w:cs="Consolas" w:eastAsia="Consolas" w:hAnsi="Consolas"/>
+          <w:sz w:val="18"/>
+          <w:szCs w:val="18"/>
+          <w:rtl w:val="0"/>
+        </w:rPr>
+        <w:t xml:space="preserve">    | UNTIL and_or DO {</w:t>
+      </w:r>
+    </w:p>
+    <w:p>
+      <w:pPr>
+        <w:spacing w:line="285" w:lineRule="auto"/>
+        <w:rPr>
+          <w:rFonts w:ascii="Consolas" w:cs="Consolas" w:eastAsia="Consolas" w:hAnsi="Consolas"/>
+          <w:sz w:val="18"/>
+          <w:szCs w:val="18"/>
+        </w:rPr>
+      </w:pPr>
+      <w:r>
+        <w:rPr>
+          <w:rFonts w:ascii="Consolas" w:cs="Consolas" w:eastAsia="Consolas" w:hAnsi="Consolas"/>
+          <w:sz w:val="18"/>
+          <w:szCs w:val="18"/>
+          <w:rtl w:val="0"/>
+        </w:rPr>
+        <w:t xml:space="preserve">        error_line(yylineno, "missing ';' or newline before do");</w:t>
+      </w:r>
+    </w:p>
+    <w:p>
+      <w:pPr>
+        <w:spacing w:line="285" w:lineRule="auto"/>
+        <w:rPr>
+          <w:rFonts w:ascii="Consolas" w:cs="Consolas" w:eastAsia="Consolas" w:hAnsi="Consolas"/>
+          <w:sz w:val="18"/>
+          <w:szCs w:val="18"/>
+        </w:rPr>
+      </w:pPr>
+      <w:r>
+        <w:rPr>
+          <w:rFonts w:ascii="Consolas" w:cs="Consolas" w:eastAsia="Consolas" w:hAnsi="Consolas"/>
+          <w:sz w:val="18"/>
+          <w:szCs w:val="18"/>
+          <w:rtl w:val="0"/>
+        </w:rPr>
+        <w:t xml:space="preserve">        exit(1);</w:t>
+      </w:r>
+    </w:p>
+    <w:p>
+      <w:pPr>
+        <w:spacing w:line="285" w:lineRule="auto"/>
+        <w:rPr>
+          <w:rFonts w:ascii="Consolas" w:cs="Consolas" w:eastAsia="Consolas" w:hAnsi="Consolas"/>
+          <w:sz w:val="18"/>
+          <w:szCs w:val="18"/>
+        </w:rPr>
+      </w:pPr>
+      <w:r>
+        <w:rPr>
+          <w:rFonts w:ascii="Consolas" w:cs="Consolas" w:eastAsia="Consolas" w:hAnsi="Consolas"/>
+          <w:sz w:val="18"/>
+          <w:szCs w:val="18"/>
+          <w:rtl w:val="0"/>
+        </w:rPr>
+        <w:t xml:space="preserve">    }</w:t>
+      </w:r>
+    </w:p>
+    <w:p>
+      <w:pPr>
+        <w:spacing w:line="285" w:lineRule="auto"/>
+        <w:rPr>
+          <w:rFonts w:ascii="Consolas" w:cs="Consolas" w:eastAsia="Consolas" w:hAnsi="Consolas"/>
+          <w:sz w:val="18"/>
+          <w:szCs w:val="18"/>
+        </w:rPr>
+      </w:pPr>
+      <w:r>
+        <w:rPr>
+          <w:rFonts w:ascii="Consolas" w:cs="Consolas" w:eastAsia="Consolas" w:hAnsi="Consolas"/>
+          <w:sz w:val="18"/>
+          <w:szCs w:val="18"/>
+          <w:rtl w:val="0"/>
+        </w:rPr>
+        <w:t xml:space="preserve">    ;</w:t>
+      </w:r>
+    </w:p>
+    <w:p>
+      <w:pPr>
+        <w:spacing w:line="285" w:lineRule="auto"/>
+        <w:rPr>
+          <w:rFonts w:ascii="Consolas" w:cs="Consolas" w:eastAsia="Consolas" w:hAnsi="Consolas"/>
+          <w:sz w:val="18"/>
+          <w:szCs w:val="18"/>
+        </w:rPr>
+      </w:pPr>
+      <w:r>
+        <w:rPr>
+          <w:rtl w:val="0"/>
+        </w:rPr>
+      </w:r>
+    </w:p>
+    <w:p>
+      <w:pPr>
+        <w:spacing w:line="285" w:lineRule="auto"/>
+        <w:rPr>
+          <w:rFonts w:ascii="Consolas" w:cs="Consolas" w:eastAsia="Consolas" w:hAnsi="Consolas"/>
+          <w:sz w:val="18"/>
+          <w:szCs w:val="18"/>
+        </w:rPr>
+      </w:pPr>
+      <w:r>
+        <w:rPr>
+          <w:rFonts w:ascii="Consolas" w:cs="Consolas" w:eastAsia="Consolas" w:hAnsi="Consolas"/>
+          <w:sz w:val="18"/>
+          <w:szCs w:val="18"/>
+          <w:rtl w:val="0"/>
+        </w:rPr>
+        <w:t xml:space="preserve">/* for со списком in и без */</w:t>
+      </w:r>
+    </w:p>
+    <w:p>
+      <w:pPr>
+        <w:spacing w:line="285" w:lineRule="auto"/>
+        <w:rPr>
+          <w:rFonts w:ascii="Consolas" w:cs="Consolas" w:eastAsia="Consolas" w:hAnsi="Consolas"/>
+          <w:sz w:val="18"/>
+          <w:szCs w:val="18"/>
+        </w:rPr>
+      </w:pPr>
+      <w:r>
+        <w:rPr>
+          <w:rFonts w:ascii="Consolas" w:cs="Consolas" w:eastAsia="Consolas" w:hAnsi="Consolas"/>
+          <w:sz w:val="18"/>
+          <w:szCs w:val="18"/>
+          <w:rtl w:val="0"/>
+        </w:rPr>
+        <w:t xml:space="preserve">for_clause:</w:t>
+      </w:r>
+    </w:p>
+    <w:p>
+      <w:pPr>
+        <w:spacing w:line="285" w:lineRule="auto"/>
+        <w:rPr>
+          <w:rFonts w:ascii="Consolas" w:cs="Consolas" w:eastAsia="Consolas" w:hAnsi="Consolas"/>
+          <w:sz w:val="18"/>
+          <w:szCs w:val="18"/>
+        </w:rPr>
+      </w:pPr>
+      <w:r>
+        <w:rPr>
+          <w:rFonts w:ascii="Consolas" w:cs="Consolas" w:eastAsia="Consolas" w:hAnsi="Consolas"/>
+          <w:sz w:val="18"/>
+          <w:szCs w:val="18"/>
+          <w:rtl w:val="0"/>
+        </w:rPr>
+        <w:t xml:space="preserve">    FOR ID IN arg_list sep DO list DONE</w:t>
+      </w:r>
+    </w:p>
+    <w:p>
+      <w:pPr>
+        <w:spacing w:line="285" w:lineRule="auto"/>
+        <w:rPr>
+          <w:rFonts w:ascii="Consolas" w:cs="Consolas" w:eastAsia="Consolas" w:hAnsi="Consolas"/>
+          <w:sz w:val="18"/>
+          <w:szCs w:val="18"/>
+        </w:rPr>
+      </w:pPr>
+      <w:r>
+        <w:rPr>
+          <w:rFonts w:ascii="Consolas" w:cs="Consolas" w:eastAsia="Consolas" w:hAnsi="Consolas"/>
+          <w:sz w:val="18"/>
+          <w:szCs w:val="18"/>
+          <w:rtl w:val="0"/>
+        </w:rPr>
+        <w:t xml:space="preserve">    | FOR ID sep DO list DONE</w:t>
+      </w:r>
+    </w:p>
+    <w:p>
+      <w:pPr>
+        <w:spacing w:line="285" w:lineRule="auto"/>
+        <w:rPr>
+          <w:rFonts w:ascii="Consolas" w:cs="Consolas" w:eastAsia="Consolas" w:hAnsi="Consolas"/>
+          <w:sz w:val="18"/>
+          <w:szCs w:val="18"/>
+        </w:rPr>
+      </w:pPr>
+      <w:r>
+        <w:rPr>
+          <w:rFonts w:ascii="Consolas" w:cs="Consolas" w:eastAsia="Consolas" w:hAnsi="Consolas"/>
+          <w:sz w:val="18"/>
+          <w:szCs w:val="18"/>
+          <w:rtl w:val="0"/>
+        </w:rPr>
+        <w:t xml:space="preserve">    | FOR ID IN arg_list DO {</w:t>
+      </w:r>
+    </w:p>
+    <w:p>
+      <w:pPr>
+        <w:spacing w:line="285" w:lineRule="auto"/>
+        <w:rPr>
+          <w:rFonts w:ascii="Consolas" w:cs="Consolas" w:eastAsia="Consolas" w:hAnsi="Consolas"/>
+          <w:sz w:val="18"/>
+          <w:szCs w:val="18"/>
+        </w:rPr>
+      </w:pPr>
+      <w:r>
+        <w:rPr>
+          <w:rFonts w:ascii="Consolas" w:cs="Consolas" w:eastAsia="Consolas" w:hAnsi="Consolas"/>
+          <w:sz w:val="18"/>
+          <w:szCs w:val="18"/>
+          <w:rtl w:val="0"/>
+        </w:rPr>
+        <w:t xml:space="preserve">        error_line(yylineno, "missing ';' or newline before do");</w:t>
+      </w:r>
+    </w:p>
+    <w:p>
+      <w:pPr>
+        <w:spacing w:line="285" w:lineRule="auto"/>
+        <w:rPr>
+          <w:rFonts w:ascii="Consolas" w:cs="Consolas" w:eastAsia="Consolas" w:hAnsi="Consolas"/>
+          <w:sz w:val="18"/>
+          <w:szCs w:val="18"/>
+        </w:rPr>
+      </w:pPr>
+      <w:r>
+        <w:rPr>
+          <w:rFonts w:ascii="Consolas" w:cs="Consolas" w:eastAsia="Consolas" w:hAnsi="Consolas"/>
+          <w:sz w:val="18"/>
+          <w:szCs w:val="18"/>
+          <w:rtl w:val="0"/>
+        </w:rPr>
+        <w:t xml:space="preserve">        exit(1);</w:t>
+      </w:r>
+    </w:p>
+    <w:p>
+      <w:pPr>
+        <w:spacing w:line="285" w:lineRule="auto"/>
+        <w:rPr>
+          <w:rFonts w:ascii="Consolas" w:cs="Consolas" w:eastAsia="Consolas" w:hAnsi="Consolas"/>
+          <w:sz w:val="18"/>
+          <w:szCs w:val="18"/>
+        </w:rPr>
+      </w:pPr>
+      <w:r>
+        <w:rPr>
+          <w:rFonts w:ascii="Consolas" w:cs="Consolas" w:eastAsia="Consolas" w:hAnsi="Consolas"/>
+          <w:sz w:val="18"/>
+          <w:szCs w:val="18"/>
+          <w:rtl w:val="0"/>
+        </w:rPr>
+        <w:t xml:space="preserve">    }</w:t>
+      </w:r>
+    </w:p>
+    <w:p>
+      <w:pPr>
+        <w:spacing w:line="285" w:lineRule="auto"/>
+        <w:rPr>
+          <w:rFonts w:ascii="Consolas" w:cs="Consolas" w:eastAsia="Consolas" w:hAnsi="Consolas"/>
+          <w:sz w:val="18"/>
+          <w:szCs w:val="18"/>
+        </w:rPr>
+      </w:pPr>
+      <w:r>
+        <w:rPr>
+          <w:rFonts w:ascii="Consolas" w:cs="Consolas" w:eastAsia="Consolas" w:hAnsi="Consolas"/>
+          <w:sz w:val="18"/>
+          <w:szCs w:val="18"/>
+          <w:rtl w:val="0"/>
+        </w:rPr>
+        <w:t xml:space="preserve">    | FOR ID DO {</w:t>
+      </w:r>
+    </w:p>
+    <w:p>
+      <w:pPr>
+        <w:spacing w:line="285" w:lineRule="auto"/>
+        <w:rPr>
+          <w:rFonts w:ascii="Consolas" w:cs="Consolas" w:eastAsia="Consolas" w:hAnsi="Consolas"/>
+          <w:sz w:val="18"/>
+          <w:szCs w:val="18"/>
+        </w:rPr>
+      </w:pPr>
+      <w:r>
+        <w:rPr>
+          <w:rFonts w:ascii="Consolas" w:cs="Consolas" w:eastAsia="Consolas" w:hAnsi="Consolas"/>
+          <w:sz w:val="18"/>
+          <w:szCs w:val="18"/>
+          <w:rtl w:val="0"/>
+        </w:rPr>
+        <w:t xml:space="preserve">        error_line(yylineno, "missing ';' or newline before do");</w:t>
+      </w:r>
+    </w:p>
+    <w:p>
+      <w:pPr>
+        <w:spacing w:line="285" w:lineRule="auto"/>
+        <w:rPr>
+          <w:rFonts w:ascii="Consolas" w:cs="Consolas" w:eastAsia="Consolas" w:hAnsi="Consolas"/>
+          <w:sz w:val="18"/>
+          <w:szCs w:val="18"/>
+        </w:rPr>
+      </w:pPr>
+      <w:r>
+        <w:rPr>
+          <w:rFonts w:ascii="Consolas" w:cs="Consolas" w:eastAsia="Consolas" w:hAnsi="Consolas"/>
+          <w:sz w:val="18"/>
+          <w:szCs w:val="18"/>
+          <w:rtl w:val="0"/>
+        </w:rPr>
+        <w:t xml:space="preserve">        exit(1);</w:t>
+      </w:r>
+    </w:p>
+    <w:p>
+      <w:pPr>
+        <w:spacing w:line="285" w:lineRule="auto"/>
+        <w:rPr>
+          <w:rFonts w:ascii="Consolas" w:cs="Consolas" w:eastAsia="Consolas" w:hAnsi="Consolas"/>
+          <w:sz w:val="18"/>
+          <w:szCs w:val="18"/>
+        </w:rPr>
+      </w:pPr>
+      <w:r>
+        <w:rPr>
+          <w:rFonts w:ascii="Consolas" w:cs="Consolas" w:eastAsia="Consolas" w:hAnsi="Consolas"/>
+          <w:sz w:val="18"/>
+          <w:szCs w:val="18"/>
+          <w:rtl w:val="0"/>
+        </w:rPr>
+        <w:t xml:space="preserve">    }</w:t>
+      </w:r>
+    </w:p>
+    <w:p>
+      <w:pPr>
+        <w:spacing w:line="285" w:lineRule="auto"/>
+        <w:rPr>
+          <w:rFonts w:ascii="Consolas" w:cs="Consolas" w:eastAsia="Consolas" w:hAnsi="Consolas"/>
+          <w:sz w:val="18"/>
+          <w:szCs w:val="18"/>
+        </w:rPr>
+      </w:pPr>
+      <w:r>
+        <w:rPr>
+          <w:rFonts w:ascii="Consolas" w:cs="Consolas" w:eastAsia="Consolas" w:hAnsi="Consolas"/>
+          <w:sz w:val="18"/>
+          <w:szCs w:val="18"/>
+          <w:rtl w:val="0"/>
+        </w:rPr>
+        <w:t xml:space="preserve">    ;</w:t>
+      </w:r>
+    </w:p>
+    <w:p>
+      <w:pPr>
+        <w:spacing w:line="285" w:lineRule="auto"/>
+        <w:rPr>
+          <w:rFonts w:ascii="Consolas" w:cs="Consolas" w:eastAsia="Consolas" w:hAnsi="Consolas"/>
+          <w:sz w:val="18"/>
+          <w:szCs w:val="18"/>
+        </w:rPr>
+      </w:pPr>
+      <w:r>
+        <w:rPr>
+          <w:rtl w:val="0"/>
+        </w:rPr>
+      </w:r>
+    </w:p>
+    <w:p>
+      <w:pPr>
+        <w:spacing w:line="285" w:lineRule="auto"/>
+        <w:rPr>
+          <w:rFonts w:ascii="Consolas" w:cs="Consolas" w:eastAsia="Consolas" w:hAnsi="Consolas"/>
+          <w:sz w:val="18"/>
+          <w:szCs w:val="18"/>
+        </w:rPr>
+      </w:pPr>
+      <w:r>
+        <w:rPr>
+          <w:rFonts w:ascii="Consolas" w:cs="Consolas" w:eastAsia="Consolas" w:hAnsi="Consolas"/>
+          <w:sz w:val="18"/>
+          <w:szCs w:val="18"/>
+          <w:rtl w:val="0"/>
+        </w:rPr>
+        <w:t xml:space="preserve">/* select, как for */</w:t>
+      </w:r>
+    </w:p>
+    <w:p>
+      <w:pPr>
+        <w:spacing w:line="285" w:lineRule="auto"/>
+        <w:rPr>
+          <w:rFonts w:ascii="Consolas" w:cs="Consolas" w:eastAsia="Consolas" w:hAnsi="Consolas"/>
+          <w:sz w:val="18"/>
+          <w:szCs w:val="18"/>
+        </w:rPr>
+      </w:pPr>
+      <w:r>
+        <w:rPr>
+          <w:rFonts w:ascii="Consolas" w:cs="Consolas" w:eastAsia="Consolas" w:hAnsi="Consolas"/>
+          <w:sz w:val="18"/>
+          <w:szCs w:val="18"/>
+          <w:rtl w:val="0"/>
+        </w:rPr>
+        <w:t xml:space="preserve">select_clause:</w:t>
+      </w:r>
+    </w:p>
+    <w:p>
+      <w:pPr>
+        <w:spacing w:line="285" w:lineRule="auto"/>
+        <w:rPr>
+          <w:rFonts w:ascii="Consolas" w:cs="Consolas" w:eastAsia="Consolas" w:hAnsi="Consolas"/>
+          <w:sz w:val="18"/>
+          <w:szCs w:val="18"/>
+        </w:rPr>
+      </w:pPr>
+      <w:r>
+        <w:rPr>
+          <w:rFonts w:ascii="Consolas" w:cs="Consolas" w:eastAsia="Consolas" w:hAnsi="Consolas"/>
+          <w:sz w:val="18"/>
+          <w:szCs w:val="18"/>
+          <w:rtl w:val="0"/>
+        </w:rPr>
+        <w:t xml:space="preserve">    SELECT ID IN arg_list sep DO list DONE</w:t>
+      </w:r>
+    </w:p>
+    <w:p>
+      <w:pPr>
+        <w:spacing w:line="285" w:lineRule="auto"/>
+        <w:rPr>
+          <w:rFonts w:ascii="Consolas" w:cs="Consolas" w:eastAsia="Consolas" w:hAnsi="Consolas"/>
+          <w:sz w:val="18"/>
+          <w:szCs w:val="18"/>
+        </w:rPr>
+      </w:pPr>
+      <w:r>
+        <w:rPr>
+          <w:rFonts w:ascii="Consolas" w:cs="Consolas" w:eastAsia="Consolas" w:hAnsi="Consolas"/>
+          <w:sz w:val="18"/>
+          <w:szCs w:val="18"/>
+          <w:rtl w:val="0"/>
+        </w:rPr>
+        <w:t xml:space="preserve">    | SELECT ID sep DO list DONE</w:t>
+      </w:r>
+    </w:p>
+    <w:p>
+      <w:pPr>
+        <w:spacing w:line="285" w:lineRule="auto"/>
+        <w:rPr>
+          <w:rFonts w:ascii="Consolas" w:cs="Consolas" w:eastAsia="Consolas" w:hAnsi="Consolas"/>
+          <w:sz w:val="18"/>
+          <w:szCs w:val="18"/>
+        </w:rPr>
+      </w:pPr>
+      <w:r>
+        <w:rPr>
+          <w:rFonts w:ascii="Consolas" w:cs="Consolas" w:eastAsia="Consolas" w:hAnsi="Consolas"/>
+          <w:sz w:val="18"/>
+          <w:szCs w:val="18"/>
+          <w:rtl w:val="0"/>
+        </w:rPr>
+        <w:t xml:space="preserve">    | SELECT ID IN arg_list DO {</w:t>
+      </w:r>
+    </w:p>
+    <w:p>
+      <w:pPr>
+        <w:spacing w:line="285" w:lineRule="auto"/>
+        <w:rPr>
+          <w:rFonts w:ascii="Consolas" w:cs="Consolas" w:eastAsia="Consolas" w:hAnsi="Consolas"/>
+          <w:sz w:val="18"/>
+          <w:szCs w:val="18"/>
+        </w:rPr>
+      </w:pPr>
+      <w:r>
+        <w:rPr>
+          <w:rFonts w:ascii="Consolas" w:cs="Consolas" w:eastAsia="Consolas" w:hAnsi="Consolas"/>
+          <w:sz w:val="18"/>
+          <w:szCs w:val="18"/>
+          <w:rtl w:val="0"/>
+        </w:rPr>
+        <w:t xml:space="preserve">        error_line(yylineno, "missing ';' or newline before do");</w:t>
+      </w:r>
+    </w:p>
+    <w:p>
+      <w:pPr>
+        <w:spacing w:line="285" w:lineRule="auto"/>
+        <w:rPr>
+          <w:rFonts w:ascii="Consolas" w:cs="Consolas" w:eastAsia="Consolas" w:hAnsi="Consolas"/>
+          <w:sz w:val="18"/>
+          <w:szCs w:val="18"/>
+        </w:rPr>
+      </w:pPr>
+      <w:r>
+        <w:rPr>
+          <w:rFonts w:ascii="Consolas" w:cs="Consolas" w:eastAsia="Consolas" w:hAnsi="Consolas"/>
+          <w:sz w:val="18"/>
+          <w:szCs w:val="18"/>
+          <w:rtl w:val="0"/>
+        </w:rPr>
+        <w:t xml:space="preserve">        exit(1);</w:t>
+      </w:r>
+    </w:p>
+    <w:p>
+      <w:pPr>
+        <w:spacing w:line="285" w:lineRule="auto"/>
+        <w:rPr>
+          <w:rFonts w:ascii="Consolas" w:cs="Consolas" w:eastAsia="Consolas" w:hAnsi="Consolas"/>
+          <w:sz w:val="18"/>
+          <w:szCs w:val="18"/>
+        </w:rPr>
+      </w:pPr>
+      <w:r>
+        <w:rPr>
+          <w:rFonts w:ascii="Consolas" w:cs="Consolas" w:eastAsia="Consolas" w:hAnsi="Consolas"/>
+          <w:sz w:val="18"/>
+          <w:szCs w:val="18"/>
+          <w:rtl w:val="0"/>
+        </w:rPr>
+        <w:t xml:space="preserve">    }</w:t>
+      </w:r>
+    </w:p>
+    <w:p>
+      <w:pPr>
+        <w:spacing w:line="285" w:lineRule="auto"/>
+        <w:rPr>
+          <w:rFonts w:ascii="Consolas" w:cs="Consolas" w:eastAsia="Consolas" w:hAnsi="Consolas"/>
+          <w:sz w:val="18"/>
+          <w:szCs w:val="18"/>
+        </w:rPr>
+      </w:pPr>
+      <w:r>
+        <w:rPr>
+          <w:rFonts w:ascii="Consolas" w:cs="Consolas" w:eastAsia="Consolas" w:hAnsi="Consolas"/>
+          <w:sz w:val="18"/>
+          <w:szCs w:val="18"/>
+          <w:rtl w:val="0"/>
+        </w:rPr>
+        <w:t xml:space="preserve">    | SELECT ID DO {</w:t>
+      </w:r>
+    </w:p>
+    <w:p>
+      <w:pPr>
+        <w:spacing w:line="285" w:lineRule="auto"/>
+        <w:rPr>
+          <w:rFonts w:ascii="Consolas" w:cs="Consolas" w:eastAsia="Consolas" w:hAnsi="Consolas"/>
+          <w:sz w:val="18"/>
+          <w:szCs w:val="18"/>
+        </w:rPr>
+      </w:pPr>
+      <w:r>
+        <w:rPr>
+          <w:rFonts w:ascii="Consolas" w:cs="Consolas" w:eastAsia="Consolas" w:hAnsi="Consolas"/>
+          <w:sz w:val="18"/>
+          <w:szCs w:val="18"/>
+          <w:rtl w:val="0"/>
+        </w:rPr>
+        <w:t xml:space="preserve">        error_line(yylineno, "missing ';' or newline before do");</w:t>
+      </w:r>
+    </w:p>
+    <w:p>
+      <w:pPr>
+        <w:spacing w:line="285" w:lineRule="auto"/>
+        <w:rPr>
+          <w:rFonts w:ascii="Consolas" w:cs="Consolas" w:eastAsia="Consolas" w:hAnsi="Consolas"/>
+          <w:sz w:val="18"/>
+          <w:szCs w:val="18"/>
+        </w:rPr>
+      </w:pPr>
+      <w:r>
+        <w:rPr>
+          <w:rFonts w:ascii="Consolas" w:cs="Consolas" w:eastAsia="Consolas" w:hAnsi="Consolas"/>
+          <w:sz w:val="18"/>
+          <w:szCs w:val="18"/>
+          <w:rtl w:val="0"/>
+        </w:rPr>
+        <w:t xml:space="preserve">        exit(1);</w:t>
+      </w:r>
+    </w:p>
+    <w:p>
+      <w:pPr>
+        <w:spacing w:line="285" w:lineRule="auto"/>
+        <w:rPr>
+          <w:rFonts w:ascii="Consolas" w:cs="Consolas" w:eastAsia="Consolas" w:hAnsi="Consolas"/>
+          <w:sz w:val="18"/>
+          <w:szCs w:val="18"/>
+        </w:rPr>
+      </w:pPr>
+      <w:r>
+        <w:rPr>
+          <w:rFonts w:ascii="Consolas" w:cs="Consolas" w:eastAsia="Consolas" w:hAnsi="Consolas"/>
+          <w:sz w:val="18"/>
+          <w:szCs w:val="18"/>
+          <w:rtl w:val="0"/>
+        </w:rPr>
+        <w:t xml:space="preserve">    }</w:t>
+      </w:r>
+    </w:p>
+    <w:p>
+      <w:pPr>
+        <w:spacing w:line="285" w:lineRule="auto"/>
+        <w:rPr>
+          <w:rFonts w:ascii="Consolas" w:cs="Consolas" w:eastAsia="Consolas" w:hAnsi="Consolas"/>
+          <w:sz w:val="18"/>
+          <w:szCs w:val="18"/>
+        </w:rPr>
+      </w:pPr>
+      <w:r>
+        <w:rPr>
+          <w:rFonts w:ascii="Consolas" w:cs="Consolas" w:eastAsia="Consolas" w:hAnsi="Consolas"/>
+          <w:sz w:val="18"/>
+          <w:szCs w:val="18"/>
+          <w:rtl w:val="0"/>
+        </w:rPr>
+        <w:t xml:space="preserve">    ;</w:t>
+      </w:r>
+    </w:p>
+    <w:p>
+      <w:pPr>
+        <w:spacing w:line="285" w:lineRule="auto"/>
+        <w:rPr>
+          <w:rFonts w:ascii="Consolas" w:cs="Consolas" w:eastAsia="Consolas" w:hAnsi="Consolas"/>
+          <w:sz w:val="18"/>
+          <w:szCs w:val="18"/>
+        </w:rPr>
+      </w:pPr>
+      <w:r>
+        <w:rPr>
+          <w:rtl w:val="0"/>
+        </w:rPr>
+      </w:r>
+    </w:p>
+    <w:p>
+      <w:pPr>
+        <w:spacing w:line="285" w:lineRule="auto"/>
+        <w:rPr>
+          <w:rFonts w:ascii="Consolas" w:cs="Consolas" w:eastAsia="Consolas" w:hAnsi="Consolas"/>
+          <w:sz w:val="18"/>
+          <w:szCs w:val="18"/>
+        </w:rPr>
+      </w:pPr>
+      <w:r>
+        <w:rPr>
+          <w:rFonts w:ascii="Consolas" w:cs="Consolas" w:eastAsia="Consolas" w:hAnsi="Consolas"/>
+          <w:sz w:val="18"/>
+          <w:szCs w:val="18"/>
+          <w:rtl w:val="0"/>
+        </w:rPr>
+        <w:t xml:space="preserve">sep:</w:t>
+      </w:r>
+    </w:p>
+    <w:p>
+      <w:pPr>
+        <w:spacing w:line="285" w:lineRule="auto"/>
+        <w:rPr>
+          <w:rFonts w:ascii="Consolas" w:cs="Consolas" w:eastAsia="Consolas" w:hAnsi="Consolas"/>
+          <w:sz w:val="18"/>
+          <w:szCs w:val="18"/>
+        </w:rPr>
+      </w:pPr>
+      <w:r>
+        <w:rPr>
+          <w:rFonts w:ascii="Consolas" w:cs="Consolas" w:eastAsia="Consolas" w:hAnsi="Consolas"/>
+          <w:sz w:val="18"/>
+          <w:szCs w:val="18"/>
+          <w:rtl w:val="0"/>
+        </w:rPr>
+        <w:t xml:space="preserve">    SEMI nl_opt</w:t>
+      </w:r>
+    </w:p>
+    <w:p>
+      <w:pPr>
+        <w:spacing w:line="285" w:lineRule="auto"/>
+        <w:rPr>
+          <w:rFonts w:ascii="Consolas" w:cs="Consolas" w:eastAsia="Consolas" w:hAnsi="Consolas"/>
+          <w:sz w:val="18"/>
+          <w:szCs w:val="18"/>
+        </w:rPr>
+      </w:pPr>
+      <w:r>
+        <w:rPr>
+          <w:rFonts w:ascii="Consolas" w:cs="Consolas" w:eastAsia="Consolas" w:hAnsi="Consolas"/>
+          <w:sz w:val="18"/>
+          <w:szCs w:val="18"/>
+          <w:rtl w:val="0"/>
+        </w:rPr>
+        <w:t xml:space="preserve">    | NL nl_opt</w:t>
+      </w:r>
+    </w:p>
+    <w:p>
+      <w:pPr>
+        <w:spacing w:line="285" w:lineRule="auto"/>
+        <w:rPr>
+          <w:rFonts w:ascii="Consolas" w:cs="Consolas" w:eastAsia="Consolas" w:hAnsi="Consolas"/>
+          <w:sz w:val="18"/>
+          <w:szCs w:val="18"/>
+        </w:rPr>
+      </w:pPr>
+      <w:r>
+        <w:rPr>
+          <w:rFonts w:ascii="Consolas" w:cs="Consolas" w:eastAsia="Consolas" w:hAnsi="Consolas"/>
+          <w:sz w:val="18"/>
+          <w:szCs w:val="18"/>
+          <w:rtl w:val="0"/>
+        </w:rPr>
+        <w:t xml:space="preserve">    ;</w:t>
+      </w:r>
+    </w:p>
+    <w:p>
+      <w:pPr>
+        <w:spacing w:line="285" w:lineRule="auto"/>
+        <w:rPr>
+          <w:rFonts w:ascii="Consolas" w:cs="Consolas" w:eastAsia="Consolas" w:hAnsi="Consolas"/>
+          <w:sz w:val="18"/>
+          <w:szCs w:val="18"/>
+        </w:rPr>
+      </w:pPr>
+      <w:r>
+        <w:rPr>
+          <w:rtl w:val="0"/>
+        </w:rPr>
+      </w:r>
+    </w:p>
+    <w:p>
+      <w:pPr>
+        <w:spacing w:line="285" w:lineRule="auto"/>
+        <w:rPr>
+          <w:rFonts w:ascii="Consolas" w:cs="Consolas" w:eastAsia="Consolas" w:hAnsi="Consolas"/>
+          <w:sz w:val="18"/>
+          <w:szCs w:val="18"/>
+        </w:rPr>
+      </w:pPr>
+      <w:r>
+        <w:rPr>
+          <w:rFonts w:ascii="Consolas" w:cs="Consolas" w:eastAsia="Consolas" w:hAnsi="Consolas"/>
+          <w:sz w:val="18"/>
+          <w:szCs w:val="18"/>
+          <w:rtl w:val="0"/>
+        </w:rPr>
+        <w:t xml:space="preserve">/* case; нужно in */</w:t>
+      </w:r>
+    </w:p>
+    <w:p>
+      <w:pPr>
+        <w:spacing w:line="285" w:lineRule="auto"/>
+        <w:rPr>
+          <w:rFonts w:ascii="Consolas" w:cs="Consolas" w:eastAsia="Consolas" w:hAnsi="Consolas"/>
+          <w:sz w:val="18"/>
+          <w:szCs w:val="18"/>
+        </w:rPr>
+      </w:pPr>
+      <w:r>
+        <w:rPr>
+          <w:rFonts w:ascii="Consolas" w:cs="Consolas" w:eastAsia="Consolas" w:hAnsi="Consolas"/>
+          <w:sz w:val="18"/>
+          <w:szCs w:val="18"/>
+          <w:rtl w:val="0"/>
+        </w:rPr>
+        <w:t xml:space="preserve">case_clause:</w:t>
+      </w:r>
+    </w:p>
+    <w:p>
+      <w:pPr>
+        <w:spacing w:line="285" w:lineRule="auto"/>
+        <w:rPr>
+          <w:rFonts w:ascii="Consolas" w:cs="Consolas" w:eastAsia="Consolas" w:hAnsi="Consolas"/>
+          <w:sz w:val="18"/>
+          <w:szCs w:val="18"/>
+        </w:rPr>
+      </w:pPr>
+      <w:r>
+        <w:rPr>
+          <w:rFonts w:ascii="Consolas" w:cs="Consolas" w:eastAsia="Consolas" w:hAnsi="Consolas"/>
+          <w:sz w:val="18"/>
+          <w:szCs w:val="18"/>
+          <w:rtl w:val="0"/>
+        </w:rPr>
+        <w:t xml:space="preserve">    CASE arg IN nl_opt case_items ESAC</w:t>
+      </w:r>
+    </w:p>
+    <w:p>
+      <w:pPr>
+        <w:spacing w:line="285" w:lineRule="auto"/>
+        <w:rPr>
+          <w:rFonts w:ascii="Consolas" w:cs="Consolas" w:eastAsia="Consolas" w:hAnsi="Consolas"/>
+          <w:sz w:val="18"/>
+          <w:szCs w:val="18"/>
+        </w:rPr>
+      </w:pPr>
+      <w:r>
+        <w:rPr>
+          <w:rFonts w:ascii="Consolas" w:cs="Consolas" w:eastAsia="Consolas" w:hAnsi="Consolas"/>
+          <w:sz w:val="18"/>
+          <w:szCs w:val="18"/>
+          <w:rtl w:val="0"/>
+        </w:rPr>
+        <w:t xml:space="preserve">    | CASE arg ESAC {</w:t>
+      </w:r>
+    </w:p>
+    <w:p>
+      <w:pPr>
+        <w:spacing w:line="285" w:lineRule="auto"/>
+        <w:rPr>
+          <w:rFonts w:ascii="Consolas" w:cs="Consolas" w:eastAsia="Consolas" w:hAnsi="Consolas"/>
+          <w:sz w:val="18"/>
+          <w:szCs w:val="18"/>
+        </w:rPr>
+      </w:pPr>
+      <w:r>
+        <w:rPr>
+          <w:rFonts w:ascii="Consolas" w:cs="Consolas" w:eastAsia="Consolas" w:hAnsi="Consolas"/>
+          <w:sz w:val="18"/>
+          <w:szCs w:val="18"/>
+          <w:rtl w:val="0"/>
+        </w:rPr>
+        <w:t xml:space="preserve">        error_line(yylineno, "case requires in");</w:t>
+      </w:r>
+    </w:p>
+    <w:p>
+      <w:pPr>
+        <w:spacing w:line="285" w:lineRule="auto"/>
+        <w:rPr>
+          <w:rFonts w:ascii="Consolas" w:cs="Consolas" w:eastAsia="Consolas" w:hAnsi="Consolas"/>
+          <w:sz w:val="18"/>
+          <w:szCs w:val="18"/>
+        </w:rPr>
+      </w:pPr>
+      <w:r>
+        <w:rPr>
+          <w:rFonts w:ascii="Consolas" w:cs="Consolas" w:eastAsia="Consolas" w:hAnsi="Consolas"/>
+          <w:sz w:val="18"/>
+          <w:szCs w:val="18"/>
+          <w:rtl w:val="0"/>
+        </w:rPr>
+        <w:t xml:space="preserve">        exit(1);</w:t>
+      </w:r>
+    </w:p>
+    <w:p>
+      <w:pPr>
+        <w:spacing w:line="285" w:lineRule="auto"/>
+        <w:rPr>
+          <w:rFonts w:ascii="Consolas" w:cs="Consolas" w:eastAsia="Consolas" w:hAnsi="Consolas"/>
+          <w:sz w:val="18"/>
+          <w:szCs w:val="18"/>
+        </w:rPr>
+      </w:pPr>
+      <w:r>
+        <w:rPr>
+          <w:rFonts w:ascii="Consolas" w:cs="Consolas" w:eastAsia="Consolas" w:hAnsi="Consolas"/>
+          <w:sz w:val="18"/>
+          <w:szCs w:val="18"/>
+          <w:rtl w:val="0"/>
+        </w:rPr>
+        <w:t xml:space="preserve">    }</w:t>
+      </w:r>
+    </w:p>
+    <w:p>
+      <w:pPr>
+        <w:spacing w:line="285" w:lineRule="auto"/>
+        <w:rPr>
+          <w:rFonts w:ascii="Consolas" w:cs="Consolas" w:eastAsia="Consolas" w:hAnsi="Consolas"/>
+          <w:sz w:val="18"/>
+          <w:szCs w:val="18"/>
+        </w:rPr>
+      </w:pPr>
+      <w:r>
+        <w:rPr>
+          <w:rFonts w:ascii="Consolas" w:cs="Consolas" w:eastAsia="Consolas" w:hAnsi="Consolas"/>
+          <w:sz w:val="18"/>
+          <w:szCs w:val="18"/>
+          <w:rtl w:val="0"/>
+        </w:rPr>
+        <w:t xml:space="preserve">    | CASE arg SEMI {</w:t>
+      </w:r>
+    </w:p>
+    <w:p>
+      <w:pPr>
+        <w:spacing w:line="285" w:lineRule="auto"/>
+        <w:rPr>
+          <w:rFonts w:ascii="Consolas" w:cs="Consolas" w:eastAsia="Consolas" w:hAnsi="Consolas"/>
+          <w:sz w:val="18"/>
+          <w:szCs w:val="18"/>
+        </w:rPr>
+      </w:pPr>
+      <w:r>
+        <w:rPr>
+          <w:rFonts w:ascii="Consolas" w:cs="Consolas" w:eastAsia="Consolas" w:hAnsi="Consolas"/>
+          <w:sz w:val="18"/>
+          <w:szCs w:val="18"/>
+          <w:rtl w:val="0"/>
+        </w:rPr>
+        <w:t xml:space="preserve">        error_line(yylineno, "case requires in");</w:t>
+      </w:r>
+    </w:p>
+    <w:p>
+      <w:pPr>
+        <w:spacing w:line="285" w:lineRule="auto"/>
+        <w:rPr>
+          <w:rFonts w:ascii="Consolas" w:cs="Consolas" w:eastAsia="Consolas" w:hAnsi="Consolas"/>
+          <w:sz w:val="18"/>
+          <w:szCs w:val="18"/>
+        </w:rPr>
+      </w:pPr>
+      <w:r>
+        <w:rPr>
+          <w:rFonts w:ascii="Consolas" w:cs="Consolas" w:eastAsia="Consolas" w:hAnsi="Consolas"/>
+          <w:sz w:val="18"/>
+          <w:szCs w:val="18"/>
+          <w:rtl w:val="0"/>
+        </w:rPr>
+        <w:t xml:space="preserve">        exit(1);</w:t>
+      </w:r>
+    </w:p>
+    <w:p>
+      <w:pPr>
+        <w:spacing w:line="285" w:lineRule="auto"/>
+        <w:rPr>
+          <w:rFonts w:ascii="Consolas" w:cs="Consolas" w:eastAsia="Consolas" w:hAnsi="Consolas"/>
+          <w:sz w:val="18"/>
+          <w:szCs w:val="18"/>
+        </w:rPr>
+      </w:pPr>
+      <w:r>
+        <w:rPr>
+          <w:rFonts w:ascii="Consolas" w:cs="Consolas" w:eastAsia="Consolas" w:hAnsi="Consolas"/>
+          <w:sz w:val="18"/>
+          <w:szCs w:val="18"/>
+          <w:rtl w:val="0"/>
+        </w:rPr>
+        <w:t xml:space="preserve">    }</w:t>
+      </w:r>
+    </w:p>
+    <w:p>
+      <w:pPr>
+        <w:spacing w:line="285" w:lineRule="auto"/>
+        <w:rPr>
+          <w:rFonts w:ascii="Consolas" w:cs="Consolas" w:eastAsia="Consolas" w:hAnsi="Consolas"/>
+          <w:sz w:val="18"/>
+          <w:szCs w:val="18"/>
+        </w:rPr>
+      </w:pPr>
+      <w:r>
+        <w:rPr>
+          <w:rFonts w:ascii="Consolas" w:cs="Consolas" w:eastAsia="Consolas" w:hAnsi="Consolas"/>
+          <w:sz w:val="18"/>
+          <w:szCs w:val="18"/>
+          <w:rtl w:val="0"/>
+        </w:rPr>
+        <w:t xml:space="preserve">    | CASE arg NL {</w:t>
+      </w:r>
+    </w:p>
+    <w:p>
+      <w:pPr>
+        <w:spacing w:line="285" w:lineRule="auto"/>
+        <w:rPr>
+          <w:rFonts w:ascii="Consolas" w:cs="Consolas" w:eastAsia="Consolas" w:hAnsi="Consolas"/>
+          <w:sz w:val="18"/>
+          <w:szCs w:val="18"/>
+        </w:rPr>
+      </w:pPr>
+      <w:r>
+        <w:rPr>
+          <w:rFonts w:ascii="Consolas" w:cs="Consolas" w:eastAsia="Consolas" w:hAnsi="Consolas"/>
+          <w:sz w:val="18"/>
+          <w:szCs w:val="18"/>
+          <w:rtl w:val="0"/>
+        </w:rPr>
+        <w:t xml:space="preserve">        error_line(yylineno, "case requires in");</w:t>
+      </w:r>
+    </w:p>
+    <w:p>
+      <w:pPr>
+        <w:spacing w:line="285" w:lineRule="auto"/>
+        <w:rPr>
+          <w:rFonts w:ascii="Consolas" w:cs="Consolas" w:eastAsia="Consolas" w:hAnsi="Consolas"/>
+          <w:sz w:val="18"/>
+          <w:szCs w:val="18"/>
+        </w:rPr>
+      </w:pPr>
+      <w:r>
+        <w:rPr>
+          <w:rFonts w:ascii="Consolas" w:cs="Consolas" w:eastAsia="Consolas" w:hAnsi="Consolas"/>
+          <w:sz w:val="18"/>
+          <w:szCs w:val="18"/>
+          <w:rtl w:val="0"/>
+        </w:rPr>
+        <w:t xml:space="preserve">        exit(1);</w:t>
+      </w:r>
+    </w:p>
+    <w:p>
+      <w:pPr>
+        <w:spacing w:line="285" w:lineRule="auto"/>
+        <w:rPr>
+          <w:rFonts w:ascii="Consolas" w:cs="Consolas" w:eastAsia="Consolas" w:hAnsi="Consolas"/>
+          <w:sz w:val="18"/>
+          <w:szCs w:val="18"/>
+        </w:rPr>
+      </w:pPr>
+      <w:r>
+        <w:rPr>
+          <w:rFonts w:ascii="Consolas" w:cs="Consolas" w:eastAsia="Consolas" w:hAnsi="Consolas"/>
+          <w:sz w:val="18"/>
+          <w:szCs w:val="18"/>
+          <w:rtl w:val="0"/>
+        </w:rPr>
+        <w:t xml:space="preserve">    }</w:t>
+      </w:r>
+    </w:p>
+    <w:p>
+      <w:pPr>
+        <w:spacing w:line="285" w:lineRule="auto"/>
+        <w:rPr>
+          <w:rFonts w:ascii="Consolas" w:cs="Consolas" w:eastAsia="Consolas" w:hAnsi="Consolas"/>
+          <w:sz w:val="18"/>
+          <w:szCs w:val="18"/>
+        </w:rPr>
+      </w:pPr>
+      <w:r>
+        <w:rPr>
+          <w:rFonts w:ascii="Consolas" w:cs="Consolas" w:eastAsia="Consolas" w:hAnsi="Consolas"/>
+          <w:sz w:val="18"/>
+          <w:szCs w:val="18"/>
+          <w:rtl w:val="0"/>
+        </w:rPr>
+        <w:t xml:space="preserve">    ;</w:t>
+      </w:r>
+    </w:p>
+    <w:p>
+      <w:pPr>
+        <w:spacing w:line="285" w:lineRule="auto"/>
+        <w:rPr>
+          <w:rFonts w:ascii="Consolas" w:cs="Consolas" w:eastAsia="Consolas" w:hAnsi="Consolas"/>
+          <w:sz w:val="18"/>
+          <w:szCs w:val="18"/>
+        </w:rPr>
+      </w:pPr>
+      <w:r>
+        <w:rPr>
+          <w:rtl w:val="0"/>
+        </w:rPr>
+      </w:r>
+    </w:p>
+    <w:p>
+      <w:pPr>
+        <w:spacing w:line="285" w:lineRule="auto"/>
+        <w:rPr>
+          <w:rFonts w:ascii="Consolas" w:cs="Consolas" w:eastAsia="Consolas" w:hAnsi="Consolas"/>
+          <w:sz w:val="18"/>
+          <w:szCs w:val="18"/>
+        </w:rPr>
+      </w:pPr>
+      <w:r>
+        <w:rPr>
+          <w:rFonts w:ascii="Consolas" w:cs="Consolas" w:eastAsia="Consolas" w:hAnsi="Consolas"/>
+          <w:sz w:val="18"/>
+          <w:szCs w:val="18"/>
+          <w:rtl w:val="0"/>
+        </w:rPr>
+        <w:t xml:space="preserve">case_items:</w:t>
+      </w:r>
+    </w:p>
+    <w:p>
+      <w:pPr>
+        <w:spacing w:line="285" w:lineRule="auto"/>
+        <w:rPr>
+          <w:rFonts w:ascii="Consolas" w:cs="Consolas" w:eastAsia="Consolas" w:hAnsi="Consolas"/>
+          <w:sz w:val="18"/>
+          <w:szCs w:val="18"/>
+        </w:rPr>
+      </w:pPr>
+      <w:r>
+        <w:rPr>
+          <w:rFonts w:ascii="Consolas" w:cs="Consolas" w:eastAsia="Consolas" w:hAnsi="Consolas"/>
+          <w:sz w:val="18"/>
+          <w:szCs w:val="18"/>
+          <w:rtl w:val="0"/>
+        </w:rPr>
+        <w:t xml:space="preserve">    | case_items case_item</w:t>
+      </w:r>
+    </w:p>
+    <w:p>
+      <w:pPr>
+        <w:spacing w:line="285" w:lineRule="auto"/>
+        <w:rPr>
+          <w:rFonts w:ascii="Consolas" w:cs="Consolas" w:eastAsia="Consolas" w:hAnsi="Consolas"/>
+          <w:sz w:val="18"/>
+          <w:szCs w:val="18"/>
+        </w:rPr>
+      </w:pPr>
+      <w:r>
+        <w:rPr>
+          <w:rFonts w:ascii="Consolas" w:cs="Consolas" w:eastAsia="Consolas" w:hAnsi="Consolas"/>
+          <w:sz w:val="18"/>
+          <w:szCs w:val="18"/>
+          <w:rtl w:val="0"/>
+        </w:rPr>
+        <w:t xml:space="preserve">    ;</w:t>
+      </w:r>
+    </w:p>
+    <w:p>
+      <w:pPr>
+        <w:spacing w:line="285" w:lineRule="auto"/>
+        <w:rPr>
+          <w:rFonts w:ascii="Consolas" w:cs="Consolas" w:eastAsia="Consolas" w:hAnsi="Consolas"/>
+          <w:sz w:val="18"/>
+          <w:szCs w:val="18"/>
+        </w:rPr>
+      </w:pPr>
+      <w:r>
+        <w:rPr>
+          <w:rtl w:val="0"/>
+        </w:rPr>
+      </w:r>
+    </w:p>
+    <w:p>
+      <w:pPr>
+        <w:spacing w:line="285" w:lineRule="auto"/>
+        <w:rPr>
+          <w:rFonts w:ascii="Consolas" w:cs="Consolas" w:eastAsia="Consolas" w:hAnsi="Consolas"/>
+          <w:sz w:val="18"/>
+          <w:szCs w:val="18"/>
+        </w:rPr>
+      </w:pPr>
+      <w:r>
+        <w:rPr>
+          <w:rFonts w:ascii="Consolas" w:cs="Consolas" w:eastAsia="Consolas" w:hAnsi="Consolas"/>
+          <w:sz w:val="18"/>
+          <w:szCs w:val="18"/>
+          <w:rtl w:val="0"/>
+        </w:rPr>
+        <w:t xml:space="preserve">/* образец ) тело ;; */</w:t>
+      </w:r>
+    </w:p>
+    <w:p>
+      <w:pPr>
+        <w:spacing w:line="285" w:lineRule="auto"/>
+        <w:rPr>
+          <w:rFonts w:ascii="Consolas" w:cs="Consolas" w:eastAsia="Consolas" w:hAnsi="Consolas"/>
+          <w:sz w:val="18"/>
+          <w:szCs w:val="18"/>
+        </w:rPr>
+      </w:pPr>
+      <w:r>
+        <w:rPr>
+          <w:rFonts w:ascii="Consolas" w:cs="Consolas" w:eastAsia="Consolas" w:hAnsi="Consolas"/>
+          <w:sz w:val="18"/>
+          <w:szCs w:val="18"/>
+          <w:rtl w:val="0"/>
+        </w:rPr>
+        <w:t xml:space="preserve">case_item:</w:t>
+      </w:r>
+    </w:p>
+    <w:p>
+      <w:pPr>
+        <w:spacing w:line="285" w:lineRule="auto"/>
+        <w:rPr>
+          <w:rFonts w:ascii="Consolas" w:cs="Consolas" w:eastAsia="Consolas" w:hAnsi="Consolas"/>
+          <w:sz w:val="18"/>
+          <w:szCs w:val="18"/>
+        </w:rPr>
+      </w:pPr>
+      <w:r>
+        <w:rPr>
+          <w:rFonts w:ascii="Consolas" w:cs="Consolas" w:eastAsia="Consolas" w:hAnsi="Consolas"/>
+          <w:sz w:val="18"/>
+          <w:szCs w:val="18"/>
+          <w:rtl w:val="0"/>
+        </w:rPr>
+        <w:t xml:space="preserve">    patterns RPAREN list DSEMI nl_opt</w:t>
+      </w:r>
+    </w:p>
+    <w:p>
+      <w:pPr>
+        <w:spacing w:line="285" w:lineRule="auto"/>
+        <w:rPr>
+          <w:rFonts w:ascii="Consolas" w:cs="Consolas" w:eastAsia="Consolas" w:hAnsi="Consolas"/>
+          <w:sz w:val="18"/>
+          <w:szCs w:val="18"/>
+        </w:rPr>
+      </w:pPr>
+      <w:r>
+        <w:rPr>
+          <w:rFonts w:ascii="Consolas" w:cs="Consolas" w:eastAsia="Consolas" w:hAnsi="Consolas"/>
+          <w:sz w:val="18"/>
+          <w:szCs w:val="18"/>
+          <w:rtl w:val="0"/>
+        </w:rPr>
+        <w:t xml:space="preserve">    | patterns RPAREN list ESAC {</w:t>
+      </w:r>
+    </w:p>
+    <w:p>
+      <w:pPr>
+        <w:spacing w:line="285" w:lineRule="auto"/>
+        <w:rPr>
+          <w:rFonts w:ascii="Consolas" w:cs="Consolas" w:eastAsia="Consolas" w:hAnsi="Consolas"/>
+          <w:sz w:val="18"/>
+          <w:szCs w:val="18"/>
+        </w:rPr>
+      </w:pPr>
+      <w:r>
+        <w:rPr>
+          <w:rFonts w:ascii="Consolas" w:cs="Consolas" w:eastAsia="Consolas" w:hAnsi="Consolas"/>
+          <w:sz w:val="18"/>
+          <w:szCs w:val="18"/>
+          <w:rtl w:val="0"/>
+        </w:rPr>
+        <w:t xml:space="preserve">        error_line(yylineno, "case item must end with ;;");</w:t>
+      </w:r>
+    </w:p>
+    <w:p>
+      <w:pPr>
+        <w:spacing w:line="285" w:lineRule="auto"/>
+        <w:rPr>
+          <w:rFonts w:ascii="Consolas" w:cs="Consolas" w:eastAsia="Consolas" w:hAnsi="Consolas"/>
+          <w:sz w:val="18"/>
+          <w:szCs w:val="18"/>
+        </w:rPr>
+      </w:pPr>
+      <w:r>
+        <w:rPr>
+          <w:rFonts w:ascii="Consolas" w:cs="Consolas" w:eastAsia="Consolas" w:hAnsi="Consolas"/>
+          <w:sz w:val="18"/>
+          <w:szCs w:val="18"/>
+          <w:rtl w:val="0"/>
+        </w:rPr>
+        <w:t xml:space="preserve">        exit(1);</w:t>
+      </w:r>
+    </w:p>
+    <w:p>
+      <w:pPr>
+        <w:spacing w:line="285" w:lineRule="auto"/>
+        <w:rPr>
+          <w:rFonts w:ascii="Consolas" w:cs="Consolas" w:eastAsia="Consolas" w:hAnsi="Consolas"/>
+          <w:sz w:val="18"/>
+          <w:szCs w:val="18"/>
+        </w:rPr>
+      </w:pPr>
+      <w:r>
+        <w:rPr>
+          <w:rFonts w:ascii="Consolas" w:cs="Consolas" w:eastAsia="Consolas" w:hAnsi="Consolas"/>
+          <w:sz w:val="18"/>
+          <w:szCs w:val="18"/>
+          <w:rtl w:val="0"/>
+        </w:rPr>
+        <w:t xml:space="preserve">    }</w:t>
+      </w:r>
+    </w:p>
+    <w:p>
+      <w:pPr>
+        <w:spacing w:line="285" w:lineRule="auto"/>
+        <w:rPr>
+          <w:rFonts w:ascii="Consolas" w:cs="Consolas" w:eastAsia="Consolas" w:hAnsi="Consolas"/>
+          <w:sz w:val="18"/>
+          <w:szCs w:val="18"/>
+        </w:rPr>
+      </w:pPr>
+      <w:r>
+        <w:rPr>
+          <w:rFonts w:ascii="Consolas" w:cs="Consolas" w:eastAsia="Consolas" w:hAnsi="Consolas"/>
+          <w:sz w:val="18"/>
+          <w:szCs w:val="18"/>
+          <w:rtl w:val="0"/>
+        </w:rPr>
+        <w:t xml:space="preserve">    ;</w:t>
+      </w:r>
+    </w:p>
+    <w:p>
+      <w:pPr>
+        <w:spacing w:line="285" w:lineRule="auto"/>
+        <w:rPr>
+          <w:rFonts w:ascii="Consolas" w:cs="Consolas" w:eastAsia="Consolas" w:hAnsi="Consolas"/>
+          <w:sz w:val="18"/>
+          <w:szCs w:val="18"/>
+        </w:rPr>
+      </w:pPr>
+      <w:r>
+        <w:rPr>
+          <w:rtl w:val="0"/>
+        </w:rPr>
+      </w:r>
+    </w:p>
+    <w:p>
+      <w:pPr>
+        <w:spacing w:line="285" w:lineRule="auto"/>
+        <w:rPr>
+          <w:rFonts w:ascii="Consolas" w:cs="Consolas" w:eastAsia="Consolas" w:hAnsi="Consolas"/>
+          <w:sz w:val="18"/>
+          <w:szCs w:val="18"/>
+        </w:rPr>
+      </w:pPr>
+      <w:r>
+        <w:rPr>
+          <w:rFonts w:ascii="Consolas" w:cs="Consolas" w:eastAsia="Consolas" w:hAnsi="Consolas"/>
+          <w:sz w:val="18"/>
+          <w:szCs w:val="18"/>
+          <w:rtl w:val="0"/>
+        </w:rPr>
+        <w:t xml:space="preserve">/* несколько образцов через | */</w:t>
+      </w:r>
+    </w:p>
+    <w:p>
+      <w:pPr>
+        <w:spacing w:line="285" w:lineRule="auto"/>
+        <w:rPr>
+          <w:rFonts w:ascii="Consolas" w:cs="Consolas" w:eastAsia="Consolas" w:hAnsi="Consolas"/>
+          <w:sz w:val="18"/>
+          <w:szCs w:val="18"/>
+        </w:rPr>
+      </w:pPr>
+      <w:r>
+        <w:rPr>
+          <w:rFonts w:ascii="Consolas" w:cs="Consolas" w:eastAsia="Consolas" w:hAnsi="Consolas"/>
+          <w:sz w:val="18"/>
+          <w:szCs w:val="18"/>
+          <w:rtl w:val="0"/>
+        </w:rPr>
+        <w:t xml:space="preserve">patterns:</w:t>
+      </w:r>
+    </w:p>
+    <w:p>
+      <w:pPr>
+        <w:spacing w:line="285" w:lineRule="auto"/>
+        <w:rPr>
+          <w:rFonts w:ascii="Consolas" w:cs="Consolas" w:eastAsia="Consolas" w:hAnsi="Consolas"/>
+          <w:sz w:val="18"/>
+          <w:szCs w:val="18"/>
+        </w:rPr>
+      </w:pPr>
+      <w:r>
+        <w:rPr>
+          <w:rFonts w:ascii="Consolas" w:cs="Consolas" w:eastAsia="Consolas" w:hAnsi="Consolas"/>
+          <w:sz w:val="18"/>
+          <w:szCs w:val="18"/>
+          <w:rtl w:val="0"/>
+        </w:rPr>
+        <w:t xml:space="preserve">    pattern</w:t>
+      </w:r>
+    </w:p>
+    <w:p>
+      <w:pPr>
+        <w:spacing w:line="285" w:lineRule="auto"/>
+        <w:rPr>
+          <w:rFonts w:ascii="Consolas" w:cs="Consolas" w:eastAsia="Consolas" w:hAnsi="Consolas"/>
+          <w:sz w:val="18"/>
+          <w:szCs w:val="18"/>
+        </w:rPr>
+      </w:pPr>
+      <w:r>
+        <w:rPr>
+          <w:rFonts w:ascii="Consolas" w:cs="Consolas" w:eastAsia="Consolas" w:hAnsi="Consolas"/>
+          <w:sz w:val="18"/>
+          <w:szCs w:val="18"/>
+          <w:rtl w:val="0"/>
+        </w:rPr>
+        <w:t xml:space="preserve">    | patterns PIPE pattern</w:t>
+      </w:r>
+    </w:p>
+    <w:p>
+      <w:pPr>
+        <w:spacing w:line="285" w:lineRule="auto"/>
+        <w:rPr>
+          <w:rFonts w:ascii="Consolas" w:cs="Consolas" w:eastAsia="Consolas" w:hAnsi="Consolas"/>
+          <w:sz w:val="18"/>
+          <w:szCs w:val="18"/>
+        </w:rPr>
+      </w:pPr>
+      <w:r>
+        <w:rPr>
+          <w:rFonts w:ascii="Consolas" w:cs="Consolas" w:eastAsia="Consolas" w:hAnsi="Consolas"/>
+          <w:sz w:val="18"/>
+          <w:szCs w:val="18"/>
+          <w:rtl w:val="0"/>
+        </w:rPr>
+        <w:t xml:space="preserve">    ;</w:t>
+      </w:r>
+    </w:p>
+    <w:p>
+      <w:pPr>
+        <w:spacing w:line="285" w:lineRule="auto"/>
+        <w:rPr>
+          <w:rFonts w:ascii="Consolas" w:cs="Consolas" w:eastAsia="Consolas" w:hAnsi="Consolas"/>
+          <w:sz w:val="18"/>
+          <w:szCs w:val="18"/>
+        </w:rPr>
+      </w:pPr>
+      <w:r>
+        <w:rPr>
+          <w:rtl w:val="0"/>
+        </w:rPr>
+      </w:r>
+    </w:p>
+    <w:p>
+      <w:pPr>
+        <w:spacing w:line="285" w:lineRule="auto"/>
+        <w:rPr>
+          <w:rFonts w:ascii="Consolas" w:cs="Consolas" w:eastAsia="Consolas" w:hAnsi="Consolas"/>
+          <w:sz w:val="18"/>
+          <w:szCs w:val="18"/>
+        </w:rPr>
+      </w:pPr>
+      <w:r>
+        <w:rPr>
+          <w:rFonts w:ascii="Consolas" w:cs="Consolas" w:eastAsia="Consolas" w:hAnsi="Consolas"/>
+          <w:sz w:val="18"/>
+          <w:szCs w:val="18"/>
+          <w:rtl w:val="0"/>
+        </w:rPr>
+        <w:t xml:space="preserve">/* имя, слово или строка */</w:t>
+      </w:r>
+    </w:p>
+    <w:p>
+      <w:pPr>
+        <w:spacing w:line="285" w:lineRule="auto"/>
+        <w:rPr>
+          <w:rFonts w:ascii="Consolas" w:cs="Consolas" w:eastAsia="Consolas" w:hAnsi="Consolas"/>
+          <w:sz w:val="18"/>
+          <w:szCs w:val="18"/>
+        </w:rPr>
+      </w:pPr>
+      <w:r>
+        <w:rPr>
+          <w:rFonts w:ascii="Consolas" w:cs="Consolas" w:eastAsia="Consolas" w:hAnsi="Consolas"/>
+          <w:sz w:val="18"/>
+          <w:szCs w:val="18"/>
+          <w:rtl w:val="0"/>
+        </w:rPr>
+        <w:t xml:space="preserve">pattern:</w:t>
       </w:r>
     </w:p>
     <w:p>
@@ -9739,25 +15006,6 @@
           <w:szCs w:val="18"/>
           <w:rtl w:val="0"/>
         </w:rPr>
-        <w:t xml:space="preserve">    | expansion</w:t>
-      </w:r>
-    </w:p>
-    <w:p>
-      <w:pPr>
-        <w:spacing w:line="285" w:lineRule="auto"/>
-        <w:rPr>
-          <w:rFonts w:ascii="Consolas" w:cs="Consolas" w:eastAsia="Consolas" w:hAnsi="Consolas"/>
-          <w:sz w:val="18"/>
-          <w:szCs w:val="18"/>
-        </w:rPr>
-      </w:pPr>
-      <w:r>
-        <w:rPr>
-          <w:rFonts w:ascii="Consolas" w:cs="Consolas" w:eastAsia="Consolas" w:hAnsi="Consolas"/>
-          <w:sz w:val="18"/>
-          <w:szCs w:val="18"/>
-          <w:rtl w:val="0"/>
-        </w:rPr>
         <w:t xml:space="preserve">    ;</w:t>
       </w:r>
     </w:p>
@@ -9792,102 +15040,83 @@
           <w:szCs w:val="18"/>
           <w:rtl w:val="0"/>
         </w:rPr>
-        <w:t xml:space="preserve">expansion:</w:t>
-      </w:r>
-    </w:p>
-    <w:p>
-      <w:pPr>
-        <w:spacing w:line="285" w:lineRule="auto"/>
-        <w:rPr>
-          <w:rFonts w:ascii="Consolas" w:cs="Consolas" w:eastAsia="Consolas" w:hAnsi="Consolas"/>
-          <w:sz w:val="18"/>
-          <w:szCs w:val="18"/>
-        </w:rPr>
-      </w:pPr>
-      <w:r>
-        <w:rPr>
-          <w:rFonts w:ascii="Consolas" w:cs="Consolas" w:eastAsia="Consolas" w:hAnsi="Consolas"/>
-          <w:sz w:val="18"/>
-          <w:szCs w:val="18"/>
-          <w:rtl w:val="0"/>
-        </w:rPr>
-        <w:t xml:space="preserve">    DOLLAR_ID</w:t>
-      </w:r>
-    </w:p>
-    <w:p>
-      <w:pPr>
-        <w:spacing w:line="285" w:lineRule="auto"/>
-        <w:rPr>
-          <w:rFonts w:ascii="Consolas" w:cs="Consolas" w:eastAsia="Consolas" w:hAnsi="Consolas"/>
-          <w:sz w:val="18"/>
-          <w:szCs w:val="18"/>
-        </w:rPr>
-      </w:pPr>
-      <w:r>
-        <w:rPr>
-          <w:rFonts w:ascii="Consolas" w:cs="Consolas" w:eastAsia="Consolas" w:hAnsi="Consolas"/>
-          <w:sz w:val="18"/>
-          <w:szCs w:val="18"/>
-          <w:rtl w:val="0"/>
-        </w:rPr>
-        <w:t xml:space="preserve">    | DOLLAR_NUM</w:t>
-      </w:r>
-    </w:p>
-    <w:p>
-      <w:pPr>
-        <w:spacing w:line="285" w:lineRule="auto"/>
-        <w:rPr>
-          <w:rFonts w:ascii="Consolas" w:cs="Consolas" w:eastAsia="Consolas" w:hAnsi="Consolas"/>
-          <w:sz w:val="18"/>
-          <w:szCs w:val="18"/>
-        </w:rPr>
-      </w:pPr>
-      <w:r>
-        <w:rPr>
-          <w:rFonts w:ascii="Consolas" w:cs="Consolas" w:eastAsia="Consolas" w:hAnsi="Consolas"/>
-          <w:sz w:val="18"/>
-          <w:szCs w:val="18"/>
-          <w:rtl w:val="0"/>
-        </w:rPr>
-        <w:t xml:space="preserve">    | DOLLAR_SPECIAL</w:t>
-      </w:r>
-    </w:p>
-    <w:p>
-      <w:pPr>
-        <w:spacing w:line="285" w:lineRule="auto"/>
-        <w:rPr>
-          <w:rFonts w:ascii="Consolas" w:cs="Consolas" w:eastAsia="Consolas" w:hAnsi="Consolas"/>
-          <w:sz w:val="18"/>
-          <w:szCs w:val="18"/>
-        </w:rPr>
-      </w:pPr>
-      <w:r>
-        <w:rPr>
-          <w:rFonts w:ascii="Consolas" w:cs="Consolas" w:eastAsia="Consolas" w:hAnsi="Consolas"/>
-          <w:sz w:val="18"/>
-          <w:szCs w:val="18"/>
-          <w:rtl w:val="0"/>
-        </w:rPr>
-        <w:t xml:space="preserve">    | DOLLAR_BRACE</w:t>
-      </w:r>
-    </w:p>
-    <w:p>
-      <w:pPr>
-        <w:spacing w:line="285" w:lineRule="auto"/>
-        <w:rPr>
-          <w:rFonts w:ascii="Consolas" w:cs="Consolas" w:eastAsia="Consolas" w:hAnsi="Consolas"/>
-          <w:sz w:val="18"/>
-          <w:szCs w:val="18"/>
-        </w:rPr>
-      </w:pPr>
-      <w:r>
-        <w:rPr>
-          <w:rFonts w:ascii="Consolas" w:cs="Consolas" w:eastAsia="Consolas" w:hAnsi="Consolas"/>
-          <w:sz w:val="18"/>
-          <w:szCs w:val="18"/>
-          <w:rtl w:val="0"/>
-        </w:rPr>
-        <w:t xml:space="preserve">    | cmdsubst</w:t>
+        <w:t xml:space="preserve">/* name(), function name, function name() */</w:t>
+      </w:r>
+    </w:p>
+    <w:p>
+      <w:pPr>
+        <w:spacing w:line="285" w:lineRule="auto"/>
+        <w:rPr>
+          <w:rFonts w:ascii="Consolas" w:cs="Consolas" w:eastAsia="Consolas" w:hAnsi="Consolas"/>
+          <w:sz w:val="18"/>
+          <w:szCs w:val="18"/>
+        </w:rPr>
+      </w:pPr>
+      <w:r>
+        <w:rPr>
+          <w:rFonts w:ascii="Consolas" w:cs="Consolas" w:eastAsia="Consolas" w:hAnsi="Consolas"/>
+          <w:sz w:val="18"/>
+          <w:szCs w:val="18"/>
+          <w:rtl w:val="0"/>
+        </w:rPr>
+        <w:t xml:space="preserve">function_def:</w:t>
+      </w:r>
+    </w:p>
+    <w:p>
+      <w:pPr>
+        <w:spacing w:line="285" w:lineRule="auto"/>
+        <w:rPr>
+          <w:rFonts w:ascii="Consolas" w:cs="Consolas" w:eastAsia="Consolas" w:hAnsi="Consolas"/>
+          <w:sz w:val="18"/>
+          <w:szCs w:val="18"/>
+        </w:rPr>
+      </w:pPr>
+      <w:r>
+        <w:rPr>
+          <w:rFonts w:ascii="Consolas" w:cs="Consolas" w:eastAsia="Consolas" w:hAnsi="Consolas"/>
+          <w:sz w:val="18"/>
+          <w:szCs w:val="18"/>
+          <w:rtl w:val="0"/>
+        </w:rPr>
+        <w:t xml:space="preserve">    ID LPAREN RPAREN nl_opt brace_group</w:t>
+      </w:r>
+    </w:p>
+    <w:p>
+      <w:pPr>
+        <w:spacing w:line="285" w:lineRule="auto"/>
+        <w:rPr>
+          <w:rFonts w:ascii="Consolas" w:cs="Consolas" w:eastAsia="Consolas" w:hAnsi="Consolas"/>
+          <w:sz w:val="18"/>
+          <w:szCs w:val="18"/>
+        </w:rPr>
+      </w:pPr>
+      <w:r>
+        <w:rPr>
+          <w:rFonts w:ascii="Consolas" w:cs="Consolas" w:eastAsia="Consolas" w:hAnsi="Consolas"/>
+          <w:sz w:val="18"/>
+          <w:szCs w:val="18"/>
+          <w:rtl w:val="0"/>
+        </w:rPr>
+        <w:t xml:space="preserve">    | FUNCTION ID nl_opt brace_group</w:t>
+      </w:r>
+    </w:p>
+    <w:p>
+      <w:pPr>
+        <w:spacing w:line="285" w:lineRule="auto"/>
+        <w:rPr>
+          <w:rFonts w:ascii="Consolas" w:cs="Consolas" w:eastAsia="Consolas" w:hAnsi="Consolas"/>
+          <w:sz w:val="18"/>
+          <w:szCs w:val="18"/>
+        </w:rPr>
+      </w:pPr>
+      <w:r>
+        <w:rPr>
+          <w:rFonts w:ascii="Consolas" w:cs="Consolas" w:eastAsia="Consolas" w:hAnsi="Consolas"/>
+          <w:sz w:val="18"/>
+          <w:szCs w:val="18"/>
+          <w:rtl w:val="0"/>
+        </w:rPr>
+        <w:t xml:space="preserve">    | FUNCTION ID LPAREN RPAREN nl_opt brace_group</w:t>
       </w:r>
     </w:p>
     <w:p>
@@ -9940,26 +15169,140 @@
           <w:szCs w:val="18"/>
           <w:rtl w:val="0"/>
         </w:rPr>
-        <w:t xml:space="preserve">cmdsubst:</w:t>
-      </w:r>
-    </w:p>
-    <w:p>
-      <w:pPr>
-        <w:spacing w:line="285" w:lineRule="auto"/>
-        <w:rPr>
-          <w:rFonts w:ascii="Consolas" w:cs="Consolas" w:eastAsia="Consolas" w:hAnsi="Consolas"/>
-          <w:sz w:val="18"/>
-          <w:szCs w:val="18"/>
-        </w:rPr>
-      </w:pPr>
-      <w:r>
-        <w:rPr>
-          <w:rFonts w:ascii="Consolas" w:cs="Consolas" w:eastAsia="Consolas" w:hAnsi="Consolas"/>
-          <w:sz w:val="18"/>
-          <w:szCs w:val="18"/>
-          <w:rtl w:val="0"/>
-        </w:rPr>
-        <w:t xml:space="preserve">    DOLLAR_LPAREN list RPAREN</w:t>
+        <w:t xml:space="preserve">/* { }; перед } нужен ; или перевод строки */</w:t>
+      </w:r>
+    </w:p>
+    <w:p>
+      <w:pPr>
+        <w:spacing w:line="285" w:lineRule="auto"/>
+        <w:rPr>
+          <w:rFonts w:ascii="Consolas" w:cs="Consolas" w:eastAsia="Consolas" w:hAnsi="Consolas"/>
+          <w:sz w:val="18"/>
+          <w:szCs w:val="18"/>
+        </w:rPr>
+      </w:pPr>
+      <w:r>
+        <w:rPr>
+          <w:rFonts w:ascii="Consolas" w:cs="Consolas" w:eastAsia="Consolas" w:hAnsi="Consolas"/>
+          <w:sz w:val="18"/>
+          <w:szCs w:val="18"/>
+          <w:rtl w:val="0"/>
+        </w:rPr>
+        <w:t xml:space="preserve">brace_group:</w:t>
+      </w:r>
+    </w:p>
+    <w:p>
+      <w:pPr>
+        <w:spacing w:line="285" w:lineRule="auto"/>
+        <w:rPr>
+          <w:rFonts w:ascii="Consolas" w:cs="Consolas" w:eastAsia="Consolas" w:hAnsi="Consolas"/>
+          <w:sz w:val="18"/>
+          <w:szCs w:val="18"/>
+        </w:rPr>
+      </w:pPr>
+      <w:r>
+        <w:rPr>
+          <w:rFonts w:ascii="Consolas" w:cs="Consolas" w:eastAsia="Consolas" w:hAnsi="Consolas"/>
+          <w:sz w:val="18"/>
+          <w:szCs w:val="18"/>
+          <w:rtl w:val="0"/>
+        </w:rPr>
+        <w:t xml:space="preserve">    LBRACE nl_opt RBRACE</w:t>
+      </w:r>
+    </w:p>
+    <w:p>
+      <w:pPr>
+        <w:spacing w:line="285" w:lineRule="auto"/>
+        <w:rPr>
+          <w:rFonts w:ascii="Consolas" w:cs="Consolas" w:eastAsia="Consolas" w:hAnsi="Consolas"/>
+          <w:sz w:val="18"/>
+          <w:szCs w:val="18"/>
+        </w:rPr>
+      </w:pPr>
+      <w:r>
+        <w:rPr>
+          <w:rFonts w:ascii="Consolas" w:cs="Consolas" w:eastAsia="Consolas" w:hAnsi="Consolas"/>
+          <w:sz w:val="18"/>
+          <w:szCs w:val="18"/>
+          <w:rtl w:val="0"/>
+        </w:rPr>
+        <w:t xml:space="preserve">    | LBRACE nl_opt stmt_seq separator RBRACE</w:t>
+      </w:r>
+    </w:p>
+    <w:p>
+      <w:pPr>
+        <w:spacing w:line="285" w:lineRule="auto"/>
+        <w:rPr>
+          <w:rFonts w:ascii="Consolas" w:cs="Consolas" w:eastAsia="Consolas" w:hAnsi="Consolas"/>
+          <w:sz w:val="18"/>
+          <w:szCs w:val="18"/>
+        </w:rPr>
+      </w:pPr>
+      <w:r>
+        <w:rPr>
+          <w:rFonts w:ascii="Consolas" w:cs="Consolas" w:eastAsia="Consolas" w:hAnsi="Consolas"/>
+          <w:sz w:val="18"/>
+          <w:szCs w:val="18"/>
+          <w:rtl w:val="0"/>
+        </w:rPr>
+        <w:t xml:space="preserve">    | LBRACE nl_opt stmt_seq RBRACE {</w:t>
+      </w:r>
+    </w:p>
+    <w:p>
+      <w:pPr>
+        <w:spacing w:line="285" w:lineRule="auto"/>
+        <w:rPr>
+          <w:rFonts w:ascii="Consolas" w:cs="Consolas" w:eastAsia="Consolas" w:hAnsi="Consolas"/>
+          <w:sz w:val="18"/>
+          <w:szCs w:val="18"/>
+        </w:rPr>
+      </w:pPr>
+      <w:r>
+        <w:rPr>
+          <w:rFonts w:ascii="Consolas" w:cs="Consolas" w:eastAsia="Consolas" w:hAnsi="Consolas"/>
+          <w:sz w:val="18"/>
+          <w:szCs w:val="18"/>
+          <w:rtl w:val="0"/>
+        </w:rPr>
+        <w:t xml:space="preserve">        error_line(yylineno, "missing ';' or newline before '}'");</w:t>
+      </w:r>
+    </w:p>
+    <w:p>
+      <w:pPr>
+        <w:spacing w:line="285" w:lineRule="auto"/>
+        <w:rPr>
+          <w:rFonts w:ascii="Consolas" w:cs="Consolas" w:eastAsia="Consolas" w:hAnsi="Consolas"/>
+          <w:sz w:val="18"/>
+          <w:szCs w:val="18"/>
+        </w:rPr>
+      </w:pPr>
+      <w:r>
+        <w:rPr>
+          <w:rFonts w:ascii="Consolas" w:cs="Consolas" w:eastAsia="Consolas" w:hAnsi="Consolas"/>
+          <w:sz w:val="18"/>
+          <w:szCs w:val="18"/>
+          <w:rtl w:val="0"/>
+        </w:rPr>
+        <w:t xml:space="preserve">        exit(1);</w:t>
+      </w:r>
+    </w:p>
+    <w:p>
+      <w:pPr>
+        <w:spacing w:line="285" w:lineRule="auto"/>
+        <w:rPr>
+          <w:rFonts w:ascii="Consolas" w:cs="Consolas" w:eastAsia="Consolas" w:hAnsi="Consolas"/>
+          <w:sz w:val="18"/>
+          <w:szCs w:val="18"/>
+        </w:rPr>
+      </w:pPr>
+      <w:r>
+        <w:rPr>
+          <w:rFonts w:ascii="Consolas" w:cs="Consolas" w:eastAsia="Consolas" w:hAnsi="Consolas"/>
+          <w:sz w:val="18"/>
+          <w:szCs w:val="18"/>
+          <w:rtl w:val="0"/>
+        </w:rPr>
+        <w:t xml:space="preserve">    }</w:t>
       </w:r>
     </w:p>
     <w:p>
@@ -10012,45 +15355,178 @@
           <w:szCs w:val="18"/>
           <w:rtl w:val="0"/>
         </w:rPr>
-        <w:t xml:space="preserve">redir_list:</w:t>
-      </w:r>
-    </w:p>
-    <w:p>
-      <w:pPr>
-        <w:spacing w:line="285" w:lineRule="auto"/>
-        <w:rPr>
-          <w:rFonts w:ascii="Consolas" w:cs="Consolas" w:eastAsia="Consolas" w:hAnsi="Consolas"/>
-          <w:sz w:val="18"/>
-          <w:szCs w:val="18"/>
-        </w:rPr>
-      </w:pPr>
-      <w:r>
-        <w:rPr>
-          <w:rFonts w:ascii="Consolas" w:cs="Consolas" w:eastAsia="Consolas" w:hAnsi="Consolas"/>
-          <w:sz w:val="18"/>
-          <w:szCs w:val="18"/>
-          <w:rtl w:val="0"/>
-        </w:rPr>
-        <w:t xml:space="preserve">    /* empty */</w:t>
-      </w:r>
-    </w:p>
-    <w:p>
-      <w:pPr>
-        <w:spacing w:line="285" w:lineRule="auto"/>
-        <w:rPr>
-          <w:rFonts w:ascii="Consolas" w:cs="Consolas" w:eastAsia="Consolas" w:hAnsi="Consolas"/>
-          <w:sz w:val="18"/>
-          <w:szCs w:val="18"/>
-        </w:rPr>
-      </w:pPr>
-      <w:r>
-        <w:rPr>
-          <w:rFonts w:ascii="Consolas" w:cs="Consolas" w:eastAsia="Consolas" w:hAnsi="Consolas"/>
-          <w:sz w:val="18"/>
-          <w:szCs w:val="18"/>
-          <w:rtl w:val="0"/>
-        </w:rPr>
-        <w:t xml:space="preserve">    | redir_list redir</w:t>
+        <w:t xml:space="preserve">/* then или do не на месте */</w:t>
+      </w:r>
+    </w:p>
+    <w:p>
+      <w:pPr>
+        <w:spacing w:line="285" w:lineRule="auto"/>
+        <w:rPr>
+          <w:rFonts w:ascii="Consolas" w:cs="Consolas" w:eastAsia="Consolas" w:hAnsi="Consolas"/>
+          <w:sz w:val="18"/>
+          <w:szCs w:val="18"/>
+        </w:rPr>
+      </w:pPr>
+      <w:r>
+        <w:rPr>
+          <w:rFonts w:ascii="Consolas" w:cs="Consolas" w:eastAsia="Consolas" w:hAnsi="Consolas"/>
+          <w:sz w:val="18"/>
+          <w:szCs w:val="18"/>
+          <w:rtl w:val="0"/>
+        </w:rPr>
+        <w:t xml:space="preserve">stray_keyword:</w:t>
+      </w:r>
+    </w:p>
+    <w:p>
+      <w:pPr>
+        <w:spacing w:line="285" w:lineRule="auto"/>
+        <w:rPr>
+          <w:rFonts w:ascii="Consolas" w:cs="Consolas" w:eastAsia="Consolas" w:hAnsi="Consolas"/>
+          <w:sz w:val="18"/>
+          <w:szCs w:val="18"/>
+        </w:rPr>
+      </w:pPr>
+      <w:r>
+        <w:rPr>
+          <w:rFonts w:ascii="Consolas" w:cs="Consolas" w:eastAsia="Consolas" w:hAnsi="Consolas"/>
+          <w:sz w:val="18"/>
+          <w:szCs w:val="18"/>
+          <w:rtl w:val="0"/>
+        </w:rPr>
+        <w:t xml:space="preserve">    THEN {</w:t>
+      </w:r>
+    </w:p>
+    <w:p>
+      <w:pPr>
+        <w:spacing w:line="285" w:lineRule="auto"/>
+        <w:rPr>
+          <w:rFonts w:ascii="Consolas" w:cs="Consolas" w:eastAsia="Consolas" w:hAnsi="Consolas"/>
+          <w:sz w:val="18"/>
+          <w:szCs w:val="18"/>
+        </w:rPr>
+      </w:pPr>
+      <w:r>
+        <w:rPr>
+          <w:rFonts w:ascii="Consolas" w:cs="Consolas" w:eastAsia="Consolas" w:hAnsi="Consolas"/>
+          <w:sz w:val="18"/>
+          <w:szCs w:val="18"/>
+          <w:rtl w:val="0"/>
+        </w:rPr>
+        <w:t xml:space="preserve">        error_line(yylineno, "unexpected then");</w:t>
+      </w:r>
+    </w:p>
+    <w:p>
+      <w:pPr>
+        <w:spacing w:line="285" w:lineRule="auto"/>
+        <w:rPr>
+          <w:rFonts w:ascii="Consolas" w:cs="Consolas" w:eastAsia="Consolas" w:hAnsi="Consolas"/>
+          <w:sz w:val="18"/>
+          <w:szCs w:val="18"/>
+        </w:rPr>
+      </w:pPr>
+      <w:r>
+        <w:rPr>
+          <w:rFonts w:ascii="Consolas" w:cs="Consolas" w:eastAsia="Consolas" w:hAnsi="Consolas"/>
+          <w:sz w:val="18"/>
+          <w:szCs w:val="18"/>
+          <w:rtl w:val="0"/>
+        </w:rPr>
+        <w:t xml:space="preserve">        exit(1);</w:t>
+      </w:r>
+    </w:p>
+    <w:p>
+      <w:pPr>
+        <w:spacing w:line="285" w:lineRule="auto"/>
+        <w:rPr>
+          <w:rFonts w:ascii="Consolas" w:cs="Consolas" w:eastAsia="Consolas" w:hAnsi="Consolas"/>
+          <w:sz w:val="18"/>
+          <w:szCs w:val="18"/>
+        </w:rPr>
+      </w:pPr>
+      <w:r>
+        <w:rPr>
+          <w:rFonts w:ascii="Consolas" w:cs="Consolas" w:eastAsia="Consolas" w:hAnsi="Consolas"/>
+          <w:sz w:val="18"/>
+          <w:szCs w:val="18"/>
+          <w:rtl w:val="0"/>
+        </w:rPr>
+        <w:t xml:space="preserve">    }</w:t>
+      </w:r>
+    </w:p>
+    <w:p>
+      <w:pPr>
+        <w:spacing w:line="285" w:lineRule="auto"/>
+        <w:rPr>
+          <w:rFonts w:ascii="Consolas" w:cs="Consolas" w:eastAsia="Consolas" w:hAnsi="Consolas"/>
+          <w:sz w:val="18"/>
+          <w:szCs w:val="18"/>
+        </w:rPr>
+      </w:pPr>
+      <w:r>
+        <w:rPr>
+          <w:rFonts w:ascii="Consolas" w:cs="Consolas" w:eastAsia="Consolas" w:hAnsi="Consolas"/>
+          <w:sz w:val="18"/>
+          <w:szCs w:val="18"/>
+          <w:rtl w:val="0"/>
+        </w:rPr>
+        <w:t xml:space="preserve">    | DO {</w:t>
+      </w:r>
+    </w:p>
+    <w:p>
+      <w:pPr>
+        <w:spacing w:line="285" w:lineRule="auto"/>
+        <w:rPr>
+          <w:rFonts w:ascii="Consolas" w:cs="Consolas" w:eastAsia="Consolas" w:hAnsi="Consolas"/>
+          <w:sz w:val="18"/>
+          <w:szCs w:val="18"/>
+        </w:rPr>
+      </w:pPr>
+      <w:r>
+        <w:rPr>
+          <w:rFonts w:ascii="Consolas" w:cs="Consolas" w:eastAsia="Consolas" w:hAnsi="Consolas"/>
+          <w:sz w:val="18"/>
+          <w:szCs w:val="18"/>
+          <w:rtl w:val="0"/>
+        </w:rPr>
+        <w:t xml:space="preserve">        error_line(yylineno, "unexpected do");</w:t>
+      </w:r>
+    </w:p>
+    <w:p>
+      <w:pPr>
+        <w:spacing w:line="285" w:lineRule="auto"/>
+        <w:rPr>
+          <w:rFonts w:ascii="Consolas" w:cs="Consolas" w:eastAsia="Consolas" w:hAnsi="Consolas"/>
+          <w:sz w:val="18"/>
+          <w:szCs w:val="18"/>
+        </w:rPr>
+      </w:pPr>
+      <w:r>
+        <w:rPr>
+          <w:rFonts w:ascii="Consolas" w:cs="Consolas" w:eastAsia="Consolas" w:hAnsi="Consolas"/>
+          <w:sz w:val="18"/>
+          <w:szCs w:val="18"/>
+          <w:rtl w:val="0"/>
+        </w:rPr>
+        <w:t xml:space="preserve">        exit(1);</w:t>
+      </w:r>
+    </w:p>
+    <w:p>
+      <w:pPr>
+        <w:spacing w:line="285" w:lineRule="auto"/>
+        <w:rPr>
+          <w:rFonts w:ascii="Consolas" w:cs="Consolas" w:eastAsia="Consolas" w:hAnsi="Consolas"/>
+          <w:sz w:val="18"/>
+          <w:szCs w:val="18"/>
+        </w:rPr>
+      </w:pPr>
+      <w:r>
+        <w:rPr>
+          <w:rFonts w:ascii="Consolas" w:cs="Consolas" w:eastAsia="Consolas" w:hAnsi="Consolas"/>
+          <w:sz w:val="18"/>
+          <w:szCs w:val="18"/>
+          <w:rtl w:val="0"/>
+        </w:rPr>
+        <w:t xml:space="preserve">    }</w:t>
       </w:r>
     </w:p>
     <w:p>
@@ -10103,1877 +15579,7 @@
           <w:szCs w:val="18"/>
           <w:rtl w:val="0"/>
         </w:rPr>
-        <w:t xml:space="preserve">redir:</w:t>
-      </w:r>
-    </w:p>
-    <w:p>
-      <w:pPr>
-        <w:spacing w:line="285" w:lineRule="auto"/>
-        <w:rPr>
-          <w:rFonts w:ascii="Consolas" w:cs="Consolas" w:eastAsia="Consolas" w:hAnsi="Consolas"/>
-          <w:sz w:val="18"/>
-          <w:szCs w:val="18"/>
-        </w:rPr>
-      </w:pPr>
-      <w:r>
-        <w:rPr>
-          <w:rFonts w:ascii="Consolas" w:cs="Consolas" w:eastAsia="Consolas" w:hAnsi="Consolas"/>
-          <w:sz w:val="18"/>
-          <w:szCs w:val="18"/>
-          <w:rtl w:val="0"/>
-        </w:rPr>
-        <w:t xml:space="preserve">    GT redir_target</w:t>
-      </w:r>
-    </w:p>
-    <w:p>
-      <w:pPr>
-        <w:spacing w:line="285" w:lineRule="auto"/>
-        <w:rPr>
-          <w:rFonts w:ascii="Consolas" w:cs="Consolas" w:eastAsia="Consolas" w:hAnsi="Consolas"/>
-          <w:sz w:val="18"/>
-          <w:szCs w:val="18"/>
-        </w:rPr>
-      </w:pPr>
-      <w:r>
-        <w:rPr>
-          <w:rFonts w:ascii="Consolas" w:cs="Consolas" w:eastAsia="Consolas" w:hAnsi="Consolas"/>
-          <w:sz w:val="18"/>
-          <w:szCs w:val="18"/>
-          <w:rtl w:val="0"/>
-        </w:rPr>
-        <w:t xml:space="preserve">    | DGREAT redir_target</w:t>
-      </w:r>
-    </w:p>
-    <w:p>
-      <w:pPr>
-        <w:spacing w:line="285" w:lineRule="auto"/>
-        <w:rPr>
-          <w:rFonts w:ascii="Consolas" w:cs="Consolas" w:eastAsia="Consolas" w:hAnsi="Consolas"/>
-          <w:sz w:val="18"/>
-          <w:szCs w:val="18"/>
-        </w:rPr>
-      </w:pPr>
-      <w:r>
-        <w:rPr>
-          <w:rFonts w:ascii="Consolas" w:cs="Consolas" w:eastAsia="Consolas" w:hAnsi="Consolas"/>
-          <w:sz w:val="18"/>
-          <w:szCs w:val="18"/>
-          <w:rtl w:val="0"/>
-        </w:rPr>
-        <w:t xml:space="preserve">    | LT redir_target</w:t>
-      </w:r>
-    </w:p>
-    <w:p>
-      <w:pPr>
-        <w:spacing w:line="285" w:lineRule="auto"/>
-        <w:rPr>
-          <w:rFonts w:ascii="Consolas" w:cs="Consolas" w:eastAsia="Consolas" w:hAnsi="Consolas"/>
-          <w:sz w:val="18"/>
-          <w:szCs w:val="18"/>
-        </w:rPr>
-      </w:pPr>
-      <w:r>
-        <w:rPr>
-          <w:rFonts w:ascii="Consolas" w:cs="Consolas" w:eastAsia="Consolas" w:hAnsi="Consolas"/>
-          <w:sz w:val="18"/>
-          <w:szCs w:val="18"/>
-          <w:rtl w:val="0"/>
-        </w:rPr>
-        <w:t xml:space="preserve">    | LT LT {</w:t>
-      </w:r>
-    </w:p>
-    <w:p>
-      <w:pPr>
-        <w:spacing w:line="285" w:lineRule="auto"/>
-        <w:rPr>
-          <w:rFonts w:ascii="Consolas" w:cs="Consolas" w:eastAsia="Consolas" w:hAnsi="Consolas"/>
-          <w:sz w:val="18"/>
-          <w:szCs w:val="18"/>
-        </w:rPr>
-      </w:pPr>
-      <w:r>
-        <w:rPr>
-          <w:rFonts w:ascii="Consolas" w:cs="Consolas" w:eastAsia="Consolas" w:hAnsi="Consolas"/>
-          <w:sz w:val="18"/>
-          <w:szCs w:val="18"/>
-          <w:rtl w:val="0"/>
-        </w:rPr>
-        <w:t xml:space="preserve">        error_line(yylineno, "here-document is not supported");</w:t>
-      </w:r>
-    </w:p>
-    <w:p>
-      <w:pPr>
-        <w:spacing w:line="285" w:lineRule="auto"/>
-        <w:rPr>
-          <w:rFonts w:ascii="Consolas" w:cs="Consolas" w:eastAsia="Consolas" w:hAnsi="Consolas"/>
-          <w:sz w:val="18"/>
-          <w:szCs w:val="18"/>
-        </w:rPr>
-      </w:pPr>
-      <w:r>
-        <w:rPr>
-          <w:rFonts w:ascii="Consolas" w:cs="Consolas" w:eastAsia="Consolas" w:hAnsi="Consolas"/>
-          <w:sz w:val="18"/>
-          <w:szCs w:val="18"/>
-          <w:rtl w:val="0"/>
-        </w:rPr>
-        <w:t xml:space="preserve">        exit(1);</w:t>
-      </w:r>
-    </w:p>
-    <w:p>
-      <w:pPr>
-        <w:spacing w:line="285" w:lineRule="auto"/>
-        <w:rPr>
-          <w:rFonts w:ascii="Consolas" w:cs="Consolas" w:eastAsia="Consolas" w:hAnsi="Consolas"/>
-          <w:sz w:val="18"/>
-          <w:szCs w:val="18"/>
-        </w:rPr>
-      </w:pPr>
-      <w:r>
-        <w:rPr>
-          <w:rFonts w:ascii="Consolas" w:cs="Consolas" w:eastAsia="Consolas" w:hAnsi="Consolas"/>
-          <w:sz w:val="18"/>
-          <w:szCs w:val="18"/>
-          <w:rtl w:val="0"/>
-        </w:rPr>
-        <w:t xml:space="preserve">    }</w:t>
-      </w:r>
-    </w:p>
-    <w:p>
-      <w:pPr>
-        <w:spacing w:line="285" w:lineRule="auto"/>
-        <w:rPr>
-          <w:rFonts w:ascii="Consolas" w:cs="Consolas" w:eastAsia="Consolas" w:hAnsi="Consolas"/>
-          <w:sz w:val="18"/>
-          <w:szCs w:val="18"/>
-        </w:rPr>
-      </w:pPr>
-      <w:r>
-        <w:rPr>
-          <w:rFonts w:ascii="Consolas" w:cs="Consolas" w:eastAsia="Consolas" w:hAnsi="Consolas"/>
-          <w:sz w:val="18"/>
-          <w:szCs w:val="18"/>
-          <w:rtl w:val="0"/>
-        </w:rPr>
-        <w:t xml:space="preserve">    | REDIR_ERR redir_target</w:t>
-      </w:r>
-    </w:p>
-    <w:p>
-      <w:pPr>
-        <w:spacing w:line="285" w:lineRule="auto"/>
-        <w:rPr>
-          <w:rFonts w:ascii="Consolas" w:cs="Consolas" w:eastAsia="Consolas" w:hAnsi="Consolas"/>
-          <w:sz w:val="18"/>
-          <w:szCs w:val="18"/>
-        </w:rPr>
-      </w:pPr>
-      <w:r>
-        <w:rPr>
-          <w:rFonts w:ascii="Consolas" w:cs="Consolas" w:eastAsia="Consolas" w:hAnsi="Consolas"/>
-          <w:sz w:val="18"/>
-          <w:szCs w:val="18"/>
-          <w:rtl w:val="0"/>
-        </w:rPr>
-        <w:t xml:space="preserve">    | REDIR_ERR_OUT</w:t>
-      </w:r>
-    </w:p>
-    <w:p>
-      <w:pPr>
-        <w:spacing w:line="285" w:lineRule="auto"/>
-        <w:rPr>
-          <w:rFonts w:ascii="Consolas" w:cs="Consolas" w:eastAsia="Consolas" w:hAnsi="Consolas"/>
-          <w:sz w:val="18"/>
-          <w:szCs w:val="18"/>
-        </w:rPr>
-      </w:pPr>
-      <w:r>
-        <w:rPr>
-          <w:rFonts w:ascii="Consolas" w:cs="Consolas" w:eastAsia="Consolas" w:hAnsi="Consolas"/>
-          <w:sz w:val="18"/>
-          <w:szCs w:val="18"/>
-          <w:rtl w:val="0"/>
-        </w:rPr>
-        <w:t xml:space="preserve">    ;</w:t>
-      </w:r>
-    </w:p>
-    <w:p>
-      <w:pPr>
-        <w:spacing w:line="285" w:lineRule="auto"/>
-        <w:rPr>
-          <w:rFonts w:ascii="Consolas" w:cs="Consolas" w:eastAsia="Consolas" w:hAnsi="Consolas"/>
-          <w:sz w:val="18"/>
-          <w:szCs w:val="18"/>
-        </w:rPr>
-      </w:pPr>
-      <w:r>
-        <w:rPr>
-          <w:rtl w:val="0"/>
-        </w:rPr>
-      </w:r>
-    </w:p>
-    <w:p>
-      <w:pPr>
-        <w:spacing w:line="285" w:lineRule="auto"/>
-        <w:rPr>
-          <w:rFonts w:ascii="Consolas" w:cs="Consolas" w:eastAsia="Consolas" w:hAnsi="Consolas"/>
-          <w:sz w:val="18"/>
-          <w:szCs w:val="18"/>
-        </w:rPr>
-      </w:pPr>
-      <w:r>
-        <w:rPr>
-          <w:rFonts w:ascii="Consolas" w:cs="Consolas" w:eastAsia="Consolas" w:hAnsi="Consolas"/>
-          <w:sz w:val="18"/>
-          <w:szCs w:val="18"/>
-          <w:rtl w:val="0"/>
-        </w:rPr>
-        <w:t xml:space="preserve">redir_target:</w:t>
-      </w:r>
-    </w:p>
-    <w:p>
-      <w:pPr>
-        <w:spacing w:line="285" w:lineRule="auto"/>
-        <w:rPr>
-          <w:rFonts w:ascii="Consolas" w:cs="Consolas" w:eastAsia="Consolas" w:hAnsi="Consolas"/>
-          <w:sz w:val="18"/>
-          <w:szCs w:val="18"/>
-        </w:rPr>
-      </w:pPr>
-      <w:r>
-        <w:rPr>
-          <w:rFonts w:ascii="Consolas" w:cs="Consolas" w:eastAsia="Consolas" w:hAnsi="Consolas"/>
-          <w:sz w:val="18"/>
-          <w:szCs w:val="18"/>
-          <w:rtl w:val="0"/>
-        </w:rPr>
-        <w:t xml:space="preserve">    ID</w:t>
-      </w:r>
-    </w:p>
-    <w:p>
-      <w:pPr>
-        <w:spacing w:line="285" w:lineRule="auto"/>
-        <w:rPr>
-          <w:rFonts w:ascii="Consolas" w:cs="Consolas" w:eastAsia="Consolas" w:hAnsi="Consolas"/>
-          <w:sz w:val="18"/>
-          <w:szCs w:val="18"/>
-        </w:rPr>
-      </w:pPr>
-      <w:r>
-        <w:rPr>
-          <w:rFonts w:ascii="Consolas" w:cs="Consolas" w:eastAsia="Consolas" w:hAnsi="Consolas"/>
-          <w:sz w:val="18"/>
-          <w:szCs w:val="18"/>
-          <w:rtl w:val="0"/>
-        </w:rPr>
-        <w:t xml:space="preserve">    | WORD</w:t>
-      </w:r>
-    </w:p>
-    <w:p>
-      <w:pPr>
-        <w:spacing w:line="285" w:lineRule="auto"/>
-        <w:rPr>
-          <w:rFonts w:ascii="Consolas" w:cs="Consolas" w:eastAsia="Consolas" w:hAnsi="Consolas"/>
-          <w:sz w:val="18"/>
-          <w:szCs w:val="18"/>
-        </w:rPr>
-      </w:pPr>
-      <w:r>
-        <w:rPr>
-          <w:rFonts w:ascii="Consolas" w:cs="Consolas" w:eastAsia="Consolas" w:hAnsi="Consolas"/>
-          <w:sz w:val="18"/>
-          <w:szCs w:val="18"/>
-          <w:rtl w:val="0"/>
-        </w:rPr>
-        <w:t xml:space="preserve">    ;</w:t>
-      </w:r>
-    </w:p>
-    <w:p>
-      <w:pPr>
-        <w:spacing w:line="285" w:lineRule="auto"/>
-        <w:rPr>
-          <w:rFonts w:ascii="Consolas" w:cs="Consolas" w:eastAsia="Consolas" w:hAnsi="Consolas"/>
-          <w:sz w:val="18"/>
-          <w:szCs w:val="18"/>
-        </w:rPr>
-      </w:pPr>
-      <w:r>
-        <w:rPr>
-          <w:rtl w:val="0"/>
-        </w:rPr>
-      </w:r>
-    </w:p>
-    <w:p>
-      <w:pPr>
-        <w:spacing w:line="285" w:lineRule="auto"/>
-        <w:rPr>
-          <w:rFonts w:ascii="Consolas" w:cs="Consolas" w:eastAsia="Consolas" w:hAnsi="Consolas"/>
-          <w:sz w:val="18"/>
-          <w:szCs w:val="18"/>
-        </w:rPr>
-      </w:pPr>
-      <w:r>
-        <w:rPr>
-          <w:rFonts w:ascii="Consolas" w:cs="Consolas" w:eastAsia="Consolas" w:hAnsi="Consolas"/>
-          <w:sz w:val="18"/>
-          <w:szCs w:val="18"/>
-          <w:rtl w:val="0"/>
-        </w:rPr>
-        <w:t xml:space="preserve">test_command:</w:t>
-      </w:r>
-    </w:p>
-    <w:p>
-      <w:pPr>
-        <w:spacing w:line="285" w:lineRule="auto"/>
-        <w:rPr>
-          <w:rFonts w:ascii="Consolas" w:cs="Consolas" w:eastAsia="Consolas" w:hAnsi="Consolas"/>
-          <w:sz w:val="18"/>
-          <w:szCs w:val="18"/>
-        </w:rPr>
-      </w:pPr>
-      <w:r>
-        <w:rPr>
-          <w:rFonts w:ascii="Consolas" w:cs="Consolas" w:eastAsia="Consolas" w:hAnsi="Consolas"/>
-          <w:sz w:val="18"/>
-          <w:szCs w:val="18"/>
-          <w:rtl w:val="0"/>
-        </w:rPr>
-        <w:t xml:space="preserve">    LBRACK arg_list RBRACK</w:t>
-      </w:r>
-    </w:p>
-    <w:p>
-      <w:pPr>
-        <w:spacing w:line="285" w:lineRule="auto"/>
-        <w:rPr>
-          <w:rFonts w:ascii="Consolas" w:cs="Consolas" w:eastAsia="Consolas" w:hAnsi="Consolas"/>
-          <w:sz w:val="18"/>
-          <w:szCs w:val="18"/>
-        </w:rPr>
-      </w:pPr>
-      <w:r>
-        <w:rPr>
-          <w:rFonts w:ascii="Consolas" w:cs="Consolas" w:eastAsia="Consolas" w:hAnsi="Consolas"/>
-          <w:sz w:val="18"/>
-          <w:szCs w:val="18"/>
-          <w:rtl w:val="0"/>
-        </w:rPr>
-        <w:t xml:space="preserve">    ;</w:t>
-      </w:r>
-    </w:p>
-    <w:p>
-      <w:pPr>
-        <w:spacing w:line="285" w:lineRule="auto"/>
-        <w:rPr>
-          <w:rFonts w:ascii="Consolas" w:cs="Consolas" w:eastAsia="Consolas" w:hAnsi="Consolas"/>
-          <w:sz w:val="18"/>
-          <w:szCs w:val="18"/>
-        </w:rPr>
-      </w:pPr>
-      <w:r>
-        <w:rPr>
-          <w:rtl w:val="0"/>
-        </w:rPr>
-      </w:r>
-    </w:p>
-    <w:p>
-      <w:pPr>
-        <w:spacing w:line="285" w:lineRule="auto"/>
-        <w:rPr>
-          <w:rFonts w:ascii="Consolas" w:cs="Consolas" w:eastAsia="Consolas" w:hAnsi="Consolas"/>
-          <w:sz w:val="18"/>
-          <w:szCs w:val="18"/>
-        </w:rPr>
-      </w:pPr>
-      <w:r>
-        <w:rPr>
-          <w:rFonts w:ascii="Consolas" w:cs="Consolas" w:eastAsia="Consolas" w:hAnsi="Consolas"/>
-          <w:sz w:val="18"/>
-          <w:szCs w:val="18"/>
-          <w:rtl w:val="0"/>
-        </w:rPr>
-        <w:t xml:space="preserve">if_clause:</w:t>
-      </w:r>
-    </w:p>
-    <w:p>
-      <w:pPr>
-        <w:spacing w:line="285" w:lineRule="auto"/>
-        <w:rPr>
-          <w:rFonts w:ascii="Consolas" w:cs="Consolas" w:eastAsia="Consolas" w:hAnsi="Consolas"/>
-          <w:sz w:val="18"/>
-          <w:szCs w:val="18"/>
-        </w:rPr>
-      </w:pPr>
-      <w:r>
-        <w:rPr>
-          <w:rFonts w:ascii="Consolas" w:cs="Consolas" w:eastAsia="Consolas" w:hAnsi="Consolas"/>
-          <w:sz w:val="18"/>
-          <w:szCs w:val="18"/>
-          <w:rtl w:val="0"/>
-        </w:rPr>
-        <w:t xml:space="preserve">    IF test_command sep THEN list FI</w:t>
-      </w:r>
-    </w:p>
-    <w:p>
-      <w:pPr>
-        <w:spacing w:line="285" w:lineRule="auto"/>
-        <w:rPr>
-          <w:rFonts w:ascii="Consolas" w:cs="Consolas" w:eastAsia="Consolas" w:hAnsi="Consolas"/>
-          <w:sz w:val="18"/>
-          <w:szCs w:val="18"/>
-        </w:rPr>
-      </w:pPr>
-      <w:r>
-        <w:rPr>
-          <w:rFonts w:ascii="Consolas" w:cs="Consolas" w:eastAsia="Consolas" w:hAnsi="Consolas"/>
-          <w:sz w:val="18"/>
-          <w:szCs w:val="18"/>
-          <w:rtl w:val="0"/>
-        </w:rPr>
-        <w:t xml:space="preserve">    | IF test_command sep THEN list elif_parts FI</w:t>
-      </w:r>
-    </w:p>
-    <w:p>
-      <w:pPr>
-        <w:spacing w:line="285" w:lineRule="auto"/>
-        <w:rPr>
-          <w:rFonts w:ascii="Consolas" w:cs="Consolas" w:eastAsia="Consolas" w:hAnsi="Consolas"/>
-          <w:sz w:val="18"/>
-          <w:szCs w:val="18"/>
-        </w:rPr>
-      </w:pPr>
-      <w:r>
-        <w:rPr>
-          <w:rFonts w:ascii="Consolas" w:cs="Consolas" w:eastAsia="Consolas" w:hAnsi="Consolas"/>
-          <w:sz w:val="18"/>
-          <w:szCs w:val="18"/>
-          <w:rtl w:val="0"/>
-        </w:rPr>
-        <w:t xml:space="preserve">    | IF test_command sep THEN list ELSE list FI</w:t>
-      </w:r>
-    </w:p>
-    <w:p>
-      <w:pPr>
-        <w:spacing w:line="285" w:lineRule="auto"/>
-        <w:rPr>
-          <w:rFonts w:ascii="Consolas" w:cs="Consolas" w:eastAsia="Consolas" w:hAnsi="Consolas"/>
-          <w:sz w:val="18"/>
-          <w:szCs w:val="18"/>
-        </w:rPr>
-      </w:pPr>
-      <w:r>
-        <w:rPr>
-          <w:rFonts w:ascii="Consolas" w:cs="Consolas" w:eastAsia="Consolas" w:hAnsi="Consolas"/>
-          <w:sz w:val="18"/>
-          <w:szCs w:val="18"/>
-          <w:rtl w:val="0"/>
-        </w:rPr>
-        <w:t xml:space="preserve">    | IF test_command sep THEN list elif_parts ELSE list FI</w:t>
-      </w:r>
-    </w:p>
-    <w:p>
-      <w:pPr>
-        <w:spacing w:line="285" w:lineRule="auto"/>
-        <w:rPr>
-          <w:rFonts w:ascii="Consolas" w:cs="Consolas" w:eastAsia="Consolas" w:hAnsi="Consolas"/>
-          <w:sz w:val="18"/>
-          <w:szCs w:val="18"/>
-        </w:rPr>
-      </w:pPr>
-      <w:r>
-        <w:rPr>
-          <w:rFonts w:ascii="Consolas" w:cs="Consolas" w:eastAsia="Consolas" w:hAnsi="Consolas"/>
-          <w:sz w:val="18"/>
-          <w:szCs w:val="18"/>
-          <w:rtl w:val="0"/>
-        </w:rPr>
-        <w:t xml:space="preserve">    | IF bad_condition {</w:t>
-      </w:r>
-    </w:p>
-    <w:p>
-      <w:pPr>
-        <w:spacing w:line="285" w:lineRule="auto"/>
-        <w:rPr>
-          <w:rFonts w:ascii="Consolas" w:cs="Consolas" w:eastAsia="Consolas" w:hAnsi="Consolas"/>
-          <w:sz w:val="18"/>
-          <w:szCs w:val="18"/>
-        </w:rPr>
-      </w:pPr>
-      <w:r>
-        <w:rPr>
-          <w:rFonts w:ascii="Consolas" w:cs="Consolas" w:eastAsia="Consolas" w:hAnsi="Consolas"/>
-          <w:sz w:val="18"/>
-          <w:szCs w:val="18"/>
-          <w:rtl w:val="0"/>
-        </w:rPr>
-        <w:t xml:space="preserve">        error_line(yylineno, "if condition must be [ ... ]");</w:t>
-      </w:r>
-    </w:p>
-    <w:p>
-      <w:pPr>
-        <w:spacing w:line="285" w:lineRule="auto"/>
-        <w:rPr>
-          <w:rFonts w:ascii="Consolas" w:cs="Consolas" w:eastAsia="Consolas" w:hAnsi="Consolas"/>
-          <w:sz w:val="18"/>
-          <w:szCs w:val="18"/>
-        </w:rPr>
-      </w:pPr>
-      <w:r>
-        <w:rPr>
-          <w:rFonts w:ascii="Consolas" w:cs="Consolas" w:eastAsia="Consolas" w:hAnsi="Consolas"/>
-          <w:sz w:val="18"/>
-          <w:szCs w:val="18"/>
-          <w:rtl w:val="0"/>
-        </w:rPr>
-        <w:t xml:space="preserve">        exit(1);</w:t>
-      </w:r>
-    </w:p>
-    <w:p>
-      <w:pPr>
-        <w:spacing w:line="285" w:lineRule="auto"/>
-        <w:rPr>
-          <w:rFonts w:ascii="Consolas" w:cs="Consolas" w:eastAsia="Consolas" w:hAnsi="Consolas"/>
-          <w:sz w:val="18"/>
-          <w:szCs w:val="18"/>
-        </w:rPr>
-      </w:pPr>
-      <w:r>
-        <w:rPr>
-          <w:rFonts w:ascii="Consolas" w:cs="Consolas" w:eastAsia="Consolas" w:hAnsi="Consolas"/>
-          <w:sz w:val="18"/>
-          <w:szCs w:val="18"/>
-          <w:rtl w:val="0"/>
-        </w:rPr>
-        <w:t xml:space="preserve">    }</w:t>
-      </w:r>
-    </w:p>
-    <w:p>
-      <w:pPr>
-        <w:spacing w:line="285" w:lineRule="auto"/>
-        <w:rPr>
-          <w:rFonts w:ascii="Consolas" w:cs="Consolas" w:eastAsia="Consolas" w:hAnsi="Consolas"/>
-          <w:sz w:val="18"/>
-          <w:szCs w:val="18"/>
-        </w:rPr>
-      </w:pPr>
-      <w:r>
-        <w:rPr>
-          <w:rFonts w:ascii="Consolas" w:cs="Consolas" w:eastAsia="Consolas" w:hAnsi="Consolas"/>
-          <w:sz w:val="18"/>
-          <w:szCs w:val="18"/>
-          <w:rtl w:val="0"/>
-        </w:rPr>
-        <w:t xml:space="preserve">    ;</w:t>
-      </w:r>
-    </w:p>
-    <w:p>
-      <w:pPr>
-        <w:spacing w:line="285" w:lineRule="auto"/>
-        <w:rPr>
-          <w:rFonts w:ascii="Consolas" w:cs="Consolas" w:eastAsia="Consolas" w:hAnsi="Consolas"/>
-          <w:sz w:val="18"/>
-          <w:szCs w:val="18"/>
-        </w:rPr>
-      </w:pPr>
-      <w:r>
-        <w:rPr>
-          <w:rtl w:val="0"/>
-        </w:rPr>
-      </w:r>
-    </w:p>
-    <w:p>
-      <w:pPr>
-        <w:spacing w:line="285" w:lineRule="auto"/>
-        <w:rPr>
-          <w:rFonts w:ascii="Consolas" w:cs="Consolas" w:eastAsia="Consolas" w:hAnsi="Consolas"/>
-          <w:sz w:val="18"/>
-          <w:szCs w:val="18"/>
-        </w:rPr>
-      </w:pPr>
-      <w:r>
-        <w:rPr>
-          <w:rFonts w:ascii="Consolas" w:cs="Consolas" w:eastAsia="Consolas" w:hAnsi="Consolas"/>
-          <w:sz w:val="18"/>
-          <w:szCs w:val="18"/>
-          <w:rtl w:val="0"/>
-        </w:rPr>
-        <w:t xml:space="preserve">elif_parts:</w:t>
-      </w:r>
-    </w:p>
-    <w:p>
-      <w:pPr>
-        <w:spacing w:line="285" w:lineRule="auto"/>
-        <w:rPr>
-          <w:rFonts w:ascii="Consolas" w:cs="Consolas" w:eastAsia="Consolas" w:hAnsi="Consolas"/>
-          <w:sz w:val="18"/>
-          <w:szCs w:val="18"/>
-        </w:rPr>
-      </w:pPr>
-      <w:r>
-        <w:rPr>
-          <w:rFonts w:ascii="Consolas" w:cs="Consolas" w:eastAsia="Consolas" w:hAnsi="Consolas"/>
-          <w:sz w:val="18"/>
-          <w:szCs w:val="18"/>
-          <w:rtl w:val="0"/>
-        </w:rPr>
-        <w:t xml:space="preserve">    ELIF test_command sep THEN list</w:t>
-      </w:r>
-    </w:p>
-    <w:p>
-      <w:pPr>
-        <w:spacing w:line="285" w:lineRule="auto"/>
-        <w:rPr>
-          <w:rFonts w:ascii="Consolas" w:cs="Consolas" w:eastAsia="Consolas" w:hAnsi="Consolas"/>
-          <w:sz w:val="18"/>
-          <w:szCs w:val="18"/>
-        </w:rPr>
-      </w:pPr>
-      <w:r>
-        <w:rPr>
-          <w:rFonts w:ascii="Consolas" w:cs="Consolas" w:eastAsia="Consolas" w:hAnsi="Consolas"/>
-          <w:sz w:val="18"/>
-          <w:szCs w:val="18"/>
-          <w:rtl w:val="0"/>
-        </w:rPr>
-        <w:t xml:space="preserve">    | elif_parts ELIF test_command sep THEN list</w:t>
-      </w:r>
-    </w:p>
-    <w:p>
-      <w:pPr>
-        <w:spacing w:line="285" w:lineRule="auto"/>
-        <w:rPr>
-          <w:rFonts w:ascii="Consolas" w:cs="Consolas" w:eastAsia="Consolas" w:hAnsi="Consolas"/>
-          <w:sz w:val="18"/>
-          <w:szCs w:val="18"/>
-        </w:rPr>
-      </w:pPr>
-      <w:r>
-        <w:rPr>
-          <w:rFonts w:ascii="Consolas" w:cs="Consolas" w:eastAsia="Consolas" w:hAnsi="Consolas"/>
-          <w:sz w:val="18"/>
-          <w:szCs w:val="18"/>
-          <w:rtl w:val="0"/>
-        </w:rPr>
-        <w:t xml:space="preserve">    ;</w:t>
-      </w:r>
-    </w:p>
-    <w:p>
-      <w:pPr>
-        <w:spacing w:line="285" w:lineRule="auto"/>
-        <w:rPr>
-          <w:rFonts w:ascii="Consolas" w:cs="Consolas" w:eastAsia="Consolas" w:hAnsi="Consolas"/>
-          <w:sz w:val="18"/>
-          <w:szCs w:val="18"/>
-        </w:rPr>
-      </w:pPr>
-      <w:r>
-        <w:rPr>
-          <w:rtl w:val="0"/>
-        </w:rPr>
-      </w:r>
-    </w:p>
-    <w:p>
-      <w:pPr>
-        <w:spacing w:line="285" w:lineRule="auto"/>
-        <w:rPr>
-          <w:rFonts w:ascii="Consolas" w:cs="Consolas" w:eastAsia="Consolas" w:hAnsi="Consolas"/>
-          <w:sz w:val="18"/>
-          <w:szCs w:val="18"/>
-        </w:rPr>
-      </w:pPr>
-      <w:r>
-        <w:rPr>
-          <w:rFonts w:ascii="Consolas" w:cs="Consolas" w:eastAsia="Consolas" w:hAnsi="Consolas"/>
-          <w:sz w:val="18"/>
-          <w:szCs w:val="18"/>
-          <w:rtl w:val="0"/>
-        </w:rPr>
-        <w:t xml:space="preserve">while_clause:</w:t>
-      </w:r>
-    </w:p>
-    <w:p>
-      <w:pPr>
-        <w:spacing w:line="285" w:lineRule="auto"/>
-        <w:rPr>
-          <w:rFonts w:ascii="Consolas" w:cs="Consolas" w:eastAsia="Consolas" w:hAnsi="Consolas"/>
-          <w:sz w:val="18"/>
-          <w:szCs w:val="18"/>
-        </w:rPr>
-      </w:pPr>
-      <w:r>
-        <w:rPr>
-          <w:rFonts w:ascii="Consolas" w:cs="Consolas" w:eastAsia="Consolas" w:hAnsi="Consolas"/>
-          <w:sz w:val="18"/>
-          <w:szCs w:val="18"/>
-          <w:rtl w:val="0"/>
-        </w:rPr>
-        <w:t xml:space="preserve">    WHILE test_command sep DO list DONE</w:t>
-      </w:r>
-    </w:p>
-    <w:p>
-      <w:pPr>
-        <w:spacing w:line="285" w:lineRule="auto"/>
-        <w:rPr>
-          <w:rFonts w:ascii="Consolas" w:cs="Consolas" w:eastAsia="Consolas" w:hAnsi="Consolas"/>
-          <w:sz w:val="18"/>
-          <w:szCs w:val="18"/>
-        </w:rPr>
-      </w:pPr>
-      <w:r>
-        <w:rPr>
-          <w:rFonts w:ascii="Consolas" w:cs="Consolas" w:eastAsia="Consolas" w:hAnsi="Consolas"/>
-          <w:sz w:val="18"/>
-          <w:szCs w:val="18"/>
-          <w:rtl w:val="0"/>
-        </w:rPr>
-        <w:t xml:space="preserve">    | WHILE bad_condition {</w:t>
-      </w:r>
-    </w:p>
-    <w:p>
-      <w:pPr>
-        <w:spacing w:line="285" w:lineRule="auto"/>
-        <w:rPr>
-          <w:rFonts w:ascii="Consolas" w:cs="Consolas" w:eastAsia="Consolas" w:hAnsi="Consolas"/>
-          <w:sz w:val="18"/>
-          <w:szCs w:val="18"/>
-        </w:rPr>
-      </w:pPr>
-      <w:r>
-        <w:rPr>
-          <w:rFonts w:ascii="Consolas" w:cs="Consolas" w:eastAsia="Consolas" w:hAnsi="Consolas"/>
-          <w:sz w:val="18"/>
-          <w:szCs w:val="18"/>
-          <w:rtl w:val="0"/>
-        </w:rPr>
-        <w:t xml:space="preserve">        error_line(yylineno, "while condition must be [ ... ]");</w:t>
-      </w:r>
-    </w:p>
-    <w:p>
-      <w:pPr>
-        <w:spacing w:line="285" w:lineRule="auto"/>
-        <w:rPr>
-          <w:rFonts w:ascii="Consolas" w:cs="Consolas" w:eastAsia="Consolas" w:hAnsi="Consolas"/>
-          <w:sz w:val="18"/>
-          <w:szCs w:val="18"/>
-        </w:rPr>
-      </w:pPr>
-      <w:r>
-        <w:rPr>
-          <w:rFonts w:ascii="Consolas" w:cs="Consolas" w:eastAsia="Consolas" w:hAnsi="Consolas"/>
-          <w:sz w:val="18"/>
-          <w:szCs w:val="18"/>
-          <w:rtl w:val="0"/>
-        </w:rPr>
-        <w:t xml:space="preserve">        exit(1);</w:t>
-      </w:r>
-    </w:p>
-    <w:p>
-      <w:pPr>
-        <w:spacing w:line="285" w:lineRule="auto"/>
-        <w:rPr>
-          <w:rFonts w:ascii="Consolas" w:cs="Consolas" w:eastAsia="Consolas" w:hAnsi="Consolas"/>
-          <w:sz w:val="18"/>
-          <w:szCs w:val="18"/>
-        </w:rPr>
-      </w:pPr>
-      <w:r>
-        <w:rPr>
-          <w:rFonts w:ascii="Consolas" w:cs="Consolas" w:eastAsia="Consolas" w:hAnsi="Consolas"/>
-          <w:sz w:val="18"/>
-          <w:szCs w:val="18"/>
-          <w:rtl w:val="0"/>
-        </w:rPr>
-        <w:t xml:space="preserve">    }</w:t>
-      </w:r>
-    </w:p>
-    <w:p>
-      <w:pPr>
-        <w:spacing w:line="285" w:lineRule="auto"/>
-        <w:rPr>
-          <w:rFonts w:ascii="Consolas" w:cs="Consolas" w:eastAsia="Consolas" w:hAnsi="Consolas"/>
-          <w:sz w:val="18"/>
-          <w:szCs w:val="18"/>
-        </w:rPr>
-      </w:pPr>
-      <w:r>
-        <w:rPr>
-          <w:rFonts w:ascii="Consolas" w:cs="Consolas" w:eastAsia="Consolas" w:hAnsi="Consolas"/>
-          <w:sz w:val="18"/>
-          <w:szCs w:val="18"/>
-          <w:rtl w:val="0"/>
-        </w:rPr>
-        <w:t xml:space="preserve">    ;</w:t>
-      </w:r>
-    </w:p>
-    <w:p>
-      <w:pPr>
-        <w:spacing w:line="285" w:lineRule="auto"/>
-        <w:rPr>
-          <w:rFonts w:ascii="Consolas" w:cs="Consolas" w:eastAsia="Consolas" w:hAnsi="Consolas"/>
-          <w:sz w:val="18"/>
-          <w:szCs w:val="18"/>
-        </w:rPr>
-      </w:pPr>
-      <w:r>
-        <w:rPr>
-          <w:rtl w:val="0"/>
-        </w:rPr>
-      </w:r>
-    </w:p>
-    <w:p>
-      <w:pPr>
-        <w:spacing w:line="285" w:lineRule="auto"/>
-        <w:rPr>
-          <w:rFonts w:ascii="Consolas" w:cs="Consolas" w:eastAsia="Consolas" w:hAnsi="Consolas"/>
-          <w:sz w:val="18"/>
-          <w:szCs w:val="18"/>
-        </w:rPr>
-      </w:pPr>
-      <w:r>
-        <w:rPr>
-          <w:rFonts w:ascii="Consolas" w:cs="Consolas" w:eastAsia="Consolas" w:hAnsi="Consolas"/>
-          <w:sz w:val="18"/>
-          <w:szCs w:val="18"/>
-          <w:rtl w:val="0"/>
-        </w:rPr>
-        <w:t xml:space="preserve">until_clause:</w:t>
-      </w:r>
-    </w:p>
-    <w:p>
-      <w:pPr>
-        <w:spacing w:line="285" w:lineRule="auto"/>
-        <w:rPr>
-          <w:rFonts w:ascii="Consolas" w:cs="Consolas" w:eastAsia="Consolas" w:hAnsi="Consolas"/>
-          <w:sz w:val="18"/>
-          <w:szCs w:val="18"/>
-        </w:rPr>
-      </w:pPr>
-      <w:r>
-        <w:rPr>
-          <w:rFonts w:ascii="Consolas" w:cs="Consolas" w:eastAsia="Consolas" w:hAnsi="Consolas"/>
-          <w:sz w:val="18"/>
-          <w:szCs w:val="18"/>
-          <w:rtl w:val="0"/>
-        </w:rPr>
-        <w:t xml:space="preserve">    UNTIL test_command sep DO list DONE</w:t>
-      </w:r>
-    </w:p>
-    <w:p>
-      <w:pPr>
-        <w:spacing w:line="285" w:lineRule="auto"/>
-        <w:rPr>
-          <w:rFonts w:ascii="Consolas" w:cs="Consolas" w:eastAsia="Consolas" w:hAnsi="Consolas"/>
-          <w:sz w:val="18"/>
-          <w:szCs w:val="18"/>
-        </w:rPr>
-      </w:pPr>
-      <w:r>
-        <w:rPr>
-          <w:rFonts w:ascii="Consolas" w:cs="Consolas" w:eastAsia="Consolas" w:hAnsi="Consolas"/>
-          <w:sz w:val="18"/>
-          <w:szCs w:val="18"/>
-          <w:rtl w:val="0"/>
-        </w:rPr>
-        <w:t xml:space="preserve">    | UNTIL bad_condition {</w:t>
-      </w:r>
-    </w:p>
-    <w:p>
-      <w:pPr>
-        <w:spacing w:line="285" w:lineRule="auto"/>
-        <w:rPr>
-          <w:rFonts w:ascii="Consolas" w:cs="Consolas" w:eastAsia="Consolas" w:hAnsi="Consolas"/>
-          <w:sz w:val="18"/>
-          <w:szCs w:val="18"/>
-        </w:rPr>
-      </w:pPr>
-      <w:r>
-        <w:rPr>
-          <w:rFonts w:ascii="Consolas" w:cs="Consolas" w:eastAsia="Consolas" w:hAnsi="Consolas"/>
-          <w:sz w:val="18"/>
-          <w:szCs w:val="18"/>
-          <w:rtl w:val="0"/>
-        </w:rPr>
-        <w:t xml:space="preserve">        error_line(yylineno, "until condition must be [ ... ]");</w:t>
-      </w:r>
-    </w:p>
-    <w:p>
-      <w:pPr>
-        <w:spacing w:line="285" w:lineRule="auto"/>
-        <w:rPr>
-          <w:rFonts w:ascii="Consolas" w:cs="Consolas" w:eastAsia="Consolas" w:hAnsi="Consolas"/>
-          <w:sz w:val="18"/>
-          <w:szCs w:val="18"/>
-        </w:rPr>
-      </w:pPr>
-      <w:r>
-        <w:rPr>
-          <w:rFonts w:ascii="Consolas" w:cs="Consolas" w:eastAsia="Consolas" w:hAnsi="Consolas"/>
-          <w:sz w:val="18"/>
-          <w:szCs w:val="18"/>
-          <w:rtl w:val="0"/>
-        </w:rPr>
-        <w:t xml:space="preserve">        exit(1);</w:t>
-      </w:r>
-    </w:p>
-    <w:p>
-      <w:pPr>
-        <w:spacing w:line="285" w:lineRule="auto"/>
-        <w:rPr>
-          <w:rFonts w:ascii="Consolas" w:cs="Consolas" w:eastAsia="Consolas" w:hAnsi="Consolas"/>
-          <w:sz w:val="18"/>
-          <w:szCs w:val="18"/>
-        </w:rPr>
-      </w:pPr>
-      <w:r>
-        <w:rPr>
-          <w:rFonts w:ascii="Consolas" w:cs="Consolas" w:eastAsia="Consolas" w:hAnsi="Consolas"/>
-          <w:sz w:val="18"/>
-          <w:szCs w:val="18"/>
-          <w:rtl w:val="0"/>
-        </w:rPr>
-        <w:t xml:space="preserve">    }</w:t>
-      </w:r>
-    </w:p>
-    <w:p>
-      <w:pPr>
-        <w:spacing w:line="285" w:lineRule="auto"/>
-        <w:rPr>
-          <w:rFonts w:ascii="Consolas" w:cs="Consolas" w:eastAsia="Consolas" w:hAnsi="Consolas"/>
-          <w:sz w:val="18"/>
-          <w:szCs w:val="18"/>
-        </w:rPr>
-      </w:pPr>
-      <w:r>
-        <w:rPr>
-          <w:rFonts w:ascii="Consolas" w:cs="Consolas" w:eastAsia="Consolas" w:hAnsi="Consolas"/>
-          <w:sz w:val="18"/>
-          <w:szCs w:val="18"/>
-          <w:rtl w:val="0"/>
-        </w:rPr>
-        <w:t xml:space="preserve">    ;</w:t>
-      </w:r>
-    </w:p>
-    <w:p>
-      <w:pPr>
-        <w:spacing w:line="285" w:lineRule="auto"/>
-        <w:rPr>
-          <w:rFonts w:ascii="Consolas" w:cs="Consolas" w:eastAsia="Consolas" w:hAnsi="Consolas"/>
-          <w:sz w:val="18"/>
-          <w:szCs w:val="18"/>
-        </w:rPr>
-      </w:pPr>
-      <w:r>
-        <w:rPr>
-          <w:rtl w:val="0"/>
-        </w:rPr>
-      </w:r>
-    </w:p>
-    <w:p>
-      <w:pPr>
-        <w:spacing w:line="285" w:lineRule="auto"/>
-        <w:rPr>
-          <w:rFonts w:ascii="Consolas" w:cs="Consolas" w:eastAsia="Consolas" w:hAnsi="Consolas"/>
-          <w:sz w:val="18"/>
-          <w:szCs w:val="18"/>
-        </w:rPr>
-      </w:pPr>
-      <w:r>
-        <w:rPr>
-          <w:rFonts w:ascii="Consolas" w:cs="Consolas" w:eastAsia="Consolas" w:hAnsi="Consolas"/>
-          <w:sz w:val="18"/>
-          <w:szCs w:val="18"/>
-          <w:rtl w:val="0"/>
-        </w:rPr>
-        <w:t xml:space="preserve">/* Условие if/while/until без '[': одно слово и разделитель. */</w:t>
-      </w:r>
-    </w:p>
-    <w:p>
-      <w:pPr>
-        <w:spacing w:line="285" w:lineRule="auto"/>
-        <w:rPr>
-          <w:rFonts w:ascii="Consolas" w:cs="Consolas" w:eastAsia="Consolas" w:hAnsi="Consolas"/>
-          <w:sz w:val="18"/>
-          <w:szCs w:val="18"/>
-        </w:rPr>
-      </w:pPr>
-      <w:r>
-        <w:rPr>
-          <w:rFonts w:ascii="Consolas" w:cs="Consolas" w:eastAsia="Consolas" w:hAnsi="Consolas"/>
-          <w:sz w:val="18"/>
-          <w:szCs w:val="18"/>
-          <w:rtl w:val="0"/>
-        </w:rPr>
-        <w:t xml:space="preserve">bad_condition:</w:t>
-      </w:r>
-    </w:p>
-    <w:p>
-      <w:pPr>
-        <w:spacing w:line="285" w:lineRule="auto"/>
-        <w:rPr>
-          <w:rFonts w:ascii="Consolas" w:cs="Consolas" w:eastAsia="Consolas" w:hAnsi="Consolas"/>
-          <w:sz w:val="18"/>
-          <w:szCs w:val="18"/>
-        </w:rPr>
-      </w:pPr>
-      <w:r>
-        <w:rPr>
-          <w:rFonts w:ascii="Consolas" w:cs="Consolas" w:eastAsia="Consolas" w:hAnsi="Consolas"/>
-          <w:sz w:val="18"/>
-          <w:szCs w:val="18"/>
-          <w:rtl w:val="0"/>
-        </w:rPr>
-        <w:t xml:space="preserve">    word SEMI</w:t>
-      </w:r>
-    </w:p>
-    <w:p>
-      <w:pPr>
-        <w:spacing w:line="285" w:lineRule="auto"/>
-        <w:rPr>
-          <w:rFonts w:ascii="Consolas" w:cs="Consolas" w:eastAsia="Consolas" w:hAnsi="Consolas"/>
-          <w:sz w:val="18"/>
-          <w:szCs w:val="18"/>
-        </w:rPr>
-      </w:pPr>
-      <w:r>
-        <w:rPr>
-          <w:rFonts w:ascii="Consolas" w:cs="Consolas" w:eastAsia="Consolas" w:hAnsi="Consolas"/>
-          <w:sz w:val="18"/>
-          <w:szCs w:val="18"/>
-          <w:rtl w:val="0"/>
-        </w:rPr>
-        <w:t xml:space="preserve">    | word NL</w:t>
-      </w:r>
-    </w:p>
-    <w:p>
-      <w:pPr>
-        <w:spacing w:line="285" w:lineRule="auto"/>
-        <w:rPr>
-          <w:rFonts w:ascii="Consolas" w:cs="Consolas" w:eastAsia="Consolas" w:hAnsi="Consolas"/>
-          <w:sz w:val="18"/>
-          <w:szCs w:val="18"/>
-        </w:rPr>
-      </w:pPr>
-      <w:r>
-        <w:rPr>
-          <w:rFonts w:ascii="Consolas" w:cs="Consolas" w:eastAsia="Consolas" w:hAnsi="Consolas"/>
-          <w:sz w:val="18"/>
-          <w:szCs w:val="18"/>
-          <w:rtl w:val="0"/>
-        </w:rPr>
-        <w:t xml:space="preserve">    ;</w:t>
-      </w:r>
-    </w:p>
-    <w:p>
-      <w:pPr>
-        <w:spacing w:line="285" w:lineRule="auto"/>
-        <w:rPr>
-          <w:rFonts w:ascii="Consolas" w:cs="Consolas" w:eastAsia="Consolas" w:hAnsi="Consolas"/>
-          <w:sz w:val="18"/>
-          <w:szCs w:val="18"/>
-        </w:rPr>
-      </w:pPr>
-      <w:r>
-        <w:rPr>
-          <w:rtl w:val="0"/>
-        </w:rPr>
-      </w:r>
-    </w:p>
-    <w:p>
-      <w:pPr>
-        <w:spacing w:line="285" w:lineRule="auto"/>
-        <w:rPr>
-          <w:rFonts w:ascii="Consolas" w:cs="Consolas" w:eastAsia="Consolas" w:hAnsi="Consolas"/>
-          <w:sz w:val="18"/>
-          <w:szCs w:val="18"/>
-        </w:rPr>
-      </w:pPr>
-      <w:r>
-        <w:rPr>
-          <w:rFonts w:ascii="Consolas" w:cs="Consolas" w:eastAsia="Consolas" w:hAnsi="Consolas"/>
-          <w:sz w:val="18"/>
-          <w:szCs w:val="18"/>
-          <w:rtl w:val="0"/>
-        </w:rPr>
-        <w:t xml:space="preserve">for_clause:</w:t>
-      </w:r>
-    </w:p>
-    <w:p>
-      <w:pPr>
-        <w:spacing w:line="285" w:lineRule="auto"/>
-        <w:rPr>
-          <w:rFonts w:ascii="Consolas" w:cs="Consolas" w:eastAsia="Consolas" w:hAnsi="Consolas"/>
-          <w:sz w:val="18"/>
-          <w:szCs w:val="18"/>
-        </w:rPr>
-      </w:pPr>
-      <w:r>
-        <w:rPr>
-          <w:rFonts w:ascii="Consolas" w:cs="Consolas" w:eastAsia="Consolas" w:hAnsi="Consolas"/>
-          <w:sz w:val="18"/>
-          <w:szCs w:val="18"/>
-          <w:rtl w:val="0"/>
-        </w:rPr>
-        <w:t xml:space="preserve">    FOR ID IN arg_list sep DO list DONE</w:t>
-      </w:r>
-    </w:p>
-    <w:p>
-      <w:pPr>
-        <w:spacing w:line="285" w:lineRule="auto"/>
-        <w:rPr>
-          <w:rFonts w:ascii="Consolas" w:cs="Consolas" w:eastAsia="Consolas" w:hAnsi="Consolas"/>
-          <w:sz w:val="18"/>
-          <w:szCs w:val="18"/>
-        </w:rPr>
-      </w:pPr>
-      <w:r>
-        <w:rPr>
-          <w:rFonts w:ascii="Consolas" w:cs="Consolas" w:eastAsia="Consolas" w:hAnsi="Consolas"/>
-          <w:sz w:val="18"/>
-          <w:szCs w:val="18"/>
-          <w:rtl w:val="0"/>
-        </w:rPr>
-        <w:t xml:space="preserve">    ;</w:t>
-      </w:r>
-    </w:p>
-    <w:p>
-      <w:pPr>
-        <w:spacing w:line="285" w:lineRule="auto"/>
-        <w:rPr>
-          <w:rFonts w:ascii="Consolas" w:cs="Consolas" w:eastAsia="Consolas" w:hAnsi="Consolas"/>
-          <w:sz w:val="18"/>
-          <w:szCs w:val="18"/>
-        </w:rPr>
-      </w:pPr>
-      <w:r>
-        <w:rPr>
-          <w:rtl w:val="0"/>
-        </w:rPr>
-      </w:r>
-    </w:p>
-    <w:p>
-      <w:pPr>
-        <w:spacing w:line="285" w:lineRule="auto"/>
-        <w:rPr>
-          <w:rFonts w:ascii="Consolas" w:cs="Consolas" w:eastAsia="Consolas" w:hAnsi="Consolas"/>
-          <w:sz w:val="18"/>
-          <w:szCs w:val="18"/>
-        </w:rPr>
-      </w:pPr>
-      <w:r>
-        <w:rPr>
-          <w:rFonts w:ascii="Consolas" w:cs="Consolas" w:eastAsia="Consolas" w:hAnsi="Consolas"/>
-          <w:sz w:val="18"/>
-          <w:szCs w:val="18"/>
-          <w:rtl w:val="0"/>
-        </w:rPr>
-        <w:t xml:space="preserve">sep:</w:t>
-      </w:r>
-    </w:p>
-    <w:p>
-      <w:pPr>
-        <w:spacing w:line="285" w:lineRule="auto"/>
-        <w:rPr>
-          <w:rFonts w:ascii="Consolas" w:cs="Consolas" w:eastAsia="Consolas" w:hAnsi="Consolas"/>
-          <w:sz w:val="18"/>
-          <w:szCs w:val="18"/>
-        </w:rPr>
-      </w:pPr>
-      <w:r>
-        <w:rPr>
-          <w:rFonts w:ascii="Consolas" w:cs="Consolas" w:eastAsia="Consolas" w:hAnsi="Consolas"/>
-          <w:sz w:val="18"/>
-          <w:szCs w:val="18"/>
-          <w:rtl w:val="0"/>
-        </w:rPr>
-        <w:t xml:space="preserve">    SEMI nl_opt</w:t>
-      </w:r>
-    </w:p>
-    <w:p>
-      <w:pPr>
-        <w:spacing w:line="285" w:lineRule="auto"/>
-        <w:rPr>
-          <w:rFonts w:ascii="Consolas" w:cs="Consolas" w:eastAsia="Consolas" w:hAnsi="Consolas"/>
-          <w:sz w:val="18"/>
-          <w:szCs w:val="18"/>
-        </w:rPr>
-      </w:pPr>
-      <w:r>
-        <w:rPr>
-          <w:rFonts w:ascii="Consolas" w:cs="Consolas" w:eastAsia="Consolas" w:hAnsi="Consolas"/>
-          <w:sz w:val="18"/>
-          <w:szCs w:val="18"/>
-          <w:rtl w:val="0"/>
-        </w:rPr>
-        <w:t xml:space="preserve">    | NL nl_opt</w:t>
-      </w:r>
-    </w:p>
-    <w:p>
-      <w:pPr>
-        <w:spacing w:line="285" w:lineRule="auto"/>
-        <w:rPr>
-          <w:rFonts w:ascii="Consolas" w:cs="Consolas" w:eastAsia="Consolas" w:hAnsi="Consolas"/>
-          <w:sz w:val="18"/>
-          <w:szCs w:val="18"/>
-        </w:rPr>
-      </w:pPr>
-      <w:r>
-        <w:rPr>
-          <w:rFonts w:ascii="Consolas" w:cs="Consolas" w:eastAsia="Consolas" w:hAnsi="Consolas"/>
-          <w:sz w:val="18"/>
-          <w:szCs w:val="18"/>
-          <w:rtl w:val="0"/>
-        </w:rPr>
-        <w:t xml:space="preserve">    ;</w:t>
-      </w:r>
-    </w:p>
-    <w:p>
-      <w:pPr>
-        <w:spacing w:line="285" w:lineRule="auto"/>
-        <w:rPr>
-          <w:rFonts w:ascii="Consolas" w:cs="Consolas" w:eastAsia="Consolas" w:hAnsi="Consolas"/>
-          <w:sz w:val="18"/>
-          <w:szCs w:val="18"/>
-        </w:rPr>
-      </w:pPr>
-      <w:r>
-        <w:rPr>
-          <w:rtl w:val="0"/>
-        </w:rPr>
-      </w:r>
-    </w:p>
-    <w:p>
-      <w:pPr>
-        <w:spacing w:line="285" w:lineRule="auto"/>
-        <w:rPr>
-          <w:rFonts w:ascii="Consolas" w:cs="Consolas" w:eastAsia="Consolas" w:hAnsi="Consolas"/>
-          <w:sz w:val="18"/>
-          <w:szCs w:val="18"/>
-        </w:rPr>
-      </w:pPr>
-      <w:r>
-        <w:rPr>
-          <w:rFonts w:ascii="Consolas" w:cs="Consolas" w:eastAsia="Consolas" w:hAnsi="Consolas"/>
-          <w:sz w:val="18"/>
-          <w:szCs w:val="18"/>
-          <w:rtl w:val="0"/>
-        </w:rPr>
-        <w:t xml:space="preserve">case_clause:</w:t>
-      </w:r>
-    </w:p>
-    <w:p>
-      <w:pPr>
-        <w:spacing w:line="285" w:lineRule="auto"/>
-        <w:rPr>
-          <w:rFonts w:ascii="Consolas" w:cs="Consolas" w:eastAsia="Consolas" w:hAnsi="Consolas"/>
-          <w:sz w:val="18"/>
-          <w:szCs w:val="18"/>
-        </w:rPr>
-      </w:pPr>
-      <w:r>
-        <w:rPr>
-          <w:rFonts w:ascii="Consolas" w:cs="Consolas" w:eastAsia="Consolas" w:hAnsi="Consolas"/>
-          <w:sz w:val="18"/>
-          <w:szCs w:val="18"/>
-          <w:rtl w:val="0"/>
-        </w:rPr>
-        <w:t xml:space="preserve">    CASE arg IN nl_opt case_items ESAC</w:t>
-      </w:r>
-    </w:p>
-    <w:p>
-      <w:pPr>
-        <w:spacing w:line="285" w:lineRule="auto"/>
-        <w:rPr>
-          <w:rFonts w:ascii="Consolas" w:cs="Consolas" w:eastAsia="Consolas" w:hAnsi="Consolas"/>
-          <w:sz w:val="18"/>
-          <w:szCs w:val="18"/>
-        </w:rPr>
-      </w:pPr>
-      <w:r>
-        <w:rPr>
-          <w:rFonts w:ascii="Consolas" w:cs="Consolas" w:eastAsia="Consolas" w:hAnsi="Consolas"/>
-          <w:sz w:val="18"/>
-          <w:szCs w:val="18"/>
-          <w:rtl w:val="0"/>
-        </w:rPr>
-        <w:t xml:space="preserve">    ;</w:t>
-      </w:r>
-    </w:p>
-    <w:p>
-      <w:pPr>
-        <w:spacing w:line="285" w:lineRule="auto"/>
-        <w:rPr>
-          <w:rFonts w:ascii="Consolas" w:cs="Consolas" w:eastAsia="Consolas" w:hAnsi="Consolas"/>
-          <w:sz w:val="18"/>
-          <w:szCs w:val="18"/>
-        </w:rPr>
-      </w:pPr>
-      <w:r>
-        <w:rPr>
-          <w:rtl w:val="0"/>
-        </w:rPr>
-      </w:r>
-    </w:p>
-    <w:p>
-      <w:pPr>
-        <w:spacing w:line="285" w:lineRule="auto"/>
-        <w:rPr>
-          <w:rFonts w:ascii="Consolas" w:cs="Consolas" w:eastAsia="Consolas" w:hAnsi="Consolas"/>
-          <w:sz w:val="18"/>
-          <w:szCs w:val="18"/>
-        </w:rPr>
-      </w:pPr>
-      <w:r>
-        <w:rPr>
-          <w:rFonts w:ascii="Consolas" w:cs="Consolas" w:eastAsia="Consolas" w:hAnsi="Consolas"/>
-          <w:sz w:val="18"/>
-          <w:szCs w:val="18"/>
-          <w:rtl w:val="0"/>
-        </w:rPr>
-        <w:t xml:space="preserve">case_items:</w:t>
-      </w:r>
-    </w:p>
-    <w:p>
-      <w:pPr>
-        <w:spacing w:line="285" w:lineRule="auto"/>
-        <w:rPr>
-          <w:rFonts w:ascii="Consolas" w:cs="Consolas" w:eastAsia="Consolas" w:hAnsi="Consolas"/>
-          <w:sz w:val="18"/>
-          <w:szCs w:val="18"/>
-        </w:rPr>
-      </w:pPr>
-      <w:r>
-        <w:rPr>
-          <w:rFonts w:ascii="Consolas" w:cs="Consolas" w:eastAsia="Consolas" w:hAnsi="Consolas"/>
-          <w:sz w:val="18"/>
-          <w:szCs w:val="18"/>
-          <w:rtl w:val="0"/>
-        </w:rPr>
-        <w:t xml:space="preserve">    /* empty */</w:t>
-      </w:r>
-    </w:p>
-    <w:p>
-      <w:pPr>
-        <w:spacing w:line="285" w:lineRule="auto"/>
-        <w:rPr>
-          <w:rFonts w:ascii="Consolas" w:cs="Consolas" w:eastAsia="Consolas" w:hAnsi="Consolas"/>
-          <w:sz w:val="18"/>
-          <w:szCs w:val="18"/>
-        </w:rPr>
-      </w:pPr>
-      <w:r>
-        <w:rPr>
-          <w:rFonts w:ascii="Consolas" w:cs="Consolas" w:eastAsia="Consolas" w:hAnsi="Consolas"/>
-          <w:sz w:val="18"/>
-          <w:szCs w:val="18"/>
-          <w:rtl w:val="0"/>
-        </w:rPr>
-        <w:t xml:space="preserve">    | case_items case_item</w:t>
-      </w:r>
-    </w:p>
-    <w:p>
-      <w:pPr>
-        <w:spacing w:line="285" w:lineRule="auto"/>
-        <w:rPr>
-          <w:rFonts w:ascii="Consolas" w:cs="Consolas" w:eastAsia="Consolas" w:hAnsi="Consolas"/>
-          <w:sz w:val="18"/>
-          <w:szCs w:val="18"/>
-        </w:rPr>
-      </w:pPr>
-      <w:r>
-        <w:rPr>
-          <w:rFonts w:ascii="Consolas" w:cs="Consolas" w:eastAsia="Consolas" w:hAnsi="Consolas"/>
-          <w:sz w:val="18"/>
-          <w:szCs w:val="18"/>
-          <w:rtl w:val="0"/>
-        </w:rPr>
-        <w:t xml:space="preserve">    ;</w:t>
-      </w:r>
-    </w:p>
-    <w:p>
-      <w:pPr>
-        <w:spacing w:line="285" w:lineRule="auto"/>
-        <w:rPr>
-          <w:rFonts w:ascii="Consolas" w:cs="Consolas" w:eastAsia="Consolas" w:hAnsi="Consolas"/>
-          <w:sz w:val="18"/>
-          <w:szCs w:val="18"/>
-        </w:rPr>
-      </w:pPr>
-      <w:r>
-        <w:rPr>
-          <w:rtl w:val="0"/>
-        </w:rPr>
-      </w:r>
-    </w:p>
-    <w:p>
-      <w:pPr>
-        <w:spacing w:line="285" w:lineRule="auto"/>
-        <w:rPr>
-          <w:rFonts w:ascii="Consolas" w:cs="Consolas" w:eastAsia="Consolas" w:hAnsi="Consolas"/>
-          <w:sz w:val="18"/>
-          <w:szCs w:val="18"/>
-        </w:rPr>
-      </w:pPr>
-      <w:r>
-        <w:rPr>
-          <w:rFonts w:ascii="Consolas" w:cs="Consolas" w:eastAsia="Consolas" w:hAnsi="Consolas"/>
-          <w:sz w:val="18"/>
-          <w:szCs w:val="18"/>
-          <w:rtl w:val="0"/>
-        </w:rPr>
-        <w:t xml:space="preserve">case_item:</w:t>
-      </w:r>
-    </w:p>
-    <w:p>
-      <w:pPr>
-        <w:spacing w:line="285" w:lineRule="auto"/>
-        <w:rPr>
-          <w:rFonts w:ascii="Consolas" w:cs="Consolas" w:eastAsia="Consolas" w:hAnsi="Consolas"/>
-          <w:sz w:val="18"/>
-          <w:szCs w:val="18"/>
-        </w:rPr>
-      </w:pPr>
-      <w:r>
-        <w:rPr>
-          <w:rFonts w:ascii="Consolas" w:cs="Consolas" w:eastAsia="Consolas" w:hAnsi="Consolas"/>
-          <w:sz w:val="18"/>
-          <w:szCs w:val="18"/>
-          <w:rtl w:val="0"/>
-        </w:rPr>
-        <w:t xml:space="preserve">    patterns RPAREN list DSEMI nl_opt</w:t>
-      </w:r>
-    </w:p>
-    <w:p>
-      <w:pPr>
-        <w:spacing w:line="285" w:lineRule="auto"/>
-        <w:rPr>
-          <w:rFonts w:ascii="Consolas" w:cs="Consolas" w:eastAsia="Consolas" w:hAnsi="Consolas"/>
-          <w:sz w:val="18"/>
-          <w:szCs w:val="18"/>
-        </w:rPr>
-      </w:pPr>
-      <w:r>
-        <w:rPr>
-          <w:rFonts w:ascii="Consolas" w:cs="Consolas" w:eastAsia="Consolas" w:hAnsi="Consolas"/>
-          <w:sz w:val="18"/>
-          <w:szCs w:val="18"/>
-          <w:rtl w:val="0"/>
-        </w:rPr>
-        <w:t xml:space="preserve">    ;</w:t>
-      </w:r>
-    </w:p>
-    <w:p>
-      <w:pPr>
-        <w:spacing w:line="285" w:lineRule="auto"/>
-        <w:rPr>
-          <w:rFonts w:ascii="Consolas" w:cs="Consolas" w:eastAsia="Consolas" w:hAnsi="Consolas"/>
-          <w:sz w:val="18"/>
-          <w:szCs w:val="18"/>
-        </w:rPr>
-      </w:pPr>
-      <w:r>
-        <w:rPr>
-          <w:rtl w:val="0"/>
-        </w:rPr>
-      </w:r>
-    </w:p>
-    <w:p>
-      <w:pPr>
-        <w:spacing w:line="285" w:lineRule="auto"/>
-        <w:rPr>
-          <w:rFonts w:ascii="Consolas" w:cs="Consolas" w:eastAsia="Consolas" w:hAnsi="Consolas"/>
-          <w:sz w:val="18"/>
-          <w:szCs w:val="18"/>
-        </w:rPr>
-      </w:pPr>
-      <w:r>
-        <w:rPr>
-          <w:rFonts w:ascii="Consolas" w:cs="Consolas" w:eastAsia="Consolas" w:hAnsi="Consolas"/>
-          <w:sz w:val="18"/>
-          <w:szCs w:val="18"/>
-          <w:rtl w:val="0"/>
-        </w:rPr>
-        <w:t xml:space="preserve">patterns:</w:t>
-      </w:r>
-    </w:p>
-    <w:p>
-      <w:pPr>
-        <w:spacing w:line="285" w:lineRule="auto"/>
-        <w:rPr>
-          <w:rFonts w:ascii="Consolas" w:cs="Consolas" w:eastAsia="Consolas" w:hAnsi="Consolas"/>
-          <w:sz w:val="18"/>
-          <w:szCs w:val="18"/>
-        </w:rPr>
-      </w:pPr>
-      <w:r>
-        <w:rPr>
-          <w:rFonts w:ascii="Consolas" w:cs="Consolas" w:eastAsia="Consolas" w:hAnsi="Consolas"/>
-          <w:sz w:val="18"/>
-          <w:szCs w:val="18"/>
-          <w:rtl w:val="0"/>
-        </w:rPr>
-        <w:t xml:space="preserve">    pattern</w:t>
-      </w:r>
-    </w:p>
-    <w:p>
-      <w:pPr>
-        <w:spacing w:line="285" w:lineRule="auto"/>
-        <w:rPr>
-          <w:rFonts w:ascii="Consolas" w:cs="Consolas" w:eastAsia="Consolas" w:hAnsi="Consolas"/>
-          <w:sz w:val="18"/>
-          <w:szCs w:val="18"/>
-        </w:rPr>
-      </w:pPr>
-      <w:r>
-        <w:rPr>
-          <w:rFonts w:ascii="Consolas" w:cs="Consolas" w:eastAsia="Consolas" w:hAnsi="Consolas"/>
-          <w:sz w:val="18"/>
-          <w:szCs w:val="18"/>
-          <w:rtl w:val="0"/>
-        </w:rPr>
-        <w:t xml:space="preserve">    | patterns PIPE pattern</w:t>
-      </w:r>
-    </w:p>
-    <w:p>
-      <w:pPr>
-        <w:spacing w:line="285" w:lineRule="auto"/>
-        <w:rPr>
-          <w:rFonts w:ascii="Consolas" w:cs="Consolas" w:eastAsia="Consolas" w:hAnsi="Consolas"/>
-          <w:sz w:val="18"/>
-          <w:szCs w:val="18"/>
-        </w:rPr>
-      </w:pPr>
-      <w:r>
-        <w:rPr>
-          <w:rFonts w:ascii="Consolas" w:cs="Consolas" w:eastAsia="Consolas" w:hAnsi="Consolas"/>
-          <w:sz w:val="18"/>
-          <w:szCs w:val="18"/>
-          <w:rtl w:val="0"/>
-        </w:rPr>
-        <w:t xml:space="preserve">    ;</w:t>
-      </w:r>
-    </w:p>
-    <w:p>
-      <w:pPr>
-        <w:spacing w:line="285" w:lineRule="auto"/>
-        <w:rPr>
-          <w:rFonts w:ascii="Consolas" w:cs="Consolas" w:eastAsia="Consolas" w:hAnsi="Consolas"/>
-          <w:sz w:val="18"/>
-          <w:szCs w:val="18"/>
-        </w:rPr>
-      </w:pPr>
-      <w:r>
-        <w:rPr>
-          <w:rtl w:val="0"/>
-        </w:rPr>
-      </w:r>
-    </w:p>
-    <w:p>
-      <w:pPr>
-        <w:spacing w:line="285" w:lineRule="auto"/>
-        <w:rPr>
-          <w:rFonts w:ascii="Consolas" w:cs="Consolas" w:eastAsia="Consolas" w:hAnsi="Consolas"/>
-          <w:sz w:val="18"/>
-          <w:szCs w:val="18"/>
-        </w:rPr>
-      </w:pPr>
-      <w:r>
-        <w:rPr>
-          <w:rFonts w:ascii="Consolas" w:cs="Consolas" w:eastAsia="Consolas" w:hAnsi="Consolas"/>
-          <w:sz w:val="18"/>
-          <w:szCs w:val="18"/>
-          <w:rtl w:val="0"/>
-        </w:rPr>
-        <w:t xml:space="preserve">pattern:</w:t>
-      </w:r>
-    </w:p>
-    <w:p>
-      <w:pPr>
-        <w:spacing w:line="285" w:lineRule="auto"/>
-        <w:rPr>
-          <w:rFonts w:ascii="Consolas" w:cs="Consolas" w:eastAsia="Consolas" w:hAnsi="Consolas"/>
-          <w:sz w:val="18"/>
-          <w:szCs w:val="18"/>
-        </w:rPr>
-      </w:pPr>
-      <w:r>
-        <w:rPr>
-          <w:rFonts w:ascii="Consolas" w:cs="Consolas" w:eastAsia="Consolas" w:hAnsi="Consolas"/>
-          <w:sz w:val="18"/>
-          <w:szCs w:val="18"/>
-          <w:rtl w:val="0"/>
-        </w:rPr>
-        <w:t xml:space="preserve">    ID</w:t>
-      </w:r>
-    </w:p>
-    <w:p>
-      <w:pPr>
-        <w:spacing w:line="285" w:lineRule="auto"/>
-        <w:rPr>
-          <w:rFonts w:ascii="Consolas" w:cs="Consolas" w:eastAsia="Consolas" w:hAnsi="Consolas"/>
-          <w:sz w:val="18"/>
-          <w:szCs w:val="18"/>
-        </w:rPr>
-      </w:pPr>
-      <w:r>
-        <w:rPr>
-          <w:rFonts w:ascii="Consolas" w:cs="Consolas" w:eastAsia="Consolas" w:hAnsi="Consolas"/>
-          <w:sz w:val="18"/>
-          <w:szCs w:val="18"/>
-          <w:rtl w:val="0"/>
-        </w:rPr>
-        <w:t xml:space="preserve">    | WORD</w:t>
-      </w:r>
-    </w:p>
-    <w:p>
-      <w:pPr>
-        <w:spacing w:line="285" w:lineRule="auto"/>
-        <w:rPr>
-          <w:rFonts w:ascii="Consolas" w:cs="Consolas" w:eastAsia="Consolas" w:hAnsi="Consolas"/>
-          <w:sz w:val="18"/>
-          <w:szCs w:val="18"/>
-        </w:rPr>
-      </w:pPr>
-      <w:r>
-        <w:rPr>
-          <w:rFonts w:ascii="Consolas" w:cs="Consolas" w:eastAsia="Consolas" w:hAnsi="Consolas"/>
-          <w:sz w:val="18"/>
-          <w:szCs w:val="18"/>
-          <w:rtl w:val="0"/>
-        </w:rPr>
-        <w:t xml:space="preserve">    | STRING</w:t>
-      </w:r>
-    </w:p>
-    <w:p>
-      <w:pPr>
-        <w:spacing w:line="285" w:lineRule="auto"/>
-        <w:rPr>
-          <w:rFonts w:ascii="Consolas" w:cs="Consolas" w:eastAsia="Consolas" w:hAnsi="Consolas"/>
-          <w:sz w:val="18"/>
-          <w:szCs w:val="18"/>
-        </w:rPr>
-      </w:pPr>
-      <w:r>
-        <w:rPr>
-          <w:rFonts w:ascii="Consolas" w:cs="Consolas" w:eastAsia="Consolas" w:hAnsi="Consolas"/>
-          <w:sz w:val="18"/>
-          <w:szCs w:val="18"/>
-          <w:rtl w:val="0"/>
-        </w:rPr>
-        <w:t xml:space="preserve">    ;</w:t>
-      </w:r>
-    </w:p>
-    <w:p>
-      <w:pPr>
-        <w:spacing w:line="285" w:lineRule="auto"/>
-        <w:rPr>
-          <w:rFonts w:ascii="Consolas" w:cs="Consolas" w:eastAsia="Consolas" w:hAnsi="Consolas"/>
-          <w:sz w:val="18"/>
-          <w:szCs w:val="18"/>
-        </w:rPr>
-      </w:pPr>
-      <w:r>
-        <w:rPr>
-          <w:rtl w:val="0"/>
-        </w:rPr>
-      </w:r>
-    </w:p>
-    <w:p>
-      <w:pPr>
-        <w:spacing w:line="285" w:lineRule="auto"/>
-        <w:rPr>
-          <w:rFonts w:ascii="Consolas" w:cs="Consolas" w:eastAsia="Consolas" w:hAnsi="Consolas"/>
-          <w:sz w:val="18"/>
-          <w:szCs w:val="18"/>
-        </w:rPr>
-      </w:pPr>
-      <w:r>
-        <w:rPr>
-          <w:rFonts w:ascii="Consolas" w:cs="Consolas" w:eastAsia="Consolas" w:hAnsi="Consolas"/>
-          <w:sz w:val="18"/>
-          <w:szCs w:val="18"/>
-          <w:rtl w:val="0"/>
-        </w:rPr>
-        <w:t xml:space="preserve">function_def:</w:t>
-      </w:r>
-    </w:p>
-    <w:p>
-      <w:pPr>
-        <w:spacing w:line="285" w:lineRule="auto"/>
-        <w:rPr>
-          <w:rFonts w:ascii="Consolas" w:cs="Consolas" w:eastAsia="Consolas" w:hAnsi="Consolas"/>
-          <w:sz w:val="18"/>
-          <w:szCs w:val="18"/>
-        </w:rPr>
-      </w:pPr>
-      <w:r>
-        <w:rPr>
-          <w:rFonts w:ascii="Consolas" w:cs="Consolas" w:eastAsia="Consolas" w:hAnsi="Consolas"/>
-          <w:sz w:val="18"/>
-          <w:szCs w:val="18"/>
-          <w:rtl w:val="0"/>
-        </w:rPr>
-        <w:t xml:space="preserve">    ID LPAREN RPAREN nl_opt brace_group</w:t>
-      </w:r>
-    </w:p>
-    <w:p>
-      <w:pPr>
-        <w:spacing w:line="285" w:lineRule="auto"/>
-        <w:rPr>
-          <w:rFonts w:ascii="Consolas" w:cs="Consolas" w:eastAsia="Consolas" w:hAnsi="Consolas"/>
-          <w:sz w:val="18"/>
-          <w:szCs w:val="18"/>
-        </w:rPr>
-      </w:pPr>
-      <w:r>
-        <w:rPr>
-          <w:rFonts w:ascii="Consolas" w:cs="Consolas" w:eastAsia="Consolas" w:hAnsi="Consolas"/>
-          <w:sz w:val="18"/>
-          <w:szCs w:val="18"/>
-          <w:rtl w:val="0"/>
-        </w:rPr>
-        <w:t xml:space="preserve">    | FUNCTION ID nl_opt brace_group</w:t>
-      </w:r>
-    </w:p>
-    <w:p>
-      <w:pPr>
-        <w:spacing w:line="285" w:lineRule="auto"/>
-        <w:rPr>
-          <w:rFonts w:ascii="Consolas" w:cs="Consolas" w:eastAsia="Consolas" w:hAnsi="Consolas"/>
-          <w:sz w:val="18"/>
-          <w:szCs w:val="18"/>
-        </w:rPr>
-      </w:pPr>
-      <w:r>
-        <w:rPr>
-          <w:rFonts w:ascii="Consolas" w:cs="Consolas" w:eastAsia="Consolas" w:hAnsi="Consolas"/>
-          <w:sz w:val="18"/>
-          <w:szCs w:val="18"/>
-          <w:rtl w:val="0"/>
-        </w:rPr>
-        <w:t xml:space="preserve">    | FUNCTION ID LPAREN RPAREN nl_opt brace_group</w:t>
-      </w:r>
-    </w:p>
-    <w:p>
-      <w:pPr>
-        <w:spacing w:line="285" w:lineRule="auto"/>
-        <w:rPr>
-          <w:rFonts w:ascii="Consolas" w:cs="Consolas" w:eastAsia="Consolas" w:hAnsi="Consolas"/>
-          <w:sz w:val="18"/>
-          <w:szCs w:val="18"/>
-        </w:rPr>
-      </w:pPr>
-      <w:r>
-        <w:rPr>
-          <w:rFonts w:ascii="Consolas" w:cs="Consolas" w:eastAsia="Consolas" w:hAnsi="Consolas"/>
-          <w:sz w:val="18"/>
-          <w:szCs w:val="18"/>
-          <w:rtl w:val="0"/>
-        </w:rPr>
-        <w:t xml:space="preserve">    ;</w:t>
-      </w:r>
-    </w:p>
-    <w:p>
-      <w:pPr>
-        <w:spacing w:line="285" w:lineRule="auto"/>
-        <w:rPr>
-          <w:rFonts w:ascii="Consolas" w:cs="Consolas" w:eastAsia="Consolas" w:hAnsi="Consolas"/>
-          <w:sz w:val="18"/>
-          <w:szCs w:val="18"/>
-        </w:rPr>
-      </w:pPr>
-      <w:r>
-        <w:rPr>
-          <w:rtl w:val="0"/>
-        </w:rPr>
-      </w:r>
-    </w:p>
-    <w:p>
-      <w:pPr>
-        <w:spacing w:line="285" w:lineRule="auto"/>
-        <w:rPr>
-          <w:rFonts w:ascii="Consolas" w:cs="Consolas" w:eastAsia="Consolas" w:hAnsi="Consolas"/>
-          <w:sz w:val="18"/>
-          <w:szCs w:val="18"/>
-        </w:rPr>
-      </w:pPr>
-      <w:r>
-        <w:rPr>
-          <w:rFonts w:ascii="Consolas" w:cs="Consolas" w:eastAsia="Consolas" w:hAnsi="Consolas"/>
-          <w:sz w:val="18"/>
-          <w:szCs w:val="18"/>
-          <w:rtl w:val="0"/>
-        </w:rPr>
-        <w:t xml:space="preserve">brace_group:</w:t>
-      </w:r>
-    </w:p>
-    <w:p>
-      <w:pPr>
-        <w:spacing w:line="285" w:lineRule="auto"/>
-        <w:rPr>
-          <w:rFonts w:ascii="Consolas" w:cs="Consolas" w:eastAsia="Consolas" w:hAnsi="Consolas"/>
-          <w:sz w:val="18"/>
-          <w:szCs w:val="18"/>
-        </w:rPr>
-      </w:pPr>
-      <w:r>
-        <w:rPr>
-          <w:rFonts w:ascii="Consolas" w:cs="Consolas" w:eastAsia="Consolas" w:hAnsi="Consolas"/>
-          <w:sz w:val="18"/>
-          <w:szCs w:val="18"/>
-          <w:rtl w:val="0"/>
-        </w:rPr>
-        <w:t xml:space="preserve">    LBRACE nl_opt RBRACE</w:t>
-      </w:r>
-    </w:p>
-    <w:p>
-      <w:pPr>
-        <w:spacing w:line="285" w:lineRule="auto"/>
-        <w:rPr>
-          <w:rFonts w:ascii="Consolas" w:cs="Consolas" w:eastAsia="Consolas" w:hAnsi="Consolas"/>
-          <w:sz w:val="18"/>
-          <w:szCs w:val="18"/>
-        </w:rPr>
-      </w:pPr>
-      <w:r>
-        <w:rPr>
-          <w:rFonts w:ascii="Consolas" w:cs="Consolas" w:eastAsia="Consolas" w:hAnsi="Consolas"/>
-          <w:sz w:val="18"/>
-          <w:szCs w:val="18"/>
-          <w:rtl w:val="0"/>
-        </w:rPr>
-        <w:t xml:space="preserve">    | LBRACE nl_opt stmt_seq separator RBRACE</w:t>
-      </w:r>
-    </w:p>
-    <w:p>
-      <w:pPr>
-        <w:spacing w:line="285" w:lineRule="auto"/>
-        <w:rPr>
-          <w:rFonts w:ascii="Consolas" w:cs="Consolas" w:eastAsia="Consolas" w:hAnsi="Consolas"/>
-          <w:sz w:val="18"/>
-          <w:szCs w:val="18"/>
-        </w:rPr>
-      </w:pPr>
-      <w:r>
-        <w:rPr>
-          <w:rFonts w:ascii="Consolas" w:cs="Consolas" w:eastAsia="Consolas" w:hAnsi="Consolas"/>
-          <w:sz w:val="18"/>
-          <w:szCs w:val="18"/>
-          <w:rtl w:val="0"/>
-        </w:rPr>
-        <w:t xml:space="preserve">    ;</w:t>
-      </w:r>
-    </w:p>
-    <w:p>
-      <w:pPr>
-        <w:spacing w:line="285" w:lineRule="auto"/>
-        <w:rPr>
-          <w:rFonts w:ascii="Consolas" w:cs="Consolas" w:eastAsia="Consolas" w:hAnsi="Consolas"/>
-          <w:sz w:val="18"/>
-          <w:szCs w:val="18"/>
-        </w:rPr>
-      </w:pPr>
-      <w:r>
-        <w:rPr>
-          <w:rtl w:val="0"/>
-        </w:rPr>
+        <w:t xml:space="preserve">/* local */</w:t>
       </w:r>
     </w:p>
     <w:p>
@@ -12919,8 +16525,121 @@
       <w:rPr/>
     </w:lvl>
   </w:abstractNum>
+  <w:abstractNum w:abstractNumId="2">
+    <w:lvl w:ilvl="0">
+      <w:start w:val="1"/>
+      <w:numFmt w:val="bullet"/>
+      <w:lvlText w:val="-"/>
+      <w:lvlJc w:val="left"/>
+      <w:pPr>
+        <w:ind w:left="720" w:hanging="360"/>
+      </w:pPr>
+      <w:rPr>
+        <w:u w:val="none"/>
+      </w:rPr>
+    </w:lvl>
+    <w:lvl w:ilvl="1">
+      <w:start w:val="1"/>
+      <w:numFmt w:val="bullet"/>
+      <w:lvlText w:val="-"/>
+      <w:lvlJc w:val="left"/>
+      <w:pPr>
+        <w:ind w:left="1440" w:hanging="360"/>
+      </w:pPr>
+      <w:rPr>
+        <w:u w:val="none"/>
+      </w:rPr>
+    </w:lvl>
+    <w:lvl w:ilvl="2">
+      <w:start w:val="1"/>
+      <w:numFmt w:val="bullet"/>
+      <w:lvlText w:val="-"/>
+      <w:lvlJc w:val="left"/>
+      <w:pPr>
+        <w:ind w:left="2160" w:hanging="360"/>
+      </w:pPr>
+      <w:rPr>
+        <w:u w:val="none"/>
+      </w:rPr>
+    </w:lvl>
+    <w:lvl w:ilvl="3">
+      <w:start w:val="1"/>
+      <w:numFmt w:val="bullet"/>
+      <w:lvlText w:val="-"/>
+      <w:lvlJc w:val="left"/>
+      <w:pPr>
+        <w:ind w:left="2880" w:hanging="360"/>
+      </w:pPr>
+      <w:rPr>
+        <w:u w:val="none"/>
+      </w:rPr>
+    </w:lvl>
+    <w:lvl w:ilvl="4">
+      <w:start w:val="1"/>
+      <w:numFmt w:val="bullet"/>
+      <w:lvlText w:val="-"/>
+      <w:lvlJc w:val="left"/>
+      <w:pPr>
+        <w:ind w:left="3600" w:hanging="360"/>
+      </w:pPr>
+      <w:rPr>
+        <w:u w:val="none"/>
+      </w:rPr>
+    </w:lvl>
+    <w:lvl w:ilvl="5">
+      <w:start w:val="1"/>
+      <w:numFmt w:val="bullet"/>
+      <w:lvlText w:val="-"/>
+      <w:lvlJc w:val="left"/>
+      <w:pPr>
+        <w:ind w:left="4320" w:hanging="360"/>
+      </w:pPr>
+      <w:rPr>
+        <w:u w:val="none"/>
+      </w:rPr>
+    </w:lvl>
+    <w:lvl w:ilvl="6">
+      <w:start w:val="1"/>
+      <w:numFmt w:val="bullet"/>
+      <w:lvlText w:val="-"/>
+      <w:lvlJc w:val="left"/>
+      <w:pPr>
+        <w:ind w:left="5040" w:hanging="360"/>
+      </w:pPr>
+      <w:rPr>
+        <w:u w:val="none"/>
+      </w:rPr>
+    </w:lvl>
+    <w:lvl w:ilvl="7">
+      <w:start w:val="1"/>
+      <w:numFmt w:val="bullet"/>
+      <w:lvlText w:val="-"/>
+      <w:lvlJc w:val="left"/>
+      <w:pPr>
+        <w:ind w:left="5760" w:hanging="360"/>
+      </w:pPr>
+      <w:rPr>
+        <w:u w:val="none"/>
+      </w:rPr>
+    </w:lvl>
+    <w:lvl w:ilvl="8">
+      <w:start w:val="1"/>
+      <w:numFmt w:val="bullet"/>
+      <w:lvlText w:val="-"/>
+      <w:lvlJc w:val="left"/>
+      <w:pPr>
+        <w:ind w:left="6480" w:hanging="360"/>
+      </w:pPr>
+      <w:rPr>
+        <w:u w:val="none"/>
+      </w:rPr>
+    </w:lvl>
+  </w:abstractNum>
   <w:num w:numId="1">
     <w:abstractNumId w:val="1"/>
+  </w:num>
+  <w:num w:numId="2">
+    <w:abstractNumId w:val="2"/>
   </w:num>
 </w:numbering>
 </file>
@@ -13110,6 +16829,13 @@
         <w:bottom w:w="0.0" w:type="dxa"/>
         <w:right w:w="108.0" w:type="dxa"/>
       </w:tblCellMar>
+    </w:tblPr>
+  </w:style>
+  <w:style w:type="table" w:styleId="Table3">
+    <w:basedOn w:val="TableNormal"/>
+    <w:tblPr>
+      <w:tblStyleRowBandSize w:val="1"/>
+      <w:tblStyleColBandSize w:val="1"/>
     </w:tblPr>
   </w:style>
 </w:styles>
